--- a/doc/O2C_Time_Scope_and_Integration.docx
+++ b/doc/O2C_Time_Scope_and_Integration.docx
@@ -7304,24 +7304,219 @@
           </w:p>
         </w:tc>
       </w:tr>
+      <w:tr>
+        <w:tc>
+          <w:tcPr>
+            <w:tcW w:type="dxa" w:w="3264"/>
+          </w:tcPr>
+          <w:p>
+            <w:pPr>
+              <w:spacing w:after="40"/>
+            </w:pPr>
+            <w:r/>
+            <w:r>
+              <w:rPr>
+                <w:b w:val="0"/>
+                <w:i w:val="0"/>
+              </w:rPr>
+              <w:t>17</w:t>
+            </w:r>
+          </w:p>
+        </w:tc>
+        <w:tc>
+          <w:tcPr>
+            <w:tcW w:type="dxa" w:w="3264"/>
+          </w:tcPr>
+          <w:p>
+            <w:pPr>
+              <w:spacing w:after="40"/>
+            </w:pPr>
+            <w:r/>
+            <w:r>
+              <w:rPr>
+                <w:b/>
+                <w:i w:val="0"/>
+              </w:rPr>
+              <w:t xml:space="preserve">Where </w:t>
+            </w:r>
+            <w:r>
+              <w:rPr>
+                <w:rFonts w:ascii="Consolas" w:hAnsi="Consolas"/>
+                <w:b/>
+                <w:i w:val="0"/>
+                <w:sz w:val="18"/>
+              </w:rPr>
+              <w:t>REVENUE_MODEL</w:t>
+            </w:r>
+            <w:r>
+              <w:rPr>
+                <w:b/>
+                <w:i w:val="0"/>
+              </w:rPr>
+              <w:t xml:space="preserve"> and </w:t>
+            </w:r>
+            <w:r>
+              <w:rPr>
+                <w:rFonts w:ascii="Consolas" w:hAnsi="Consolas"/>
+                <w:b/>
+                <w:i w:val="0"/>
+                <w:sz w:val="18"/>
+              </w:rPr>
+              <w:t>LEAVE_LOSS_FLAG</w:t>
+            </w:r>
+            <w:r>
+              <w:rPr>
+                <w:b/>
+                <w:i w:val="0"/>
+              </w:rPr>
+              <w:t xml:space="preserve"> come from</w:t>
+            </w:r>
+            <w:r>
+              <w:rPr>
+                <w:b w:val="0"/>
+                <w:i w:val="0"/>
+              </w:rPr>
+              <w:t xml:space="preserve"> — neither is read from Fusion and both are null today, so leave-loss cannot fire for any project (§6.1)</w:t>
+            </w:r>
+          </w:p>
+        </w:tc>
+        <w:tc>
+          <w:tcPr>
+            <w:tcW w:type="dxa" w:w="3264"/>
+          </w:tcPr>
+          <w:p>
+            <w:pPr>
+              <w:spacing w:after="40"/>
+            </w:pPr>
+            <w:r/>
+            <w:r>
+              <w:rPr>
+                <w:b w:val="0"/>
+                <w:i w:val="0"/>
+              </w:rPr>
+              <w:t>functional decision</w:t>
+            </w:r>
+          </w:p>
+        </w:tc>
+      </w:tr>
+      <w:tr>
+        <w:tc>
+          <w:tcPr>
+            <w:tcW w:type="dxa" w:w="3264"/>
+          </w:tcPr>
+          <w:p>
+            <w:pPr>
+              <w:spacing w:after="40"/>
+            </w:pPr>
+            <w:r/>
+            <w:r>
+              <w:rPr>
+                <w:b w:val="0"/>
+                <w:i w:val="0"/>
+              </w:rPr>
+              <w:t>18</w:t>
+            </w:r>
+          </w:p>
+        </w:tc>
+        <w:tc>
+          <w:tcPr>
+            <w:tcW w:type="dxa" w:w="3264"/>
+          </w:tcPr>
+          <w:p>
+            <w:pPr>
+              <w:spacing w:after="40"/>
+            </w:pPr>
+            <w:r/>
+            <w:r>
+              <w:rPr>
+                <w:b w:val="0"/>
+                <w:i w:val="0"/>
+              </w:rPr>
+              <w:t xml:space="preserve">Test data prepared for </w:t>
+            </w:r>
+            <w:r>
+              <w:rPr>
+                <w:b/>
+                <w:i w:val="0"/>
+              </w:rPr>
+              <w:t>each revenue model</w:t>
+            </w:r>
+            <w:r>
+              <w:rPr>
+                <w:b w:val="0"/>
+                <w:i w:val="0"/>
+              </w:rPr>
+              <w:t xml:space="preserve"> — T&amp;M, FCP with and without leave loss, Milestone (§6) </w:t>
+            </w:r>
+            <w:r>
+              <w:rPr>
+                <w:b w:val="0"/>
+                <w:i/>
+              </w:rPr>
+              <w:t>— agreed, functional team owns this</w:t>
+            </w:r>
+          </w:p>
+        </w:tc>
+        <w:tc>
+          <w:tcPr>
+            <w:tcW w:type="dxa" w:w="3264"/>
+          </w:tcPr>
+          <w:p>
+            <w:pPr>
+              <w:spacing w:after="40"/>
+            </w:pPr>
+            <w:r/>
+            <w:r>
+              <w:rPr>
+                <w:b w:val="0"/>
+                <w:i w:val="0"/>
+              </w:rPr>
+              <w:t xml:space="preserve">functional team — </w:t>
+            </w:r>
+            <w:r>
+              <w:rPr>
+                <w:b/>
+                <w:i w:val="0"/>
+              </w:rPr>
+              <w:t>agreed</w:t>
+            </w:r>
+          </w:p>
+        </w:tc>
+      </w:tr>
     </w:tbl>
     <w:p/>
     <w:p>
       <w:pPr>
-        <w:pStyle w:val="Heading3"/>
+        <w:pStyle w:val="Heading1"/>
       </w:pPr>
       <w:r>
-        <w:t>Data conditions in Fusion that block time entry</w:t>
+        <w:t>Test data preparation, by revenue model</w:t>
       </w:r>
     </w:p>
     <w:p>
+      <w:r>
+        <w:rPr>
+          <w:b/>
+          <w:i w:val="0"/>
+          <w:color w:val="55657A"/>
+        </w:rPr>
+        <w:t>Agreed: the functional team will prepare the data.</w:t>
+      </w:r>
       <w:r>
         <w:rPr>
           <w:b w:val="0"/>
           <w:i w:val="0"/>
           <w:color w:val="55657A"/>
         </w:rPr>
-        <w:t>Measured on the reference pod, 01–02 Aug 2026. These are data to correct in Fusion, not defects in the module — but each one stops somebody entering or costing time.</w:t>
+        <w:t xml:space="preserve"> Every scenario has to be exercised against each revenue model, because the rules that fire are different for each — and today only one model has data behind it at all.</w:t>
+      </w:r>
+    </w:p>
+    <w:p>
+      <w:pPr>
+        <w:pStyle w:val="Heading2"/>
+      </w:pPr>
+      <w:r>
+        <w:t>6.1 The three revenue models, and what each has to exercise</w:t>
       </w:r>
     </w:p>
     <w:tbl>
@@ -7352,7 +7547,7 @@
                 <w:b/>
                 <w:i w:val="0"/>
               </w:rPr>
-              <w:t>Condition</w:t>
+              <w:t>Revenue model</w:t>
             </w:r>
           </w:p>
         </w:tc>
@@ -7371,7 +7566,7 @@
                 <w:b/>
                 <w:i w:val="0"/>
               </w:rPr>
-              <w:t>Measured</w:t>
+              <w:t>What is different about it</w:t>
             </w:r>
           </w:p>
         </w:tc>
@@ -7390,7 +7585,7 @@
                 <w:b/>
                 <w:i w:val="0"/>
               </w:rPr>
-              <w:t>Effect</w:t>
+              <w:t>Data needed to exercise it</w:t>
             </w:r>
           </w:p>
         </w:tc>
@@ -7407,10 +7602,20 @@
             <w:r/>
             <w:r>
               <w:rPr>
+                <w:b/>
+                <w:i w:val="0"/>
+              </w:rPr>
+              <w:t>T&amp;M</w:t>
+            </w:r>
+            <w:r>
+              <w:br/>
+            </w:r>
+            <w:r>
+              <w:rPr>
                 <w:b w:val="0"/>
                 <w:i w:val="0"/>
               </w:rPr>
-              <w:t>Workers with no expenditure organization</w:t>
+              <w:t>Time &amp; Material</w:t>
             </w:r>
           </w:p>
         </w:tc>
@@ -7428,7 +7633,7 @@
                 <w:b w:val="0"/>
                 <w:i w:val="0"/>
               </w:rPr>
-              <w:t>1,229 of 5,988</w:t>
+              <w:t>Hours are the billable unit. The straightforward path: capture, approve, cost. Leave-loss does not apply.</w:t>
             </w:r>
           </w:p>
         </w:tc>
@@ -7446,7 +7651,7 @@
                 <w:b w:val="0"/>
                 <w:i w:val="0"/>
               </w:rPr>
-              <w:t>POET cannot resolve, so nothing can be costed for them</w:t>
+              <w:t>A project with a manager, at least two chargeable WBS tasks, and resources allocated at 100% and at a part percentage. Absence inside the month, to prove leave shows without triggering leave-loss.</w:t>
             </w:r>
           </w:p>
         </w:tc>
@@ -7463,10 +7668,20 @@
             <w:r/>
             <w:r>
               <w:rPr>
+                <w:b/>
+                <w:i w:val="0"/>
+              </w:rPr>
+              <w:t>FCP</w:t>
+            </w:r>
+            <w:r>
+              <w:br/>
+            </w:r>
+            <w:r>
+              <w:rPr>
                 <w:b w:val="0"/>
                 <w:i w:val="0"/>
               </w:rPr>
-              <w:t>Projects with no project manager</w:t>
+              <w:t>Fixed Capacity</w:t>
             </w:r>
           </w:p>
         </w:tc>
@@ -7481,10 +7696,31 @@
             <w:r/>
             <w:r>
               <w:rPr>
+                <w:b/>
+                <w:i w:val="0"/>
+              </w:rPr>
+              <w:t>The only model where leave-loss applies.</w:t>
+            </w:r>
+            <w:r>
+              <w:rPr>
                 <w:b w:val="0"/>
                 <w:i w:val="0"/>
               </w:rPr>
-              <w:t>237 of 424</w:t>
+              <w:t xml:space="preserve"> Absence on a billable allocation is a loss of committed capacity, so PROC-006 / RULE-014 fire — and both gate on revenue model </w:t>
+            </w:r>
+            <w:r>
+              <w:rPr>
+                <w:b w:val="0"/>
+                <w:i/>
+              </w:rPr>
+              <w:t>and</w:t>
+            </w:r>
+            <w:r>
+              <w:rPr>
+                <w:b w:val="0"/>
+                <w:i w:val="0"/>
+              </w:rPr>
+              <w:t xml:space="preserve"> the leave-loss flag together. This is the richest case and the one most likely to be missed.</w:t>
             </w:r>
           </w:p>
         </w:tc>
@@ -7502,7 +7738,39 @@
                 <w:b w:val="0"/>
                 <w:i w:val="0"/>
               </w:rPr>
-              <w:t>approval has no routing target</w:t>
+              <w:t xml:space="preserve">A project with </w:t>
+            </w:r>
+            <w:r>
+              <w:rPr>
+                <w:rFonts w:ascii="Consolas" w:hAnsi="Consolas"/>
+                <w:b w:val="0"/>
+                <w:i w:val="0"/>
+                <w:sz w:val="18"/>
+              </w:rPr>
+              <w:t>revenue model = FCP</w:t>
+            </w:r>
+            <w:r>
+              <w:rPr>
+                <w:b/>
+                <w:i w:val="0"/>
+              </w:rPr>
+              <w:t>and</w:t>
+            </w:r>
+            <w:r>
+              <w:rPr>
+                <w:rFonts w:ascii="Consolas" w:hAnsi="Consolas"/>
+                <w:b w:val="0"/>
+                <w:i w:val="0"/>
+                <w:sz w:val="18"/>
+              </w:rPr>
+              <w:t>leave loss = Yes</w:t>
+            </w:r>
+            <w:r>
+              <w:rPr>
+                <w:b w:val="0"/>
+                <w:i w:val="0"/>
+              </w:rPr>
+              <w:t>; an allocated resource with an approved absence on a working day; and a second eligible resource available on the same dates, so cover assignment can be exercised. Also a project with FCP but leave loss = No, to prove the rule declines it.</w:t>
             </w:r>
           </w:p>
         </w:tc>
@@ -7519,10 +7787,10 @@
             <w:r/>
             <w:r>
               <w:rPr>
-                <w:b w:val="0"/>
-                <w:i w:val="0"/>
-              </w:rPr>
-              <w:t>Projects marked to track time</w:t>
+                <w:b/>
+                <w:i w:val="0"/>
+              </w:rPr>
+              <w:t>Milestone</w:t>
             </w:r>
           </w:p>
         </w:tc>
@@ -7540,7 +7808,7 @@
                 <w:b w:val="0"/>
                 <w:i w:val="0"/>
               </w:rPr>
-              <w:t>only 48 of 424</w:t>
+              <w:t>Revenue is not driven by hours. Time is still captured, approved and costed, but nothing about the revenue position follows from the hours.</w:t>
             </w:r>
           </w:p>
         </w:tc>
@@ -7558,7 +7826,336 @@
                 <w:b w:val="0"/>
                 <w:i w:val="0"/>
               </w:rPr>
-              <w:t>the rest are invisible to time entry — confirm intended</w:t>
+              <w:t>A project with a manager and chargeable tasks, and an allocated resource. Confirms that capture and the cost post behave identically while no revenue rule engages.</w:t>
+            </w:r>
+          </w:p>
+        </w:tc>
+      </w:tr>
+    </w:tbl>
+    <w:p/>
+    <w:p>
+      <w:r>
+        <w:rPr>
+          <w:b w:val="0"/>
+          <w:i w:val="0"/>
+          <w:color w:val="55657A"/>
+        </w:rPr>
+        <w:t xml:space="preserve">The distinction matters because the leave-loss refusal is explicit: coverage applies </w:t>
+      </w:r>
+      <w:r>
+        <w:rPr>
+          <w:b w:val="0"/>
+          <w:i/>
+          <w:color w:val="55657A"/>
+        </w:rPr>
+        <w:t>only</w:t>
+      </w:r>
+      <w:r>
+        <w:rPr>
+          <w:b w:val="0"/>
+          <w:i w:val="0"/>
+          <w:color w:val="55657A"/>
+        </w:rPr>
+        <w:t xml:space="preserve"> to FCP projects with leave loss set to Yes. Test data that is all T&amp;M will never reach that rule, and test data that is all FCP will never prove the rule declines the others.</w:t>
+      </w:r>
+    </w:p>
+    <w:p>
+      <w:pPr>
+        <w:spacing w:before="120" w:after="160"/>
+        <w:ind w:left="288"/>
+        <w:pBdr>
+          <w:left w:val="single" w:sz="18" w:space="8" w:color="D9A53C"/>
+        </w:pBdr>
+      </w:pPr>
+      <w:r>
+        <w:rPr>
+          <w:b/>
+          <w:i w:val="0"/>
+          <w:sz w:val="19"/>
+        </w:rPr>
+        <w:t>Blocker to resolve first — the revenue model has no source.</w:t>
+      </w:r>
+      <w:r>
+        <w:rPr>
+          <w:rFonts w:ascii="Consolas" w:hAnsi="Consolas"/>
+          <w:b w:val="0"/>
+          <w:i w:val="0"/>
+          <w:sz w:val="19"/>
+        </w:rPr>
+        <w:t>REVENUE_MODEL</w:t>
+      </w:r>
+      <w:r>
+        <w:rPr>
+          <w:b w:val="0"/>
+          <w:i w:val="0"/>
+          <w:sz w:val="19"/>
+        </w:rPr>
+        <w:t xml:space="preserve"> and </w:t>
+      </w:r>
+      <w:r>
+        <w:rPr>
+          <w:rFonts w:ascii="Consolas" w:hAnsi="Consolas"/>
+          <w:b w:val="0"/>
+          <w:i w:val="0"/>
+          <w:sz w:val="19"/>
+        </w:rPr>
+        <w:t>LEAVE_LOSS_FLAG</w:t>
+      </w:r>
+      <w:r>
+        <w:rPr>
+          <w:b w:val="0"/>
+          <w:i w:val="0"/>
+          <w:sz w:val="19"/>
+        </w:rPr>
+        <w:t xml:space="preserve"> are commercial attributes this module owns. They are </w:t>
+      </w:r>
+      <w:r>
+        <w:rPr>
+          <w:b/>
+          <w:i w:val="0"/>
+          <w:sz w:val="19"/>
+        </w:rPr>
+        <w:t>not read from Fusion</w:t>
+      </w:r>
+      <w:r>
+        <w:rPr>
+          <w:b w:val="0"/>
+          <w:i w:val="0"/>
+          <w:sz w:val="19"/>
+        </w:rPr>
+        <w:t xml:space="preserve"> and never have been — they were deliberately excluded from the old extract as values the module sets itself, and they are null for every project that arrived that way. With the extract removed and all project data now read live from Fusion (§2), these two have </w:t>
+      </w:r>
+      <w:r>
+        <w:rPr>
+          <w:b/>
+          <w:i w:val="0"/>
+          <w:sz w:val="19"/>
+        </w:rPr>
+        <w:t>no source at all</w:t>
+      </w:r>
+      <w:r>
+        <w:rPr>
+          <w:b w:val="0"/>
+          <w:i w:val="0"/>
+          <w:sz w:val="19"/>
+        </w:rPr>
+        <w:t xml:space="preserve">. </w:t>
+      </w:r>
+      <w:r>
+        <w:rPr>
+          <w:sz w:val="19"/>
+        </w:rPr>
+        <w:br/>
+      </w:r>
+      <w:r>
+        <w:rPr>
+          <w:sz w:val="19"/>
+        </w:rPr>
+        <w:br/>
+      </w:r>
+      <w:r>
+        <w:rPr>
+          <w:b w:val="0"/>
+          <w:i w:val="0"/>
+          <w:sz w:val="19"/>
+        </w:rPr>
+        <w:t xml:space="preserve"> So data cannot be “prepared for each revenue model” until we decide where the value lives. Two options: </w:t>
+      </w:r>
+      <w:r>
+        <w:rPr>
+          <w:sz w:val="19"/>
+        </w:rPr>
+        <w:br/>
+      </w:r>
+      <w:r>
+        <w:rPr>
+          <w:sz w:val="19"/>
+        </w:rPr>
+        <w:br/>
+      </w:r>
+      <w:r>
+        <w:rPr>
+          <w:b/>
+          <w:i w:val="0"/>
+          <w:sz w:val="19"/>
+        </w:rPr>
+        <w:t>(a) Map it from a Fusion attribute.</w:t>
+      </w:r>
+      <w:r>
+        <w:rPr>
+          <w:b w:val="0"/>
+          <w:i w:val="0"/>
+          <w:sz w:val="19"/>
+        </w:rPr>
+        <w:t xml:space="preserve"> The project resource carries user-definable code and text slots (</w:t>
+      </w:r>
+      <w:r>
+        <w:rPr>
+          <w:rFonts w:ascii="Consolas" w:hAnsi="Consolas"/>
+          <w:b w:val="0"/>
+          <w:i w:val="0"/>
+          <w:sz w:val="19"/>
+        </w:rPr>
+        <w:t>ProjectCode01</w:t>
+      </w:r>
+      <w:r>
+        <w:rPr>
+          <w:b w:val="0"/>
+          <w:i w:val="0"/>
+          <w:sz w:val="19"/>
+        </w:rPr>
+        <w:t xml:space="preserve"> onward) which is exactly where a value like this is normally held. One of them is nominated, the functional team populates it per project, and the module reads it with everything else. Preferred: the data then lives with the project, one place, maintained by the people who own the commercial terms. </w:t>
+      </w:r>
+      <w:r>
+        <w:rPr>
+          <w:sz w:val="19"/>
+        </w:rPr>
+        <w:br/>
+      </w:r>
+      <w:r>
+        <w:rPr>
+          <w:sz w:val="19"/>
+        </w:rPr>
+        <w:br/>
+      </w:r>
+      <w:r>
+        <w:rPr>
+          <w:b/>
+          <w:i w:val="0"/>
+          <w:sz w:val="19"/>
+        </w:rPr>
+        <w:t>(b) Keep it local to this module.</w:t>
+      </w:r>
+      <w:r>
+        <w:rPr>
+          <w:b w:val="0"/>
+          <w:i w:val="0"/>
+          <w:sz w:val="19"/>
+        </w:rPr>
+        <w:t xml:space="preserve"> A small maintained mapping of project number to revenue model and leave-loss flag. Works, but it is a second place to keep current, and a project whose commercial basis changes in Fusion will not change here. </w:t>
+      </w:r>
+      <w:r>
+        <w:rPr>
+          <w:sz w:val="19"/>
+        </w:rPr>
+        <w:br/>
+      </w:r>
+      <w:r>
+        <w:rPr>
+          <w:sz w:val="19"/>
+        </w:rPr>
+        <w:br/>
+      </w:r>
+      <w:r>
+        <w:rPr>
+          <w:b w:val="0"/>
+          <w:i w:val="0"/>
+          <w:sz w:val="19"/>
+        </w:rPr>
+        <w:t xml:space="preserve"> Until one is chosen, </w:t>
+      </w:r>
+      <w:r>
+        <w:rPr>
+          <w:b/>
+          <w:i w:val="0"/>
+          <w:sz w:val="19"/>
+        </w:rPr>
+        <w:t>leave-loss cannot fire for any project</w:t>
+      </w:r>
+      <w:r>
+        <w:rPr>
+          <w:b w:val="0"/>
+          <w:i w:val="0"/>
+          <w:sz w:val="19"/>
+        </w:rPr>
+        <w:t xml:space="preserve">, because the rule requires a value that nothing sets. </w:t>
+      </w:r>
+    </w:p>
+    <w:p>
+      <w:pPr>
+        <w:pStyle w:val="Heading2"/>
+      </w:pPr>
+      <w:r>
+        <w:t>6.2 Conditions in Fusion that block time entry</w:t>
+      </w:r>
+    </w:p>
+    <w:p>
+      <w:r>
+        <w:rPr>
+          <w:b w:val="0"/>
+          <w:i w:val="0"/>
+          <w:color w:val="55657A"/>
+        </w:rPr>
+        <w:t>Measured on the reference pod, 01–02 Aug 2026. These are data to correct rather than defects in the module — but each one stops somebody entering or costing time, and each has to be clear for the projects chosen as test data above.</w:t>
+      </w:r>
+    </w:p>
+    <w:tbl>
+      <w:tblPr>
+        <w:tblStyle w:val="TableGrid"/>
+        <w:tblW w:type="auto" w:w="0"/>
+        <w:jc w:val="center"/>
+        <w:tblLook w:firstColumn="1" w:firstRow="1" w:lastColumn="0" w:lastRow="0" w:noHBand="0" w:noVBand="1" w:val="04A0"/>
+      </w:tblPr>
+      <w:tblGrid>
+        <w:gridCol w:w="3264"/>
+        <w:gridCol w:w="3264"/>
+        <w:gridCol w:w="3264"/>
+      </w:tblGrid>
+      <w:tr>
+        <w:tc>
+          <w:tcPr>
+            <w:tcW w:type="dxa" w:w="3264"/>
+            <w:shd w:val="clear" w:fill="F1F3F6"/>
+          </w:tcPr>
+          <w:p>
+            <w:pPr>
+              <w:spacing w:after="40"/>
+            </w:pPr>
+            <w:r/>
+            <w:r>
+              <w:rPr>
+                <w:b/>
+                <w:i w:val="0"/>
+              </w:rPr>
+              <w:t>Condition</w:t>
+            </w:r>
+          </w:p>
+        </w:tc>
+        <w:tc>
+          <w:tcPr>
+            <w:tcW w:type="dxa" w:w="3264"/>
+            <w:shd w:val="clear" w:fill="F1F3F6"/>
+          </w:tcPr>
+          <w:p>
+            <w:pPr>
+              <w:spacing w:after="40"/>
+            </w:pPr>
+            <w:r/>
+            <w:r>
+              <w:rPr>
+                <w:b/>
+                <w:i w:val="0"/>
+              </w:rPr>
+              <w:t>Measured</w:t>
+            </w:r>
+          </w:p>
+        </w:tc>
+        <w:tc>
+          <w:tcPr>
+            <w:tcW w:type="dxa" w:w="3264"/>
+            <w:shd w:val="clear" w:fill="F1F3F6"/>
+          </w:tcPr>
+          <w:p>
+            <w:pPr>
+              <w:spacing w:after="40"/>
+            </w:pPr>
+            <w:r/>
+            <w:r>
+              <w:rPr>
+                <w:b/>
+                <w:i w:val="0"/>
+              </w:rPr>
+              <w:t>Effect</w:t>
             </w:r>
           </w:p>
         </w:tc>
@@ -7578,7 +8175,7 @@
                 <w:b w:val="0"/>
                 <w:i w:val="0"/>
               </w:rPr>
-              <w:t>Projects with no chargeable WBS task</w:t>
+              <w:t>Workers with no expenditure organization</w:t>
             </w:r>
           </w:p>
         </w:tc>
@@ -7596,7 +8193,7 @@
                 <w:b w:val="0"/>
                 <w:i w:val="0"/>
               </w:rPr>
-              <w:t>15 projects, 42 allocations</w:t>
+              <w:t>1,229 of 5,988</w:t>
             </w:r>
           </w:p>
         </w:tc>
@@ -7614,13 +8211,247 @@
                 <w:b w:val="0"/>
                 <w:i w:val="0"/>
               </w:rPr>
+              <w:t>POET cannot resolve, so nothing can be costed for them</w:t>
+            </w:r>
+          </w:p>
+        </w:tc>
+      </w:tr>
+      <w:tr>
+        <w:tc>
+          <w:tcPr>
+            <w:tcW w:type="dxa" w:w="3264"/>
+          </w:tcPr>
+          <w:p>
+            <w:pPr>
+              <w:spacing w:after="40"/>
+            </w:pPr>
+            <w:r/>
+            <w:r>
+              <w:rPr>
+                <w:b w:val="0"/>
+                <w:i w:val="0"/>
+              </w:rPr>
+              <w:t>Projects with no project manager</w:t>
+            </w:r>
+          </w:p>
+        </w:tc>
+        <w:tc>
+          <w:tcPr>
+            <w:tcW w:type="dxa" w:w="3264"/>
+          </w:tcPr>
+          <w:p>
+            <w:pPr>
+              <w:spacing w:after="40"/>
+            </w:pPr>
+            <w:r/>
+            <w:r>
+              <w:rPr>
+                <w:b w:val="0"/>
+                <w:i w:val="0"/>
+              </w:rPr>
+              <w:t>237 of 424</w:t>
+            </w:r>
+          </w:p>
+        </w:tc>
+        <w:tc>
+          <w:tcPr>
+            <w:tcW w:type="dxa" w:w="3264"/>
+          </w:tcPr>
+          <w:p>
+            <w:pPr>
+              <w:spacing w:after="40"/>
+            </w:pPr>
+            <w:r/>
+            <w:r>
+              <w:rPr>
+                <w:b w:val="0"/>
+                <w:i w:val="0"/>
+              </w:rPr>
+              <w:t>approval has no routing target</w:t>
+            </w:r>
+          </w:p>
+        </w:tc>
+      </w:tr>
+      <w:tr>
+        <w:tc>
+          <w:tcPr>
+            <w:tcW w:type="dxa" w:w="3264"/>
+          </w:tcPr>
+          <w:p>
+            <w:pPr>
+              <w:spacing w:after="40"/>
+            </w:pPr>
+            <w:r/>
+            <w:r>
+              <w:rPr>
+                <w:b w:val="0"/>
+                <w:i w:val="0"/>
+              </w:rPr>
+              <w:t>Projects marked to track time</w:t>
+            </w:r>
+          </w:p>
+        </w:tc>
+        <w:tc>
+          <w:tcPr>
+            <w:tcW w:type="dxa" w:w="3264"/>
+          </w:tcPr>
+          <w:p>
+            <w:pPr>
+              <w:spacing w:after="40"/>
+            </w:pPr>
+            <w:r/>
+            <w:r>
+              <w:rPr>
+                <w:b w:val="0"/>
+                <w:i w:val="0"/>
+              </w:rPr>
+              <w:t>only 48 of 424</w:t>
+            </w:r>
+          </w:p>
+        </w:tc>
+        <w:tc>
+          <w:tcPr>
+            <w:tcW w:type="dxa" w:w="3264"/>
+          </w:tcPr>
+          <w:p>
+            <w:pPr>
+              <w:spacing w:after="40"/>
+            </w:pPr>
+            <w:r/>
+            <w:r>
+              <w:rPr>
+                <w:b w:val="0"/>
+                <w:i w:val="0"/>
+              </w:rPr>
+              <w:t>the rest are invisible to time entry — confirm intended</w:t>
+            </w:r>
+          </w:p>
+        </w:tc>
+      </w:tr>
+      <w:tr>
+        <w:tc>
+          <w:tcPr>
+            <w:tcW w:type="dxa" w:w="3264"/>
+          </w:tcPr>
+          <w:p>
+            <w:pPr>
+              <w:spacing w:after="40"/>
+            </w:pPr>
+            <w:r/>
+            <w:r>
+              <w:rPr>
+                <w:b w:val="0"/>
+                <w:i w:val="0"/>
+              </w:rPr>
+              <w:t>Projects with no chargeable WBS task</w:t>
+            </w:r>
+          </w:p>
+        </w:tc>
+        <w:tc>
+          <w:tcPr>
+            <w:tcW w:type="dxa" w:w="3264"/>
+          </w:tcPr>
+          <w:p>
+            <w:pPr>
+              <w:spacing w:after="40"/>
+            </w:pPr>
+            <w:r/>
+            <w:r>
+              <w:rPr>
+                <w:b w:val="0"/>
+                <w:i w:val="0"/>
+              </w:rPr>
+              <w:t>15 projects, 42 allocations</w:t>
+            </w:r>
+          </w:p>
+        </w:tc>
+        <w:tc>
+          <w:tcPr>
+            <w:tcW w:type="dxa" w:w="3264"/>
+          </w:tcPr>
+          <w:p>
+            <w:pPr>
+              <w:spacing w:after="40"/>
+            </w:pPr>
+            <w:r/>
+            <w:r>
+              <w:rPr>
+                <w:b w:val="0"/>
+                <w:i w:val="0"/>
+              </w:rPr>
               <w:t>nothing to prepopulate or charge against</w:t>
+            </w:r>
+          </w:p>
+        </w:tc>
+      </w:tr>
+      <w:tr>
+        <w:tc>
+          <w:tcPr>
+            <w:tcW w:type="dxa" w:w="3264"/>
+          </w:tcPr>
+          <w:p>
+            <w:pPr>
+              <w:spacing w:after="40"/>
+            </w:pPr>
+            <w:r/>
+            <w:r>
+              <w:rPr>
+                <w:b w:val="0"/>
+                <w:i w:val="0"/>
+              </w:rPr>
+              <w:t>Projects with a revenue model set</w:t>
+            </w:r>
+          </w:p>
+        </w:tc>
+        <w:tc>
+          <w:tcPr>
+            <w:tcW w:type="dxa" w:w="3264"/>
+          </w:tcPr>
+          <w:p>
+            <w:pPr>
+              <w:spacing w:after="40"/>
+            </w:pPr>
+            <w:r/>
+            <w:r>
+              <w:rPr>
+                <w:b/>
+                <w:i w:val="0"/>
+              </w:rPr>
+              <w:t>none</w:t>
+            </w:r>
+          </w:p>
+        </w:tc>
+        <w:tc>
+          <w:tcPr>
+            <w:tcW w:type="dxa" w:w="3264"/>
+          </w:tcPr>
+          <w:p>
+            <w:pPr>
+              <w:spacing w:after="40"/>
+            </w:pPr>
+            <w:r/>
+            <w:r>
+              <w:rPr>
+                <w:b w:val="0"/>
+                <w:i w:val="0"/>
+              </w:rPr>
+              <w:t>leave-loss can never fire — see the blocker above</w:t>
             </w:r>
           </w:p>
         </w:tc>
       </w:tr>
     </w:tbl>
     <w:p/>
+    <w:p>
+      <w:r>
+        <w:rPr>
+          <w:b w:val="0"/>
+          <w:i w:val="0"/>
+          <w:color w:val="55657A"/>
+        </w:rPr>
+        <w:t>A useful test project therefore needs all five clear at once: a manager, track-time enabled, at least one chargeable WBS task, an allocated resource whose expenditure organization is set, and a revenue model. That combination is scarcer than any single figure above suggests, which is why choosing the projects deliberately matters more than the counts.</w:t>
+      </w:r>
+    </w:p>
     <w:p/>
     <w:p>
       <w:r>

--- a/doc/O2C_Time_Scope_and_Integration.docx
+++ b/doc/O2C_Time_Scope_and_Integration.docx
@@ -8069,387 +8069,6 @@
           <w:sz w:val="19"/>
         </w:rPr>
         <w:t xml:space="preserve">, because the rule requires a value that nothing sets. </w:t>
-      </w:r>
-    </w:p>
-    <w:p>
-      <w:pPr>
-        <w:pStyle w:val="Heading2"/>
-      </w:pPr>
-      <w:r>
-        <w:t>6.2 Conditions in Fusion that block time entry</w:t>
-      </w:r>
-    </w:p>
-    <w:p>
-      <w:r>
-        <w:rPr>
-          <w:b w:val="0"/>
-          <w:i w:val="0"/>
-          <w:color w:val="55657A"/>
-        </w:rPr>
-        <w:t>Measured on the reference pod, 01–02 Aug 2026. These are data to correct rather than defects in the module — but each one stops somebody entering or costing time, and each has to be clear for the projects chosen as test data above.</w:t>
-      </w:r>
-    </w:p>
-    <w:tbl>
-      <w:tblPr>
-        <w:tblStyle w:val="TableGrid"/>
-        <w:tblW w:type="auto" w:w="0"/>
-        <w:jc w:val="center"/>
-        <w:tblLook w:firstColumn="1" w:firstRow="1" w:lastColumn="0" w:lastRow="0" w:noHBand="0" w:noVBand="1" w:val="04A0"/>
-      </w:tblPr>
-      <w:tblGrid>
-        <w:gridCol w:w="3264"/>
-        <w:gridCol w:w="3264"/>
-        <w:gridCol w:w="3264"/>
-      </w:tblGrid>
-      <w:tr>
-        <w:tc>
-          <w:tcPr>
-            <w:tcW w:type="dxa" w:w="3264"/>
-            <w:shd w:val="clear" w:fill="F1F3F6"/>
-          </w:tcPr>
-          <w:p>
-            <w:pPr>
-              <w:spacing w:after="40"/>
-            </w:pPr>
-            <w:r/>
-            <w:r>
-              <w:rPr>
-                <w:b/>
-                <w:i w:val="0"/>
-              </w:rPr>
-              <w:t>Condition</w:t>
-            </w:r>
-          </w:p>
-        </w:tc>
-        <w:tc>
-          <w:tcPr>
-            <w:tcW w:type="dxa" w:w="3264"/>
-            <w:shd w:val="clear" w:fill="F1F3F6"/>
-          </w:tcPr>
-          <w:p>
-            <w:pPr>
-              <w:spacing w:after="40"/>
-            </w:pPr>
-            <w:r/>
-            <w:r>
-              <w:rPr>
-                <w:b/>
-                <w:i w:val="0"/>
-              </w:rPr>
-              <w:t>Measured</w:t>
-            </w:r>
-          </w:p>
-        </w:tc>
-        <w:tc>
-          <w:tcPr>
-            <w:tcW w:type="dxa" w:w="3264"/>
-            <w:shd w:val="clear" w:fill="F1F3F6"/>
-          </w:tcPr>
-          <w:p>
-            <w:pPr>
-              <w:spacing w:after="40"/>
-            </w:pPr>
-            <w:r/>
-            <w:r>
-              <w:rPr>
-                <w:b/>
-                <w:i w:val="0"/>
-              </w:rPr>
-              <w:t>Effect</w:t>
-            </w:r>
-          </w:p>
-        </w:tc>
-      </w:tr>
-      <w:tr>
-        <w:tc>
-          <w:tcPr>
-            <w:tcW w:type="dxa" w:w="3264"/>
-          </w:tcPr>
-          <w:p>
-            <w:pPr>
-              <w:spacing w:after="40"/>
-            </w:pPr>
-            <w:r/>
-            <w:r>
-              <w:rPr>
-                <w:b w:val="0"/>
-                <w:i w:val="0"/>
-              </w:rPr>
-              <w:t>Workers with no expenditure organization</w:t>
-            </w:r>
-          </w:p>
-        </w:tc>
-        <w:tc>
-          <w:tcPr>
-            <w:tcW w:type="dxa" w:w="3264"/>
-          </w:tcPr>
-          <w:p>
-            <w:pPr>
-              <w:spacing w:after="40"/>
-            </w:pPr>
-            <w:r/>
-            <w:r>
-              <w:rPr>
-                <w:b w:val="0"/>
-                <w:i w:val="0"/>
-              </w:rPr>
-              <w:t>1,229 of 5,988</w:t>
-            </w:r>
-          </w:p>
-        </w:tc>
-        <w:tc>
-          <w:tcPr>
-            <w:tcW w:type="dxa" w:w="3264"/>
-          </w:tcPr>
-          <w:p>
-            <w:pPr>
-              <w:spacing w:after="40"/>
-            </w:pPr>
-            <w:r/>
-            <w:r>
-              <w:rPr>
-                <w:b w:val="0"/>
-                <w:i w:val="0"/>
-              </w:rPr>
-              <w:t>POET cannot resolve, so nothing can be costed for them</w:t>
-            </w:r>
-          </w:p>
-        </w:tc>
-      </w:tr>
-      <w:tr>
-        <w:tc>
-          <w:tcPr>
-            <w:tcW w:type="dxa" w:w="3264"/>
-          </w:tcPr>
-          <w:p>
-            <w:pPr>
-              <w:spacing w:after="40"/>
-            </w:pPr>
-            <w:r/>
-            <w:r>
-              <w:rPr>
-                <w:b w:val="0"/>
-                <w:i w:val="0"/>
-              </w:rPr>
-              <w:t>Projects with no project manager</w:t>
-            </w:r>
-          </w:p>
-        </w:tc>
-        <w:tc>
-          <w:tcPr>
-            <w:tcW w:type="dxa" w:w="3264"/>
-          </w:tcPr>
-          <w:p>
-            <w:pPr>
-              <w:spacing w:after="40"/>
-            </w:pPr>
-            <w:r/>
-            <w:r>
-              <w:rPr>
-                <w:b w:val="0"/>
-                <w:i w:val="0"/>
-              </w:rPr>
-              <w:t>237 of 424</w:t>
-            </w:r>
-          </w:p>
-        </w:tc>
-        <w:tc>
-          <w:tcPr>
-            <w:tcW w:type="dxa" w:w="3264"/>
-          </w:tcPr>
-          <w:p>
-            <w:pPr>
-              <w:spacing w:after="40"/>
-            </w:pPr>
-            <w:r/>
-            <w:r>
-              <w:rPr>
-                <w:b w:val="0"/>
-                <w:i w:val="0"/>
-              </w:rPr>
-              <w:t>approval has no routing target</w:t>
-            </w:r>
-          </w:p>
-        </w:tc>
-      </w:tr>
-      <w:tr>
-        <w:tc>
-          <w:tcPr>
-            <w:tcW w:type="dxa" w:w="3264"/>
-          </w:tcPr>
-          <w:p>
-            <w:pPr>
-              <w:spacing w:after="40"/>
-            </w:pPr>
-            <w:r/>
-            <w:r>
-              <w:rPr>
-                <w:b w:val="0"/>
-                <w:i w:val="0"/>
-              </w:rPr>
-              <w:t>Projects marked to track time</w:t>
-            </w:r>
-          </w:p>
-        </w:tc>
-        <w:tc>
-          <w:tcPr>
-            <w:tcW w:type="dxa" w:w="3264"/>
-          </w:tcPr>
-          <w:p>
-            <w:pPr>
-              <w:spacing w:after="40"/>
-            </w:pPr>
-            <w:r/>
-            <w:r>
-              <w:rPr>
-                <w:b w:val="0"/>
-                <w:i w:val="0"/>
-              </w:rPr>
-              <w:t>only 48 of 424</w:t>
-            </w:r>
-          </w:p>
-        </w:tc>
-        <w:tc>
-          <w:tcPr>
-            <w:tcW w:type="dxa" w:w="3264"/>
-          </w:tcPr>
-          <w:p>
-            <w:pPr>
-              <w:spacing w:after="40"/>
-            </w:pPr>
-            <w:r/>
-            <w:r>
-              <w:rPr>
-                <w:b w:val="0"/>
-                <w:i w:val="0"/>
-              </w:rPr>
-              <w:t>the rest are invisible to time entry — confirm intended</w:t>
-            </w:r>
-          </w:p>
-        </w:tc>
-      </w:tr>
-      <w:tr>
-        <w:tc>
-          <w:tcPr>
-            <w:tcW w:type="dxa" w:w="3264"/>
-          </w:tcPr>
-          <w:p>
-            <w:pPr>
-              <w:spacing w:after="40"/>
-            </w:pPr>
-            <w:r/>
-            <w:r>
-              <w:rPr>
-                <w:b w:val="0"/>
-                <w:i w:val="0"/>
-              </w:rPr>
-              <w:t>Projects with no chargeable WBS task</w:t>
-            </w:r>
-          </w:p>
-        </w:tc>
-        <w:tc>
-          <w:tcPr>
-            <w:tcW w:type="dxa" w:w="3264"/>
-          </w:tcPr>
-          <w:p>
-            <w:pPr>
-              <w:spacing w:after="40"/>
-            </w:pPr>
-            <w:r/>
-            <w:r>
-              <w:rPr>
-                <w:b w:val="0"/>
-                <w:i w:val="0"/>
-              </w:rPr>
-              <w:t>15 projects, 42 allocations</w:t>
-            </w:r>
-          </w:p>
-        </w:tc>
-        <w:tc>
-          <w:tcPr>
-            <w:tcW w:type="dxa" w:w="3264"/>
-          </w:tcPr>
-          <w:p>
-            <w:pPr>
-              <w:spacing w:after="40"/>
-            </w:pPr>
-            <w:r/>
-            <w:r>
-              <w:rPr>
-                <w:b w:val="0"/>
-                <w:i w:val="0"/>
-              </w:rPr>
-              <w:t>nothing to prepopulate or charge against</w:t>
-            </w:r>
-          </w:p>
-        </w:tc>
-      </w:tr>
-      <w:tr>
-        <w:tc>
-          <w:tcPr>
-            <w:tcW w:type="dxa" w:w="3264"/>
-          </w:tcPr>
-          <w:p>
-            <w:pPr>
-              <w:spacing w:after="40"/>
-            </w:pPr>
-            <w:r/>
-            <w:r>
-              <w:rPr>
-                <w:b w:val="0"/>
-                <w:i w:val="0"/>
-              </w:rPr>
-              <w:t>Projects with a revenue model set</w:t>
-            </w:r>
-          </w:p>
-        </w:tc>
-        <w:tc>
-          <w:tcPr>
-            <w:tcW w:type="dxa" w:w="3264"/>
-          </w:tcPr>
-          <w:p>
-            <w:pPr>
-              <w:spacing w:after="40"/>
-            </w:pPr>
-            <w:r/>
-            <w:r>
-              <w:rPr>
-                <w:b/>
-                <w:i w:val="0"/>
-              </w:rPr>
-              <w:t>none</w:t>
-            </w:r>
-          </w:p>
-        </w:tc>
-        <w:tc>
-          <w:tcPr>
-            <w:tcW w:type="dxa" w:w="3264"/>
-          </w:tcPr>
-          <w:p>
-            <w:pPr>
-              <w:spacing w:after="40"/>
-            </w:pPr>
-            <w:r/>
-            <w:r>
-              <w:rPr>
-                <w:b w:val="0"/>
-                <w:i w:val="0"/>
-              </w:rPr>
-              <w:t>leave-loss can never fire — see the blocker above</w:t>
-            </w:r>
-          </w:p>
-        </w:tc>
-      </w:tr>
-    </w:tbl>
-    <w:p/>
-    <w:p>
-      <w:r>
-        <w:rPr>
-          <w:b w:val="0"/>
-          <w:i w:val="0"/>
-          <w:color w:val="55657A"/>
-        </w:rPr>
-        <w:t>A useful test project therefore needs all five clear at once: a manager, track-time enabled, at least one chargeable WBS task, an allocated resource whose expenditure organization is set, and a revenue model. That combination is scarcer than any single figure above suggests, which is why choosing the projects deliberately matters more than the counts.</w:t>
       </w:r>
     </w:p>
     <w:p/>

--- a/doc/O2C_Time_Scope_and_Integration.docx
+++ b/doc/O2C_Time_Scope_and_Integration.docx
@@ -28,7 +28,7 @@
           <w:color w:val="55657A"/>
           <w:sz w:val="22"/>
         </w:rPr>
-        <w:t>What the module does, what it deliberately does not do, every piece of data fetched live from Oracle Fusion as a screen loads, how time is prepopulated, the complete status and flag model, and exactly what is posted back to Oracle Project Costing.</w:t>
+        <w:t>What the module does, what it deliberately does not do, every piece of data fetched live from Oracle Fusion as a screen loads, how time is prepopulated, the complete status and flag model, exactly what is posted back to Oracle Project Costing, and the end-to-end flow with every status transition.</w:t>
       </w:r>
     </w:p>
     <w:p>
@@ -209,25 +209,6 @@
           <w:b/>
           <w:i w:val="0"/>
         </w:rPr>
-        <w:t>Salary-stop signal</w:t>
-      </w:r>
-      <w:r>
-        <w:rPr>
-          <w:b w:val="0"/>
-          <w:i w:val="0"/>
-        </w:rPr>
-        <w:t xml:space="preserve"> for employees who missed the weekly cut-off.</w:t>
-      </w:r>
-    </w:p>
-    <w:p>
-      <w:pPr>
-        <w:pStyle w:val="ListBullet"/>
-      </w:pPr>
-      <w:r>
-        <w:rPr>
-          <w:b/>
-          <w:i w:val="0"/>
-        </w:rPr>
         <w:t>Leave-loss / cover</w:t>
       </w:r>
       <w:r>
@@ -351,21 +332,56 @@
           <w:b w:val="0"/>
           <w:i w:val="0"/>
         </w:rPr>
-        <w:t xml:space="preserve">, no Payroll Time Type is resolved and no payroll reference data is read. The salary-stop signal above is a </w:t>
+        <w:t>, no Payroll Time Type is resolved and no payroll reference data is read.</w:t>
+      </w:r>
+    </w:p>
+    <w:p>
+      <w:pPr>
+        <w:pStyle w:val="ListBullet"/>
+      </w:pPr>
+      <w:r>
+        <w:rPr>
+          <w:b/>
+          <w:i w:val="0"/>
+        </w:rPr>
+        <w:t>Salary hold — removed from scope for now.</w:t>
+      </w:r>
+      <w:r>
+        <w:rPr>
+          <w:b w:val="0"/>
+          <w:i w:val="0"/>
+        </w:rPr>
+        <w:t xml:space="preserve"> The module does not signal, hold or release anyone’s pay. A week that missed the weekly cut-off is still marked </w:t>
       </w:r>
       <w:r>
         <w:rPr>
           <w:b w:val="0"/>
           <w:i/>
         </w:rPr>
-        <w:t>flag for the payroll team to act on</w:t>
+        <w:t>Defaulted</w:t>
       </w:r>
       <w:r>
         <w:rPr>
           <w:b w:val="0"/>
           <w:i w:val="0"/>
         </w:rPr>
-        <w:t>, not a payroll transaction.</w:t>
+        <w:t xml:space="preserve"> and locked, and </w:t>
+      </w:r>
+      <w:r>
+        <w:rPr>
+          <w:rFonts w:ascii="Consolas" w:hAnsi="Consolas"/>
+          <w:b w:val="0"/>
+          <w:i w:val="0"/>
+          <w:sz w:val="18"/>
+        </w:rPr>
+        <w:t>DEFAULTED_BY</w:t>
+      </w:r>
+      <w:r>
+        <w:rPr>
+          <w:b w:val="0"/>
+          <w:i w:val="0"/>
+        </w:rPr>
+        <w:t xml:space="preserve"> still records whether the employee or the manager missed it — but nothing downstream follows from that.</w:t>
       </w:r>
     </w:p>
     <w:p>
@@ -2750,23 +2766,7 @@
           <w:i w:val="0"/>
           <w:color w:val="55657A"/>
         </w:rPr>
-        <w:t xml:space="preserve">The two cut-off runs are the only remaining scheduled work, and they process time already captured rather than fetching reference data. </w:t>
-      </w:r>
-      <w:r>
-        <w:rPr>
-          <w:b/>
-          <w:i w:val="0"/>
-          <w:color w:val="55657A"/>
-        </w:rPr>
-        <w:t>Order matters:</w:t>
-      </w:r>
-      <w:r>
-        <w:rPr>
-          <w:b w:val="0"/>
-          <w:i w:val="0"/>
-          <w:color w:val="55657A"/>
-        </w:rPr>
-        <w:t xml:space="preserve"> the salary-stop job must run after weekly defaulting, because it acts only on weeks that job marked.</w:t>
+        <w:t>The two cut-off runs are the only remaining scheduled work, and they process time already captured rather than fetching reference data. They are independent of each other and of any other job.</w:t>
       </w:r>
     </w:p>
     <w:p>
@@ -3495,7 +3495,7 @@
                 <w:b w:val="0"/>
                 <w:i w:val="0"/>
               </w:rPr>
-              <w:t xml:space="preserve"> — missed the weekly cut-off, holds salary, and </w:t>
+              <w:t xml:space="preserve"> — missed the weekly cut-off, which </w:t>
             </w:r>
             <w:r>
               <w:rPr>
@@ -3525,7 +3525,21 @@
                 <w:b w:val="0"/>
                 <w:i w:val="0"/>
               </w:rPr>
-              <w:t>, missed the delivery cut-off, which never holds salary and never locks. The lock is a property of this flag, not a flag of its own.</w:t>
+              <w:t xml:space="preserve">, missed the delivery cut-off, which does not lock. The lock is a property of this flag, not a flag of its own. The distinction is kept because it records </w:t>
+            </w:r>
+            <w:r>
+              <w:rPr>
+                <w:b w:val="0"/>
+                <w:i/>
+              </w:rPr>
+              <w:t>whose</w:t>
+            </w:r>
+            <w:r>
+              <w:rPr>
+                <w:b w:val="0"/>
+                <w:i w:val="0"/>
+              </w:rPr>
+              <w:t xml:space="preserve"> deadline passed, which the audit needs regardless.</w:t>
             </w:r>
           </w:p>
         </w:tc>
@@ -8069,6 +8083,2839 @@
           <w:sz w:val="19"/>
         </w:rPr>
         <w:t xml:space="preserve">, because the rule requires a value that nothing sets. </w:t>
+      </w:r>
+    </w:p>
+    <w:p>
+      <w:pPr>
+        <w:pStyle w:val="Heading1"/>
+      </w:pPr>
+      <w:r>
+        <w:t>End-to-end flow</w:t>
+      </w:r>
+    </w:p>
+    <w:p>
+      <w:r>
+        <w:rPr>
+          <w:b w:val="0"/>
+          <w:i w:val="0"/>
+          <w:color w:val="55657A"/>
+        </w:rPr>
+        <w:t xml:space="preserve">The drawn flowchart is </w:t>
+      </w:r>
+      <w:r>
+        <w:rPr>
+          <w:rFonts w:ascii="Consolas" w:hAnsi="Consolas"/>
+          <w:b w:val="0"/>
+          <w:i w:val="0"/>
+          <w:color w:val="55657A"/>
+          <w:sz w:val="18"/>
+        </w:rPr>
+        <w:t>doc/Time_Module_Architecture.html</w:t>
+      </w:r>
+      <w:r>
+        <w:rPr>
+          <w:b w:val="0"/>
+          <w:i w:val="0"/>
+          <w:color w:val="55657A"/>
+        </w:rPr>
+        <w:t xml:space="preserve"> — one chart covering all three stages, with pan, zoom and SVG/PNG export. What follows is the same flow stated precisely, because a diagram cannot show every transition unambiguously and a review needs to be able to check each one.</w:t>
+      </w:r>
+    </w:p>
+    <w:p>
+      <w:pPr>
+        <w:pStyle w:val="Heading2"/>
+      </w:pPr>
+      <w:r>
+        <w:t>7.1 Inbound — what is fetched, and what it is used for</w:t>
+      </w:r>
+    </w:p>
+    <w:tbl>
+      <w:tblPr>
+        <w:tblStyle w:val="TableGrid"/>
+        <w:tblW w:type="auto" w:w="0"/>
+        <w:jc w:val="center"/>
+        <w:tblLook w:firstColumn="1" w:firstRow="1" w:lastColumn="0" w:lastRow="0" w:noHBand="0" w:noVBand="1" w:val="04A0"/>
+      </w:tblPr>
+      <w:tblGrid>
+        <w:gridCol w:w="3264"/>
+        <w:gridCol w:w="3264"/>
+        <w:gridCol w:w="3264"/>
+      </w:tblGrid>
+      <w:tr>
+        <w:tc>
+          <w:tcPr>
+            <w:tcW w:type="dxa" w:w="3264"/>
+            <w:shd w:val="clear" w:fill="F1F3F6"/>
+          </w:tcPr>
+          <w:p>
+            <w:pPr>
+              <w:spacing w:after="40"/>
+            </w:pPr>
+            <w:r/>
+            <w:r>
+              <w:rPr>
+                <w:b/>
+                <w:i w:val="0"/>
+              </w:rPr>
+              <w:t>Step</w:t>
+            </w:r>
+          </w:p>
+        </w:tc>
+        <w:tc>
+          <w:tcPr>
+            <w:tcW w:type="dxa" w:w="3264"/>
+            <w:shd w:val="clear" w:fill="F1F3F6"/>
+          </w:tcPr>
+          <w:p>
+            <w:pPr>
+              <w:spacing w:after="40"/>
+            </w:pPr>
+            <w:r/>
+            <w:r>
+              <w:rPr>
+                <w:b/>
+                <w:i w:val="0"/>
+              </w:rPr>
+              <w:t>Fetched live from Fusion</w:t>
+            </w:r>
+          </w:p>
+        </w:tc>
+        <w:tc>
+          <w:tcPr>
+            <w:tcW w:type="dxa" w:w="3264"/>
+            <w:shd w:val="clear" w:fill="F1F3F6"/>
+          </w:tcPr>
+          <w:p>
+            <w:pPr>
+              <w:spacing w:after="40"/>
+            </w:pPr>
+            <w:r/>
+            <w:r>
+              <w:rPr>
+                <w:b/>
+                <w:i w:val="0"/>
+              </w:rPr>
+              <w:t>Used for</w:t>
+            </w:r>
+          </w:p>
+        </w:tc>
+      </w:tr>
+      <w:tr>
+        <w:tc>
+          <w:tcPr>
+            <w:tcW w:type="dxa" w:w="3264"/>
+          </w:tcPr>
+          <w:p>
+            <w:pPr>
+              <w:spacing w:after="40"/>
+            </w:pPr>
+            <w:r/>
+            <w:r>
+              <w:rPr>
+                <w:b w:val="0"/>
+                <w:i w:val="0"/>
+              </w:rPr>
+              <w:t>1</w:t>
+            </w:r>
+          </w:p>
+        </w:tc>
+        <w:tc>
+          <w:tcPr>
+            <w:tcW w:type="dxa" w:w="3264"/>
+          </w:tcPr>
+          <w:p>
+            <w:pPr>
+              <w:spacing w:after="40"/>
+            </w:pPr>
+            <w:r/>
+            <w:r>
+              <w:rPr>
+                <w:b w:val="0"/>
+                <w:i w:val="0"/>
+              </w:rPr>
+              <w:t>Projects the person may charge to</w:t>
+            </w:r>
+          </w:p>
+        </w:tc>
+        <w:tc>
+          <w:tcPr>
+            <w:tcW w:type="dxa" w:w="3264"/>
+          </w:tcPr>
+          <w:p>
+            <w:pPr>
+              <w:spacing w:after="40"/>
+            </w:pPr>
+            <w:r/>
+            <w:r>
+              <w:rPr>
+                <w:b w:val="0"/>
+                <w:i w:val="0"/>
+              </w:rPr>
+              <w:t>the Project picker; the project manager is the approval route</w:t>
+            </w:r>
+          </w:p>
+        </w:tc>
+      </w:tr>
+      <w:tr>
+        <w:tc>
+          <w:tcPr>
+            <w:tcW w:type="dxa" w:w="3264"/>
+          </w:tcPr>
+          <w:p>
+            <w:pPr>
+              <w:spacing w:after="40"/>
+            </w:pPr>
+            <w:r/>
+            <w:r>
+              <w:rPr>
+                <w:b w:val="0"/>
+                <w:i w:val="0"/>
+              </w:rPr>
+              <w:t>2</w:t>
+            </w:r>
+          </w:p>
+        </w:tc>
+        <w:tc>
+          <w:tcPr>
+            <w:tcW w:type="dxa" w:w="3264"/>
+          </w:tcPr>
+          <w:p>
+            <w:pPr>
+              <w:spacing w:after="40"/>
+            </w:pPr>
+            <w:r/>
+            <w:r>
+              <w:rPr>
+                <w:b w:val="0"/>
+                <w:i w:val="0"/>
+              </w:rPr>
+              <w:t>WBS tasks, chargeable and billable flags</w:t>
+            </w:r>
+          </w:p>
+        </w:tc>
+        <w:tc>
+          <w:tcPr>
+            <w:tcW w:type="dxa" w:w="3264"/>
+          </w:tcPr>
+          <w:p>
+            <w:pPr>
+              <w:spacing w:after="40"/>
+            </w:pPr>
+            <w:r/>
+            <w:r>
+              <w:rPr>
+                <w:b w:val="0"/>
+                <w:i w:val="0"/>
+              </w:rPr>
+              <w:t>the Task picker; billability of the entry</w:t>
+            </w:r>
+          </w:p>
+        </w:tc>
+      </w:tr>
+      <w:tr>
+        <w:tc>
+          <w:tcPr>
+            <w:tcW w:type="dxa" w:w="3264"/>
+          </w:tcPr>
+          <w:p>
+            <w:pPr>
+              <w:spacing w:after="40"/>
+            </w:pPr>
+            <w:r/>
+            <w:r>
+              <w:rPr>
+                <w:b w:val="0"/>
+                <w:i w:val="0"/>
+              </w:rPr>
+              <w:t>3</w:t>
+            </w:r>
+          </w:p>
+        </w:tc>
+        <w:tc>
+          <w:tcPr>
+            <w:tcW w:type="dxa" w:w="3264"/>
+          </w:tcPr>
+          <w:p>
+            <w:pPr>
+              <w:spacing w:after="40"/>
+            </w:pPr>
+            <w:r/>
+            <w:r>
+              <w:rPr>
+                <w:b w:val="0"/>
+                <w:i w:val="0"/>
+              </w:rPr>
+              <w:t>Expenditure type; expenditure organization from the assignment</w:t>
+            </w:r>
+          </w:p>
+        </w:tc>
+        <w:tc>
+          <w:tcPr>
+            <w:tcW w:type="dxa" w:w="3264"/>
+          </w:tcPr>
+          <w:p>
+            <w:pPr>
+              <w:spacing w:after="40"/>
+            </w:pPr>
+            <w:r/>
+            <w:r>
+              <w:rPr>
+                <w:b w:val="0"/>
+                <w:i w:val="0"/>
+              </w:rPr>
+              <w:t>completes POET so the cost can be posted at all</w:t>
+            </w:r>
+          </w:p>
+        </w:tc>
+      </w:tr>
+      <w:tr>
+        <w:tc>
+          <w:tcPr>
+            <w:tcW w:type="dxa" w:w="3264"/>
+          </w:tcPr>
+          <w:p>
+            <w:pPr>
+              <w:spacing w:after="40"/>
+            </w:pPr>
+            <w:r/>
+            <w:r>
+              <w:rPr>
+                <w:b w:val="0"/>
+                <w:i w:val="0"/>
+              </w:rPr>
+              <w:t>4</w:t>
+            </w:r>
+          </w:p>
+        </w:tc>
+        <w:tc>
+          <w:tcPr>
+            <w:tcW w:type="dxa" w:w="3264"/>
+          </w:tcPr>
+          <w:p>
+            <w:pPr>
+              <w:spacing w:after="40"/>
+            </w:pPr>
+            <w:r/>
+            <w:r>
+              <w:rPr>
+                <w:b w:val="0"/>
+                <w:i w:val="0"/>
+              </w:rPr>
+              <w:t>Allocation percentage and dates</w:t>
+            </w:r>
+          </w:p>
+        </w:tc>
+        <w:tc>
+          <w:tcPr>
+            <w:tcW w:type="dxa" w:w="3264"/>
+          </w:tcPr>
+          <w:p>
+            <w:pPr>
+              <w:spacing w:after="40"/>
+            </w:pPr>
+            <w:r/>
+            <w:r>
+              <w:rPr>
+                <w:b w:val="0"/>
+                <w:i w:val="0"/>
+              </w:rPr>
+              <w:t>the multiplier for prepopulation; the “My allocation” panel; whose time a manager sees</w:t>
+            </w:r>
+          </w:p>
+        </w:tc>
+      </w:tr>
+      <w:tr>
+        <w:tc>
+          <w:tcPr>
+            <w:tcW w:type="dxa" w:w="3264"/>
+          </w:tcPr>
+          <w:p>
+            <w:pPr>
+              <w:spacing w:after="40"/>
+            </w:pPr>
+            <w:r/>
+            <w:r>
+              <w:rPr>
+                <w:b w:val="0"/>
+                <w:i w:val="0"/>
+              </w:rPr>
+              <w:t>5</w:t>
+            </w:r>
+          </w:p>
+        </w:tc>
+        <w:tc>
+          <w:tcPr>
+            <w:tcW w:type="dxa" w:w="3264"/>
+          </w:tcPr>
+          <w:p>
+            <w:pPr>
+              <w:spacing w:after="40"/>
+            </w:pPr>
+            <w:r/>
+            <w:r>
+              <w:rPr>
+                <w:b w:val="0"/>
+                <w:i w:val="0"/>
+              </w:rPr>
+              <w:t>Rate schedule</w:t>
+            </w:r>
+          </w:p>
+        </w:tc>
+        <w:tc>
+          <w:tcPr>
+            <w:tcW w:type="dxa" w:w="3264"/>
+          </w:tcPr>
+          <w:p>
+            <w:pPr>
+              <w:spacing w:after="40"/>
+            </w:pPr>
+            <w:r/>
+            <w:r>
+              <w:rPr>
+                <w:b w:val="0"/>
+                <w:i w:val="0"/>
+              </w:rPr>
+              <w:t>valuing hours for the accrual figure — not sent to Costing</w:t>
+            </w:r>
+          </w:p>
+        </w:tc>
+      </w:tr>
+      <w:tr>
+        <w:tc>
+          <w:tcPr>
+            <w:tcW w:type="dxa" w:w="3264"/>
+          </w:tcPr>
+          <w:p>
+            <w:pPr>
+              <w:spacing w:after="40"/>
+            </w:pPr>
+            <w:r/>
+            <w:r>
+              <w:rPr>
+                <w:b w:val="0"/>
+                <w:i w:val="0"/>
+              </w:rPr>
+              <w:t>6</w:t>
+            </w:r>
+          </w:p>
+        </w:tc>
+        <w:tc>
+          <w:tcPr>
+            <w:tcW w:type="dxa" w:w="3264"/>
+          </w:tcPr>
+          <w:p>
+            <w:pPr>
+              <w:spacing w:after="40"/>
+            </w:pPr>
+            <w:r/>
+            <w:r>
+              <w:rPr>
+                <w:b w:val="0"/>
+                <w:i w:val="0"/>
+              </w:rPr>
+              <w:t>Work schedule and shift pattern</w:t>
+            </w:r>
+          </w:p>
+        </w:tc>
+        <w:tc>
+          <w:tcPr>
+            <w:tcW w:type="dxa" w:w="3264"/>
+          </w:tcPr>
+          <w:p>
+            <w:pPr>
+              <w:spacing w:after="40"/>
+            </w:pPr>
+            <w:r/>
+            <w:r>
+              <w:rPr>
+                <w:b w:val="0"/>
+                <w:i w:val="0"/>
+              </w:rPr>
+              <w:t>the Shift row; standard hours per day, which every seeded figure depends on</w:t>
+            </w:r>
+          </w:p>
+        </w:tc>
+      </w:tr>
+      <w:tr>
+        <w:tc>
+          <w:tcPr>
+            <w:tcW w:type="dxa" w:w="3264"/>
+          </w:tcPr>
+          <w:p>
+            <w:pPr>
+              <w:spacing w:after="40"/>
+            </w:pPr>
+            <w:r/>
+            <w:r>
+              <w:rPr>
+                <w:b w:val="0"/>
+                <w:i w:val="0"/>
+              </w:rPr>
+              <w:t>7</w:t>
+            </w:r>
+          </w:p>
+        </w:tc>
+        <w:tc>
+          <w:tcPr>
+            <w:tcW w:type="dxa" w:w="3264"/>
+          </w:tcPr>
+          <w:p>
+            <w:pPr>
+              <w:spacing w:after="40"/>
+            </w:pPr>
+            <w:r/>
+            <w:r>
+              <w:rPr>
+                <w:b w:val="0"/>
+                <w:i w:val="0"/>
+              </w:rPr>
+              <w:t>Calendar by location, calendar events</w:t>
+            </w:r>
+          </w:p>
+        </w:tc>
+        <w:tc>
+          <w:tcPr>
+            <w:tcW w:type="dxa" w:w="3264"/>
+          </w:tcPr>
+          <w:p>
+            <w:pPr>
+              <w:spacing w:after="40"/>
+            </w:pPr>
+            <w:r/>
+            <w:r>
+              <w:rPr>
+                <w:b w:val="0"/>
+                <w:i w:val="0"/>
+              </w:rPr>
+              <w:t>which days are non-working, per person — a holiday in one location is a working day in another</w:t>
+            </w:r>
+          </w:p>
+        </w:tc>
+      </w:tr>
+      <w:tr>
+        <w:tc>
+          <w:tcPr>
+            <w:tcW w:type="dxa" w:w="3264"/>
+          </w:tcPr>
+          <w:p>
+            <w:pPr>
+              <w:spacing w:after="40"/>
+            </w:pPr>
+            <w:r/>
+            <w:r>
+              <w:rPr>
+                <w:b w:val="0"/>
+                <w:i w:val="0"/>
+              </w:rPr>
+              <w:t>8</w:t>
+            </w:r>
+          </w:p>
+        </w:tc>
+        <w:tc>
+          <w:tcPr>
+            <w:tcW w:type="dxa" w:w="3264"/>
+          </w:tcPr>
+          <w:p>
+            <w:pPr>
+              <w:spacing w:after="40"/>
+            </w:pPr>
+            <w:r/>
+            <w:r>
+              <w:rPr>
+                <w:b w:val="0"/>
+                <w:i w:val="0"/>
+              </w:rPr>
+              <w:t>Absence for that person, those dates</w:t>
+            </w:r>
+          </w:p>
+        </w:tc>
+        <w:tc>
+          <w:tcPr>
+            <w:tcW w:type="dxa" w:w="3264"/>
+          </w:tcPr>
+          <w:p>
+            <w:pPr>
+              <w:spacing w:after="40"/>
+            </w:pPr>
+            <w:r/>
+            <w:r>
+              <w:rPr>
+                <w:b w:val="0"/>
+                <w:i w:val="0"/>
+              </w:rPr>
+              <w:t>read-only leave rows; the trigger for leave-loss on FCP</w:t>
+            </w:r>
+          </w:p>
+        </w:tc>
+      </w:tr>
+    </w:tbl>
+    <w:p/>
+    <w:p>
+      <w:r>
+        <w:rPr>
+          <w:b w:val="0"/>
+          <w:i w:val="0"/>
+          <w:color w:val="55657A"/>
+        </w:rPr>
+        <w:t xml:space="preserve">Then: </w:t>
+      </w:r>
+      <w:r>
+        <w:rPr>
+          <w:b/>
+          <w:i w:val="0"/>
+          <w:color w:val="55657A"/>
+        </w:rPr>
+        <w:t>prepopulate</w:t>
+      </w:r>
+      <w:r>
+        <w:rPr>
+          <w:b w:val="0"/>
+          <w:i w:val="0"/>
+          <w:color w:val="55657A"/>
+        </w:rPr>
+        <w:t xml:space="preserve"> (standard hours × allocation percentage, quarter-rounded, one line on the first chargeable task) → </w:t>
+      </w:r>
+      <w:r>
+        <w:rPr>
+          <w:b/>
+          <w:i w:val="0"/>
+          <w:color w:val="55657A"/>
+        </w:rPr>
+        <w:t>employee edits</w:t>
+      </w:r>
+      <w:r>
+        <w:rPr>
+          <w:b w:val="0"/>
+          <w:i w:val="0"/>
+          <w:color w:val="55657A"/>
+        </w:rPr>
+        <w:t xml:space="preserve">, with the resolved POET written onto each entry → </w:t>
+      </w:r>
+      <w:r>
+        <w:rPr>
+          <w:b/>
+          <w:i w:val="0"/>
+          <w:color w:val="55657A"/>
+        </w:rPr>
+        <w:t>validate</w:t>
+      </w:r>
+      <w:r>
+        <w:rPr>
+          <w:b w:val="0"/>
+          <w:i w:val="0"/>
+          <w:color w:val="55657A"/>
+        </w:rPr>
+        <w:t xml:space="preserve"> in the database → the week enters the lifecycle below at </w:t>
+      </w:r>
+      <w:r>
+        <w:rPr>
+          <w:b w:val="0"/>
+          <w:i/>
+          <w:color w:val="55657A"/>
+        </w:rPr>
+        <w:t>Not yet submitted</w:t>
+      </w:r>
+      <w:r>
+        <w:rPr>
+          <w:b w:val="0"/>
+          <w:i w:val="0"/>
+          <w:color w:val="55657A"/>
+        </w:rPr>
+        <w:t>.</w:t>
+      </w:r>
+    </w:p>
+    <w:p>
+      <w:pPr>
+        <w:pStyle w:val="Heading2"/>
+      </w:pPr>
+      <w:r>
+        <w:t>7.2 Week status — every transition</w:t>
+      </w:r>
+    </w:p>
+    <w:p>
+      <w:r>
+        <w:rPr>
+          <w:b w:val="0"/>
+          <w:i w:val="0"/>
+        </w:rPr>
+        <w:t>Six statuses, one at a time. Flags accumulate separately and are shown in the last column.</w:t>
+      </w:r>
+    </w:p>
+    <w:tbl>
+      <w:tblPr>
+        <w:tblStyle w:val="TableGrid"/>
+        <w:tblW w:type="auto" w:w="0"/>
+        <w:jc w:val="center"/>
+        <w:tblLook w:firstColumn="1" w:firstRow="1" w:lastColumn="0" w:lastRow="0" w:noHBand="0" w:noVBand="1" w:val="04A0"/>
+      </w:tblPr>
+      <w:tblGrid>
+        <w:gridCol w:w="2448"/>
+        <w:gridCol w:w="2448"/>
+        <w:gridCol w:w="2448"/>
+        <w:gridCol w:w="2448"/>
+      </w:tblGrid>
+      <w:tr>
+        <w:tc>
+          <w:tcPr>
+            <w:tcW w:type="dxa" w:w="2448"/>
+            <w:shd w:val="clear" w:fill="F1F3F6"/>
+          </w:tcPr>
+          <w:p>
+            <w:pPr>
+              <w:spacing w:after="40"/>
+            </w:pPr>
+            <w:r/>
+            <w:r>
+              <w:rPr>
+                <w:b/>
+                <w:i w:val="0"/>
+              </w:rPr>
+              <w:t>From</w:t>
+            </w:r>
+          </w:p>
+        </w:tc>
+        <w:tc>
+          <w:tcPr>
+            <w:tcW w:type="dxa" w:w="2448"/>
+            <w:shd w:val="clear" w:fill="F1F3F6"/>
+          </w:tcPr>
+          <w:p>
+            <w:pPr>
+              <w:spacing w:after="40"/>
+            </w:pPr>
+            <w:r/>
+            <w:r>
+              <w:rPr>
+                <w:b/>
+                <w:i w:val="0"/>
+              </w:rPr>
+              <w:t>Event</w:t>
+            </w:r>
+          </w:p>
+        </w:tc>
+        <w:tc>
+          <w:tcPr>
+            <w:tcW w:type="dxa" w:w="2448"/>
+            <w:shd w:val="clear" w:fill="F1F3F6"/>
+          </w:tcPr>
+          <w:p>
+            <w:pPr>
+              <w:spacing w:after="40"/>
+            </w:pPr>
+            <w:r/>
+            <w:r>
+              <w:rPr>
+                <w:b/>
+                <w:i w:val="0"/>
+              </w:rPr>
+              <w:t>To</w:t>
+            </w:r>
+          </w:p>
+        </w:tc>
+        <w:tc>
+          <w:tcPr>
+            <w:tcW w:type="dxa" w:w="2448"/>
+            <w:shd w:val="clear" w:fill="F1F3F6"/>
+          </w:tcPr>
+          <w:p>
+            <w:pPr>
+              <w:spacing w:after="40"/>
+            </w:pPr>
+            <w:r/>
+            <w:r>
+              <w:rPr>
+                <w:b/>
+                <w:i w:val="0"/>
+              </w:rPr>
+              <w:t>Flag effect</w:t>
+            </w:r>
+          </w:p>
+        </w:tc>
+      </w:tr>
+      <w:tr>
+        <w:tc>
+          <w:tcPr>
+            <w:tcW w:type="dxa" w:w="2448"/>
+          </w:tcPr>
+          <w:p>
+            <w:pPr>
+              <w:spacing w:after="40"/>
+            </w:pPr>
+            <w:r/>
+            <w:r>
+              <w:rPr>
+                <w:b w:val="0"/>
+                <w:i w:val="0"/>
+              </w:rPr>
+              <w:t>Not yet submitted</w:t>
+            </w:r>
+          </w:p>
+        </w:tc>
+        <w:tc>
+          <w:tcPr>
+            <w:tcW w:type="dxa" w:w="2448"/>
+          </w:tcPr>
+          <w:p>
+            <w:pPr>
+              <w:spacing w:after="40"/>
+            </w:pPr>
+            <w:r/>
+            <w:r>
+              <w:rPr>
+                <w:b w:val="0"/>
+                <w:i w:val="0"/>
+              </w:rPr>
+              <w:t>Employee submits</w:t>
+            </w:r>
+          </w:p>
+        </w:tc>
+        <w:tc>
+          <w:tcPr>
+            <w:tcW w:type="dxa" w:w="2448"/>
+          </w:tcPr>
+          <w:p>
+            <w:pPr>
+              <w:spacing w:after="40"/>
+            </w:pPr>
+            <w:r/>
+            <w:r>
+              <w:rPr>
+                <w:b/>
+                <w:i w:val="0"/>
+              </w:rPr>
+              <w:t>Submitted</w:t>
+            </w:r>
+          </w:p>
+        </w:tc>
+        <w:tc>
+          <w:tcPr>
+            <w:tcW w:type="dxa" w:w="2448"/>
+          </w:tcPr>
+          <w:p>
+            <w:pPr>
+              <w:spacing w:after="40"/>
+            </w:pPr>
+            <w:r/>
+            <w:r>
+              <w:rPr>
+                <w:b w:val="0"/>
+                <w:i w:val="0"/>
+              </w:rPr>
+              <w:t xml:space="preserve">+ </w:t>
+            </w:r>
+            <w:r>
+              <w:rPr>
+                <w:b w:val="0"/>
+                <w:i/>
+              </w:rPr>
+              <w:t>Late submission</w:t>
+            </w:r>
+            <w:r>
+              <w:rPr>
+                <w:b w:val="0"/>
+                <w:i w:val="0"/>
+              </w:rPr>
+              <w:t xml:space="preserve"> if after the weekly cut-off</w:t>
+            </w:r>
+          </w:p>
+        </w:tc>
+      </w:tr>
+      <w:tr>
+        <w:tc>
+          <w:tcPr>
+            <w:tcW w:type="dxa" w:w="2448"/>
+          </w:tcPr>
+          <w:p>
+            <w:pPr>
+              <w:spacing w:after="40"/>
+            </w:pPr>
+            <w:r/>
+            <w:r>
+              <w:rPr>
+                <w:b w:val="0"/>
+                <w:i w:val="0"/>
+              </w:rPr>
+              <w:t>Not yet submitted</w:t>
+            </w:r>
+          </w:p>
+        </w:tc>
+        <w:tc>
+          <w:tcPr>
+            <w:tcW w:type="dxa" w:w="2448"/>
+          </w:tcPr>
+          <w:p>
+            <w:pPr>
+              <w:spacing w:after="40"/>
+            </w:pPr>
+            <w:r/>
+            <w:r>
+              <w:rPr>
+                <w:b/>
+                <w:i w:val="0"/>
+              </w:rPr>
+              <w:t>Weekly cut-off job</w:t>
+            </w:r>
+            <w:r>
+              <w:rPr>
+                <w:b w:val="0"/>
+                <w:i w:val="0"/>
+              </w:rPr>
+              <w:t xml:space="preserve"> — never submitted</w:t>
+            </w:r>
+          </w:p>
+        </w:tc>
+        <w:tc>
+          <w:tcPr>
+            <w:tcW w:type="dxa" w:w="2448"/>
+          </w:tcPr>
+          <w:p>
+            <w:pPr>
+              <w:spacing w:after="40"/>
+            </w:pPr>
+            <w:r/>
+            <w:r>
+              <w:rPr>
+                <w:b/>
+                <w:i w:val="0"/>
+              </w:rPr>
+              <w:t>Defaulted</w:t>
+            </w:r>
+          </w:p>
+        </w:tc>
+        <w:tc>
+          <w:tcPr>
+            <w:tcW w:type="dxa" w:w="2448"/>
+          </w:tcPr>
+          <w:p>
+            <w:pPr>
+              <w:spacing w:after="40"/>
+            </w:pPr>
+            <w:r/>
+            <w:r>
+              <w:rPr>
+                <w:b w:val="0"/>
+                <w:i w:val="0"/>
+              </w:rPr>
+              <w:t xml:space="preserve">+ </w:t>
+            </w:r>
+            <w:r>
+              <w:rPr>
+                <w:b w:val="0"/>
+                <w:i/>
+              </w:rPr>
+              <w:t>Defaulted</w:t>
+            </w:r>
+            <w:r>
+              <w:rPr>
+                <w:b w:val="0"/>
+                <w:i w:val="0"/>
+              </w:rPr>
+              <w:t xml:space="preserve">, </w:t>
+            </w:r>
+            <w:r>
+              <w:rPr>
+                <w:rFonts w:ascii="Consolas" w:hAnsi="Consolas"/>
+                <w:b w:val="0"/>
+                <w:i w:val="0"/>
+                <w:sz w:val="18"/>
+              </w:rPr>
+              <w:t>DEFAULTED_BY = EMPLOYEE</w:t>
+            </w:r>
+            <w:r>
+              <w:rPr>
+                <w:b w:val="0"/>
+                <w:i w:val="0"/>
+              </w:rPr>
+              <w:t xml:space="preserve">; </w:t>
+            </w:r>
+            <w:r>
+              <w:rPr>
+                <w:b/>
+                <w:i w:val="0"/>
+              </w:rPr>
+              <w:t>locks the week</w:t>
+            </w:r>
+          </w:p>
+        </w:tc>
+      </w:tr>
+      <w:tr>
+        <w:tc>
+          <w:tcPr>
+            <w:tcW w:type="dxa" w:w="2448"/>
+          </w:tcPr>
+          <w:p>
+            <w:pPr>
+              <w:spacing w:after="40"/>
+            </w:pPr>
+            <w:r/>
+            <w:r>
+              <w:rPr>
+                <w:b w:val="0"/>
+                <w:i w:val="0"/>
+              </w:rPr>
+              <w:t>Submitted</w:t>
+            </w:r>
+          </w:p>
+        </w:tc>
+        <w:tc>
+          <w:tcPr>
+            <w:tcW w:type="dxa" w:w="2448"/>
+          </w:tcPr>
+          <w:p>
+            <w:pPr>
+              <w:spacing w:after="40"/>
+            </w:pPr>
+            <w:r/>
+            <w:r>
+              <w:rPr>
+                <w:b w:val="0"/>
+                <w:i w:val="0"/>
+              </w:rPr>
+              <w:t>Manager approves</w:t>
+            </w:r>
+          </w:p>
+        </w:tc>
+        <w:tc>
+          <w:tcPr>
+            <w:tcW w:type="dxa" w:w="2448"/>
+          </w:tcPr>
+          <w:p>
+            <w:pPr>
+              <w:spacing w:after="40"/>
+            </w:pPr>
+            <w:r/>
+            <w:r>
+              <w:rPr>
+                <w:b/>
+                <w:i w:val="0"/>
+              </w:rPr>
+              <w:t>Approved</w:t>
+            </w:r>
+          </w:p>
+        </w:tc>
+        <w:tc>
+          <w:tcPr>
+            <w:tcW w:type="dxa" w:w="2448"/>
+          </w:tcPr>
+          <w:p>
+            <w:pPr>
+              <w:spacing w:after="40"/>
+            </w:pPr>
+            <w:r/>
+            <w:r>
+              <w:rPr>
+                <w:b w:val="0"/>
+                <w:i w:val="0"/>
+              </w:rPr>
+              <w:t>—</w:t>
+            </w:r>
+          </w:p>
+        </w:tc>
+      </w:tr>
+      <w:tr>
+        <w:tc>
+          <w:tcPr>
+            <w:tcW w:type="dxa" w:w="2448"/>
+          </w:tcPr>
+          <w:p>
+            <w:pPr>
+              <w:spacing w:after="40"/>
+            </w:pPr>
+            <w:r/>
+            <w:r>
+              <w:rPr>
+                <w:b w:val="0"/>
+                <w:i w:val="0"/>
+              </w:rPr>
+              <w:t>Submitted</w:t>
+            </w:r>
+          </w:p>
+        </w:tc>
+        <w:tc>
+          <w:tcPr>
+            <w:tcW w:type="dxa" w:w="2448"/>
+          </w:tcPr>
+          <w:p>
+            <w:pPr>
+              <w:spacing w:after="40"/>
+            </w:pPr>
+            <w:r/>
+            <w:r>
+              <w:rPr>
+                <w:b w:val="0"/>
+                <w:i w:val="0"/>
+              </w:rPr>
+              <w:t>Manager rejects — reason mandatory</w:t>
+            </w:r>
+          </w:p>
+        </w:tc>
+        <w:tc>
+          <w:tcPr>
+            <w:tcW w:type="dxa" w:w="2448"/>
+          </w:tcPr>
+          <w:p>
+            <w:pPr>
+              <w:spacing w:after="40"/>
+            </w:pPr>
+            <w:r/>
+            <w:r>
+              <w:rPr>
+                <w:b/>
+                <w:i w:val="0"/>
+              </w:rPr>
+              <w:t>Rejected</w:t>
+            </w:r>
+          </w:p>
+        </w:tc>
+        <w:tc>
+          <w:tcPr>
+            <w:tcW w:type="dxa" w:w="2448"/>
+          </w:tcPr>
+          <w:p>
+            <w:pPr>
+              <w:spacing w:after="40"/>
+            </w:pPr>
+            <w:r/>
+            <w:r>
+              <w:rPr>
+                <w:b w:val="0"/>
+                <w:i w:val="0"/>
+              </w:rPr>
+              <w:t>—</w:t>
+            </w:r>
+          </w:p>
+        </w:tc>
+      </w:tr>
+      <w:tr>
+        <w:tc>
+          <w:tcPr>
+            <w:tcW w:type="dxa" w:w="2448"/>
+          </w:tcPr>
+          <w:p>
+            <w:pPr>
+              <w:spacing w:after="40"/>
+            </w:pPr>
+            <w:r/>
+            <w:r>
+              <w:rPr>
+                <w:b w:val="0"/>
+                <w:i w:val="0"/>
+              </w:rPr>
+              <w:t>Submitted</w:t>
+            </w:r>
+          </w:p>
+        </w:tc>
+        <w:tc>
+          <w:tcPr>
+            <w:tcW w:type="dxa" w:w="2448"/>
+          </w:tcPr>
+          <w:p>
+            <w:pPr>
+              <w:spacing w:after="40"/>
+            </w:pPr>
+            <w:r/>
+            <w:r>
+              <w:rPr>
+                <w:b w:val="0"/>
+                <w:i w:val="0"/>
+              </w:rPr>
+              <w:t>Employee revokes their own submission</w:t>
+            </w:r>
+          </w:p>
+        </w:tc>
+        <w:tc>
+          <w:tcPr>
+            <w:tcW w:type="dxa" w:w="2448"/>
+          </w:tcPr>
+          <w:p>
+            <w:pPr>
+              <w:spacing w:after="40"/>
+            </w:pPr>
+            <w:r/>
+            <w:r>
+              <w:rPr>
+                <w:b/>
+                <w:i w:val="0"/>
+              </w:rPr>
+              <w:t>Not yet submitted</w:t>
+            </w:r>
+          </w:p>
+        </w:tc>
+        <w:tc>
+          <w:tcPr>
+            <w:tcW w:type="dxa" w:w="2448"/>
+          </w:tcPr>
+          <w:p>
+            <w:pPr>
+              <w:spacing w:after="40"/>
+            </w:pPr>
+            <w:r/>
+            <w:r>
+              <w:rPr>
+                <w:b w:val="0"/>
+                <w:i/>
+              </w:rPr>
+              <w:t>Late submission</w:t>
+            </w:r>
+            <w:r>
+              <w:rPr>
+                <w:b w:val="0"/>
+                <w:i w:val="0"/>
+              </w:rPr>
+              <w:t xml:space="preserve"> retained — it did happen</w:t>
+            </w:r>
+          </w:p>
+        </w:tc>
+      </w:tr>
+      <w:tr>
+        <w:tc>
+          <w:tcPr>
+            <w:tcW w:type="dxa" w:w="2448"/>
+          </w:tcPr>
+          <w:p>
+            <w:pPr>
+              <w:spacing w:after="40"/>
+            </w:pPr>
+            <w:r/>
+            <w:r>
+              <w:rPr>
+                <w:b w:val="0"/>
+                <w:i w:val="0"/>
+              </w:rPr>
+              <w:t>Submitted</w:t>
+            </w:r>
+          </w:p>
+        </w:tc>
+        <w:tc>
+          <w:tcPr>
+            <w:tcW w:type="dxa" w:w="2448"/>
+          </w:tcPr>
+          <w:p>
+            <w:pPr>
+              <w:spacing w:after="40"/>
+            </w:pPr>
+            <w:r/>
+            <w:r>
+              <w:rPr>
+                <w:b w:val="0"/>
+                <w:i w:val="0"/>
+              </w:rPr>
+              <w:t>Manager overrides the hours and approves</w:t>
+            </w:r>
+          </w:p>
+        </w:tc>
+        <w:tc>
+          <w:tcPr>
+            <w:tcW w:type="dxa" w:w="2448"/>
+          </w:tcPr>
+          <w:p>
+            <w:pPr>
+              <w:spacing w:after="40"/>
+            </w:pPr>
+            <w:r/>
+            <w:r>
+              <w:rPr>
+                <w:b/>
+                <w:i w:val="0"/>
+              </w:rPr>
+              <w:t>Overridden and approved</w:t>
+            </w:r>
+          </w:p>
+        </w:tc>
+        <w:tc>
+          <w:tcPr>
+            <w:tcW w:type="dxa" w:w="2448"/>
+          </w:tcPr>
+          <w:p>
+            <w:pPr>
+              <w:spacing w:after="40"/>
+            </w:pPr>
+            <w:r/>
+            <w:r>
+              <w:rPr>
+                <w:b w:val="0"/>
+                <w:i w:val="0"/>
+              </w:rPr>
+              <w:t xml:space="preserve">+ </w:t>
+            </w:r>
+            <w:r>
+              <w:rPr>
+                <w:b w:val="0"/>
+                <w:i/>
+              </w:rPr>
+              <w:t>Overridden &amp; approved</w:t>
+            </w:r>
+            <w:r>
+              <w:rPr>
+                <w:b w:val="0"/>
+                <w:i w:val="0"/>
+              </w:rPr>
+              <w:t>; original value kept in the audit trail</w:t>
+            </w:r>
+          </w:p>
+        </w:tc>
+      </w:tr>
+      <w:tr>
+        <w:tc>
+          <w:tcPr>
+            <w:tcW w:type="dxa" w:w="2448"/>
+          </w:tcPr>
+          <w:p>
+            <w:pPr>
+              <w:spacing w:after="40"/>
+            </w:pPr>
+            <w:r/>
+            <w:r>
+              <w:rPr>
+                <w:b w:val="0"/>
+                <w:i w:val="0"/>
+              </w:rPr>
+              <w:t>Submitted</w:t>
+            </w:r>
+          </w:p>
+        </w:tc>
+        <w:tc>
+          <w:tcPr>
+            <w:tcW w:type="dxa" w:w="2448"/>
+          </w:tcPr>
+          <w:p>
+            <w:pPr>
+              <w:spacing w:after="40"/>
+            </w:pPr>
+            <w:r/>
+            <w:r>
+              <w:rPr>
+                <w:b/>
+                <w:i w:val="0"/>
+              </w:rPr>
+              <w:t>Delivery cut-off job</w:t>
+            </w:r>
+            <w:r>
+              <w:rPr>
+                <w:b w:val="0"/>
+                <w:i w:val="0"/>
+              </w:rPr>
+              <w:t xml:space="preserve"> — manager never decided</w:t>
+            </w:r>
+          </w:p>
+        </w:tc>
+        <w:tc>
+          <w:tcPr>
+            <w:tcW w:type="dxa" w:w="2448"/>
+          </w:tcPr>
+          <w:p>
+            <w:pPr>
+              <w:spacing w:after="40"/>
+            </w:pPr>
+            <w:r/>
+            <w:r>
+              <w:rPr>
+                <w:b/>
+                <w:i w:val="0"/>
+              </w:rPr>
+              <w:t>Defaulted</w:t>
+            </w:r>
+          </w:p>
+        </w:tc>
+        <w:tc>
+          <w:tcPr>
+            <w:tcW w:type="dxa" w:w="2448"/>
+          </w:tcPr>
+          <w:p>
+            <w:pPr>
+              <w:spacing w:after="40"/>
+            </w:pPr>
+            <w:r/>
+            <w:r>
+              <w:rPr>
+                <w:b w:val="0"/>
+                <w:i w:val="0"/>
+              </w:rPr>
+              <w:t xml:space="preserve">+ </w:t>
+            </w:r>
+            <w:r>
+              <w:rPr>
+                <w:b w:val="0"/>
+                <w:i/>
+              </w:rPr>
+              <w:t>Defaulted</w:t>
+            </w:r>
+            <w:r>
+              <w:rPr>
+                <w:b w:val="0"/>
+                <w:i w:val="0"/>
+              </w:rPr>
+              <w:t xml:space="preserve">, </w:t>
+            </w:r>
+            <w:r>
+              <w:rPr>
+                <w:rFonts w:ascii="Consolas" w:hAnsi="Consolas"/>
+                <w:b w:val="0"/>
+                <w:i w:val="0"/>
+                <w:sz w:val="18"/>
+              </w:rPr>
+              <w:t>DEFAULTED_BY = MANAGER</w:t>
+            </w:r>
+            <w:r>
+              <w:rPr>
+                <w:b w:val="0"/>
+                <w:i w:val="0"/>
+              </w:rPr>
+              <w:t xml:space="preserve">; </w:t>
+            </w:r>
+            <w:r>
+              <w:rPr>
+                <w:b/>
+                <w:i w:val="0"/>
+              </w:rPr>
+              <w:t>no lock</w:t>
+            </w:r>
+          </w:p>
+        </w:tc>
+      </w:tr>
+      <w:tr>
+        <w:tc>
+          <w:tcPr>
+            <w:tcW w:type="dxa" w:w="2448"/>
+          </w:tcPr>
+          <w:p>
+            <w:pPr>
+              <w:spacing w:after="40"/>
+            </w:pPr>
+            <w:r/>
+            <w:r>
+              <w:rPr>
+                <w:b w:val="0"/>
+                <w:i w:val="0"/>
+              </w:rPr>
+              <w:t>Rejected</w:t>
+            </w:r>
+          </w:p>
+        </w:tc>
+        <w:tc>
+          <w:tcPr>
+            <w:tcW w:type="dxa" w:w="2448"/>
+          </w:tcPr>
+          <w:p>
+            <w:pPr>
+              <w:spacing w:after="40"/>
+            </w:pPr>
+            <w:r/>
+            <w:r>
+              <w:rPr>
+                <w:b w:val="0"/>
+                <w:i w:val="0"/>
+              </w:rPr>
+              <w:t>Employee corrects and resubmits</w:t>
+            </w:r>
+          </w:p>
+        </w:tc>
+        <w:tc>
+          <w:tcPr>
+            <w:tcW w:type="dxa" w:w="2448"/>
+          </w:tcPr>
+          <w:p>
+            <w:pPr>
+              <w:spacing w:after="40"/>
+            </w:pPr>
+            <w:r/>
+            <w:r>
+              <w:rPr>
+                <w:b/>
+                <w:i w:val="0"/>
+              </w:rPr>
+              <w:t>Submitted</w:t>
+            </w:r>
+          </w:p>
+        </w:tc>
+        <w:tc>
+          <w:tcPr>
+            <w:tcW w:type="dxa" w:w="2448"/>
+          </w:tcPr>
+          <w:p>
+            <w:pPr>
+              <w:spacing w:after="40"/>
+            </w:pPr>
+            <w:r/>
+            <w:r>
+              <w:rPr>
+                <w:b w:val="0"/>
+                <w:i w:val="0"/>
+              </w:rPr>
+              <w:t xml:space="preserve">day statuses reset to Pending; + </w:t>
+            </w:r>
+            <w:r>
+              <w:rPr>
+                <w:b w:val="0"/>
+                <w:i/>
+              </w:rPr>
+              <w:t>Late submission</w:t>
+            </w:r>
+            <w:r>
+              <w:rPr>
+                <w:b w:val="0"/>
+                <w:i w:val="0"/>
+              </w:rPr>
+              <w:t xml:space="preserve"> if now past the cut-off</w:t>
+            </w:r>
+          </w:p>
+        </w:tc>
+      </w:tr>
+      <w:tr>
+        <w:tc>
+          <w:tcPr>
+            <w:tcW w:type="dxa" w:w="2448"/>
+          </w:tcPr>
+          <w:p>
+            <w:pPr>
+              <w:spacing w:after="40"/>
+            </w:pPr>
+            <w:r/>
+            <w:r>
+              <w:rPr>
+                <w:b w:val="0"/>
+                <w:i w:val="0"/>
+              </w:rPr>
+              <w:t>Defaulted</w:t>
+            </w:r>
+          </w:p>
+        </w:tc>
+        <w:tc>
+          <w:tcPr>
+            <w:tcW w:type="dxa" w:w="2448"/>
+          </w:tcPr>
+          <w:p>
+            <w:pPr>
+              <w:spacing w:after="40"/>
+            </w:pPr>
+            <w:r/>
+            <w:r>
+              <w:rPr>
+                <w:b w:val="0"/>
+                <w:i w:val="0"/>
+              </w:rPr>
+              <w:t>Manager approves</w:t>
+            </w:r>
+          </w:p>
+        </w:tc>
+        <w:tc>
+          <w:tcPr>
+            <w:tcW w:type="dxa" w:w="2448"/>
+          </w:tcPr>
+          <w:p>
+            <w:pPr>
+              <w:spacing w:after="40"/>
+            </w:pPr>
+            <w:r/>
+            <w:r>
+              <w:rPr>
+                <w:b/>
+                <w:i w:val="0"/>
+              </w:rPr>
+              <w:t>Approved</w:t>
+            </w:r>
+          </w:p>
+        </w:tc>
+        <w:tc>
+          <w:tcPr>
+            <w:tcW w:type="dxa" w:w="2448"/>
+          </w:tcPr>
+          <w:p>
+            <w:pPr>
+              <w:spacing w:after="40"/>
+            </w:pPr>
+            <w:r/>
+            <w:r>
+              <w:rPr>
+                <w:b w:val="0"/>
+                <w:i/>
+              </w:rPr>
+              <w:t>Defaulted</w:t>
+            </w:r>
+            <w:r>
+              <w:rPr>
+                <w:b w:val="0"/>
+                <w:i w:val="0"/>
+              </w:rPr>
+              <w:t xml:space="preserve"> flag </w:t>
+            </w:r>
+            <w:r>
+              <w:rPr>
+                <w:b/>
+                <w:i w:val="0"/>
+              </w:rPr>
+              <w:t>kept</w:t>
+            </w:r>
+            <w:r>
+              <w:rPr>
+                <w:b w:val="0"/>
+                <w:i w:val="0"/>
+              </w:rPr>
+              <w:t xml:space="preserve"> — it happened</w:t>
+            </w:r>
+          </w:p>
+        </w:tc>
+      </w:tr>
+      <w:tr>
+        <w:tc>
+          <w:tcPr>
+            <w:tcW w:type="dxa" w:w="2448"/>
+          </w:tcPr>
+          <w:p>
+            <w:pPr>
+              <w:spacing w:after="40"/>
+            </w:pPr>
+            <w:r/>
+            <w:r>
+              <w:rPr>
+                <w:b w:val="0"/>
+                <w:i w:val="0"/>
+              </w:rPr>
+              <w:t>Approved</w:t>
+            </w:r>
+          </w:p>
+        </w:tc>
+        <w:tc>
+          <w:tcPr>
+            <w:tcW w:type="dxa" w:w="2448"/>
+          </w:tcPr>
+          <w:p>
+            <w:pPr>
+              <w:spacing w:after="40"/>
+            </w:pPr>
+            <w:r/>
+            <w:r>
+              <w:rPr>
+                <w:b w:val="0"/>
+                <w:i w:val="0"/>
+              </w:rPr>
+              <w:t>Manager undoes the decision</w:t>
+            </w:r>
+          </w:p>
+        </w:tc>
+        <w:tc>
+          <w:tcPr>
+            <w:tcW w:type="dxa" w:w="2448"/>
+          </w:tcPr>
+          <w:p>
+            <w:pPr>
+              <w:spacing w:after="40"/>
+            </w:pPr>
+            <w:r/>
+            <w:r>
+              <w:rPr>
+                <w:b/>
+                <w:i w:val="0"/>
+              </w:rPr>
+              <w:t>Submitted</w:t>
+            </w:r>
+          </w:p>
+        </w:tc>
+        <w:tc>
+          <w:tcPr>
+            <w:tcW w:type="dxa" w:w="2448"/>
+          </w:tcPr>
+          <w:p>
+            <w:pPr>
+              <w:spacing w:after="40"/>
+            </w:pPr>
+            <w:r/>
+            <w:r>
+              <w:rPr>
+                <w:b w:val="0"/>
+                <w:i w:val="0"/>
+              </w:rPr>
+              <w:t>—</w:t>
+            </w:r>
+          </w:p>
+        </w:tc>
+      </w:tr>
+      <w:tr>
+        <w:tc>
+          <w:tcPr>
+            <w:tcW w:type="dxa" w:w="2448"/>
+          </w:tcPr>
+          <w:p>
+            <w:pPr>
+              <w:spacing w:after="40"/>
+            </w:pPr>
+            <w:r/>
+            <w:r>
+              <w:rPr>
+                <w:b w:val="0"/>
+                <w:i w:val="0"/>
+              </w:rPr>
+              <w:t>Rejected</w:t>
+            </w:r>
+          </w:p>
+        </w:tc>
+        <w:tc>
+          <w:tcPr>
+            <w:tcW w:type="dxa" w:w="2448"/>
+          </w:tcPr>
+          <w:p>
+            <w:pPr>
+              <w:spacing w:after="40"/>
+            </w:pPr>
+            <w:r/>
+            <w:r>
+              <w:rPr>
+                <w:b w:val="0"/>
+                <w:i w:val="0"/>
+              </w:rPr>
+              <w:t>Manager undoes the decision</w:t>
+            </w:r>
+          </w:p>
+        </w:tc>
+        <w:tc>
+          <w:tcPr>
+            <w:tcW w:type="dxa" w:w="2448"/>
+          </w:tcPr>
+          <w:p>
+            <w:pPr>
+              <w:spacing w:after="40"/>
+            </w:pPr>
+            <w:r/>
+            <w:r>
+              <w:rPr>
+                <w:b/>
+                <w:i w:val="0"/>
+              </w:rPr>
+              <w:t>Submitted</w:t>
+            </w:r>
+          </w:p>
+        </w:tc>
+        <w:tc>
+          <w:tcPr>
+            <w:tcW w:type="dxa" w:w="2448"/>
+          </w:tcPr>
+          <w:p>
+            <w:pPr>
+              <w:spacing w:after="40"/>
+            </w:pPr>
+            <w:r/>
+            <w:r>
+              <w:rPr>
+                <w:b w:val="0"/>
+                <w:i w:val="0"/>
+              </w:rPr>
+              <w:t>—</w:t>
+            </w:r>
+          </w:p>
+        </w:tc>
+      </w:tr>
+      <w:tr>
+        <w:tc>
+          <w:tcPr>
+            <w:tcW w:type="dxa" w:w="2448"/>
+          </w:tcPr>
+          <w:p>
+            <w:pPr>
+              <w:spacing w:after="40"/>
+            </w:pPr>
+            <w:r/>
+            <w:r>
+              <w:rPr>
+                <w:b w:val="0"/>
+                <w:i w:val="0"/>
+              </w:rPr>
+              <w:t xml:space="preserve">Approved </w:t>
+            </w:r>
+            <w:r>
+              <w:rPr>
+                <w:b w:val="0"/>
+                <w:i/>
+              </w:rPr>
+              <w:t>or</w:t>
+            </w:r>
+            <w:r>
+              <w:rPr>
+                <w:b w:val="0"/>
+                <w:i w:val="0"/>
+              </w:rPr>
+              <w:t xml:space="preserve"> Overridden and approved</w:t>
+            </w:r>
+          </w:p>
+        </w:tc>
+        <w:tc>
+          <w:tcPr>
+            <w:tcW w:type="dxa" w:w="2448"/>
+          </w:tcPr>
+          <w:p>
+            <w:pPr>
+              <w:spacing w:after="40"/>
+            </w:pPr>
+            <w:r/>
+            <w:r>
+              <w:rPr>
+                <w:b w:val="0"/>
+                <w:i w:val="0"/>
+              </w:rPr>
+              <w:t>Month confirmed — RULE-020, every week approved</w:t>
+            </w:r>
+          </w:p>
+        </w:tc>
+        <w:tc>
+          <w:tcPr>
+            <w:tcW w:type="dxa" w:w="2448"/>
+          </w:tcPr>
+          <w:p>
+            <w:pPr>
+              <w:spacing w:after="40"/>
+            </w:pPr>
+            <w:r/>
+            <w:r>
+              <w:rPr>
+                <w:b w:val="0"/>
+                <w:i w:val="0"/>
+              </w:rPr>
+              <w:t xml:space="preserve">week status </w:t>
+            </w:r>
+            <w:r>
+              <w:rPr>
+                <w:b/>
+                <w:i w:val="0"/>
+              </w:rPr>
+              <w:t>unchanged</w:t>
+            </w:r>
+            <w:r>
+              <w:rPr>
+                <w:b w:val="0"/>
+                <w:i w:val="0"/>
+              </w:rPr>
+              <w:t xml:space="preserve">; the month is recorded in </w:t>
+            </w:r>
+            <w:r>
+              <w:rPr>
+                <w:rFonts w:ascii="Consolas" w:hAnsi="Consolas"/>
+                <w:b w:val="0"/>
+                <w:i w:val="0"/>
+                <w:sz w:val="18"/>
+              </w:rPr>
+              <w:t>OC_TS_MONTH_CONFIRM</w:t>
+            </w:r>
+          </w:p>
+        </w:tc>
+        <w:tc>
+          <w:tcPr>
+            <w:tcW w:type="dxa" w:w="2448"/>
+          </w:tcPr>
+          <w:p>
+            <w:pPr>
+              <w:spacing w:after="40"/>
+            </w:pPr>
+            <w:r/>
+            <w:r>
+              <w:rPr>
+                <w:b w:val="0"/>
+                <w:i w:val="0"/>
+              </w:rPr>
+              <w:t xml:space="preserve">+ </w:t>
+            </w:r>
+            <w:r>
+              <w:rPr>
+                <w:b w:val="0"/>
+                <w:i/>
+              </w:rPr>
+              <w:t>Advance closure</w:t>
+            </w:r>
+            <w:r>
+              <w:rPr>
+                <w:b w:val="0"/>
+                <w:i w:val="0"/>
+              </w:rPr>
+              <w:t xml:space="preserve"> if closed ahead of the cut-off</w:t>
+            </w:r>
+          </w:p>
+        </w:tc>
+      </w:tr>
+    </w:tbl>
+    <w:p/>
+    <w:p>
+      <w:pPr>
+        <w:spacing w:before="120" w:after="160"/>
+        <w:ind w:left="288"/>
+        <w:pBdr>
+          <w:left w:val="single" w:sz="18" w:space="8" w:color="D9A53C"/>
+        </w:pBdr>
+      </w:pPr>
+      <w:r>
+        <w:rPr>
+          <w:b/>
+          <w:i w:val="0"/>
+          <w:sz w:val="19"/>
+        </w:rPr>
+        <w:t>Two transitions are easy to miss and both matter.</w:t>
+      </w:r>
+      <w:r>
+        <w:rPr>
+          <w:b w:val="0"/>
+          <w:i/>
+          <w:sz w:val="19"/>
+        </w:rPr>
+        <w:t>Rejected → Submitted</w:t>
+      </w:r>
+      <w:r>
+        <w:rPr>
+          <w:b w:val="0"/>
+          <w:i w:val="0"/>
+          <w:sz w:val="19"/>
+        </w:rPr>
+        <w:t xml:space="preserve"> is the correct-and-resubmit loop, and it resets every day to Pending — without that reset the manager could not act on the week again. </w:t>
+      </w:r>
+      <w:r>
+        <w:rPr>
+          <w:b w:val="0"/>
+          <w:i/>
+          <w:sz w:val="19"/>
+        </w:rPr>
+        <w:t>Approved → Submitted</w:t>
+      </w:r>
+      <w:r>
+        <w:rPr>
+          <w:b w:val="0"/>
+          <w:i w:val="0"/>
+          <w:sz w:val="19"/>
+        </w:rPr>
+        <w:t xml:space="preserve"> is a manager undoing their own decision; it deliberately returns to </w:t>
+      </w:r>
+      <w:r>
+        <w:rPr>
+          <w:b w:val="0"/>
+          <w:i/>
+          <w:sz w:val="19"/>
+        </w:rPr>
+        <w:t>Submitted</w:t>
+      </w:r>
+      <w:r>
+        <w:rPr>
+          <w:b w:val="0"/>
+          <w:i w:val="0"/>
+          <w:sz w:val="19"/>
+        </w:rPr>
+        <w:t xml:space="preserve"> and never to </w:t>
+      </w:r>
+      <w:r>
+        <w:rPr>
+          <w:b w:val="0"/>
+          <w:i/>
+          <w:sz w:val="19"/>
+        </w:rPr>
+        <w:t>Not yet submitted</w:t>
+      </w:r>
+      <w:r>
+        <w:rPr>
+          <w:b w:val="0"/>
+          <w:i w:val="0"/>
+          <w:sz w:val="19"/>
+        </w:rPr>
+        <w:t xml:space="preserve">, because the employee did submit and must not be made to send it again. </w:t>
+      </w:r>
+    </w:p>
+    <w:p>
+      <w:pPr>
+        <w:pStyle w:val="Heading2"/>
+      </w:pPr>
+      <w:r>
+        <w:t>7.3 Day status</w:t>
+      </w:r>
+    </w:p>
+    <w:tbl>
+      <w:tblPr>
+        <w:tblStyle w:val="TableGrid"/>
+        <w:tblW w:type="auto" w:w="0"/>
+        <w:jc w:val="center"/>
+        <w:tblLook w:firstColumn="1" w:firstRow="1" w:lastColumn="0" w:lastRow="0" w:noHBand="0" w:noVBand="1" w:val="04A0"/>
+      </w:tblPr>
+      <w:tblGrid>
+        <w:gridCol w:w="3264"/>
+        <w:gridCol w:w="3264"/>
+        <w:gridCol w:w="3264"/>
+      </w:tblGrid>
+      <w:tr>
+        <w:tc>
+          <w:tcPr>
+            <w:tcW w:type="dxa" w:w="3264"/>
+            <w:shd w:val="clear" w:fill="F1F3F6"/>
+          </w:tcPr>
+          <w:p>
+            <w:pPr>
+              <w:spacing w:after="40"/>
+            </w:pPr>
+            <w:r/>
+            <w:r>
+              <w:rPr>
+                <w:b/>
+                <w:i w:val="0"/>
+              </w:rPr>
+              <w:t>From</w:t>
+            </w:r>
+          </w:p>
+        </w:tc>
+        <w:tc>
+          <w:tcPr>
+            <w:tcW w:type="dxa" w:w="3264"/>
+            <w:shd w:val="clear" w:fill="F1F3F6"/>
+          </w:tcPr>
+          <w:p>
+            <w:pPr>
+              <w:spacing w:after="40"/>
+            </w:pPr>
+            <w:r/>
+            <w:r>
+              <w:rPr>
+                <w:b/>
+                <w:i w:val="0"/>
+              </w:rPr>
+              <w:t>Event</w:t>
+            </w:r>
+          </w:p>
+        </w:tc>
+        <w:tc>
+          <w:tcPr>
+            <w:tcW w:type="dxa" w:w="3264"/>
+            <w:shd w:val="clear" w:fill="F1F3F6"/>
+          </w:tcPr>
+          <w:p>
+            <w:pPr>
+              <w:spacing w:after="40"/>
+            </w:pPr>
+            <w:r/>
+            <w:r>
+              <w:rPr>
+                <w:b/>
+                <w:i w:val="0"/>
+              </w:rPr>
+              <w:t>To</w:t>
+            </w:r>
+          </w:p>
+        </w:tc>
+      </w:tr>
+      <w:tr>
+        <w:tc>
+          <w:tcPr>
+            <w:tcW w:type="dxa" w:w="3264"/>
+          </w:tcPr>
+          <w:p>
+            <w:pPr>
+              <w:spacing w:after="40"/>
+            </w:pPr>
+            <w:r/>
+            <w:r>
+              <w:rPr>
+                <w:b w:val="0"/>
+                <w:i w:val="0"/>
+              </w:rPr>
+              <w:t>Pending</w:t>
+            </w:r>
+          </w:p>
+        </w:tc>
+        <w:tc>
+          <w:tcPr>
+            <w:tcW w:type="dxa" w:w="3264"/>
+          </w:tcPr>
+          <w:p>
+            <w:pPr>
+              <w:spacing w:after="40"/>
+            </w:pPr>
+            <w:r/>
+            <w:r>
+              <w:rPr>
+                <w:b w:val="0"/>
+                <w:i w:val="0"/>
+              </w:rPr>
+              <w:t>Manager approves the day</w:t>
+            </w:r>
+          </w:p>
+        </w:tc>
+        <w:tc>
+          <w:tcPr>
+            <w:tcW w:type="dxa" w:w="3264"/>
+          </w:tcPr>
+          <w:p>
+            <w:pPr>
+              <w:spacing w:after="40"/>
+            </w:pPr>
+            <w:r/>
+            <w:r>
+              <w:rPr>
+                <w:b/>
+                <w:i w:val="0"/>
+              </w:rPr>
+              <w:t>Approved</w:t>
+            </w:r>
+            <w:r>
+              <w:rPr>
+                <w:b w:val="0"/>
+                <w:i w:val="0"/>
+              </w:rPr>
+              <w:t xml:space="preserve"> — when every day is approved the week closes to Approved</w:t>
+            </w:r>
+          </w:p>
+        </w:tc>
+      </w:tr>
+      <w:tr>
+        <w:tc>
+          <w:tcPr>
+            <w:tcW w:type="dxa" w:w="3264"/>
+          </w:tcPr>
+          <w:p>
+            <w:pPr>
+              <w:spacing w:after="40"/>
+            </w:pPr>
+            <w:r/>
+            <w:r>
+              <w:rPr>
+                <w:b w:val="0"/>
+                <w:i w:val="0"/>
+              </w:rPr>
+              <w:t>Pending</w:t>
+            </w:r>
+          </w:p>
+        </w:tc>
+        <w:tc>
+          <w:tcPr>
+            <w:tcW w:type="dxa" w:w="3264"/>
+          </w:tcPr>
+          <w:p>
+            <w:pPr>
+              <w:spacing w:after="40"/>
+            </w:pPr>
+            <w:r/>
+            <w:r>
+              <w:rPr>
+                <w:b w:val="0"/>
+                <w:i w:val="0"/>
+              </w:rPr>
+              <w:t>Manager rejects the day</w:t>
+            </w:r>
+          </w:p>
+        </w:tc>
+        <w:tc>
+          <w:tcPr>
+            <w:tcW w:type="dxa" w:w="3264"/>
+          </w:tcPr>
+          <w:p>
+            <w:pPr>
+              <w:spacing w:after="40"/>
+            </w:pPr>
+            <w:r/>
+            <w:r>
+              <w:rPr>
+                <w:b/>
+                <w:i w:val="0"/>
+              </w:rPr>
+              <w:t>Rejected</w:t>
+            </w:r>
+            <w:r>
+              <w:rPr>
+                <w:b w:val="0"/>
+                <w:i w:val="0"/>
+              </w:rPr>
+              <w:t xml:space="preserve"> — any rejected day puts the whole week back with the employee</w:t>
+            </w:r>
+          </w:p>
+        </w:tc>
+      </w:tr>
+      <w:tr>
+        <w:tc>
+          <w:tcPr>
+            <w:tcW w:type="dxa" w:w="3264"/>
+          </w:tcPr>
+          <w:p>
+            <w:pPr>
+              <w:spacing w:after="40"/>
+            </w:pPr>
+            <w:r/>
+            <w:r>
+              <w:rPr>
+                <w:b w:val="0"/>
+                <w:i w:val="0"/>
+              </w:rPr>
+              <w:t xml:space="preserve">Approved </w:t>
+            </w:r>
+            <w:r>
+              <w:rPr>
+                <w:b w:val="0"/>
+                <w:i/>
+              </w:rPr>
+              <w:t>or</w:t>
+            </w:r>
+            <w:r>
+              <w:rPr>
+                <w:b w:val="0"/>
+                <w:i w:val="0"/>
+              </w:rPr>
+              <w:t xml:space="preserve"> Rejected</w:t>
+            </w:r>
+          </w:p>
+        </w:tc>
+        <w:tc>
+          <w:tcPr>
+            <w:tcW w:type="dxa" w:w="3264"/>
+          </w:tcPr>
+          <w:p>
+            <w:pPr>
+              <w:spacing w:after="40"/>
+            </w:pPr>
+            <w:r/>
+            <w:r>
+              <w:rPr>
+                <w:b w:val="0"/>
+                <w:i w:val="0"/>
+              </w:rPr>
+              <w:t>Manager undoes the decision</w:t>
+            </w:r>
+          </w:p>
+        </w:tc>
+        <w:tc>
+          <w:tcPr>
+            <w:tcW w:type="dxa" w:w="3264"/>
+          </w:tcPr>
+          <w:p>
+            <w:pPr>
+              <w:spacing w:after="40"/>
+            </w:pPr>
+            <w:r/>
+            <w:r>
+              <w:rPr>
+                <w:b/>
+                <w:i w:val="0"/>
+              </w:rPr>
+              <w:t>Pending</w:t>
+            </w:r>
+            <w:r>
+              <w:rPr>
+                <w:b w:val="0"/>
+                <w:i w:val="0"/>
+              </w:rPr>
+              <w:t xml:space="preserve"> — the week status is then recomputed from the days that remain</w:t>
+            </w:r>
+          </w:p>
+        </w:tc>
+      </w:tr>
+    </w:tbl>
+    <w:p/>
+    <w:p>
+      <w:pPr>
+        <w:pStyle w:val="Heading2"/>
+      </w:pPr>
+      <w:r>
+        <w:t>7.4 Outbound — order and grain</w:t>
+      </w:r>
+    </w:p>
+    <w:p>
+      <w:r>
+        <w:rPr>
+          <w:b w:val="0"/>
+          <w:i w:val="0"/>
+        </w:rPr>
+        <w:t>Month confirmation is the single trigger. The two live destinations take different grains, and the accrual pair has an order that is not optional.</w:t>
+      </w:r>
+    </w:p>
+    <w:tbl>
+      <w:tblPr>
+        <w:tblStyle w:val="TableGrid"/>
+        <w:tblW w:type="auto" w:w="0"/>
+        <w:jc w:val="center"/>
+        <w:tblLook w:firstColumn="1" w:firstRow="1" w:lastColumn="0" w:lastRow="0" w:noHBand="0" w:noVBand="1" w:val="04A0"/>
+      </w:tblPr>
+      <w:tblGrid>
+        <w:gridCol w:w="2448"/>
+        <w:gridCol w:w="2448"/>
+        <w:gridCol w:w="2448"/>
+        <w:gridCol w:w="2448"/>
+      </w:tblGrid>
+      <w:tr>
+        <w:tc>
+          <w:tcPr>
+            <w:tcW w:type="dxa" w:w="2448"/>
+            <w:shd w:val="clear" w:fill="F1F3F6"/>
+          </w:tcPr>
+          <w:p>
+            <w:pPr>
+              <w:spacing w:after="40"/>
+            </w:pPr>
+            <w:r/>
+            <w:r>
+              <w:rPr>
+                <w:b/>
+                <w:i w:val="0"/>
+              </w:rPr>
+              <w:t>#</w:t>
+            </w:r>
+          </w:p>
+        </w:tc>
+        <w:tc>
+          <w:tcPr>
+            <w:tcW w:type="dxa" w:w="2448"/>
+            <w:shd w:val="clear" w:fill="F1F3F6"/>
+          </w:tcPr>
+          <w:p>
+            <w:pPr>
+              <w:spacing w:after="40"/>
+            </w:pPr>
+            <w:r/>
+            <w:r>
+              <w:rPr>
+                <w:b/>
+                <w:i w:val="0"/>
+              </w:rPr>
+              <w:t>Destination</w:t>
+            </w:r>
+          </w:p>
+        </w:tc>
+        <w:tc>
+          <w:tcPr>
+            <w:tcW w:type="dxa" w:w="2448"/>
+            <w:shd w:val="clear" w:fill="F1F3F6"/>
+          </w:tcPr>
+          <w:p>
+            <w:pPr>
+              <w:spacing w:after="40"/>
+            </w:pPr>
+            <w:r/>
+            <w:r>
+              <w:rPr>
+                <w:b/>
+                <w:i w:val="0"/>
+              </w:rPr>
+              <w:t>Grain</w:t>
+            </w:r>
+          </w:p>
+        </w:tc>
+        <w:tc>
+          <w:tcPr>
+            <w:tcW w:type="dxa" w:w="2448"/>
+            <w:shd w:val="clear" w:fill="F1F3F6"/>
+          </w:tcPr>
+          <w:p>
+            <w:pPr>
+              <w:spacing w:after="40"/>
+            </w:pPr>
+            <w:r/>
+            <w:r>
+              <w:rPr>
+                <w:b/>
+                <w:i w:val="0"/>
+              </w:rPr>
+              <w:t>Notes</w:t>
+            </w:r>
+          </w:p>
+        </w:tc>
+      </w:tr>
+      <w:tr>
+        <w:tc>
+          <w:tcPr>
+            <w:tcW w:type="dxa" w:w="2448"/>
+          </w:tcPr>
+          <w:p>
+            <w:pPr>
+              <w:spacing w:after="40"/>
+            </w:pPr>
+            <w:r/>
+            <w:r>
+              <w:rPr>
+                <w:b w:val="0"/>
+                <w:i w:val="0"/>
+              </w:rPr>
+              <w:t>1</w:t>
+            </w:r>
+          </w:p>
+        </w:tc>
+        <w:tc>
+          <w:tcPr>
+            <w:tcW w:type="dxa" w:w="2448"/>
+          </w:tcPr>
+          <w:p>
+            <w:pPr>
+              <w:spacing w:after="40"/>
+            </w:pPr>
+            <w:r/>
+            <w:r>
+              <w:rPr>
+                <w:b/>
+                <w:i w:val="0"/>
+              </w:rPr>
+              <w:t>Project Costing</w:t>
+            </w:r>
+            <w:r>
+              <w:br/>
+            </w:r>
+            <w:r>
+              <w:rPr>
+                <w:rFonts w:ascii="Consolas" w:hAnsi="Consolas"/>
+                <w:b w:val="0"/>
+                <w:i w:val="0"/>
+                <w:sz w:val="18"/>
+              </w:rPr>
+              <w:t>POST unprocessedProjectCosts</w:t>
+            </w:r>
+          </w:p>
+        </w:tc>
+        <w:tc>
+          <w:tcPr>
+            <w:tcW w:type="dxa" w:w="2448"/>
+          </w:tcPr>
+          <w:p>
+            <w:pPr>
+              <w:spacing w:after="40"/>
+            </w:pPr>
+            <w:r/>
+            <w:r>
+              <w:rPr>
+                <w:b w:val="0"/>
+                <w:i w:val="0"/>
+              </w:rPr>
+              <w:t xml:space="preserve">one row per </w:t>
+            </w:r>
+            <w:r>
+              <w:rPr>
+                <w:b/>
+                <w:i w:val="0"/>
+              </w:rPr>
+              <w:t>approved entry</w:t>
+            </w:r>
+          </w:p>
+        </w:tc>
+        <w:tc>
+          <w:tcPr>
+            <w:tcW w:type="dxa" w:w="2448"/>
+          </w:tcPr>
+          <w:p>
+            <w:pPr>
+              <w:spacing w:after="40"/>
+            </w:pPr>
+            <w:r/>
+            <w:r>
+              <w:rPr>
+                <w:b w:val="0"/>
+                <w:i w:val="0"/>
+              </w:rPr>
+              <w:t xml:space="preserve">POET in the flexfield block; our entry id as </w:t>
+            </w:r>
+            <w:r>
+              <w:rPr>
+                <w:rFonts w:ascii="Consolas" w:hAnsi="Consolas"/>
+                <w:b w:val="0"/>
+                <w:i w:val="0"/>
+                <w:sz w:val="18"/>
+              </w:rPr>
+              <w:t>OriginalTransactionReference</w:t>
+            </w:r>
+            <w:r>
+              <w:rPr>
+                <w:b w:val="0"/>
+                <w:i w:val="0"/>
+              </w:rPr>
+              <w:t xml:space="preserve">, which is the idempotency key. </w:t>
+            </w:r>
+            <w:r>
+              <w:rPr>
+                <w:rFonts w:ascii="Consolas" w:hAnsi="Consolas"/>
+                <w:b w:val="0"/>
+                <w:i w:val="0"/>
+                <w:sz w:val="18"/>
+              </w:rPr>
+              <w:t>IS_LEAVE = 'Y'</w:t>
+            </w:r>
+            <w:r>
+              <w:rPr>
+                <w:b w:val="0"/>
+                <w:i w:val="0"/>
+              </w:rPr>
+              <w:t xml:space="preserve"> excluded. Fusion’s </w:t>
+            </w:r>
+            <w:r>
+              <w:rPr>
+                <w:b w:val="0"/>
+                <w:i/>
+              </w:rPr>
+              <w:t>Import Costs</w:t>
+            </w:r>
+            <w:r>
+              <w:rPr>
+                <w:b w:val="0"/>
+                <w:i w:val="0"/>
+              </w:rPr>
+              <w:t xml:space="preserve"> then converts them.</w:t>
+            </w:r>
+          </w:p>
+        </w:tc>
+      </w:tr>
+      <w:tr>
+        <w:tc>
+          <w:tcPr>
+            <w:tcW w:type="dxa" w:w="2448"/>
+          </w:tcPr>
+          <w:p>
+            <w:pPr>
+              <w:spacing w:after="40"/>
+            </w:pPr>
+            <w:r/>
+            <w:r>
+              <w:rPr>
+                <w:b w:val="0"/>
+                <w:i w:val="0"/>
+              </w:rPr>
+              <w:t>2</w:t>
+            </w:r>
+          </w:p>
+        </w:tc>
+        <w:tc>
+          <w:tcPr>
+            <w:tcW w:type="dxa" w:w="2448"/>
+          </w:tcPr>
+          <w:p>
+            <w:pPr>
+              <w:spacing w:after="40"/>
+            </w:pPr>
+            <w:r/>
+            <w:r>
+              <w:rPr>
+                <w:b/>
+                <w:i w:val="0"/>
+              </w:rPr>
+              <w:t>Accrual — summary</w:t>
+            </w:r>
+          </w:p>
+        </w:tc>
+        <w:tc>
+          <w:tcPr>
+            <w:tcW w:type="dxa" w:w="2448"/>
+          </w:tcPr>
+          <w:p>
+            <w:pPr>
+              <w:spacing w:after="40"/>
+            </w:pPr>
+            <w:r/>
+            <w:r>
+              <w:rPr>
+                <w:b w:val="0"/>
+                <w:i w:val="0"/>
+              </w:rPr>
+              <w:t xml:space="preserve">one row per </w:t>
+            </w:r>
+            <w:r>
+              <w:rPr>
+                <w:b/>
+                <w:i w:val="0"/>
+              </w:rPr>
+              <w:t>employee × project-month</w:t>
+            </w:r>
+          </w:p>
+        </w:tc>
+        <w:tc>
+          <w:tcPr>
+            <w:tcW w:type="dxa" w:w="2448"/>
+          </w:tcPr>
+          <w:p>
+            <w:pPr>
+              <w:spacing w:after="40"/>
+            </w:pPr>
+            <w:r/>
+            <w:r>
+              <w:rPr>
+                <w:b w:val="0"/>
+                <w:i w:val="0"/>
+              </w:rPr>
+              <w:t xml:space="preserve">Billable, non-billable and leave hours. </w:t>
+            </w:r>
+            <w:r>
+              <w:rPr>
+                <w:rFonts w:ascii="Consolas" w:hAnsi="Consolas"/>
+                <w:b w:val="0"/>
+                <w:i w:val="0"/>
+                <w:sz w:val="18"/>
+              </w:rPr>
+              <w:t>PUSH_STATE</w:t>
+            </w:r>
+            <w:r>
+              <w:rPr>
+                <w:b w:val="0"/>
+                <w:i w:val="0"/>
+              </w:rPr>
+              <w:t xml:space="preserve"> is READY or BLOCKED — a month that cannot be handed over is returned rather than filtered out, so it is visible instead of missing.</w:t>
+            </w:r>
+          </w:p>
+        </w:tc>
+      </w:tr>
+      <w:tr>
+        <w:tc>
+          <w:tcPr>
+            <w:tcW w:type="dxa" w:w="2448"/>
+          </w:tcPr>
+          <w:p>
+            <w:pPr>
+              <w:spacing w:after="40"/>
+            </w:pPr>
+            <w:r/>
+            <w:r>
+              <w:rPr>
+                <w:b w:val="0"/>
+                <w:i w:val="0"/>
+              </w:rPr>
+              <w:t>3</w:t>
+            </w:r>
+          </w:p>
+        </w:tc>
+        <w:tc>
+          <w:tcPr>
+            <w:tcW w:type="dxa" w:w="2448"/>
+          </w:tcPr>
+          <w:p>
+            <w:pPr>
+              <w:spacing w:after="40"/>
+            </w:pPr>
+            <w:r/>
+            <w:r>
+              <w:rPr>
+                <w:b/>
+                <w:i w:val="0"/>
+              </w:rPr>
+              <w:t>Accrual — timesheet lines</w:t>
+            </w:r>
+          </w:p>
+        </w:tc>
+        <w:tc>
+          <w:tcPr>
+            <w:tcW w:type="dxa" w:w="2448"/>
+          </w:tcPr>
+          <w:p>
+            <w:pPr>
+              <w:spacing w:after="40"/>
+            </w:pPr>
+            <w:r/>
+            <w:r>
+              <w:rPr>
+                <w:b w:val="0"/>
+                <w:i w:val="0"/>
+              </w:rPr>
+              <w:t xml:space="preserve">the </w:t>
+            </w:r>
+            <w:r>
+              <w:rPr>
+                <w:b/>
+                <w:i w:val="0"/>
+              </w:rPr>
+              <w:t>day rows</w:t>
+            </w:r>
+            <w:r>
+              <w:rPr>
+                <w:b w:val="0"/>
+                <w:i w:val="0"/>
+              </w:rPr>
+              <w:t xml:space="preserve"> for one employee</w:t>
+            </w:r>
+          </w:p>
+        </w:tc>
+        <w:tc>
+          <w:tcPr>
+            <w:tcW w:type="dxa" w:w="2448"/>
+          </w:tcPr>
+          <w:p>
+            <w:pPr>
+              <w:spacing w:after="40"/>
+            </w:pPr>
+            <w:r/>
+            <w:r>
+              <w:rPr>
+                <w:b/>
+                <w:i w:val="0"/>
+              </w:rPr>
+              <w:t>Must follow the summary</w:t>
+            </w:r>
+            <w:r>
+              <w:rPr>
+                <w:b w:val="0"/>
+                <w:i w:val="0"/>
+              </w:rPr>
+              <w:t>, because the lines attach to the id it returns. Built and deliberately dormant — nothing is written to the main application yet.</w:t>
+            </w:r>
+          </w:p>
+        </w:tc>
+      </w:tr>
+      <w:tr>
+        <w:tc>
+          <w:tcPr>
+            <w:tcW w:type="dxa" w:w="2448"/>
+          </w:tcPr>
+          <w:p>
+            <w:pPr>
+              <w:spacing w:after="40"/>
+            </w:pPr>
+            <w:r/>
+            <w:r>
+              <w:rPr>
+                <w:b w:val="0"/>
+                <w:i w:val="0"/>
+              </w:rPr>
+              <w:t>—</w:t>
+            </w:r>
+          </w:p>
+        </w:tc>
+        <w:tc>
+          <w:tcPr>
+            <w:tcW w:type="dxa" w:w="2448"/>
+          </w:tcPr>
+          <w:p>
+            <w:pPr>
+              <w:spacing w:after="40"/>
+            </w:pPr>
+            <w:r/>
+            <w:r>
+              <w:rPr>
+                <w:b w:val="0"/>
+                <w:i w:val="0"/>
+              </w:rPr>
+              <w:t>OTL push</w:t>
+            </w:r>
+          </w:p>
+        </w:tc>
+        <w:tc>
+          <w:tcPr>
+            <w:tcW w:type="dxa" w:w="2448"/>
+          </w:tcPr>
+          <w:p>
+            <w:pPr>
+              <w:spacing w:after="40"/>
+            </w:pPr>
+            <w:r/>
+            <w:r>
+              <w:rPr>
+                <w:b w:val="0"/>
+                <w:i w:val="0"/>
+              </w:rPr>
+              <w:t>—</w:t>
+            </w:r>
+          </w:p>
+        </w:tc>
+        <w:tc>
+          <w:tcPr>
+            <w:tcW w:type="dxa" w:w="2448"/>
+          </w:tcPr>
+          <w:p>
+            <w:pPr>
+              <w:spacing w:after="40"/>
+            </w:pPr>
+            <w:r/>
+            <w:r>
+              <w:rPr>
+                <w:b/>
+                <w:i w:val="0"/>
+              </w:rPr>
+              <w:t>On hold</w:t>
+            </w:r>
+            <w:r>
+              <w:rPr>
+                <w:b w:val="0"/>
+                <w:i w:val="0"/>
+              </w:rPr>
+              <w:t>, nothing sent. Costing does not route through OTL, so time still reaches Project Costing while the independence decision is open.</w:t>
+            </w:r>
+          </w:p>
+        </w:tc>
+      </w:tr>
+      <w:tr>
+        <w:tc>
+          <w:tcPr>
+            <w:tcW w:type="dxa" w:w="2448"/>
+          </w:tcPr>
+          <w:p>
+            <w:pPr>
+              <w:spacing w:after="40"/>
+            </w:pPr>
+            <w:r/>
+            <w:r>
+              <w:rPr>
+                <w:b w:val="0"/>
+                <w:i w:val="0"/>
+              </w:rPr>
+              <w:t>—</w:t>
+            </w:r>
+          </w:p>
+        </w:tc>
+        <w:tc>
+          <w:tcPr>
+            <w:tcW w:type="dxa" w:w="2448"/>
+          </w:tcPr>
+          <w:p>
+            <w:pPr>
+              <w:spacing w:after="40"/>
+            </w:pPr>
+            <w:r/>
+            <w:r>
+              <w:rPr>
+                <w:b w:val="0"/>
+                <w:i w:val="0"/>
+              </w:rPr>
+              <w:t>Payroll</w:t>
+            </w:r>
+          </w:p>
+        </w:tc>
+        <w:tc>
+          <w:tcPr>
+            <w:tcW w:type="dxa" w:w="2448"/>
+          </w:tcPr>
+          <w:p>
+            <w:pPr>
+              <w:spacing w:after="40"/>
+            </w:pPr>
+            <w:r/>
+            <w:r>
+              <w:rPr>
+                <w:b w:val="0"/>
+                <w:i w:val="0"/>
+              </w:rPr>
+              <w:t>—</w:t>
+            </w:r>
+          </w:p>
+        </w:tc>
+        <w:tc>
+          <w:tcPr>
+            <w:tcW w:type="dxa" w:w="2448"/>
+          </w:tcPr>
+          <w:p>
+            <w:pPr>
+              <w:spacing w:after="40"/>
+            </w:pPr>
+            <w:r/>
+            <w:r>
+              <w:rPr>
+                <w:b/>
+                <w:i w:val="0"/>
+              </w:rPr>
+              <w:t>Out of scope.</w:t>
+            </w:r>
+          </w:p>
+        </w:tc>
+      </w:tr>
+    </w:tbl>
+    <w:p/>
+    <w:p>
+      <w:r>
+        <w:rPr>
+          <w:b w:val="0"/>
+          <w:i w:val="0"/>
+          <w:color w:val="55657A"/>
+        </w:rPr>
+        <w:t xml:space="preserve">A </w:t>
+      </w:r>
+      <w:r>
+        <w:rPr>
+          <w:b w:val="0"/>
+          <w:i/>
+          <w:color w:val="55657A"/>
+        </w:rPr>
+        <w:t>Defaulted</w:t>
+      </w:r>
+      <w:r>
+        <w:rPr>
+          <w:b w:val="0"/>
+          <w:i w:val="0"/>
+          <w:color w:val="55657A"/>
+        </w:rPr>
+        <w:t xml:space="preserve"> week currently blocks confirmation, because RULE-020 requires every week to be approved. Advance closure is the stated exception — open item 11.</w:t>
       </w:r>
     </w:p>
     <w:p/>

--- a/doc/O2C_Time_Scope_and_Integration.docx
+++ b/doc/O2C_Time_Scope_and_Integration.docx
@@ -2774,30 +2774,23 @@
         <w:pStyle w:val="Heading2"/>
       </w:pPr>
       <w:r>
-        <w:t>3.2 Status</w:t>
+        <w:t>3.2 Status — one set, one flow</w:t>
       </w:r>
     </w:p>
     <w:p>
+      <w:r>
+        <w:rPr>
+          <w:b/>
+          <w:i w:val="0"/>
+        </w:rPr>
+        <w:t>Six statuses, and the same six everywhere.</w:t>
+      </w:r>
       <w:r>
         <w:rPr>
           <w:b w:val="0"/>
           <w:i w:val="0"/>
         </w:rPr>
-        <w:t xml:space="preserve">A record is in exactly </w:t>
-      </w:r>
-      <w:r>
-        <w:rPr>
-          <w:b/>
-          <w:i w:val="0"/>
-        </w:rPr>
-        <w:t>one</w:t>
-      </w:r>
-      <w:r>
-        <w:rPr>
-          <w:b w:val="0"/>
-          <w:i w:val="0"/>
-        </w:rPr>
-        <w:t xml:space="preserve"> status at a time, at each grain.</w:t>
+        <w:t xml:space="preserve"> There is not a separate scheme for a day, a week and a month — whichever you are looking at, it is in exactly one of these.</w:t>
       </w:r>
     </w:p>
     <w:tbl>
@@ -2808,14 +2801,13 @@
         <w:tblLook w:firstColumn="1" w:firstRow="1" w:lastColumn="0" w:lastRow="0" w:noHBand="0" w:noVBand="1" w:val="04A0"/>
       </w:tblPr>
       <w:tblGrid>
-        <w:gridCol w:w="3264"/>
-        <w:gridCol w:w="3264"/>
-        <w:gridCol w:w="3264"/>
+        <w:gridCol w:w="4896"/>
+        <w:gridCol w:w="4896"/>
       </w:tblGrid>
       <w:tr>
         <w:tc>
           <w:tcPr>
-            <w:tcW w:type="dxa" w:w="3264"/>
+            <w:tcW w:type="dxa" w:w="4896"/>
             <w:shd w:val="clear" w:fill="F1F3F6"/>
           </w:tcPr>
           <w:p>
@@ -2828,13 +2820,13 @@
                 <w:b/>
                 <w:i w:val="0"/>
               </w:rPr>
-              <w:t>Grain</w:t>
-            </w:r>
-          </w:p>
-        </w:tc>
-        <w:tc>
-          <w:tcPr>
-            <w:tcW w:type="dxa" w:w="3264"/>
+              <w:t>Status</w:t>
+            </w:r>
+          </w:p>
+        </w:tc>
+        <w:tc>
+          <w:tcPr>
+            <w:tcW w:type="dxa" w:w="4896"/>
             <w:shd w:val="clear" w:fill="F1F3F6"/>
           </w:tcPr>
           <w:p>
@@ -2847,26 +2839,7 @@
                 <w:b/>
                 <w:i w:val="0"/>
               </w:rPr>
-              <w:t>Table · column</w:t>
-            </w:r>
-          </w:p>
-        </w:tc>
-        <w:tc>
-          <w:tcPr>
-            <w:tcW w:type="dxa" w:w="3264"/>
-            <w:shd w:val="clear" w:fill="F1F3F6"/>
-          </w:tcPr>
-          <w:p>
-            <w:pPr>
-              <w:spacing w:after="40"/>
-            </w:pPr>
-            <w:r/>
-            <w:r>
-              <w:rPr>
-                <w:b/>
-                <w:i w:val="0"/>
-              </w:rPr>
-              <w:t>Values</w:t>
+              <w:t>Means</w:t>
             </w:r>
           </w:p>
         </w:tc>
@@ -2874,7 +2847,7 @@
       <w:tr>
         <w:tc>
           <w:tcPr>
-            <w:tcW w:type="dxa" w:w="3264"/>
+            <w:tcW w:type="dxa" w:w="4896"/>
           </w:tcPr>
           <w:p>
             <w:pPr>
@@ -2886,59 +2859,25 @@
                 <w:b/>
                 <w:i w:val="0"/>
               </w:rPr>
-              <w:t>Week</w:t>
-            </w:r>
-            <w:r>
-              <w:rPr>
-                <w:b w:val="0"/>
-                <w:i w:val="0"/>
-              </w:rPr>
-              <w:t xml:space="preserve"> (the main one)</w:t>
-            </w:r>
-          </w:p>
-        </w:tc>
-        <w:tc>
-          <w:tcPr>
-            <w:tcW w:type="dxa" w:w="3264"/>
-          </w:tcPr>
-          <w:p>
-            <w:pPr>
-              <w:spacing w:after="40"/>
-            </w:pPr>
-            <w:r/>
-            <w:r>
-              <w:rPr>
-                <w:rFonts w:ascii="Consolas" w:hAnsi="Consolas"/>
-                <w:b w:val="0"/>
-                <w:i w:val="0"/>
-                <w:sz w:val="18"/>
-              </w:rPr>
-              <w:t>OC_TS_WEEK.WEEK_STATUS</w:t>
-            </w:r>
-          </w:p>
-        </w:tc>
-        <w:tc>
-          <w:tcPr>
-            <w:tcW w:type="dxa" w:w="3264"/>
-          </w:tcPr>
-          <w:p>
-            <w:pPr>
-              <w:spacing w:after="40"/>
-            </w:pPr>
-            <w:r/>
-            <w:r>
-              <w:rPr>
-                <w:b w:val="0"/>
-                <w:i w:val="0"/>
-              </w:rPr>
-              <w:t xml:space="preserve">Not yet submitted · Submitted · Approved · Rejected · Defaulted · Overridden and approved </w:t>
-            </w:r>
-            <w:r>
-              <w:rPr>
-                <w:b w:val="0"/>
-                <w:i/>
-              </w:rPr>
-              <w:t>(6)</w:t>
+              <w:t>Not yet submitted</w:t>
+            </w:r>
+          </w:p>
+        </w:tc>
+        <w:tc>
+          <w:tcPr>
+            <w:tcW w:type="dxa" w:w="4896"/>
+          </w:tcPr>
+          <w:p>
+            <w:pPr>
+              <w:spacing w:after="40"/>
+            </w:pPr>
+            <w:r/>
+            <w:r>
+              <w:rPr>
+                <w:b w:val="0"/>
+                <w:i w:val="0"/>
+              </w:rPr>
+              <w:t>with the employee; still theirs to change</w:t>
             </w:r>
           </w:p>
         </w:tc>
@@ -2946,7 +2885,7 @@
       <w:tr>
         <w:tc>
           <w:tcPr>
-            <w:tcW w:type="dxa" w:w="3264"/>
+            <w:tcW w:type="dxa" w:w="4896"/>
           </w:tcPr>
           <w:p>
             <w:pPr>
@@ -2958,52 +2897,25 @@
                 <w:b/>
                 <w:i w:val="0"/>
               </w:rPr>
-              <w:t>Day</w:t>
-            </w:r>
-          </w:p>
-        </w:tc>
-        <w:tc>
-          <w:tcPr>
-            <w:tcW w:type="dxa" w:w="3264"/>
-          </w:tcPr>
-          <w:p>
-            <w:pPr>
-              <w:spacing w:after="40"/>
-            </w:pPr>
-            <w:r/>
-            <w:r>
-              <w:rPr>
-                <w:rFonts w:ascii="Consolas" w:hAnsi="Consolas"/>
-                <w:b w:val="0"/>
-                <w:i w:val="0"/>
-                <w:sz w:val="18"/>
-              </w:rPr>
-              <w:t>OC_TS_ENTRY.DAY_STATUS</w:t>
-            </w:r>
-          </w:p>
-        </w:tc>
-        <w:tc>
-          <w:tcPr>
-            <w:tcW w:type="dxa" w:w="3264"/>
-          </w:tcPr>
-          <w:p>
-            <w:pPr>
-              <w:spacing w:after="40"/>
-            </w:pPr>
-            <w:r/>
-            <w:r>
-              <w:rPr>
-                <w:b w:val="0"/>
-                <w:i w:val="0"/>
-              </w:rPr>
-              <w:t xml:space="preserve">Pending · Approved · Rejected </w:t>
-            </w:r>
-            <w:r>
-              <w:rPr>
-                <w:b w:val="0"/>
-                <w:i/>
-              </w:rPr>
-              <w:t>(3)</w:t>
+              <w:t>Submitted</w:t>
+            </w:r>
+          </w:p>
+        </w:tc>
+        <w:tc>
+          <w:tcPr>
+            <w:tcW w:type="dxa" w:w="4896"/>
+          </w:tcPr>
+          <w:p>
+            <w:pPr>
+              <w:spacing w:after="40"/>
+            </w:pPr>
+            <w:r/>
+            <w:r>
+              <w:rPr>
+                <w:b w:val="0"/>
+                <w:i w:val="0"/>
+              </w:rPr>
+              <w:t>with the manager, awaiting a decision; frozen to the employee</w:t>
             </w:r>
           </w:p>
         </w:tc>
@@ -3011,7 +2923,7 @@
       <w:tr>
         <w:tc>
           <w:tcPr>
-            <w:tcW w:type="dxa" w:w="3264"/>
+            <w:tcW w:type="dxa" w:w="4896"/>
           </w:tcPr>
           <w:p>
             <w:pPr>
@@ -3023,52 +2935,25 @@
                 <w:b/>
                 <w:i w:val="0"/>
               </w:rPr>
-              <w:t>Project-month</w:t>
-            </w:r>
-          </w:p>
-        </w:tc>
-        <w:tc>
-          <w:tcPr>
-            <w:tcW w:type="dxa" w:w="3264"/>
-          </w:tcPr>
-          <w:p>
-            <w:pPr>
-              <w:spacing w:after="40"/>
-            </w:pPr>
-            <w:r/>
-            <w:r>
-              <w:rPr>
-                <w:rFonts w:ascii="Consolas" w:hAnsi="Consolas"/>
-                <w:b w:val="0"/>
-                <w:i w:val="0"/>
-                <w:sz w:val="18"/>
-              </w:rPr>
-              <w:t>OC_TS_MONTH_CONFIRM.CONFIRM_TYPE</w:t>
-            </w:r>
-          </w:p>
-        </w:tc>
-        <w:tc>
-          <w:tcPr>
-            <w:tcW w:type="dxa" w:w="3264"/>
-          </w:tcPr>
-          <w:p>
-            <w:pPr>
-              <w:spacing w:after="40"/>
-            </w:pPr>
-            <w:r/>
-            <w:r>
-              <w:rPr>
-                <w:b w:val="0"/>
-                <w:i w:val="0"/>
-              </w:rPr>
-              <w:t xml:space="preserve">Normal · Advance closure · Reopened </w:t>
-            </w:r>
-            <w:r>
-              <w:rPr>
-                <w:b w:val="0"/>
-                <w:i/>
-              </w:rPr>
-              <w:t>(3)</w:t>
+              <w:t>Approved</w:t>
+            </w:r>
+          </w:p>
+        </w:tc>
+        <w:tc>
+          <w:tcPr>
+            <w:tcW w:type="dxa" w:w="4896"/>
+          </w:tcPr>
+          <w:p>
+            <w:pPr>
+              <w:spacing w:after="40"/>
+            </w:pPr>
+            <w:r/>
+            <w:r>
+              <w:rPr>
+                <w:b w:val="0"/>
+                <w:i w:val="0"/>
+              </w:rPr>
+              <w:t>decided and accepted</w:t>
             </w:r>
           </w:p>
         </w:tc>
@@ -3076,70 +2961,193 @@
       <w:tr>
         <w:tc>
           <w:tcPr>
-            <w:tcW w:type="dxa" w:w="3264"/>
-          </w:tcPr>
-          <w:p>
-            <w:pPr>
-              <w:spacing w:after="40"/>
-            </w:pPr>
-            <w:r/>
-            <w:r>
-              <w:rPr>
-                <w:b w:val="0"/>
-                <w:i w:val="0"/>
-              </w:rPr>
-              <w:t>Retro adjustment</w:t>
-            </w:r>
-          </w:p>
-        </w:tc>
-        <w:tc>
-          <w:tcPr>
-            <w:tcW w:type="dxa" w:w="3264"/>
-          </w:tcPr>
-          <w:p>
-            <w:pPr>
-              <w:spacing w:after="40"/>
-            </w:pPr>
-            <w:r/>
-            <w:r>
-              <w:rPr>
-                <w:rFonts w:ascii="Consolas" w:hAnsi="Consolas"/>
-                <w:b w:val="0"/>
-                <w:i w:val="0"/>
-                <w:sz w:val="18"/>
-              </w:rPr>
-              <w:t>OC_TS_ADJUSTMENT.STATUS</w:t>
-            </w:r>
-          </w:p>
-        </w:tc>
-        <w:tc>
-          <w:tcPr>
-            <w:tcW w:type="dxa" w:w="3264"/>
-          </w:tcPr>
-          <w:p>
-            <w:pPr>
-              <w:spacing w:after="40"/>
-            </w:pPr>
-            <w:r/>
-            <w:r>
-              <w:rPr>
-                <w:b w:val="0"/>
-                <w:i w:val="0"/>
-              </w:rPr>
-              <w:t xml:space="preserve">Awaiting Approval · Approved · Rejected · Cancelled </w:t>
-            </w:r>
-            <w:r>
-              <w:rPr>
-                <w:b w:val="0"/>
-                <w:i/>
-              </w:rPr>
-              <w:t>(4)</w:t>
+            <w:tcW w:type="dxa" w:w="4896"/>
+          </w:tcPr>
+          <w:p>
+            <w:pPr>
+              <w:spacing w:after="40"/>
+            </w:pPr>
+            <w:r/>
+            <w:r>
+              <w:rPr>
+                <w:b/>
+                <w:i w:val="0"/>
+              </w:rPr>
+              <w:t>Rejected</w:t>
+            </w:r>
+          </w:p>
+        </w:tc>
+        <w:tc>
+          <w:tcPr>
+            <w:tcW w:type="dxa" w:w="4896"/>
+          </w:tcPr>
+          <w:p>
+            <w:pPr>
+              <w:spacing w:after="40"/>
+            </w:pPr>
+            <w:r/>
+            <w:r>
+              <w:rPr>
+                <w:b w:val="0"/>
+                <w:i w:val="0"/>
+              </w:rPr>
+              <w:t>sent back with a reason; with the employee again</w:t>
+            </w:r>
+          </w:p>
+        </w:tc>
+      </w:tr>
+      <w:tr>
+        <w:tc>
+          <w:tcPr>
+            <w:tcW w:type="dxa" w:w="4896"/>
+          </w:tcPr>
+          <w:p>
+            <w:pPr>
+              <w:spacing w:after="40"/>
+            </w:pPr>
+            <w:r/>
+            <w:r>
+              <w:rPr>
+                <w:b/>
+                <w:i w:val="0"/>
+              </w:rPr>
+              <w:t>Defaulted</w:t>
+            </w:r>
+          </w:p>
+        </w:tc>
+        <w:tc>
+          <w:tcPr>
+            <w:tcW w:type="dxa" w:w="4896"/>
+          </w:tcPr>
+          <w:p>
+            <w:pPr>
+              <w:spacing w:after="40"/>
+            </w:pPr>
+            <w:r/>
+            <w:r>
+              <w:rPr>
+                <w:b w:val="0"/>
+                <w:i w:val="0"/>
+              </w:rPr>
+              <w:t>a cut-off filled it in because nobody did</w:t>
+            </w:r>
+          </w:p>
+        </w:tc>
+      </w:tr>
+      <w:tr>
+        <w:tc>
+          <w:tcPr>
+            <w:tcW w:type="dxa" w:w="4896"/>
+          </w:tcPr>
+          <w:p>
+            <w:pPr>
+              <w:spacing w:after="40"/>
+            </w:pPr>
+            <w:r/>
+            <w:r>
+              <w:rPr>
+                <w:b/>
+                <w:i w:val="0"/>
+              </w:rPr>
+              <w:t>Overridden and approved</w:t>
+            </w:r>
+          </w:p>
+        </w:tc>
+        <w:tc>
+          <w:tcPr>
+            <w:tcW w:type="dxa" w:w="4896"/>
+          </w:tcPr>
+          <w:p>
+            <w:pPr>
+              <w:spacing w:after="40"/>
+            </w:pPr>
+            <w:r/>
+            <w:r>
+              <w:rPr>
+                <w:b w:val="0"/>
+                <w:i w:val="0"/>
+              </w:rPr>
+              <w:t>the manager changed the hours and accepted them</w:t>
             </w:r>
           </w:p>
         </w:tc>
       </w:tr>
     </w:tbl>
     <w:p/>
+    <w:p>
+      <w:r>
+        <w:rPr>
+          <w:b w:val="0"/>
+          <w:i w:val="0"/>
+          <w:color w:val="55657A"/>
+        </w:rPr>
+        <w:t xml:space="preserve">Not every value can occur at every level, and that is the only difference worth knowing: a </w:t>
+      </w:r>
+      <w:r>
+        <w:rPr>
+          <w:b/>
+          <w:i w:val="0"/>
+          <w:color w:val="55657A"/>
+        </w:rPr>
+        <w:t>single day</w:t>
+      </w:r>
+      <w:r>
+        <w:rPr>
+          <w:b w:val="0"/>
+          <w:i w:val="0"/>
+          <w:color w:val="55657A"/>
+        </w:rPr>
+        <w:t xml:space="preserve"> only ever reaches </w:t>
+      </w:r>
+      <w:r>
+        <w:rPr>
+          <w:b w:val="0"/>
+          <w:i/>
+          <w:color w:val="55657A"/>
+        </w:rPr>
+        <w:t>Submitted</w:t>
+      </w:r>
+      <w:r>
+        <w:rPr>
+          <w:b w:val="0"/>
+          <w:i w:val="0"/>
+          <w:color w:val="55657A"/>
+        </w:rPr>
+        <w:t xml:space="preserve">, </w:t>
+      </w:r>
+      <w:r>
+        <w:rPr>
+          <w:b w:val="0"/>
+          <w:i/>
+          <w:color w:val="55657A"/>
+        </w:rPr>
+        <w:t>Approved</w:t>
+      </w:r>
+      <w:r>
+        <w:rPr>
+          <w:b w:val="0"/>
+          <w:i w:val="0"/>
+          <w:color w:val="55657A"/>
+        </w:rPr>
+        <w:t xml:space="preserve"> or </w:t>
+      </w:r>
+      <w:r>
+        <w:rPr>
+          <w:b w:val="0"/>
+          <w:i/>
+          <w:color w:val="55657A"/>
+        </w:rPr>
+        <w:t>Rejected</w:t>
+      </w:r>
+      <w:r>
+        <w:rPr>
+          <w:b w:val="0"/>
+          <w:i w:val="0"/>
+          <w:color w:val="55657A"/>
+        </w:rPr>
+        <w:t>, because a day is not something an employee submits or a cut-off defaults on its own. Approving a day uses the same transition as approving a week, so the flow in 7.2 covers both.</w:t>
+      </w:r>
+    </w:p>
     <w:p>
       <w:pPr>
         <w:spacing w:before="120" w:after="160"/>
@@ -3154,7 +3162,7 @@
           <w:i w:val="0"/>
           <w:sz w:val="19"/>
         </w:rPr>
-        <w:t>“Closed” is removed.</w:t>
+        <w:t>Month confirmation is not a seventh status.</w:t>
       </w:r>
       <w:r>
         <w:rPr>
@@ -3162,55 +3170,7 @@
           <w:i w:val="0"/>
           <w:sz w:val="19"/>
         </w:rPr>
-        <w:t xml:space="preserve"> The week model ends at </w:t>
-      </w:r>
-      <w:r>
-        <w:rPr>
-          <w:b w:val="0"/>
-          <w:i/>
-          <w:sz w:val="19"/>
-        </w:rPr>
-        <w:t>Approved</w:t>
-      </w:r>
-      <w:r>
-        <w:rPr>
-          <w:b w:val="0"/>
-          <w:i w:val="0"/>
-          <w:sz w:val="19"/>
-        </w:rPr>
-        <w:t xml:space="preserve">. Confirming a month previously moved every approved week to a seventh status, </w:t>
-      </w:r>
-      <w:r>
-        <w:rPr>
-          <w:b w:val="0"/>
-          <w:i/>
-          <w:sz w:val="19"/>
-        </w:rPr>
-        <w:t>Closed</w:t>
-      </w:r>
-      <w:r>
-        <w:rPr>
-          <w:b w:val="0"/>
-          <w:i w:val="0"/>
-          <w:sz w:val="19"/>
-        </w:rPr>
-        <w:t xml:space="preserve">; it no longer does. The month-level confirmation is a fact about the </w:t>
-      </w:r>
-      <w:r>
-        <w:rPr>
-          <w:b w:val="0"/>
-          <w:i/>
-          <w:sz w:val="19"/>
-        </w:rPr>
-        <w:t>month</w:t>
-      </w:r>
-      <w:r>
-        <w:rPr>
-          <w:b w:val="0"/>
-          <w:i w:val="0"/>
-          <w:sz w:val="19"/>
-        </w:rPr>
-        <w:t xml:space="preserve"> and is recorded in </w:t>
+        <w:t xml:space="preserve"> Confirming a month is an event, recorded once in </w:t>
       </w:r>
       <w:r>
         <w:rPr>
@@ -3227,7 +3187,111 @@
           <w:i w:val="0"/>
           <w:sz w:val="19"/>
         </w:rPr>
-        <w:t xml:space="preserve">, which is where anything needing to know “has this month gone out” should look. This is a build change, not only a documentation one: the status is still permitted by a database constraint and is still written by the confirm step, and both need amending. </w:t>
+        <w:t xml:space="preserve"> together with how it was confirmed — normally, as an advance closure, or after being reopened. It leaves the weeks </w:t>
+      </w:r>
+      <w:r>
+        <w:rPr>
+          <w:b w:val="0"/>
+          <w:i/>
+          <w:sz w:val="19"/>
+        </w:rPr>
+        <w:t>Approved</w:t>
+      </w:r>
+      <w:r>
+        <w:rPr>
+          <w:b w:val="0"/>
+          <w:i w:val="0"/>
+          <w:sz w:val="19"/>
+        </w:rPr>
+        <w:t xml:space="preserve">. Anything needing to know whether a month has gone out should ask that table, not read it off a status. </w:t>
+      </w:r>
+      <w:r>
+        <w:rPr>
+          <w:sz w:val="19"/>
+        </w:rPr>
+        <w:br/>
+      </w:r>
+      <w:r>
+        <w:rPr>
+          <w:sz w:val="19"/>
+        </w:rPr>
+        <w:br/>
+      </w:r>
+      <w:r>
+        <w:rPr>
+          <w:b/>
+          <w:i w:val="0"/>
+          <w:sz w:val="19"/>
+        </w:rPr>
+        <w:t>“Closed” is gone.</w:t>
+      </w:r>
+      <w:r>
+        <w:rPr>
+          <w:b w:val="0"/>
+          <w:i w:val="0"/>
+          <w:sz w:val="19"/>
+        </w:rPr>
+        <w:t xml:space="preserve"> The model ends at </w:t>
+      </w:r>
+      <w:r>
+        <w:rPr>
+          <w:b w:val="0"/>
+          <w:i/>
+          <w:sz w:val="19"/>
+        </w:rPr>
+        <w:t>Approved</w:t>
+      </w:r>
+      <w:r>
+        <w:rPr>
+          <w:b w:val="0"/>
+          <w:i w:val="0"/>
+          <w:sz w:val="19"/>
+        </w:rPr>
+        <w:t xml:space="preserve">. This is a build change as well as a documentation one — the value is still permitted by a database constraint and still written by the confirm step, and both need amending (open item 7). </w:t>
+      </w:r>
+      <w:r>
+        <w:rPr>
+          <w:sz w:val="19"/>
+        </w:rPr>
+        <w:br/>
+      </w:r>
+      <w:r>
+        <w:rPr>
+          <w:sz w:val="19"/>
+        </w:rPr>
+        <w:br/>
+      </w:r>
+      <w:r>
+        <w:rPr>
+          <w:b/>
+          <w:i w:val="0"/>
+          <w:sz w:val="19"/>
+        </w:rPr>
+        <w:t>The schema still holds these separately.</w:t>
+      </w:r>
+      <w:r>
+        <w:rPr>
+          <w:b w:val="0"/>
+          <w:i w:val="0"/>
+          <w:sz w:val="19"/>
+        </w:rPr>
+        <w:t xml:space="preserve"> There are distinct columns for the week, the day, the month and a retro adjustment, each with its own permitted values, and the adjustment’s list is worded differently again. Presenting one common set is right for reading and reviewing; making the </w:t>
+      </w:r>
+      <w:r>
+        <w:rPr>
+          <w:b w:val="0"/>
+          <w:i/>
+          <w:sz w:val="19"/>
+        </w:rPr>
+        <w:t>schema</w:t>
+      </w:r>
+      <w:r>
+        <w:rPr>
+          <w:b w:val="0"/>
+          <w:i w:val="0"/>
+          <w:sz w:val="19"/>
+        </w:rPr>
+        <w:t xml:space="preserve"> agree with it is a separate change — open item 21. </w:t>
       </w:r>
     </w:p>
     <w:p>
@@ -4278,7 +4342,7 @@
                 <w:b w:val="0"/>
                 <w:i w:val="0"/>
               </w:rPr>
-              <w:t xml:space="preserve">the week status, all six flags, </w:t>
+              <w:t xml:space="preserve">the status at week level, all six flags, </w:t>
             </w:r>
             <w:r>
               <w:rPr>
@@ -4347,19 +4411,10 @@
             <w:r/>
             <w:r>
               <w:rPr>
-                <w:rFonts w:ascii="Consolas" w:hAnsi="Consolas"/>
-                <w:b w:val="0"/>
-                <w:i w:val="0"/>
-                <w:sz w:val="18"/>
-              </w:rPr>
-              <w:t>DAY_STATUS</w:t>
-            </w:r>
-            <w:r>
-              <w:rPr>
-                <w:b w:val="0"/>
-                <w:i w:val="0"/>
-              </w:rPr>
-              <w:t xml:space="preserve">; </w:t>
+                <w:b w:val="0"/>
+                <w:i w:val="0"/>
+              </w:rPr>
+              <w:t xml:space="preserve">the status at day level, from the same set as 3.2; </w:t>
             </w:r>
             <w:r>
               <w:rPr>
@@ -4810,14 +4865,56 @@
                 <w:b/>
                 <w:i w:val="0"/>
               </w:rPr>
-              <w:t>The main O2C application’s own accrual chain.</w:t>
-            </w:r>
-            <w:r>
-              <w:rPr>
-                <w:b w:val="0"/>
-                <w:i w:val="0"/>
-              </w:rPr>
-              <w:t xml:space="preserve"> A second, direct hand-off that writes into the main application rather than waiting for it to pull from the interface table. It exists because the reporting product that used to feed that chain is being retired, and the main application still needs timesheet figures.</w:t>
+              <w:t>A staging table in our own schema that the accrual module pulls from.</w:t>
+            </w:r>
+            <w:r>
+              <w:rPr>
+                <w:b w:val="0"/>
+                <w:i w:val="0"/>
+              </w:rPr>
+              <w:t xml:space="preserve"> It holds three things for a confirmed month: the </w:t>
+            </w:r>
+            <w:r>
+              <w:rPr>
+                <w:b/>
+                <w:i w:val="0"/>
+              </w:rPr>
+              <w:t>summary</w:t>
+            </w:r>
+            <w:r>
+              <w:rPr>
+                <w:b w:val="0"/>
+                <w:i w:val="0"/>
+              </w:rPr>
+              <w:t xml:space="preserve">, the </w:t>
+            </w:r>
+            <w:r>
+              <w:rPr>
+                <w:b/>
+                <w:i w:val="0"/>
+              </w:rPr>
+              <w:t>complete timesheet employee-wise</w:t>
+            </w:r>
+            <w:r>
+              <w:rPr>
+                <w:b w:val="0"/>
+                <w:i w:val="0"/>
+              </w:rPr>
+              <w:t xml:space="preserve">, and </w:t>
+            </w:r>
+            <w:r>
+              <w:rPr>
+                <w:b/>
+                <w:i w:val="0"/>
+              </w:rPr>
+              <w:t>any adjustments</w:t>
+            </w:r>
+            <w:r>
+              <w:rPr>
+                <w:b w:val="0"/>
+                <w:i w:val="0"/>
+              </w:rPr>
+              <w:t>. We write it; accrual reads it. Nothing is pushed into accrual’s tables.</w:t>
             </w:r>
           </w:p>
         </w:tc>
@@ -4835,28 +4932,14 @@
                 <w:b/>
                 <w:i w:val="0"/>
               </w:rPr>
-              <w:t>Built, deliberately dormant.</w:t>
-            </w:r>
-            <w:r>
-              <w:rPr>
-                <w:b w:val="0"/>
-                <w:i w:val="0"/>
-              </w:rPr>
-              <w:t xml:space="preserve"> By explicit instruction, confirmed months are held locally and nothing is written to the main application yet. The column stays </w:t>
-            </w:r>
-            <w:r>
-              <w:rPr>
-                <w:b w:val="0"/>
-                <w:i/>
-              </w:rPr>
-              <w:t>Pending</w:t>
-            </w:r>
-            <w:r>
-              <w:rPr>
-                <w:b w:val="0"/>
-                <w:i w:val="0"/>
-              </w:rPr>
-              <w:t>, which is what makes the fact that it has not run visible rather than assumed.</w:t>
+              <w:t>Structure pending.</w:t>
+            </w:r>
+            <w:r>
+              <w:rPr>
+                <w:b w:val="0"/>
+                <w:i w:val="0"/>
+              </w:rPr>
+              <w:t xml:space="preserve"> The accrual side is defining the shape and that work is in progress, so the columns are not fixed yet. The direct push that previously occupied this column is superseded — see the note below.</w:t>
             </w:r>
           </w:p>
         </w:tc>
@@ -4942,6 +5025,259 @@
       </w:tr>
     </w:tbl>
     <w:p/>
+    <w:p>
+      <w:pPr>
+        <w:spacing w:before="120" w:after="160"/>
+        <w:ind w:left="288"/>
+        <w:pBdr>
+          <w:left w:val="single" w:sz="18" w:space="8" w:color="D9A53C"/>
+        </w:pBdr>
+      </w:pPr>
+      <w:r>
+        <w:rPr>
+          <w:b/>
+          <w:i w:val="0"/>
+          <w:sz w:val="19"/>
+        </w:rPr>
+        <w:t>This replaces a push with a pull, and most of it already exists.</w:t>
+      </w:r>
+      <w:r>
+        <w:rPr>
+          <w:rFonts w:ascii="Consolas" w:hAnsi="Consolas"/>
+          <w:b w:val="0"/>
+          <w:i w:val="0"/>
+          <w:sz w:val="19"/>
+        </w:rPr>
+        <w:t>PARTNER_STATUS</w:t>
+      </w:r>
+      <w:r>
+        <w:rPr>
+          <w:b w:val="0"/>
+          <w:i w:val="0"/>
+          <w:sz w:val="19"/>
+        </w:rPr>
+        <w:t xml:space="preserve"> used to track a direct hand-off that wrote into the main O2C application’s accrual tables. That is superseded: accrual will pull from a table in our schema instead. </w:t>
+      </w:r>
+      <w:r>
+        <w:rPr>
+          <w:sz w:val="19"/>
+        </w:rPr>
+        <w:br/>
+      </w:r>
+      <w:r>
+        <w:rPr>
+          <w:sz w:val="19"/>
+        </w:rPr>
+        <w:br/>
+      </w:r>
+      <w:r>
+        <w:rPr>
+          <w:b w:val="0"/>
+          <w:i w:val="0"/>
+          <w:sz w:val="19"/>
+        </w:rPr>
+        <w:t xml:space="preserve"> Worth knowing before the structure is agreed — the interface behind </w:t>
+      </w:r>
+      <w:r>
+        <w:rPr>
+          <w:rFonts w:ascii="Consolas" w:hAnsi="Consolas"/>
+          <w:b w:val="0"/>
+          <w:i w:val="0"/>
+          <w:sz w:val="19"/>
+        </w:rPr>
+        <w:t>ACCRUAL_STATUS</w:t>
+      </w:r>
+      <w:r>
+        <w:rPr>
+          <w:b w:val="0"/>
+          <w:i w:val="0"/>
+          <w:sz w:val="19"/>
+        </w:rPr>
+        <w:t xml:space="preserve"> is </w:t>
+      </w:r>
+      <w:r>
+        <w:rPr>
+          <w:b/>
+          <w:i w:val="0"/>
+          <w:sz w:val="19"/>
+        </w:rPr>
+        <w:t>already</w:t>
+      </w:r>
+      <w:r>
+        <w:rPr>
+          <w:b w:val="0"/>
+          <w:i w:val="0"/>
+          <w:sz w:val="19"/>
+        </w:rPr>
+        <w:t xml:space="preserve"> a pull, already day-wise and never rolled up, already carries the </w:t>
+      </w:r>
+      <w:r>
+        <w:rPr>
+          <w:b w:val="0"/>
+          <w:i/>
+          <w:sz w:val="19"/>
+        </w:rPr>
+        <w:t>Reversal</w:t>
+      </w:r>
+      <w:r>
+        <w:rPr>
+          <w:b w:val="0"/>
+          <w:i w:val="0"/>
+          <w:sz w:val="19"/>
+        </w:rPr>
+        <w:t xml:space="preserve"> and </w:t>
+      </w:r>
+      <w:r>
+        <w:rPr>
+          <w:b w:val="0"/>
+          <w:i/>
+          <w:sz w:val="19"/>
+        </w:rPr>
+        <w:t>Adjustment</w:t>
+      </w:r>
+      <w:r>
+        <w:rPr>
+          <w:b w:val="0"/>
+          <w:i w:val="0"/>
+          <w:sz w:val="19"/>
+        </w:rPr>
+        <w:t xml:space="preserve"> rows with a link back to the adjustment they came from, and already has the claim-a-batch-once bookkeeping a puller needs. So of the three things required, the </w:t>
+      </w:r>
+      <w:r>
+        <w:rPr>
+          <w:b/>
+          <w:i w:val="0"/>
+          <w:sz w:val="19"/>
+        </w:rPr>
+        <w:t>complete timesheet</w:t>
+      </w:r>
+      <w:r>
+        <w:rPr>
+          <w:b w:val="0"/>
+          <w:i w:val="0"/>
+          <w:sz w:val="19"/>
+        </w:rPr>
+        <w:t xml:space="preserve"> and the </w:t>
+      </w:r>
+      <w:r>
+        <w:rPr>
+          <w:b/>
+          <w:i w:val="0"/>
+          <w:sz w:val="19"/>
+        </w:rPr>
+        <w:t>adjustments</w:t>
+      </w:r>
+      <w:r>
+        <w:rPr>
+          <w:b w:val="0"/>
+          <w:i w:val="0"/>
+          <w:sz w:val="19"/>
+        </w:rPr>
+        <w:t xml:space="preserve"> are in place in some form. The genuine gap is the </w:t>
+      </w:r>
+      <w:r>
+        <w:rPr>
+          <w:b/>
+          <w:i w:val="0"/>
+          <w:sz w:val="19"/>
+        </w:rPr>
+        <w:t>summary grain</w:t>
+      </w:r>
+      <w:r>
+        <w:rPr>
+          <w:b w:val="0"/>
+          <w:i w:val="0"/>
+          <w:sz w:val="19"/>
+        </w:rPr>
+        <w:t xml:space="preserve"> — that table holds day rows only. </w:t>
+      </w:r>
+      <w:r>
+        <w:rPr>
+          <w:sz w:val="19"/>
+        </w:rPr>
+        <w:br/>
+      </w:r>
+      <w:r>
+        <w:rPr>
+          <w:sz w:val="19"/>
+        </w:rPr>
+        <w:br/>
+      </w:r>
+      <w:r>
+        <w:rPr>
+          <w:b w:val="0"/>
+          <w:i w:val="0"/>
+          <w:sz w:val="19"/>
+        </w:rPr>
+        <w:t xml:space="preserve"> Which raises the question to settle </w:t>
+      </w:r>
+      <w:r>
+        <w:rPr>
+          <w:b w:val="0"/>
+          <w:i/>
+          <w:sz w:val="19"/>
+        </w:rPr>
+        <w:t>before</w:t>
+      </w:r>
+      <w:r>
+        <w:rPr>
+          <w:b w:val="0"/>
+          <w:i w:val="0"/>
+          <w:sz w:val="19"/>
+        </w:rPr>
+        <w:t xml:space="preserve"> the accrual side finalises anything: </w:t>
+      </w:r>
+      <w:r>
+        <w:rPr>
+          <w:b/>
+          <w:i w:val="0"/>
+          <w:sz w:val="19"/>
+        </w:rPr>
+        <w:t>is this one interface or two?</w:t>
+      </w:r>
+      <w:r>
+        <w:rPr>
+          <w:b w:val="0"/>
+          <w:i w:val="0"/>
+          <w:sz w:val="19"/>
+        </w:rPr>
+        <w:t xml:space="preserve"> If accrual pulls everything from one place, then </w:t>
+      </w:r>
+      <w:r>
+        <w:rPr>
+          <w:rFonts w:ascii="Consolas" w:hAnsi="Consolas"/>
+          <w:b w:val="0"/>
+          <w:i w:val="0"/>
+          <w:sz w:val="19"/>
+        </w:rPr>
+        <w:t>ACCRUAL_STATUS</w:t>
+      </w:r>
+      <w:r>
+        <w:rPr>
+          <w:b w:val="0"/>
+          <w:i w:val="0"/>
+          <w:sz w:val="19"/>
+        </w:rPr>
+        <w:t xml:space="preserve"> and </w:t>
+      </w:r>
+      <w:r>
+        <w:rPr>
+          <w:rFonts w:ascii="Consolas" w:hAnsi="Consolas"/>
+          <w:b w:val="0"/>
+          <w:i w:val="0"/>
+          <w:sz w:val="19"/>
+        </w:rPr>
+        <w:t>PARTNER_STATUS</w:t>
+      </w:r>
+      <w:r>
+        <w:rPr>
+          <w:b w:val="0"/>
+          <w:i w:val="0"/>
+          <w:sz w:val="19"/>
+        </w:rPr>
+        <w:t xml:space="preserve"> are tracking the same hand-off and should collapse into one column. If they stay separate, the split needs to be deliberate — for example summary against one and detail against the other — rather than an accident of the push having been replaced. Two pull interfaces for one consumer, filled by the same confirm step, is the shape most likely to drift apart. </w:t>
+      </w:r>
+    </w:p>
     <w:p>
       <w:pPr>
         <w:pStyle w:val="Heading1"/>
@@ -7497,6 +7833,241 @@
           </w:p>
         </w:tc>
       </w:tr>
+      <w:tr>
+        <w:tc>
+          <w:tcPr>
+            <w:tcW w:type="dxa" w:w="3264"/>
+          </w:tcPr>
+          <w:p>
+            <w:pPr>
+              <w:spacing w:after="40"/>
+            </w:pPr>
+            <w:r/>
+            <w:r>
+              <w:rPr>
+                <w:b w:val="0"/>
+                <w:i w:val="0"/>
+              </w:rPr>
+              <w:t>19</w:t>
+            </w:r>
+          </w:p>
+        </w:tc>
+        <w:tc>
+          <w:tcPr>
+            <w:tcW w:type="dxa" w:w="3264"/>
+          </w:tcPr>
+          <w:p>
+            <w:pPr>
+              <w:spacing w:after="40"/>
+            </w:pPr>
+            <w:r/>
+            <w:r>
+              <w:rPr>
+                <w:b/>
+                <w:i w:val="0"/>
+              </w:rPr>
+              <w:t>Structure of the accrual staging table</w:t>
+            </w:r>
+            <w:r>
+              <w:rPr>
+                <w:b w:val="0"/>
+                <w:i w:val="0"/>
+              </w:rPr>
+              <w:t xml:space="preserve"> — summary, complete timesheet employee-wise and adjustments, in our schema for accrual to pull (§3.5, §7.3). Being defined on the accrual side, </w:t>
+            </w:r>
+            <w:r>
+              <w:rPr>
+                <w:b w:val="0"/>
+                <w:i/>
+              </w:rPr>
+              <w:t>work in progress</w:t>
+            </w:r>
+            <w:r>
+              <w:rPr>
+                <w:b w:val="0"/>
+                <w:i w:val="0"/>
+              </w:rPr>
+              <w:t>.</w:t>
+            </w:r>
+          </w:p>
+        </w:tc>
+        <w:tc>
+          <w:tcPr>
+            <w:tcW w:type="dxa" w:w="3264"/>
+          </w:tcPr>
+          <w:p>
+            <w:pPr>
+              <w:spacing w:after="40"/>
+            </w:pPr>
+            <w:r/>
+            <w:r>
+              <w:rPr>
+                <w:b w:val="0"/>
+                <w:i w:val="0"/>
+              </w:rPr>
+              <w:t>accrual team — then build</w:t>
+            </w:r>
+          </w:p>
+        </w:tc>
+      </w:tr>
+      <w:tr>
+        <w:tc>
+          <w:tcPr>
+            <w:tcW w:type="dxa" w:w="3264"/>
+          </w:tcPr>
+          <w:p>
+            <w:pPr>
+              <w:spacing w:after="40"/>
+            </w:pPr>
+            <w:r/>
+            <w:r>
+              <w:rPr>
+                <w:b w:val="0"/>
+                <w:i w:val="0"/>
+              </w:rPr>
+              <w:t>20</w:t>
+            </w:r>
+          </w:p>
+        </w:tc>
+        <w:tc>
+          <w:tcPr>
+            <w:tcW w:type="dxa" w:w="3264"/>
+          </w:tcPr>
+          <w:p>
+            <w:pPr>
+              <w:spacing w:after="40"/>
+            </w:pPr>
+            <w:r/>
+            <w:r>
+              <w:rPr>
+                <w:b/>
+                <w:i w:val="0"/>
+              </w:rPr>
+              <w:t>One accrual interface or two?</w:t>
+            </w:r>
+            <w:r>
+              <w:rPr>
+                <w:b w:val="0"/>
+                <w:i w:val="0"/>
+              </w:rPr>
+              <w:t xml:space="preserve"> The existing interface is already a day-wise pull carrying adjustments, so </w:t>
+            </w:r>
+            <w:r>
+              <w:rPr>
+                <w:rFonts w:ascii="Consolas" w:hAnsi="Consolas"/>
+                <w:b w:val="0"/>
+                <w:i w:val="0"/>
+                <w:sz w:val="18"/>
+              </w:rPr>
+              <w:t>ACCRUAL_STATUS</w:t>
+            </w:r>
+            <w:r>
+              <w:rPr>
+                <w:b w:val="0"/>
+                <w:i w:val="0"/>
+              </w:rPr>
+              <w:t xml:space="preserve"> and </w:t>
+            </w:r>
+            <w:r>
+              <w:rPr>
+                <w:rFonts w:ascii="Consolas" w:hAnsi="Consolas"/>
+                <w:b w:val="0"/>
+                <w:i w:val="0"/>
+                <w:sz w:val="18"/>
+              </w:rPr>
+              <w:t>PARTNER_STATUS</w:t>
+            </w:r>
+            <w:r>
+              <w:rPr>
+                <w:b w:val="0"/>
+                <w:i w:val="0"/>
+              </w:rPr>
+              <w:t xml:space="preserve"> may be tracking the same hand-off. Decide before the structure is fixed (§3.5).</w:t>
+            </w:r>
+          </w:p>
+        </w:tc>
+        <w:tc>
+          <w:tcPr>
+            <w:tcW w:type="dxa" w:w="3264"/>
+          </w:tcPr>
+          <w:p>
+            <w:pPr>
+              <w:spacing w:after="40"/>
+            </w:pPr>
+            <w:r/>
+            <w:r>
+              <w:rPr>
+                <w:b w:val="0"/>
+                <w:i w:val="0"/>
+              </w:rPr>
+              <w:t>functional + accrual team</w:t>
+            </w:r>
+          </w:p>
+        </w:tc>
+      </w:tr>
+      <w:tr>
+        <w:tc>
+          <w:tcPr>
+            <w:tcW w:type="dxa" w:w="3264"/>
+          </w:tcPr>
+          <w:p>
+            <w:pPr>
+              <w:spacing w:after="40"/>
+            </w:pPr>
+            <w:r/>
+            <w:r>
+              <w:rPr>
+                <w:b w:val="0"/>
+                <w:i w:val="0"/>
+              </w:rPr>
+              <w:t>21</w:t>
+            </w:r>
+          </w:p>
+        </w:tc>
+        <w:tc>
+          <w:tcPr>
+            <w:tcW w:type="dxa" w:w="3264"/>
+          </w:tcPr>
+          <w:p>
+            <w:pPr>
+              <w:spacing w:after="40"/>
+            </w:pPr>
+            <w:r/>
+            <w:r>
+              <w:rPr>
+                <w:b/>
+                <w:i w:val="0"/>
+              </w:rPr>
+              <w:t>Make the schema match the single status set</w:t>
+            </w:r>
+            <w:r>
+              <w:rPr>
+                <w:b w:val="0"/>
+                <w:i w:val="0"/>
+              </w:rPr>
+              <w:t xml:space="preserve"> — the week, day, month and retro-adjustment statuses are separate columns with different permitted values today (§3.2)</w:t>
+            </w:r>
+          </w:p>
+        </w:tc>
+        <w:tc>
+          <w:tcPr>
+            <w:tcW w:type="dxa" w:w="3264"/>
+          </w:tcPr>
+          <w:p>
+            <w:pPr>
+              <w:spacing w:after="40"/>
+            </w:pPr>
+            <w:r/>
+            <w:r>
+              <w:rPr>
+                <w:b w:val="0"/>
+                <w:i w:val="0"/>
+              </w:rPr>
+              <w:t>build</w:t>
+            </w:r>
+          </w:p>
+        </w:tc>
+      </w:tr>
     </w:tbl>
     <w:p/>
     <w:p>
@@ -8100,7 +8671,7 @@
           <w:i w:val="0"/>
           <w:color w:val="55657A"/>
         </w:rPr>
-        <w:t xml:space="preserve">The drawn flowchart is </w:t>
+        <w:t xml:space="preserve">Three charts, then the same flow stated precisely — a chart cannot show every transition unambiguously and a review has to be able to check each one. Larger versions, with pan, zoom and SVG/PNG export, are in </w:t>
       </w:r>
       <w:r>
         <w:rPr>
@@ -8118,15 +8689,15 @@
           <w:i w:val="0"/>
           <w:color w:val="55657A"/>
         </w:rPr>
-        <w:t xml:space="preserve"> — one chart covering all three stages, with pan, zoom and SVG/PNG export. What follows is the same flow stated precisely, because a diagram cannot show every transition unambiguously and a review needs to be able to check each one.</w:t>
+        <w:t>.</w:t>
       </w:r>
     </w:p>
     <w:p>
       <w:pPr>
-        <w:pStyle w:val="Heading2"/>
+        <w:pStyle w:val="Heading3"/>
       </w:pPr>
       <w:r>
-        <w:t>7.1 Inbound — what is fetched, and what it is used for</w:t>
+        <w:t>Flow 1 — inbound: what is read, and what it feeds</w:t>
       </w:r>
     </w:p>
     <w:tbl>
@@ -8144,6 +8715,1455 @@
       <w:tr>
         <w:tc>
           <w:tcPr>
+            <w:tcW w:type="dxa" w:w="9792"/>
+            <w:gridSpan w:val="3"/>
+          </w:tcPr>
+          <w:p>
+            <w:pPr>
+              <w:spacing w:after="40"/>
+            </w:pPr>
+            <w:r/>
+            <w:r>
+              <w:rPr>
+                <w:b/>
+                <w:i w:val="0"/>
+              </w:rPr>
+              <w:t>ORACLE FUSION</w:t>
+            </w:r>
+            <w:r>
+              <w:br/>
+            </w:r>
+            <w:r>
+              <w:rPr>
+                <w:b w:val="0"/>
+                <w:i w:val="0"/>
+              </w:rPr>
+              <w:t>read live at the moment the screen needs it — no scheduled sync, no staged copy</w:t>
+            </w:r>
+          </w:p>
+        </w:tc>
+      </w:tr>
+      <w:tr>
+        <w:tc>
+          <w:tcPr>
+            <w:tcW w:type="dxa" w:w="3264"/>
+          </w:tcPr>
+          <w:p>
+            <w:pPr>
+              <w:spacing w:after="40"/>
+            </w:pPr>
+            <w:r/>
+            <w:r>
+              <w:rPr>
+                <w:b w:val="0"/>
+                <w:i w:val="0"/>
+              </w:rPr>
+              <w:t>↓</w:t>
+            </w:r>
+          </w:p>
+        </w:tc>
+        <w:tc>
+          <w:tcPr>
+            <w:tcW w:type="dxa" w:w="3264"/>
+          </w:tcPr>
+          <w:p>
+            <w:pPr>
+              <w:spacing w:after="40"/>
+            </w:pPr>
+            <w:r/>
+            <w:r>
+              <w:rPr>
+                <w:b w:val="0"/>
+                <w:i w:val="0"/>
+              </w:rPr>
+              <w:t>↓</w:t>
+            </w:r>
+          </w:p>
+        </w:tc>
+        <w:tc>
+          <w:tcPr>
+            <w:tcW w:type="dxa" w:w="3264"/>
+          </w:tcPr>
+          <w:p>
+            <w:pPr>
+              <w:spacing w:after="40"/>
+            </w:pPr>
+            <w:r/>
+            <w:r>
+              <w:rPr>
+                <w:b w:val="0"/>
+                <w:i w:val="0"/>
+              </w:rPr>
+              <w:t>↓</w:t>
+            </w:r>
+          </w:p>
+        </w:tc>
+      </w:tr>
+      <w:tr>
+        <w:tc>
+          <w:tcPr>
+            <w:tcW w:type="dxa" w:w="3264"/>
+          </w:tcPr>
+          <w:p>
+            <w:pPr>
+              <w:spacing w:after="40"/>
+            </w:pPr>
+            <w:r/>
+            <w:r>
+              <w:rPr>
+                <w:b w:val="0"/>
+                <w:i w:val="0"/>
+              </w:rPr>
+              <w:t>Projects the person may charge</w:t>
+            </w:r>
+            <w:r>
+              <w:br/>
+            </w:r>
+            <w:r>
+              <w:rPr>
+                <w:b w:val="0"/>
+                <w:i w:val="0"/>
+              </w:rPr>
+              <w:t>WBS tasks + chargeable / billable</w:t>
+            </w:r>
+            <w:r>
+              <w:br/>
+            </w:r>
+            <w:r>
+              <w:rPr>
+                <w:b w:val="0"/>
+                <w:i w:val="0"/>
+              </w:rPr>
+              <w:t>Expenditure type &amp; organization</w:t>
+            </w:r>
+          </w:p>
+        </w:tc>
+        <w:tc>
+          <w:tcPr>
+            <w:tcW w:type="dxa" w:w="3264"/>
+          </w:tcPr>
+          <w:p>
+            <w:pPr>
+              <w:spacing w:after="40"/>
+            </w:pPr>
+            <w:r/>
+            <w:r>
+              <w:rPr>
+                <w:b w:val="0"/>
+                <w:i w:val="0"/>
+              </w:rPr>
+              <w:t>Allocation % and dates</w:t>
+            </w:r>
+            <w:r>
+              <w:br/>
+            </w:r>
+            <w:r>
+              <w:rPr>
+                <w:b w:val="0"/>
+                <w:i w:val="0"/>
+              </w:rPr>
+              <w:t>Work schedule &amp; shift pattern</w:t>
+            </w:r>
+            <w:r>
+              <w:br/>
+            </w:r>
+            <w:r>
+              <w:rPr>
+                <w:b w:val="0"/>
+                <w:i w:val="0"/>
+              </w:rPr>
+              <w:t>Calendar by location + events</w:t>
+            </w:r>
+            <w:r>
+              <w:br/>
+            </w:r>
+            <w:r>
+              <w:rPr>
+                <w:b w:val="0"/>
+                <w:i w:val="0"/>
+              </w:rPr>
+              <w:t>Rate</w:t>
+            </w:r>
+          </w:p>
+        </w:tc>
+        <w:tc>
+          <w:tcPr>
+            <w:tcW w:type="dxa" w:w="3264"/>
+          </w:tcPr>
+          <w:p>
+            <w:pPr>
+              <w:spacing w:after="40"/>
+            </w:pPr>
+            <w:r/>
+            <w:r>
+              <w:rPr>
+                <w:b w:val="0"/>
+                <w:i w:val="0"/>
+              </w:rPr>
+              <w:t xml:space="preserve">Absence — </w:t>
+            </w:r>
+            <w:r>
+              <w:rPr>
+                <w:b/>
+                <w:i w:val="0"/>
+              </w:rPr>
+              <w:t>this person,</w:t>
+            </w:r>
+            <w:r>
+              <w:br/>
+            </w:r>
+            <w:r>
+              <w:rPr>
+                <w:b/>
+                <w:i w:val="0"/>
+              </w:rPr>
+              <w:t>these dates</w:t>
+            </w:r>
+          </w:p>
+        </w:tc>
+      </w:tr>
+      <w:tr>
+        <w:tc>
+          <w:tcPr>
+            <w:tcW w:type="dxa" w:w="3264"/>
+          </w:tcPr>
+          <w:p>
+            <w:pPr>
+              <w:spacing w:after="40"/>
+            </w:pPr>
+            <w:r/>
+            <w:r>
+              <w:rPr>
+                <w:b w:val="0"/>
+                <w:i w:val="0"/>
+              </w:rPr>
+              <w:t>↓</w:t>
+            </w:r>
+          </w:p>
+        </w:tc>
+        <w:tc>
+          <w:tcPr>
+            <w:tcW w:type="dxa" w:w="3264"/>
+          </w:tcPr>
+          <w:p>
+            <w:pPr>
+              <w:spacing w:after="40"/>
+            </w:pPr>
+            <w:r/>
+            <w:r>
+              <w:rPr>
+                <w:b w:val="0"/>
+                <w:i w:val="0"/>
+              </w:rPr>
+              <w:t>↓</w:t>
+            </w:r>
+          </w:p>
+        </w:tc>
+        <w:tc>
+          <w:tcPr>
+            <w:tcW w:type="dxa" w:w="3264"/>
+          </w:tcPr>
+          <w:p>
+            <w:pPr>
+              <w:spacing w:after="40"/>
+            </w:pPr>
+            <w:r/>
+            <w:r>
+              <w:rPr>
+                <w:b w:val="0"/>
+                <w:i w:val="0"/>
+              </w:rPr>
+              <w:t>↓</w:t>
+            </w:r>
+          </w:p>
+        </w:tc>
+      </w:tr>
+      <w:tr>
+        <w:tc>
+          <w:tcPr>
+            <w:tcW w:type="dxa" w:w="3264"/>
+          </w:tcPr>
+          <w:p>
+            <w:pPr>
+              <w:spacing w:after="40"/>
+            </w:pPr>
+            <w:r/>
+            <w:r>
+              <w:rPr>
+                <w:b/>
+                <w:i w:val="0"/>
+              </w:rPr>
+              <w:t>Pickers</w:t>
+            </w:r>
+            <w:r>
+              <w:br/>
+            </w:r>
+            <w:r>
+              <w:rPr>
+                <w:b w:val="0"/>
+                <w:i w:val="0"/>
+              </w:rPr>
+              <w:t xml:space="preserve">and the </w:t>
+            </w:r>
+            <w:r>
+              <w:rPr>
+                <w:b/>
+                <w:i w:val="0"/>
+              </w:rPr>
+              <w:t>POET snapshot</w:t>
+            </w:r>
+            <w:r>
+              <w:br/>
+            </w:r>
+            <w:r>
+              <w:rPr>
+                <w:b w:val="0"/>
+                <w:i w:val="0"/>
+              </w:rPr>
+              <w:t>written onto each entry at save</w:t>
+            </w:r>
+          </w:p>
+        </w:tc>
+        <w:tc>
+          <w:tcPr>
+            <w:tcW w:type="dxa" w:w="3264"/>
+          </w:tcPr>
+          <w:p>
+            <w:pPr>
+              <w:spacing w:after="40"/>
+            </w:pPr>
+            <w:r/>
+            <w:r>
+              <w:rPr>
+                <w:b/>
+                <w:i w:val="0"/>
+              </w:rPr>
+              <w:t>Prepopulate the month</w:t>
+            </w:r>
+            <w:r>
+              <w:br/>
+            </w:r>
+            <w:r>
+              <w:rPr>
+                <w:b w:val="0"/>
+                <w:i w:val="0"/>
+              </w:rPr>
+              <w:t>std hours/day × allocation %</w:t>
+            </w:r>
+            <w:r>
+              <w:br/>
+            </w:r>
+            <w:r>
+              <w:rPr>
+                <w:b w:val="0"/>
+                <w:i w:val="0"/>
+              </w:rPr>
+              <w:t>quarter-rounded · non-working days skipped</w:t>
+            </w:r>
+            <w:r>
+              <w:br/>
+            </w:r>
+            <w:r>
+              <w:rPr>
+                <w:b/>
+                <w:i w:val="0"/>
+              </w:rPr>
+              <w:t>one</w:t>
+            </w:r>
+            <w:r>
+              <w:rPr>
+                <w:b w:val="0"/>
+                <w:i w:val="0"/>
+              </w:rPr>
+              <w:t xml:space="preserve"> line on the first chargeable task</w:t>
+            </w:r>
+          </w:p>
+        </w:tc>
+        <w:tc>
+          <w:tcPr>
+            <w:tcW w:type="dxa" w:w="3264"/>
+          </w:tcPr>
+          <w:p>
+            <w:pPr>
+              <w:spacing w:after="40"/>
+            </w:pPr>
+            <w:r/>
+            <w:r>
+              <w:rPr>
+                <w:b/>
+                <w:i w:val="0"/>
+              </w:rPr>
+              <w:t>Leave rows</w:t>
+            </w:r>
+            <w:r>
+              <w:br/>
+            </w:r>
+            <w:r>
+              <w:rPr>
+                <w:b w:val="0"/>
+                <w:i w:val="0"/>
+              </w:rPr>
+              <w:t>own duration · IS_LEAVE = Y</w:t>
+            </w:r>
+            <w:r>
+              <w:br/>
+            </w:r>
+            <w:r>
+              <w:rPr>
+                <w:b w:val="0"/>
+                <w:i w:val="0"/>
+              </w:rPr>
+              <w:t>read-only</w:t>
+            </w:r>
+          </w:p>
+        </w:tc>
+      </w:tr>
+      <w:tr>
+        <w:tc>
+          <w:tcPr>
+            <w:tcW w:type="dxa" w:w="9792"/>
+            <w:gridSpan w:val="3"/>
+          </w:tcPr>
+          <w:p>
+            <w:pPr>
+              <w:spacing w:after="40"/>
+            </w:pPr>
+            <w:r/>
+            <w:r>
+              <w:rPr>
+                <w:b w:val="0"/>
+                <w:i w:val="0"/>
+              </w:rPr>
+              <w:t>↓</w:t>
+            </w:r>
+          </w:p>
+        </w:tc>
+      </w:tr>
+      <w:tr>
+        <w:tc>
+          <w:tcPr>
+            <w:tcW w:type="dxa" w:w="9792"/>
+            <w:gridSpan w:val="3"/>
+          </w:tcPr>
+          <w:p>
+            <w:pPr>
+              <w:spacing w:after="40"/>
+            </w:pPr>
+            <w:r/>
+            <w:r>
+              <w:rPr>
+                <w:b w:val="0"/>
+                <w:i w:val="0"/>
+              </w:rPr>
+              <w:t xml:space="preserve">The week exists, at </w:t>
+            </w:r>
+            <w:r>
+              <w:rPr>
+                <w:b/>
+                <w:i w:val="0"/>
+              </w:rPr>
+              <w:t>Not yet submitted</w:t>
+            </w:r>
+          </w:p>
+        </w:tc>
+      </w:tr>
+    </w:tbl>
+    <w:p/>
+    <w:p>
+      <w:pPr>
+        <w:pStyle w:val="Heading3"/>
+      </w:pPr>
+      <w:r>
+        <w:t>Lifecycle — from entry to a confirmed month</w:t>
+      </w:r>
+    </w:p>
+    <w:p>
+      <w:r>
+        <w:rPr>
+          <w:b w:val="0"/>
+          <w:i w:val="0"/>
+          <w:color w:val="55657A"/>
+        </w:rPr>
+        <w:t>The path most records take, left to right — and the same six statuses apply whether you are looking at a day, a week or a month. Every other transition is in 7.2, including the two loops back, which a single line cannot show.</w:t>
+      </w:r>
+    </w:p>
+    <w:tbl>
+      <w:tblPr>
+        <w:tblStyle w:val="TableGrid"/>
+        <w:tblW w:type="auto" w:w="0"/>
+        <w:jc w:val="center"/>
+        <w:tblLook w:firstColumn="1" w:firstRow="1" w:lastColumn="0" w:lastRow="0" w:noHBand="0" w:noVBand="1" w:val="04A0"/>
+      </w:tblPr>
+      <w:tblGrid>
+        <w:gridCol w:w="1399"/>
+        <w:gridCol w:w="1399"/>
+        <w:gridCol w:w="1399"/>
+        <w:gridCol w:w="1399"/>
+        <w:gridCol w:w="1399"/>
+        <w:gridCol w:w="1399"/>
+        <w:gridCol w:w="1399"/>
+      </w:tblGrid>
+      <w:tr>
+        <w:tc>
+          <w:tcPr>
+            <w:tcW w:type="dxa" w:w="1399"/>
+          </w:tcPr>
+          <w:p>
+            <w:pPr>
+              <w:spacing w:after="40"/>
+            </w:pPr>
+            <w:r/>
+            <w:r>
+              <w:rPr>
+                <w:b w:val="0"/>
+                <w:i w:val="0"/>
+              </w:rPr>
+              <w:t>Not yet</w:t>
+            </w:r>
+            <w:r>
+              <w:br/>
+            </w:r>
+            <w:r>
+              <w:rPr>
+                <w:b w:val="0"/>
+                <w:i w:val="0"/>
+              </w:rPr>
+              <w:t>submitted</w:t>
+            </w:r>
+          </w:p>
+        </w:tc>
+        <w:tc>
+          <w:tcPr>
+            <w:tcW w:type="dxa" w:w="1399"/>
+          </w:tcPr>
+          <w:p>
+            <w:pPr>
+              <w:spacing w:after="40"/>
+            </w:pPr>
+            <w:r/>
+            <w:r>
+              <w:rPr>
+                <w:b w:val="0"/>
+                <w:i w:val="0"/>
+              </w:rPr>
+              <w:t>→</w:t>
+            </w:r>
+          </w:p>
+        </w:tc>
+        <w:tc>
+          <w:tcPr>
+            <w:tcW w:type="dxa" w:w="1399"/>
+          </w:tcPr>
+          <w:p>
+            <w:pPr>
+              <w:spacing w:after="40"/>
+            </w:pPr>
+            <w:r/>
+            <w:r>
+              <w:rPr>
+                <w:b w:val="0"/>
+                <w:i w:val="0"/>
+              </w:rPr>
+              <w:t>Submitted</w:t>
+            </w:r>
+          </w:p>
+        </w:tc>
+        <w:tc>
+          <w:tcPr>
+            <w:tcW w:type="dxa" w:w="1399"/>
+          </w:tcPr>
+          <w:p>
+            <w:pPr>
+              <w:spacing w:after="40"/>
+            </w:pPr>
+            <w:r/>
+            <w:r>
+              <w:rPr>
+                <w:b w:val="0"/>
+                <w:i w:val="0"/>
+              </w:rPr>
+              <w:t>→</w:t>
+            </w:r>
+          </w:p>
+        </w:tc>
+        <w:tc>
+          <w:tcPr>
+            <w:tcW w:type="dxa" w:w="1399"/>
+          </w:tcPr>
+          <w:p>
+            <w:pPr>
+              <w:spacing w:after="40"/>
+            </w:pPr>
+            <w:r/>
+            <w:r>
+              <w:rPr>
+                <w:b w:val="0"/>
+                <w:i w:val="0"/>
+              </w:rPr>
+              <w:t>Approved</w:t>
+            </w:r>
+          </w:p>
+        </w:tc>
+        <w:tc>
+          <w:tcPr>
+            <w:tcW w:type="dxa" w:w="1399"/>
+          </w:tcPr>
+          <w:p>
+            <w:pPr>
+              <w:spacing w:after="40"/>
+            </w:pPr>
+            <w:r/>
+            <w:r>
+              <w:rPr>
+                <w:b w:val="0"/>
+                <w:i w:val="0"/>
+              </w:rPr>
+              <w:t>→</w:t>
+            </w:r>
+          </w:p>
+        </w:tc>
+        <w:tc>
+          <w:tcPr>
+            <w:tcW w:type="dxa" w:w="1399"/>
+          </w:tcPr>
+          <w:p>
+            <w:pPr>
+              <w:spacing w:after="40"/>
+            </w:pPr>
+            <w:r/>
+            <w:r>
+              <w:rPr>
+                <w:b w:val="0"/>
+                <w:i w:val="0"/>
+              </w:rPr>
+              <w:t>Month</w:t>
+            </w:r>
+            <w:r>
+              <w:br/>
+            </w:r>
+            <w:r>
+              <w:rPr>
+                <w:b w:val="0"/>
+                <w:i w:val="0"/>
+              </w:rPr>
+              <w:t>confirmed</w:t>
+            </w:r>
+          </w:p>
+        </w:tc>
+      </w:tr>
+      <w:tr>
+        <w:tc>
+          <w:tcPr>
+            <w:tcW w:type="dxa" w:w="1399"/>
+          </w:tcPr>
+          <w:p>
+            <w:pPr>
+              <w:spacing w:after="40"/>
+            </w:pPr>
+            <w:r/>
+            <w:r>
+              <w:rPr>
+                <w:b w:val="0"/>
+                <w:i w:val="0"/>
+              </w:rPr>
+              <w:t>↓</w:t>
+            </w:r>
+          </w:p>
+        </w:tc>
+        <w:tc>
+          <w:tcPr>
+            <w:tcW w:type="dxa" w:w="1399"/>
+          </w:tcPr>
+          <w:p>
+            <w:pPr>
+              <w:spacing w:after="40"/>
+            </w:pPr>
+            <w:r/>
+          </w:p>
+        </w:tc>
+        <w:tc>
+          <w:tcPr>
+            <w:tcW w:type="dxa" w:w="1399"/>
+          </w:tcPr>
+          <w:p>
+            <w:pPr>
+              <w:spacing w:after="40"/>
+            </w:pPr>
+            <w:r/>
+            <w:r>
+              <w:rPr>
+                <w:b w:val="0"/>
+                <w:i w:val="0"/>
+              </w:rPr>
+              <w:t>↓</w:t>
+            </w:r>
+          </w:p>
+        </w:tc>
+        <w:tc>
+          <w:tcPr>
+            <w:tcW w:type="dxa" w:w="1399"/>
+          </w:tcPr>
+          <w:p>
+            <w:pPr>
+              <w:spacing w:after="40"/>
+            </w:pPr>
+            <w:r/>
+          </w:p>
+        </w:tc>
+        <w:tc>
+          <w:tcPr>
+            <w:tcW w:type="dxa" w:w="1399"/>
+          </w:tcPr>
+          <w:p>
+            <w:pPr>
+              <w:spacing w:after="40"/>
+            </w:pPr>
+            <w:r/>
+            <w:r>
+              <w:rPr>
+                <w:b w:val="0"/>
+                <w:i w:val="0"/>
+              </w:rPr>
+              <w:t>↓</w:t>
+            </w:r>
+          </w:p>
+        </w:tc>
+        <w:tc>
+          <w:tcPr>
+            <w:tcW w:type="dxa" w:w="1399"/>
+          </w:tcPr>
+          <w:p>
+            <w:pPr>
+              <w:spacing w:after="40"/>
+            </w:pPr>
+            <w:r/>
+          </w:p>
+        </w:tc>
+        <w:tc>
+          <w:tcPr>
+            <w:tcW w:type="dxa" w:w="1399"/>
+          </w:tcPr>
+          <w:p>
+            <w:pPr>
+              <w:spacing w:after="40"/>
+            </w:pPr>
+            <w:r/>
+          </w:p>
+        </w:tc>
+      </w:tr>
+      <w:tr>
+        <w:tc>
+          <w:tcPr>
+            <w:tcW w:type="dxa" w:w="1399"/>
+          </w:tcPr>
+          <w:p>
+            <w:pPr>
+              <w:spacing w:after="40"/>
+            </w:pPr>
+            <w:r/>
+            <w:r>
+              <w:rPr>
+                <w:b w:val="0"/>
+                <w:i w:val="0"/>
+              </w:rPr>
+              <w:t>Defaulted</w:t>
+            </w:r>
+            <w:r>
+              <w:br/>
+            </w:r>
+            <w:r>
+              <w:rPr>
+                <w:b w:val="0"/>
+                <w:i w:val="0"/>
+              </w:rPr>
+              <w:t>weekly cut-off</w:t>
+            </w:r>
+            <w:r>
+              <w:br/>
+            </w:r>
+            <w:r>
+              <w:rPr>
+                <w:b w:val="0"/>
+                <w:i w:val="0"/>
+              </w:rPr>
+              <w:t>LOCKS the week</w:t>
+            </w:r>
+          </w:p>
+        </w:tc>
+        <w:tc>
+          <w:tcPr>
+            <w:tcW w:type="dxa" w:w="1399"/>
+          </w:tcPr>
+          <w:p>
+            <w:pPr>
+              <w:spacing w:after="40"/>
+            </w:pPr>
+            <w:r/>
+          </w:p>
+        </w:tc>
+        <w:tc>
+          <w:tcPr>
+            <w:tcW w:type="dxa" w:w="1399"/>
+          </w:tcPr>
+          <w:p>
+            <w:pPr>
+              <w:spacing w:after="40"/>
+            </w:pPr>
+            <w:r/>
+            <w:r>
+              <w:rPr>
+                <w:b w:val="0"/>
+                <w:i w:val="0"/>
+              </w:rPr>
+              <w:t>Rejected</w:t>
+            </w:r>
+            <w:r>
+              <w:br/>
+            </w:r>
+            <w:r>
+              <w:rPr>
+                <w:b w:val="0"/>
+                <w:i w:val="0"/>
+              </w:rPr>
+              <w:t>back with the employee</w:t>
+            </w:r>
+            <w:r>
+              <w:br/>
+            </w:r>
+            <w:r>
+              <w:rPr>
+                <w:b w:val="0"/>
+                <w:i w:val="0"/>
+              </w:rPr>
+              <w:t>days reset to Pending</w:t>
+            </w:r>
+          </w:p>
+        </w:tc>
+        <w:tc>
+          <w:tcPr>
+            <w:tcW w:type="dxa" w:w="1399"/>
+          </w:tcPr>
+          <w:p>
+            <w:pPr>
+              <w:spacing w:after="40"/>
+            </w:pPr>
+            <w:r/>
+          </w:p>
+        </w:tc>
+        <w:tc>
+          <w:tcPr>
+            <w:tcW w:type="dxa" w:w="1399"/>
+          </w:tcPr>
+          <w:p>
+            <w:pPr>
+              <w:spacing w:after="40"/>
+            </w:pPr>
+            <w:r/>
+            <w:r>
+              <w:rPr>
+                <w:b w:val="0"/>
+                <w:i w:val="0"/>
+              </w:rPr>
+              <w:t>Overridden</w:t>
+            </w:r>
+            <w:r>
+              <w:br/>
+            </w:r>
+            <w:r>
+              <w:rPr>
+                <w:b w:val="0"/>
+                <w:i w:val="0"/>
+              </w:rPr>
+              <w:t>and approved</w:t>
+            </w:r>
+            <w:r>
+              <w:br/>
+            </w:r>
+            <w:r>
+              <w:rPr>
+                <w:b w:val="0"/>
+                <w:i w:val="0"/>
+              </w:rPr>
+              <w:t>manager changed the hours</w:t>
+            </w:r>
+          </w:p>
+        </w:tc>
+        <w:tc>
+          <w:tcPr>
+            <w:tcW w:type="dxa" w:w="1399"/>
+          </w:tcPr>
+          <w:p>
+            <w:pPr>
+              <w:spacing w:after="40"/>
+            </w:pPr>
+            <w:r/>
+          </w:p>
+        </w:tc>
+        <w:tc>
+          <w:tcPr>
+            <w:tcW w:type="dxa" w:w="1399"/>
+          </w:tcPr>
+          <w:p>
+            <w:pPr>
+              <w:spacing w:after="40"/>
+            </w:pPr>
+            <w:r/>
+          </w:p>
+        </w:tc>
+      </w:tr>
+    </w:tbl>
+    <w:p/>
+    <w:p>
+      <w:r>
+        <w:rPr>
+          <w:b w:val="0"/>
+          <w:i w:val="0"/>
+          <w:color w:val="55657A"/>
+        </w:rPr>
+        <w:t>Flags run alongside all of this and are not stages — any number apply at once. See 3.3. Month confirmation is an event, not a seventh status.</w:t>
+      </w:r>
+    </w:p>
+    <w:p>
+      <w:pPr>
+        <w:pStyle w:val="Heading3"/>
+      </w:pPr>
+      <w:r>
+        <w:t>Flow 2 — outbound: what leaves, at which grain, in which order</w:t>
+      </w:r>
+    </w:p>
+    <w:tbl>
+      <w:tblPr>
+        <w:tblStyle w:val="TableGrid"/>
+        <w:tblW w:type="auto" w:w="0"/>
+        <w:jc w:val="center"/>
+        <w:tblLook w:firstColumn="1" w:firstRow="1" w:lastColumn="0" w:lastRow="0" w:noHBand="0" w:noVBand="1" w:val="04A0"/>
+      </w:tblPr>
+      <w:tblGrid>
+        <w:gridCol w:w="3264"/>
+        <w:gridCol w:w="3264"/>
+        <w:gridCol w:w="3264"/>
+      </w:tblGrid>
+      <w:tr>
+        <w:tc>
+          <w:tcPr>
+            <w:tcW w:type="dxa" w:w="9792"/>
+            <w:gridSpan w:val="3"/>
+          </w:tcPr>
+          <w:p>
+            <w:pPr>
+              <w:spacing w:after="40"/>
+            </w:pPr>
+            <w:r/>
+            <w:r>
+              <w:rPr>
+                <w:b/>
+                <w:i w:val="0"/>
+              </w:rPr>
+              <w:t>MONTH CONFIRMED</w:t>
+            </w:r>
+            <w:r>
+              <w:br/>
+            </w:r>
+            <w:r>
+              <w:rPr>
+                <w:b w:val="0"/>
+                <w:i w:val="0"/>
+              </w:rPr>
+              <w:t>RULE-020 — every week approved · OC_TS_MONTH_CONFIRM</w:t>
+            </w:r>
+          </w:p>
+        </w:tc>
+      </w:tr>
+      <w:tr>
+        <w:tc>
+          <w:tcPr>
+            <w:tcW w:type="dxa" w:w="3264"/>
+          </w:tcPr>
+          <w:p>
+            <w:pPr>
+              <w:spacing w:after="40"/>
+            </w:pPr>
+            <w:r/>
+            <w:r>
+              <w:rPr>
+                <w:b w:val="0"/>
+                <w:i w:val="0"/>
+              </w:rPr>
+              <w:t>↓</w:t>
+            </w:r>
+          </w:p>
+        </w:tc>
+        <w:tc>
+          <w:tcPr>
+            <w:tcW w:type="dxa" w:w="3264"/>
+          </w:tcPr>
+          <w:p>
+            <w:pPr>
+              <w:spacing w:after="40"/>
+            </w:pPr>
+            <w:r/>
+            <w:r>
+              <w:rPr>
+                <w:b w:val="0"/>
+                <w:i w:val="0"/>
+              </w:rPr>
+              <w:t>↓</w:t>
+            </w:r>
+          </w:p>
+        </w:tc>
+        <w:tc>
+          <w:tcPr>
+            <w:tcW w:type="dxa" w:w="3264"/>
+          </w:tcPr>
+          <w:p>
+            <w:pPr>
+              <w:spacing w:after="40"/>
+            </w:pPr>
+            <w:r/>
+            <w:r>
+              <w:rPr>
+                <w:b w:val="0"/>
+                <w:i w:val="0"/>
+              </w:rPr>
+              <w:t>↓</w:t>
+            </w:r>
+          </w:p>
+        </w:tc>
+      </w:tr>
+      <w:tr>
+        <w:tc>
+          <w:tcPr>
+            <w:tcW w:type="dxa" w:w="3264"/>
+          </w:tcPr>
+          <w:p>
+            <w:pPr>
+              <w:spacing w:after="40"/>
+            </w:pPr>
+            <w:r/>
+            <w:r>
+              <w:rPr>
+                <w:b/>
+                <w:i w:val="0"/>
+              </w:rPr>
+              <w:t>PROJECT COSTING</w:t>
+            </w:r>
+            <w:r>
+              <w:br/>
+            </w:r>
+            <w:r>
+              <w:rPr>
+                <w:b w:val="0"/>
+                <w:i w:val="0"/>
+              </w:rPr>
+              <w:t>POST unprocessedProjectCosts</w:t>
+            </w:r>
+            <w:r>
+              <w:br/>
+            </w:r>
+            <w:r>
+              <w:rPr>
+                <w:b/>
+                <w:i w:val="0"/>
+              </w:rPr>
+              <w:t>one row per approved entry</w:t>
+            </w:r>
+            <w:r>
+              <w:br/>
+            </w:r>
+            <w:r>
+              <w:rPr>
+                <w:b w:val="0"/>
+                <w:i w:val="0"/>
+              </w:rPr>
+              <w:t>POET in the flexfield block</w:t>
+            </w:r>
+            <w:r>
+              <w:br/>
+            </w:r>
+            <w:r>
+              <w:rPr>
+                <w:b w:val="0"/>
+                <w:i w:val="0"/>
+              </w:rPr>
+              <w:t>IS_LEAVE = Y excluded</w:t>
+            </w:r>
+          </w:p>
+        </w:tc>
+        <w:tc>
+          <w:tcPr>
+            <w:tcW w:type="dxa" w:w="3264"/>
+          </w:tcPr>
+          <w:p>
+            <w:pPr>
+              <w:spacing w:after="40"/>
+            </w:pPr>
+            <w:r/>
+            <w:r>
+              <w:rPr>
+                <w:b/>
+                <w:i w:val="0"/>
+              </w:rPr>
+              <w:t>ACCRUAL STAGING — our schema</w:t>
+            </w:r>
+            <w:r>
+              <w:br/>
+            </w:r>
+            <w:r>
+              <w:rPr>
+                <w:b w:val="0"/>
+                <w:i w:val="0"/>
+              </w:rPr>
+              <w:t>summary</w:t>
+            </w:r>
+            <w:r>
+              <w:br/>
+            </w:r>
+            <w:r>
+              <w:rPr>
+                <w:b w:val="0"/>
+                <w:i w:val="0"/>
+              </w:rPr>
+              <w:t>complete timesheet, employee-wise</w:t>
+            </w:r>
+            <w:r>
+              <w:br/>
+            </w:r>
+            <w:r>
+              <w:rPr>
+                <w:b w:val="0"/>
+                <w:i w:val="0"/>
+              </w:rPr>
+              <w:t>adjustments if any</w:t>
+            </w:r>
+          </w:p>
+        </w:tc>
+        <w:tc>
+          <w:tcPr>
+            <w:tcW w:type="dxa" w:w="3264"/>
+          </w:tcPr>
+          <w:p>
+            <w:pPr>
+              <w:spacing w:after="40"/>
+            </w:pPr>
+            <w:r/>
+            <w:r>
+              <w:rPr>
+                <w:b/>
+                <w:i w:val="0"/>
+              </w:rPr>
+              <w:t>NOT SENT</w:t>
+            </w:r>
+            <w:r>
+              <w:br/>
+            </w:r>
+            <w:r>
+              <w:rPr>
+                <w:b w:val="0"/>
+                <w:i w:val="0"/>
+              </w:rPr>
+              <w:t>OTL push — on hold</w:t>
+            </w:r>
+            <w:r>
+              <w:br/>
+            </w:r>
+            <w:r>
+              <w:rPr>
+                <w:b w:val="0"/>
+                <w:i w:val="0"/>
+              </w:rPr>
+              <w:t>Payroll — out of scope</w:t>
+            </w:r>
+            <w:r>
+              <w:br/>
+            </w:r>
+            <w:r>
+              <w:rPr>
+                <w:b w:val="0"/>
+                <w:i w:val="0"/>
+              </w:rPr>
+              <w:t>Absence — nothing written back</w:t>
+            </w:r>
+          </w:p>
+        </w:tc>
+      </w:tr>
+      <w:tr>
+        <w:tc>
+          <w:tcPr>
+            <w:tcW w:type="dxa" w:w="3264"/>
+          </w:tcPr>
+          <w:p>
+            <w:pPr>
+              <w:spacing w:after="40"/>
+            </w:pPr>
+            <w:r/>
+            <w:r>
+              <w:rPr>
+                <w:b w:val="0"/>
+                <w:i w:val="0"/>
+              </w:rPr>
+              <w:t>↓</w:t>
+            </w:r>
+          </w:p>
+        </w:tc>
+        <w:tc>
+          <w:tcPr>
+            <w:tcW w:type="dxa" w:w="3264"/>
+          </w:tcPr>
+          <w:p>
+            <w:pPr>
+              <w:spacing w:after="40"/>
+            </w:pPr>
+            <w:r/>
+            <w:r>
+              <w:rPr>
+                <w:b w:val="0"/>
+                <w:i w:val="0"/>
+              </w:rPr>
+              <w:t>↓</w:t>
+            </w:r>
+          </w:p>
+        </w:tc>
+        <w:tc>
+          <w:tcPr>
+            <w:tcW w:type="dxa" w:w="3264"/>
+          </w:tcPr>
+          <w:p>
+            <w:pPr>
+              <w:spacing w:after="40"/>
+            </w:pPr>
+            <w:r/>
+          </w:p>
+        </w:tc>
+      </w:tr>
+      <w:tr>
+        <w:tc>
+          <w:tcPr>
+            <w:tcW w:type="dxa" w:w="3264"/>
+          </w:tcPr>
+          <w:p>
+            <w:pPr>
+              <w:spacing w:after="40"/>
+            </w:pPr>
+            <w:r/>
+            <w:r>
+              <w:rPr>
+                <w:b w:val="0"/>
+                <w:i/>
+              </w:rPr>
+              <w:t>Import Costs</w:t>
+            </w:r>
+            <w:r>
+              <w:rPr>
+                <w:b w:val="0"/>
+                <w:i w:val="0"/>
+              </w:rPr>
+              <w:t xml:space="preserve"> (ESS, in Fusion)</w:t>
+            </w:r>
+            <w:r>
+              <w:br/>
+            </w:r>
+            <w:r>
+              <w:rPr>
+                <w:b w:val="0"/>
+                <w:i w:val="0"/>
+              </w:rPr>
+              <w:t>then read rejections back</w:t>
+            </w:r>
+            <w:r>
+              <w:br/>
+            </w:r>
+            <w:r>
+              <w:rPr>
+                <w:b w:val="0"/>
+                <w:i w:val="0"/>
+              </w:rPr>
+              <w:t>StatusCode = 'R'</w:t>
+            </w:r>
+          </w:p>
+        </w:tc>
+        <w:tc>
+          <w:tcPr>
+            <w:tcW w:type="dxa" w:w="3264"/>
+          </w:tcPr>
+          <w:p>
+            <w:pPr>
+              <w:spacing w:after="40"/>
+            </w:pPr>
+            <w:r/>
+            <w:r>
+              <w:rPr>
+                <w:b/>
+                <w:i w:val="0"/>
+              </w:rPr>
+              <w:t>ACCRUAL MODULE PULLS</w:t>
+            </w:r>
+            <w:r>
+              <w:br/>
+            </w:r>
+            <w:r>
+              <w:rPr>
+                <w:b w:val="0"/>
+                <w:i w:val="0"/>
+              </w:rPr>
+              <w:t>reads from our table — we never</w:t>
+            </w:r>
+            <w:r>
+              <w:br/>
+            </w:r>
+            <w:r>
+              <w:rPr>
+                <w:b w:val="0"/>
+                <w:i w:val="0"/>
+              </w:rPr>
+              <w:t>write into accrual’s own tables</w:t>
+            </w:r>
+            <w:r>
+              <w:br/>
+            </w:r>
+            <w:r>
+              <w:rPr>
+                <w:b w:val="0"/>
+                <w:i/>
+              </w:rPr>
+              <w:t>structure WIP, from the accrual side</w:t>
+            </w:r>
+          </w:p>
+        </w:tc>
+        <w:tc>
+          <w:tcPr>
+            <w:tcW w:type="dxa" w:w="3264"/>
+          </w:tcPr>
+          <w:p>
+            <w:pPr>
+              <w:spacing w:after="40"/>
+            </w:pPr>
+            <w:r/>
+          </w:p>
+        </w:tc>
+      </w:tr>
+      <w:tr>
+        <w:tc>
+          <w:tcPr>
+            <w:tcW w:type="dxa" w:w="3264"/>
+          </w:tcPr>
+          <w:p>
+            <w:pPr>
+              <w:spacing w:after="40"/>
+            </w:pPr>
+            <w:r/>
+            <w:r>
+              <w:rPr>
+                <w:b w:val="0"/>
+                <w:i w:val="0"/>
+              </w:rPr>
+              <w:t>↓</w:t>
+            </w:r>
+          </w:p>
+        </w:tc>
+        <w:tc>
+          <w:tcPr>
+            <w:tcW w:type="dxa" w:w="3264"/>
+          </w:tcPr>
+          <w:p>
+            <w:pPr>
+              <w:spacing w:after="40"/>
+            </w:pPr>
+            <w:r/>
+            <w:r>
+              <w:rPr>
+                <w:b w:val="0"/>
+                <w:i w:val="0"/>
+              </w:rPr>
+              <w:t>↓</w:t>
+            </w:r>
+          </w:p>
+        </w:tc>
+        <w:tc>
+          <w:tcPr>
+            <w:tcW w:type="dxa" w:w="3264"/>
+          </w:tcPr>
+          <w:p>
+            <w:pPr>
+              <w:spacing w:after="40"/>
+            </w:pPr>
+            <w:r/>
+          </w:p>
+        </w:tc>
+      </w:tr>
+      <w:tr>
+        <w:tc>
+          <w:tcPr>
+            <w:tcW w:type="dxa" w:w="3264"/>
+          </w:tcPr>
+          <w:p>
+            <w:pPr>
+              <w:spacing w:after="40"/>
+            </w:pPr>
+            <w:r/>
+            <w:r>
+              <w:rPr>
+                <w:b w:val="0"/>
+                <w:i w:val="0"/>
+              </w:rPr>
+              <w:t>OTL_STATUS</w:t>
+            </w:r>
+          </w:p>
+        </w:tc>
+        <w:tc>
+          <w:tcPr>
+            <w:tcW w:type="dxa" w:w="3264"/>
+          </w:tcPr>
+          <w:p>
+            <w:pPr>
+              <w:spacing w:after="40"/>
+            </w:pPr>
+            <w:r/>
+            <w:r>
+              <w:rPr>
+                <w:b w:val="0"/>
+                <w:i w:val="0"/>
+              </w:rPr>
+              <w:t>ACCRUAL_STATUS · PARTNER_STATUS</w:t>
+            </w:r>
+          </w:p>
+        </w:tc>
+        <w:tc>
+          <w:tcPr>
+            <w:tcW w:type="dxa" w:w="3264"/>
+          </w:tcPr>
+          <w:p>
+            <w:pPr>
+              <w:spacing w:after="40"/>
+            </w:pPr>
+            <w:r/>
+          </w:p>
+        </w:tc>
+      </w:tr>
+    </w:tbl>
+    <w:p/>
+    <w:p>
+      <w:pPr>
+        <w:pStyle w:val="Heading2"/>
+      </w:pPr>
+      <w:r>
+        <w:t>7.1 Inbound — what is fetched, and what it is used for</w:t>
+      </w:r>
+    </w:p>
+    <w:tbl>
+      <w:tblPr>
+        <w:tblStyle w:val="TableGrid"/>
+        <w:tblW w:type="auto" w:w="0"/>
+        <w:jc w:val="center"/>
+        <w:tblLook w:firstColumn="1" w:firstRow="1" w:lastColumn="0" w:lastRow="0" w:noHBand="0" w:noVBand="1" w:val="04A0"/>
+      </w:tblPr>
+      <w:tblGrid>
+        <w:gridCol w:w="3264"/>
+        <w:gridCol w:w="3264"/>
+        <w:gridCol w:w="3264"/>
+      </w:tblGrid>
+      <w:tr>
+        <w:tc>
+          <w:tcPr>
             <w:tcW w:type="dxa" w:w="3264"/>
             <w:shd w:val="clear" w:fill="F1F3F6"/>
           </w:tcPr>
@@ -8729,7 +10749,7 @@
         <w:pStyle w:val="Heading2"/>
       </w:pPr>
       <w:r>
-        <w:t>7.2 Week status — every transition</w:t>
+        <w:t>7.2 Status — every transition</w:t>
       </w:r>
     </w:p>
     <w:p>
@@ -8738,7 +10758,7 @@
           <w:b w:val="0"/>
           <w:i w:val="0"/>
         </w:rPr>
-        <w:t>Six statuses, one at a time. Flags accumulate separately and are shown in the last column.</w:t>
+        <w:t>Six statuses, one at a time, the same set at every level. Flags accumulate separately and are shown in the last column.</w:t>
       </w:r>
     </w:p>
     <w:tbl>
@@ -10013,295 +12033,61 @@
       </w:r>
     </w:p>
     <w:p>
-      <w:pPr>
-        <w:pStyle w:val="Heading2"/>
-      </w:pPr>
-      <w:r>
-        <w:t>7.3 Day status</w:t>
+      <w:r>
+        <w:rPr>
+          <w:b/>
+          <w:i w:val="0"/>
+          <w:color w:val="55657A"/>
+        </w:rPr>
+        <w:t>The same transitions serve a single day.</w:t>
+      </w:r>
+      <w:r>
+        <w:rPr>
+          <w:b w:val="0"/>
+          <w:i w:val="0"/>
+          <w:color w:val="55657A"/>
+        </w:rPr>
+        <w:t xml:space="preserve"> Approving, rejecting or undoing one date uses the rows above — there is no separate day scheme. Two consequences follow from the day and the week sharing them: when every day is approved the week becomes </w:t>
+      </w:r>
+      <w:r>
+        <w:rPr>
+          <w:b w:val="0"/>
+          <w:i/>
+          <w:color w:val="55657A"/>
+        </w:rPr>
+        <w:t>Approved</w:t>
+      </w:r>
+      <w:r>
+        <w:rPr>
+          <w:b w:val="0"/>
+          <w:i w:val="0"/>
+          <w:color w:val="55657A"/>
+        </w:rPr>
+        <w:t xml:space="preserve">, and any rejected day makes the week </w:t>
+      </w:r>
+      <w:r>
+        <w:rPr>
+          <w:b w:val="0"/>
+          <w:i/>
+          <w:color w:val="55657A"/>
+        </w:rPr>
+        <w:t>Rejected</w:t>
+      </w:r>
+      <w:r>
+        <w:rPr>
+          <w:b w:val="0"/>
+          <w:i w:val="0"/>
+          <w:color w:val="55657A"/>
+        </w:rPr>
+        <w:t xml:space="preserve"> and sends it back. Undoing a day decision recomputes the week from the days that remain.</w:t>
       </w:r>
     </w:p>
-    <w:tbl>
-      <w:tblPr>
-        <w:tblStyle w:val="TableGrid"/>
-        <w:tblW w:type="auto" w:w="0"/>
-        <w:jc w:val="center"/>
-        <w:tblLook w:firstColumn="1" w:firstRow="1" w:lastColumn="0" w:lastRow="0" w:noHBand="0" w:noVBand="1" w:val="04A0"/>
-      </w:tblPr>
-      <w:tblGrid>
-        <w:gridCol w:w="3264"/>
-        <w:gridCol w:w="3264"/>
-        <w:gridCol w:w="3264"/>
-      </w:tblGrid>
-      <w:tr>
-        <w:tc>
-          <w:tcPr>
-            <w:tcW w:type="dxa" w:w="3264"/>
-            <w:shd w:val="clear" w:fill="F1F3F6"/>
-          </w:tcPr>
-          <w:p>
-            <w:pPr>
-              <w:spacing w:after="40"/>
-            </w:pPr>
-            <w:r/>
-            <w:r>
-              <w:rPr>
-                <w:b/>
-                <w:i w:val="0"/>
-              </w:rPr>
-              <w:t>From</w:t>
-            </w:r>
-          </w:p>
-        </w:tc>
-        <w:tc>
-          <w:tcPr>
-            <w:tcW w:type="dxa" w:w="3264"/>
-            <w:shd w:val="clear" w:fill="F1F3F6"/>
-          </w:tcPr>
-          <w:p>
-            <w:pPr>
-              <w:spacing w:after="40"/>
-            </w:pPr>
-            <w:r/>
-            <w:r>
-              <w:rPr>
-                <w:b/>
-                <w:i w:val="0"/>
-              </w:rPr>
-              <w:t>Event</w:t>
-            </w:r>
-          </w:p>
-        </w:tc>
-        <w:tc>
-          <w:tcPr>
-            <w:tcW w:type="dxa" w:w="3264"/>
-            <w:shd w:val="clear" w:fill="F1F3F6"/>
-          </w:tcPr>
-          <w:p>
-            <w:pPr>
-              <w:spacing w:after="40"/>
-            </w:pPr>
-            <w:r/>
-            <w:r>
-              <w:rPr>
-                <w:b/>
-                <w:i w:val="0"/>
-              </w:rPr>
-              <w:t>To</w:t>
-            </w:r>
-          </w:p>
-        </w:tc>
-      </w:tr>
-      <w:tr>
-        <w:tc>
-          <w:tcPr>
-            <w:tcW w:type="dxa" w:w="3264"/>
-          </w:tcPr>
-          <w:p>
-            <w:pPr>
-              <w:spacing w:after="40"/>
-            </w:pPr>
-            <w:r/>
-            <w:r>
-              <w:rPr>
-                <w:b w:val="0"/>
-                <w:i w:val="0"/>
-              </w:rPr>
-              <w:t>Pending</w:t>
-            </w:r>
-          </w:p>
-        </w:tc>
-        <w:tc>
-          <w:tcPr>
-            <w:tcW w:type="dxa" w:w="3264"/>
-          </w:tcPr>
-          <w:p>
-            <w:pPr>
-              <w:spacing w:after="40"/>
-            </w:pPr>
-            <w:r/>
-            <w:r>
-              <w:rPr>
-                <w:b w:val="0"/>
-                <w:i w:val="0"/>
-              </w:rPr>
-              <w:t>Manager approves the day</w:t>
-            </w:r>
-          </w:p>
-        </w:tc>
-        <w:tc>
-          <w:tcPr>
-            <w:tcW w:type="dxa" w:w="3264"/>
-          </w:tcPr>
-          <w:p>
-            <w:pPr>
-              <w:spacing w:after="40"/>
-            </w:pPr>
-            <w:r/>
-            <w:r>
-              <w:rPr>
-                <w:b/>
-                <w:i w:val="0"/>
-              </w:rPr>
-              <w:t>Approved</w:t>
-            </w:r>
-            <w:r>
-              <w:rPr>
-                <w:b w:val="0"/>
-                <w:i w:val="0"/>
-              </w:rPr>
-              <w:t xml:space="preserve"> — when every day is approved the week closes to Approved</w:t>
-            </w:r>
-          </w:p>
-        </w:tc>
-      </w:tr>
-      <w:tr>
-        <w:tc>
-          <w:tcPr>
-            <w:tcW w:type="dxa" w:w="3264"/>
-          </w:tcPr>
-          <w:p>
-            <w:pPr>
-              <w:spacing w:after="40"/>
-            </w:pPr>
-            <w:r/>
-            <w:r>
-              <w:rPr>
-                <w:b w:val="0"/>
-                <w:i w:val="0"/>
-              </w:rPr>
-              <w:t>Pending</w:t>
-            </w:r>
-          </w:p>
-        </w:tc>
-        <w:tc>
-          <w:tcPr>
-            <w:tcW w:type="dxa" w:w="3264"/>
-          </w:tcPr>
-          <w:p>
-            <w:pPr>
-              <w:spacing w:after="40"/>
-            </w:pPr>
-            <w:r/>
-            <w:r>
-              <w:rPr>
-                <w:b w:val="0"/>
-                <w:i w:val="0"/>
-              </w:rPr>
-              <w:t>Manager rejects the day</w:t>
-            </w:r>
-          </w:p>
-        </w:tc>
-        <w:tc>
-          <w:tcPr>
-            <w:tcW w:type="dxa" w:w="3264"/>
-          </w:tcPr>
-          <w:p>
-            <w:pPr>
-              <w:spacing w:after="40"/>
-            </w:pPr>
-            <w:r/>
-            <w:r>
-              <w:rPr>
-                <w:b/>
-                <w:i w:val="0"/>
-              </w:rPr>
-              <w:t>Rejected</w:t>
-            </w:r>
-            <w:r>
-              <w:rPr>
-                <w:b w:val="0"/>
-                <w:i w:val="0"/>
-              </w:rPr>
-              <w:t xml:space="preserve"> — any rejected day puts the whole week back with the employee</w:t>
-            </w:r>
-          </w:p>
-        </w:tc>
-      </w:tr>
-      <w:tr>
-        <w:tc>
-          <w:tcPr>
-            <w:tcW w:type="dxa" w:w="3264"/>
-          </w:tcPr>
-          <w:p>
-            <w:pPr>
-              <w:spacing w:after="40"/>
-            </w:pPr>
-            <w:r/>
-            <w:r>
-              <w:rPr>
-                <w:b w:val="0"/>
-                <w:i w:val="0"/>
-              </w:rPr>
-              <w:t xml:space="preserve">Approved </w:t>
-            </w:r>
-            <w:r>
-              <w:rPr>
-                <w:b w:val="0"/>
-                <w:i/>
-              </w:rPr>
-              <w:t>or</w:t>
-            </w:r>
-            <w:r>
-              <w:rPr>
-                <w:b w:val="0"/>
-                <w:i w:val="0"/>
-              </w:rPr>
-              <w:t xml:space="preserve"> Rejected</w:t>
-            </w:r>
-          </w:p>
-        </w:tc>
-        <w:tc>
-          <w:tcPr>
-            <w:tcW w:type="dxa" w:w="3264"/>
-          </w:tcPr>
-          <w:p>
-            <w:pPr>
-              <w:spacing w:after="40"/>
-            </w:pPr>
-            <w:r/>
-            <w:r>
-              <w:rPr>
-                <w:b w:val="0"/>
-                <w:i w:val="0"/>
-              </w:rPr>
-              <w:t>Manager undoes the decision</w:t>
-            </w:r>
-          </w:p>
-        </w:tc>
-        <w:tc>
-          <w:tcPr>
-            <w:tcW w:type="dxa" w:w="3264"/>
-          </w:tcPr>
-          <w:p>
-            <w:pPr>
-              <w:spacing w:after="40"/>
-            </w:pPr>
-            <w:r/>
-            <w:r>
-              <w:rPr>
-                <w:b/>
-                <w:i w:val="0"/>
-              </w:rPr>
-              <w:t>Pending</w:t>
-            </w:r>
-            <w:r>
-              <w:rPr>
-                <w:b w:val="0"/>
-                <w:i w:val="0"/>
-              </w:rPr>
-              <w:t xml:space="preserve"> — the week status is then recomputed from the days that remain</w:t>
-            </w:r>
-          </w:p>
-        </w:tc>
-      </w:tr>
-    </w:tbl>
-    <w:p/>
     <w:p>
       <w:pPr>
         <w:pStyle w:val="Heading2"/>
       </w:pPr>
       <w:r>
-        <w:t>7.4 Outbound — order and grain</w:t>
+        <w:t>7.3 Outbound — order and grain</w:t>
       </w:r>
     </w:p>
     <w:p>
@@ -10576,7 +12362,17 @@
                 <w:b/>
                 <w:i w:val="0"/>
               </w:rPr>
-              <w:t>Accrual — summary</w:t>
+              <w:t>Accrual staging table</w:t>
+            </w:r>
+            <w:r>
+              <w:br/>
+            </w:r>
+            <w:r>
+              <w:rPr>
+                <w:b w:val="0"/>
+                <w:i w:val="0"/>
+              </w:rPr>
+              <w:t>in our schema; accrual pulls</w:t>
             </w:r>
           </w:p>
         </w:tc>
@@ -10594,14 +12390,49 @@
                 <w:b w:val="0"/>
                 <w:i w:val="0"/>
               </w:rPr>
-              <w:t xml:space="preserve">one row per </w:t>
+              <w:t xml:space="preserve">three record kinds together: the </w:t>
             </w:r>
             <w:r>
               <w:rPr>
                 <w:b/>
                 <w:i w:val="0"/>
               </w:rPr>
-              <w:t>employee × project-month</w:t>
+              <w:t>summary</w:t>
+            </w:r>
+            <w:r>
+              <w:rPr>
+                <w:b w:val="0"/>
+                <w:i w:val="0"/>
+              </w:rPr>
+              <w:t xml:space="preserve">, the </w:t>
+            </w:r>
+            <w:r>
+              <w:rPr>
+                <w:b/>
+                <w:i w:val="0"/>
+              </w:rPr>
+              <w:t>complete timesheet employee-wise</w:t>
+            </w:r>
+            <w:r>
+              <w:rPr>
+                <w:b w:val="0"/>
+                <w:i w:val="0"/>
+              </w:rPr>
+              <w:t xml:space="preserve">, and </w:t>
+            </w:r>
+            <w:r>
+              <w:rPr>
+                <w:b/>
+                <w:i w:val="0"/>
+              </w:rPr>
+              <w:t>adjustments</w:t>
+            </w:r>
+            <w:r>
+              <w:rPr>
+                <w:b w:val="0"/>
+                <w:i w:val="0"/>
+              </w:rPr>
+              <w:t xml:space="preserve"> if any</w:t>
             </w:r>
           </w:p>
         </w:tc>
@@ -10619,118 +12450,21 @@
                 <w:b w:val="0"/>
                 <w:i w:val="0"/>
               </w:rPr>
-              <w:t xml:space="preserve">Billable, non-billable and leave hours. </w:t>
-            </w:r>
-            <w:r>
-              <w:rPr>
-                <w:rFonts w:ascii="Consolas" w:hAnsi="Consolas"/>
-                <w:b w:val="0"/>
-                <w:i w:val="0"/>
-                <w:sz w:val="18"/>
-              </w:rPr>
-              <w:t>PUSH_STATE</w:t>
-            </w:r>
-            <w:r>
-              <w:rPr>
-                <w:b w:val="0"/>
-                <w:i w:val="0"/>
-              </w:rPr>
-              <w:t xml:space="preserve"> is READY or BLOCKED — a month that cannot be handed over is returned rather than filtered out, so it is visible instead of missing.</w:t>
-            </w:r>
-          </w:p>
-        </w:tc>
-      </w:tr>
-      <w:tr>
-        <w:tc>
-          <w:tcPr>
-            <w:tcW w:type="dxa" w:w="2448"/>
-          </w:tcPr>
-          <w:p>
-            <w:pPr>
-              <w:spacing w:after="40"/>
-            </w:pPr>
-            <w:r/>
-            <w:r>
-              <w:rPr>
-                <w:b w:val="0"/>
-                <w:i w:val="0"/>
-              </w:rPr>
-              <w:t>3</w:t>
-            </w:r>
-          </w:p>
-        </w:tc>
-        <w:tc>
-          <w:tcPr>
-            <w:tcW w:type="dxa" w:w="2448"/>
-          </w:tcPr>
-          <w:p>
-            <w:pPr>
-              <w:spacing w:after="40"/>
-            </w:pPr>
-            <w:r/>
+              <w:t xml:space="preserve">We fill it on month confirm; the accrual module reads it. Nothing is written into accrual’s own tables. </w:t>
+            </w:r>
             <w:r>
               <w:rPr>
                 <w:b/>
                 <w:i w:val="0"/>
               </w:rPr>
-              <w:t>Accrual — timesheet lines</w:t>
-            </w:r>
-          </w:p>
-        </w:tc>
-        <w:tc>
-          <w:tcPr>
-            <w:tcW w:type="dxa" w:w="2448"/>
-          </w:tcPr>
-          <w:p>
-            <w:pPr>
-              <w:spacing w:after="40"/>
-            </w:pPr>
-            <w:r/>
-            <w:r>
-              <w:rPr>
-                <w:b w:val="0"/>
-                <w:i w:val="0"/>
-              </w:rPr>
-              <w:t xml:space="preserve">the </w:t>
-            </w:r>
-            <w:r>
-              <w:rPr>
-                <w:b/>
-                <w:i w:val="0"/>
-              </w:rPr>
-              <w:t>day rows</w:t>
-            </w:r>
-            <w:r>
-              <w:rPr>
-                <w:b w:val="0"/>
-                <w:i w:val="0"/>
-              </w:rPr>
-              <w:t xml:space="preserve"> for one employee</w:t>
-            </w:r>
-          </w:p>
-        </w:tc>
-        <w:tc>
-          <w:tcPr>
-            <w:tcW w:type="dxa" w:w="2448"/>
-          </w:tcPr>
-          <w:p>
-            <w:pPr>
-              <w:spacing w:after="40"/>
-            </w:pPr>
-            <w:r/>
-            <w:r>
-              <w:rPr>
-                <w:b/>
-                <w:i w:val="0"/>
-              </w:rPr>
-              <w:t>Must follow the summary</w:t>
-            </w:r>
-            <w:r>
-              <w:rPr>
-                <w:b w:val="0"/>
-                <w:i w:val="0"/>
-              </w:rPr>
-              <w:t>, because the lines attach to the id it returns. Built and deliberately dormant — nothing is written to the main application yet.</w:t>
+              <w:t>The structure is being defined on the accrual side and is not final</w:t>
+            </w:r>
+            <w:r>
+              <w:rPr>
+                <w:b w:val="0"/>
+                <w:i w:val="0"/>
+              </w:rPr>
+              <w:t xml:space="preserve"> — open item 19. See also the note in 3.5 on whether this is one interface or two.</w:t>
             </w:r>
           </w:p>
         </w:tc>

--- a/doc/O2C_Time_Scope_and_Integration.docx
+++ b/doc/O2C_Time_Scope_and_Integration.docx
@@ -3081,71 +3081,7 @@
           <w:i w:val="0"/>
           <w:color w:val="55657A"/>
         </w:rPr>
-        <w:t xml:space="preserve">Not every value can occur at every level, and that is the only difference worth knowing: a </w:t>
-      </w:r>
-      <w:r>
-        <w:rPr>
-          <w:b/>
-          <w:i w:val="0"/>
-          <w:color w:val="55657A"/>
-        </w:rPr>
-        <w:t>single day</w:t>
-      </w:r>
-      <w:r>
-        <w:rPr>
-          <w:b w:val="0"/>
-          <w:i w:val="0"/>
-          <w:color w:val="55657A"/>
-        </w:rPr>
-        <w:t xml:space="preserve"> only ever reaches </w:t>
-      </w:r>
-      <w:r>
-        <w:rPr>
-          <w:b w:val="0"/>
-          <w:i/>
-          <w:color w:val="55657A"/>
-        </w:rPr>
-        <w:t>Submitted</w:t>
-      </w:r>
-      <w:r>
-        <w:rPr>
-          <w:b w:val="0"/>
-          <w:i w:val="0"/>
-          <w:color w:val="55657A"/>
-        </w:rPr>
-        <w:t xml:space="preserve">, </w:t>
-      </w:r>
-      <w:r>
-        <w:rPr>
-          <w:b w:val="0"/>
-          <w:i/>
-          <w:color w:val="55657A"/>
-        </w:rPr>
-        <w:t>Approved</w:t>
-      </w:r>
-      <w:r>
-        <w:rPr>
-          <w:b w:val="0"/>
-          <w:i w:val="0"/>
-          <w:color w:val="55657A"/>
-        </w:rPr>
-        <w:t xml:space="preserve"> or </w:t>
-      </w:r>
-      <w:r>
-        <w:rPr>
-          <w:b w:val="0"/>
-          <w:i/>
-          <w:color w:val="55657A"/>
-        </w:rPr>
-        <w:t>Rejected</w:t>
-      </w:r>
-      <w:r>
-        <w:rPr>
-          <w:b w:val="0"/>
-          <w:i w:val="0"/>
-          <w:color w:val="55657A"/>
-        </w:rPr>
-        <w:t>, because a day is not something an employee submits or a cut-off defaults on its own. Approving a day uses the same transition as approving a week, so the flow in 7.2 covers both.</w:t>
+        <w:t>The same six describe a single date, a week, or a whole month — the transitions do not change with the level. Approving one date and approving a week are the same transition applied to a different amount of the timesheet, which is why there is one flow in 7.2 rather than three.</w:t>
       </w:r>
     </w:p>
     <w:p>
@@ -3322,23 +3258,21 @@
           <w:b w:val="0"/>
           <w:i w:val="0"/>
         </w:rPr>
-        <w:t xml:space="preserve"> a status. Status is where the record has got to; a flag records something that happened on the way and stays true afterwards. A week carries any number of flags at once, all held on </w:t>
+        <w:t xml:space="preserve"> a status. Status is where the record has got to; a flag records something that happened on the way and stays true afterwards. Any number apply at once, and a record is never </w:t>
       </w:r>
       <w:r>
         <w:rPr>
-          <w:rFonts w:ascii="Consolas" w:hAnsi="Consolas"/>
           <w:b w:val="0"/>
-          <w:i w:val="0"/>
-          <w:sz w:val="18"/>
+          <w:i/>
         </w:rPr>
-        <w:t>OC_TS_WEEK</w:t>
+        <w:t>in</w:t>
       </w:r>
       <w:r>
         <w:rPr>
           <w:b w:val="0"/>
           <w:i w:val="0"/>
         </w:rPr>
-        <w:t>.</w:t>
+        <w:t xml:space="preserve"> a flag.</w:t>
       </w:r>
     </w:p>
     <w:tbl>
@@ -3861,7 +3795,7 @@
                 <w:b w:val="0"/>
                 <w:i w:val="0"/>
               </w:rPr>
-              <w:t xml:space="preserve">A manager changed the hours and approved them. The employee’s original value is retained in the audit trail. Also a week </w:t>
+              <w:t xml:space="preserve">A manager changed the hours and approved them. The employee’s original value is retained in the audit trail. Also a </w:t>
             </w:r>
             <w:r>
               <w:rPr>
@@ -4041,7 +3975,7 @@
           <w:i w:val="0"/>
           <w:color w:val="55657A"/>
         </w:rPr>
-        <w:t xml:space="preserve">Six flags. There is no separate “Locked” flag — locking is what </w:t>
+        <w:t xml:space="preserve">Six flags, and the diagram in 7 shows which event raises each. There is no separate “Locked” flag — locking is what a submitter-side </w:t>
       </w:r>
       <w:r>
         <w:rPr>
@@ -4049,7 +3983,7 @@
           <w:i/>
           <w:color w:val="55657A"/>
         </w:rPr>
-        <w:t>Defaulted by employee</w:t>
+        <w:t>Defaulted</w:t>
       </w:r>
       <w:r>
         <w:rPr>
@@ -4168,7 +4102,7 @@
           <w:b w:val="0"/>
           <w:i w:val="0"/>
         </w:rPr>
-        <w:t xml:space="preserve"> appear as a week </w:t>
+        <w:t xml:space="preserve"> appear as a </w:t>
       </w:r>
       <w:r>
         <w:rPr>
@@ -4196,7 +4130,7 @@
           <w:b w:val="0"/>
           <w:i w:val="0"/>
         </w:rPr>
-        <w:t xml:space="preserve">. The status says what the week is now; the flag says it happened at all and survives a later transition — a defaulted week that a manager then approves becomes </w:t>
+        <w:t xml:space="preserve">. The status says what it is now; the flag says it happened at all and survives a later transition — something defaulted and then approved reads </w:t>
       </w:r>
       <w:r>
         <w:rPr>
@@ -4212,7 +4146,7 @@
           <w:b w:val="0"/>
           <w:i w:val="0"/>
         </w:rPr>
-        <w:t xml:space="preserve"> while the defaulted flag stays set. </w:t>
+        <w:t xml:space="preserve"> with the defaulted flag still set. </w:t>
       </w:r>
       <w:r>
         <w:rPr>
@@ -4253,7 +4187,7 @@
         <w:pStyle w:val="Heading3"/>
       </w:pPr>
       <w:r>
-        <w:t>Where each is maintained</w:t>
+        <w:t>Where it is stored</w:t>
       </w:r>
     </w:p>
     <w:tbl>
@@ -4342,7 +4276,7 @@
                 <w:b w:val="0"/>
                 <w:i w:val="0"/>
               </w:rPr>
-              <w:t xml:space="preserve">the status at week level, all six flags, </w:t>
+              <w:t xml:space="preserve">status and all six flags for a week, </w:t>
             </w:r>
             <w:r>
               <w:rPr>
@@ -4414,7 +4348,7 @@
                 <w:b w:val="0"/>
                 <w:i w:val="0"/>
               </w:rPr>
-              <w:t xml:space="preserve">the status at day level, from the same set as 3.2; </w:t>
+              <w:t xml:space="preserve">status for a single date, from the same set; </w:t>
             </w:r>
             <w:r>
               <w:rPr>
@@ -6290,7 +6224,7 @@
           <w:b w:val="0"/>
           <w:i w:val="0"/>
         </w:rPr>
-        <w:t xml:space="preserve"> Only entries whose day status is Approved, in a month that has been confirmed.</w:t>
+        <w:t xml:space="preserve"> Only entries whose status is Approved, in a month that has been confirmed.</w:t>
       </w:r>
     </w:p>
     <w:p>
@@ -7023,7 +6957,7 @@
                 <w:b w:val="0"/>
                 <w:i w:val="0"/>
               </w:rPr>
-              <w:t xml:space="preserve"> from the week status — the database constraint and the confirm step both still use it (§3.2)</w:t>
+              <w:t xml:space="preserve"> from the status set — the database constraint and the confirm step both still use it (§3.2)</w:t>
             </w:r>
           </w:p>
         </w:tc>
@@ -9174,7 +9108,7 @@
         <w:pStyle w:val="Heading3"/>
       </w:pPr>
       <w:r>
-        <w:t>Lifecycle — from entry to a confirmed month</w:t>
+        <w:t>Lifecycle — status and the flags each event raises</w:t>
       </w:r>
     </w:p>
     <w:p>
@@ -9184,7 +9118,7 @@
           <w:i w:val="0"/>
           <w:color w:val="55657A"/>
         </w:rPr>
-        <w:t>The path most records take, left to right — and the same six statuses apply whether you are looking at a day, a week or a month. Every other transition is in 7.2, including the two loops back, which a single line cannot show.</w:t>
+        <w:t>One set of six statuses for everything — there is no separate scheme for a day, a week or a month. Flags are shown against the event that raises them, because a flag is what an event leaves behind, not a place the record sits. Every transition is listed in 7.2.</w:t>
       </w:r>
     </w:p>
     <w:tbl>
@@ -9336,7 +9270,7 @@
                 <w:b w:val="0"/>
                 <w:i w:val="0"/>
               </w:rPr>
-              <w:t>Month</w:t>
+              <w:t>Confirmed</w:t>
             </w:r>
             <w:r>
               <w:br/>
@@ -9346,7 +9280,7 @@
                 <w:b w:val="0"/>
                 <w:i w:val="0"/>
               </w:rPr>
-              <w:t>confirmed</w:t>
+              <w:t>an event, not a status</w:t>
             </w:r>
           </w:p>
         </w:tc>
@@ -9366,7 +9300,7 @@
                 <w:b w:val="0"/>
                 <w:i w:val="0"/>
               </w:rPr>
-              <w:t>↓</w:t>
+              <w:t>submit</w:t>
             </w:r>
           </w:p>
         </w:tc>
@@ -9395,7 +9329,7 @@
                 <w:b w:val="0"/>
                 <w:i w:val="0"/>
               </w:rPr>
-              <w:t>↓</w:t>
+              <w:t>approve</w:t>
             </w:r>
           </w:p>
         </w:tc>
@@ -9424,7 +9358,7 @@
                 <w:b w:val="0"/>
                 <w:i w:val="0"/>
               </w:rPr>
-              <w:t>↓</w:t>
+              <w:t>all approved</w:t>
             </w:r>
           </w:p>
         </w:tc>
@@ -9466,6 +9400,106 @@
                 <w:b w:val="0"/>
                 <w:i w:val="0"/>
               </w:rPr>
+              <w:t>↓</w:t>
+            </w:r>
+          </w:p>
+        </w:tc>
+        <w:tc>
+          <w:tcPr>
+            <w:tcW w:type="dxa" w:w="1399"/>
+          </w:tcPr>
+          <w:p>
+            <w:pPr>
+              <w:spacing w:after="40"/>
+            </w:pPr>
+            <w:r/>
+          </w:p>
+        </w:tc>
+        <w:tc>
+          <w:tcPr>
+            <w:tcW w:type="dxa" w:w="1399"/>
+          </w:tcPr>
+          <w:p>
+            <w:pPr>
+              <w:spacing w:after="40"/>
+            </w:pPr>
+            <w:r/>
+            <w:r>
+              <w:rPr>
+                <w:b w:val="0"/>
+                <w:i w:val="0"/>
+              </w:rPr>
+              <w:t>↓</w:t>
+            </w:r>
+          </w:p>
+        </w:tc>
+        <w:tc>
+          <w:tcPr>
+            <w:tcW w:type="dxa" w:w="1399"/>
+          </w:tcPr>
+          <w:p>
+            <w:pPr>
+              <w:spacing w:after="40"/>
+            </w:pPr>
+            <w:r/>
+          </w:p>
+        </w:tc>
+        <w:tc>
+          <w:tcPr>
+            <w:tcW w:type="dxa" w:w="1399"/>
+          </w:tcPr>
+          <w:p>
+            <w:pPr>
+              <w:spacing w:after="40"/>
+            </w:pPr>
+            <w:r/>
+            <w:r>
+              <w:rPr>
+                <w:b w:val="0"/>
+                <w:i w:val="0"/>
+              </w:rPr>
+              <w:t>↓</w:t>
+            </w:r>
+          </w:p>
+        </w:tc>
+        <w:tc>
+          <w:tcPr>
+            <w:tcW w:type="dxa" w:w="1399"/>
+          </w:tcPr>
+          <w:p>
+            <w:pPr>
+              <w:spacing w:after="40"/>
+            </w:pPr>
+            <w:r/>
+          </w:p>
+        </w:tc>
+        <w:tc>
+          <w:tcPr>
+            <w:tcW w:type="dxa" w:w="1399"/>
+          </w:tcPr>
+          <w:p>
+            <w:pPr>
+              <w:spacing w:after="40"/>
+            </w:pPr>
+            <w:r/>
+          </w:p>
+        </w:tc>
+      </w:tr>
+      <w:tr>
+        <w:tc>
+          <w:tcPr>
+            <w:tcW w:type="dxa" w:w="1399"/>
+          </w:tcPr>
+          <w:p>
+            <w:pPr>
+              <w:spacing w:after="40"/>
+            </w:pPr>
+            <w:r/>
+            <w:r>
+              <w:rPr>
+                <w:b w:val="0"/>
+                <w:i w:val="0"/>
+              </w:rPr>
               <w:t>Defaulted</w:t>
             </w:r>
             <w:r>
@@ -9476,17 +9510,17 @@
                 <w:b w:val="0"/>
                 <w:i w:val="0"/>
               </w:rPr>
-              <w:t>weekly cut-off</w:t>
+              <w:t>cut-off filled it in</w:t>
             </w:r>
             <w:r>
               <w:br/>
             </w:r>
             <w:r>
               <w:rPr>
-                <w:b w:val="0"/>
-                <w:i w:val="0"/>
-              </w:rPr>
-              <w:t>LOCKS the week</w:t>
+                <w:b/>
+                <w:i w:val="0"/>
+              </w:rPr>
+              <w:t>+ Defaulted</w:t>
             </w:r>
           </w:p>
         </w:tc>
@@ -9525,7 +9559,7 @@
                 <w:b w:val="0"/>
                 <w:i w:val="0"/>
               </w:rPr>
-              <w:t>back with the employee</w:t>
+              <w:t>reason required</w:t>
             </w:r>
             <w:r>
               <w:br/>
@@ -9535,7 +9569,7 @@
                 <w:b w:val="0"/>
                 <w:i w:val="0"/>
               </w:rPr>
-              <w:t>days reset to Pending</w:t>
+              <w:t>back to the submitter</w:t>
             </w:r>
           </w:p>
         </w:tc>
@@ -9564,7 +9598,7 @@
                 <w:b w:val="0"/>
                 <w:i w:val="0"/>
               </w:rPr>
-              <w:t>Overridden</w:t>
+              <w:t>Overridden and</w:t>
             </w:r>
             <w:r>
               <w:br/>
@@ -9574,17 +9608,17 @@
                 <w:b w:val="0"/>
                 <w:i w:val="0"/>
               </w:rPr>
-              <w:t>and approved</w:t>
+              <w:t>approved</w:t>
             </w:r>
             <w:r>
               <w:br/>
             </w:r>
             <w:r>
               <w:rPr>
-                <w:b w:val="0"/>
-                <w:i w:val="0"/>
-              </w:rPr>
-              <w:t>manager changed the hours</w:t>
+                <w:b/>
+                <w:i w:val="0"/>
+              </w:rPr>
+              <w:t>+ Overridden</w:t>
             </w:r>
           </w:p>
         </w:tc>
@@ -9614,13 +9648,117 @@
     </w:tbl>
     <w:p/>
     <w:p>
+      <w:r>
+        <w:rPr>
+          <w:b/>
+          <w:i w:val="0"/>
+          <w:color w:val="55657A"/>
+        </w:rPr>
+        <w:t>The flags each event raises:</w:t>
+      </w:r>
       <w:r>
         <w:rPr>
           <w:b w:val="0"/>
           <w:i w:val="0"/>
           <w:color w:val="55657A"/>
         </w:rPr>
-        <w:t>Flags run alongside all of this and are not stages — any number apply at once. See 3.3. Month confirmation is an event, not a seventh status.</w:t>
+        <w:t xml:space="preserve"> submitting late raises </w:t>
+      </w:r>
+      <w:r>
+        <w:rPr>
+          <w:b w:val="0"/>
+          <w:i/>
+          <w:color w:val="55657A"/>
+        </w:rPr>
+        <w:t>Late submission</w:t>
+      </w:r>
+      <w:r>
+        <w:rPr>
+          <w:b w:val="0"/>
+          <w:i w:val="0"/>
+          <w:color w:val="55657A"/>
+        </w:rPr>
+        <w:t xml:space="preserve">; a cut-off raises </w:t>
+      </w:r>
+      <w:r>
+        <w:rPr>
+          <w:b w:val="0"/>
+          <w:i/>
+          <w:color w:val="55657A"/>
+        </w:rPr>
+        <w:t>Defaulted</w:t>
+      </w:r>
+      <w:r>
+        <w:rPr>
+          <w:b w:val="0"/>
+          <w:i w:val="0"/>
+          <w:color w:val="55657A"/>
+        </w:rPr>
+        <w:t xml:space="preserve"> and, if it was the submitter’s deadline, locks further edits; overriding raises </w:t>
+      </w:r>
+      <w:r>
+        <w:rPr>
+          <w:b w:val="0"/>
+          <w:i/>
+          <w:color w:val="55657A"/>
+        </w:rPr>
+        <w:t>Overridden &amp; approved</w:t>
+      </w:r>
+      <w:r>
+        <w:rPr>
+          <w:b w:val="0"/>
+          <w:i w:val="0"/>
+          <w:color w:val="55657A"/>
+        </w:rPr>
+        <w:t xml:space="preserve">; closing ahead of the cut-off raises </w:t>
+      </w:r>
+      <w:r>
+        <w:rPr>
+          <w:b w:val="0"/>
+          <w:i/>
+          <w:color w:val="55657A"/>
+        </w:rPr>
+        <w:t>Advance closure</w:t>
+      </w:r>
+      <w:r>
+        <w:rPr>
+          <w:b w:val="0"/>
+          <w:i w:val="0"/>
+          <w:color w:val="55657A"/>
+        </w:rPr>
+        <w:t xml:space="preserve">. </w:t>
+      </w:r>
+      <w:r>
+        <w:rPr>
+          <w:b w:val="0"/>
+          <w:i/>
+          <w:color w:val="55657A"/>
+        </w:rPr>
+        <w:t>Reversal</w:t>
+      </w:r>
+      <w:r>
+        <w:rPr>
+          <w:b w:val="0"/>
+          <w:i w:val="0"/>
+          <w:color w:val="55657A"/>
+        </w:rPr>
+        <w:t xml:space="preserve"> and </w:t>
+      </w:r>
+      <w:r>
+        <w:rPr>
+          <w:b w:val="0"/>
+          <w:i/>
+          <w:color w:val="55657A"/>
+        </w:rPr>
+        <w:t>Adjustment</w:t>
+      </w:r>
+      <w:r>
+        <w:rPr>
+          <w:b w:val="0"/>
+          <w:i w:val="0"/>
+          <w:color w:val="55657A"/>
+        </w:rPr>
+        <w:t xml:space="preserve"> are derived from the entries rather than raised by a transition. Detail in 3.3.</w:t>
       </w:r>
     </w:p>
     <w:p>
@@ -11562,7 +11700,7 @@
                 <w:b w:val="0"/>
                 <w:i w:val="0"/>
               </w:rPr>
-              <w:t xml:space="preserve">day statuses reset to Pending; + </w:t>
+              <w:t xml:space="preserve">every date in it goes back to awaiting a decision; + </w:t>
             </w:r>
             <w:r>
               <w:rPr>
@@ -11889,7 +12027,7 @@
                 <w:b w:val="0"/>
                 <w:i w:val="0"/>
               </w:rPr>
-              <w:t xml:space="preserve">week status </w:t>
+              <w:t xml:space="preserve">status </w:t>
             </w:r>
             <w:r>
               <w:rPr>
@@ -11981,7 +12119,7 @@
           <w:i w:val="0"/>
           <w:sz w:val="19"/>
         </w:rPr>
-        <w:t xml:space="preserve"> is the correct-and-resubmit loop, and it resets every day to Pending — without that reset the manager could not act on the week again. </w:t>
+        <w:t xml:space="preserve"> is the correct-and-resubmit loop, and it puts every date back to awaiting a decision — without that reset the approver could not act on it again. </w:t>
       </w:r>
       <w:r>
         <w:rPr>

--- a/doc/O2C_Time_Scope_and_Integration.docx
+++ b/doc/O2C_Time_Scope_and_Integration.docx
@@ -5314,8 +5314,8 @@
         <w:tblLook w:val="04A0" w:firstRow="1" w:lastRow="0" w:firstColumn="1" w:lastColumn="0" w:noHBand="0" w:noVBand="1"/>
       </w:tblPr>
       <w:tblGrid>
-        <w:gridCol w:w="3264"/>
-        <w:gridCol w:w="3264"/>
+        <w:gridCol w:w="429"/>
+        <w:gridCol w:w="6102"/>
         <w:gridCol w:w="3264"/>
       </w:tblGrid>
       <w:tr>
@@ -5324,7 +5324,7 @@
         </w:trPr>
         <w:tc>
           <w:tcPr>
-            <w:tcW w:w="3264" w:type="dxa"/>
+            <w:tcW w:w="426" w:type="dxa"/>
             <w:shd w:val="clear" w:color="auto" w:fill="F1F3F6"/>
           </w:tcPr>
           <w:p>
@@ -5341,7 +5341,7 @@
         </w:tc>
         <w:tc>
           <w:tcPr>
-            <w:tcW w:w="3264" w:type="dxa"/>
+            <w:tcW w:w="6102" w:type="dxa"/>
             <w:shd w:val="clear" w:color="auto" w:fill="F1F3F6"/>
           </w:tcPr>
           <w:p>
@@ -5380,7 +5380,7 @@
         </w:trPr>
         <w:tc>
           <w:tcPr>
-            <w:tcW w:w="3264" w:type="dxa"/>
+            <w:tcW w:w="426" w:type="dxa"/>
           </w:tcPr>
           <w:p>
             <w:pPr>
@@ -5393,7 +5393,7 @@
         </w:tc>
         <w:tc>
           <w:tcPr>
-            <w:tcW w:w="3264" w:type="dxa"/>
+            <w:tcW w:w="6102" w:type="dxa"/>
           </w:tcPr>
           <w:p>
             <w:pPr>
@@ -5430,7 +5430,7 @@
         </w:trPr>
         <w:tc>
           <w:tcPr>
-            <w:tcW w:w="3264" w:type="dxa"/>
+            <w:tcW w:w="426" w:type="dxa"/>
           </w:tcPr>
           <w:p>
             <w:pPr>
@@ -5443,7 +5443,7 @@
         </w:tc>
         <w:tc>
           <w:tcPr>
-            <w:tcW w:w="3264" w:type="dxa"/>
+            <w:tcW w:w="6102" w:type="dxa"/>
           </w:tcPr>
           <w:p>
             <w:pPr>
@@ -5480,7 +5480,7 @@
         </w:trPr>
         <w:tc>
           <w:tcPr>
-            <w:tcW w:w="3264" w:type="dxa"/>
+            <w:tcW w:w="426" w:type="dxa"/>
           </w:tcPr>
           <w:p>
             <w:pPr>
@@ -5493,7 +5493,7 @@
         </w:tc>
         <w:tc>
           <w:tcPr>
-            <w:tcW w:w="3264" w:type="dxa"/>
+            <w:tcW w:w="6102" w:type="dxa"/>
           </w:tcPr>
           <w:p>
             <w:pPr>
@@ -5530,7 +5530,7 @@
         </w:trPr>
         <w:tc>
           <w:tcPr>
-            <w:tcW w:w="3264" w:type="dxa"/>
+            <w:tcW w:w="426" w:type="dxa"/>
           </w:tcPr>
           <w:p>
             <w:pPr>
@@ -5543,7 +5543,7 @@
         </w:tc>
         <w:tc>
           <w:tcPr>
-            <w:tcW w:w="3264" w:type="dxa"/>
+            <w:tcW w:w="6102" w:type="dxa"/>
           </w:tcPr>
           <w:p>
             <w:pPr>
@@ -5580,7 +5580,7 @@
         </w:trPr>
         <w:tc>
           <w:tcPr>
-            <w:tcW w:w="3264" w:type="dxa"/>
+            <w:tcW w:w="426" w:type="dxa"/>
           </w:tcPr>
           <w:p>
             <w:pPr>
@@ -5593,7 +5593,7 @@
         </w:tc>
         <w:tc>
           <w:tcPr>
-            <w:tcW w:w="3264" w:type="dxa"/>
+            <w:tcW w:w="6102" w:type="dxa"/>
           </w:tcPr>
           <w:p>
             <w:pPr>
@@ -5633,7 +5633,7 @@
         </w:trPr>
         <w:tc>
           <w:tcPr>
-            <w:tcW w:w="3264" w:type="dxa"/>
+            <w:tcW w:w="426" w:type="dxa"/>
           </w:tcPr>
           <w:p>
             <w:pPr>
@@ -5646,7 +5646,7 @@
         </w:tc>
         <w:tc>
           <w:tcPr>
-            <w:tcW w:w="3264" w:type="dxa"/>
+            <w:tcW w:w="6102" w:type="dxa"/>
           </w:tcPr>
           <w:p>
             <w:pPr>
@@ -5677,7 +5677,7 @@
         </w:trPr>
         <w:tc>
           <w:tcPr>
-            <w:tcW w:w="3264" w:type="dxa"/>
+            <w:tcW w:w="426" w:type="dxa"/>
           </w:tcPr>
           <w:p>
             <w:pPr>
@@ -5690,7 +5690,7 @@
         </w:tc>
         <w:tc>
           <w:tcPr>
-            <w:tcW w:w="3264" w:type="dxa"/>
+            <w:tcW w:w="6102" w:type="dxa"/>
           </w:tcPr>
           <w:p>
             <w:pPr>
@@ -5730,7 +5730,7 @@
         </w:trPr>
         <w:tc>
           <w:tcPr>
-            <w:tcW w:w="3264" w:type="dxa"/>
+            <w:tcW w:w="426" w:type="dxa"/>
           </w:tcPr>
           <w:p>
             <w:pPr>
@@ -5743,7 +5743,7 @@
         </w:tc>
         <w:tc>
           <w:tcPr>
-            <w:tcW w:w="3264" w:type="dxa"/>
+            <w:tcW w:w="6102" w:type="dxa"/>
           </w:tcPr>
           <w:p>
             <w:pPr>
@@ -5792,7 +5792,7 @@
         </w:trPr>
         <w:tc>
           <w:tcPr>
-            <w:tcW w:w="3264" w:type="dxa"/>
+            <w:tcW w:w="426" w:type="dxa"/>
           </w:tcPr>
           <w:p>
             <w:pPr>
@@ -5805,7 +5805,7 @@
         </w:tc>
         <w:tc>
           <w:tcPr>
-            <w:tcW w:w="3264" w:type="dxa"/>
+            <w:tcW w:w="6102" w:type="dxa"/>
           </w:tcPr>
           <w:p>
             <w:pPr>
@@ -5828,7 +5828,6 @@
                 <w:rFonts w:ascii="Consolas" w:hAnsi="Consolas"/>
                 <w:sz w:val="18"/>
               </w:rPr>
-              <w:lastRenderedPageBreak/>
               <w:t>ExpenditureBatch</w:t>
             </w:r>
             <w:r>
@@ -5845,7 +5844,6 @@
               <w:spacing w:after="40"/>
             </w:pPr>
             <w:r>
-              <w:lastRenderedPageBreak/>
               <w:t>Fusion configuration</w:t>
             </w:r>
           </w:p>
@@ -5857,7 +5855,7 @@
         </w:trPr>
         <w:tc>
           <w:tcPr>
-            <w:tcW w:w="3264" w:type="dxa"/>
+            <w:tcW w:w="426" w:type="dxa"/>
           </w:tcPr>
           <w:p>
             <w:pPr>
@@ -5870,7 +5868,7 @@
         </w:tc>
         <w:tc>
           <w:tcPr>
-            <w:tcW w:w="3264" w:type="dxa"/>
+            <w:tcW w:w="6102" w:type="dxa"/>
           </w:tcPr>
           <w:p>
             <w:pPr>
@@ -5901,7 +5899,7 @@
         </w:trPr>
         <w:tc>
           <w:tcPr>
-            <w:tcW w:w="3264" w:type="dxa"/>
+            <w:tcW w:w="426" w:type="dxa"/>
           </w:tcPr>
           <w:p>
             <w:pPr>
@@ -5914,7 +5912,7 @@
         </w:tc>
         <w:tc>
           <w:tcPr>
-            <w:tcW w:w="3264" w:type="dxa"/>
+            <w:tcW w:w="6102" w:type="dxa"/>
           </w:tcPr>
           <w:p>
             <w:pPr>
@@ -5954,7 +5952,7 @@
         </w:trPr>
         <w:tc>
           <w:tcPr>
-            <w:tcW w:w="3264" w:type="dxa"/>
+            <w:tcW w:w="426" w:type="dxa"/>
           </w:tcPr>
           <w:p>
             <w:pPr>
@@ -5967,7 +5965,7 @@
         </w:tc>
         <w:tc>
           <w:tcPr>
-            <w:tcW w:w="3264" w:type="dxa"/>
+            <w:tcW w:w="6102" w:type="dxa"/>
           </w:tcPr>
           <w:p>
             <w:pPr>
@@ -6018,7 +6016,7 @@
         </w:trPr>
         <w:tc>
           <w:tcPr>
-            <w:tcW w:w="3264" w:type="dxa"/>
+            <w:tcW w:w="426" w:type="dxa"/>
           </w:tcPr>
           <w:p>
             <w:pPr>
@@ -6031,7 +6029,7 @@
         </w:tc>
         <w:tc>
           <w:tcPr>
-            <w:tcW w:w="3264" w:type="dxa"/>
+            <w:tcW w:w="6102" w:type="dxa"/>
           </w:tcPr>
           <w:p>
             <w:pPr>
@@ -6062,7 +6060,7 @@
         </w:trPr>
         <w:tc>
           <w:tcPr>
-            <w:tcW w:w="3264" w:type="dxa"/>
+            <w:tcW w:w="426" w:type="dxa"/>
           </w:tcPr>
           <w:p>
             <w:pPr>
@@ -6075,7 +6073,7 @@
         </w:tc>
         <w:tc>
           <w:tcPr>
-            <w:tcW w:w="3264" w:type="dxa"/>
+            <w:tcW w:w="6102" w:type="dxa"/>
           </w:tcPr>
           <w:p>
             <w:pPr>
@@ -6106,7 +6104,7 @@
         </w:trPr>
         <w:tc>
           <w:tcPr>
-            <w:tcW w:w="3264" w:type="dxa"/>
+            <w:tcW w:w="426" w:type="dxa"/>
           </w:tcPr>
           <w:p>
             <w:pPr>
@@ -6119,7 +6117,7 @@
         </w:tc>
         <w:tc>
           <w:tcPr>
-            <w:tcW w:w="3264" w:type="dxa"/>
+            <w:tcW w:w="6102" w:type="dxa"/>
           </w:tcPr>
           <w:p>
             <w:pPr>
@@ -6150,7 +6148,7 @@
         </w:trPr>
         <w:tc>
           <w:tcPr>
-            <w:tcW w:w="3264" w:type="dxa"/>
+            <w:tcW w:w="426" w:type="dxa"/>
           </w:tcPr>
           <w:p>
             <w:pPr>
@@ -6163,7 +6161,7 @@
         </w:tc>
         <w:tc>
           <w:tcPr>
-            <w:tcW w:w="3264" w:type="dxa"/>
+            <w:tcW w:w="6102" w:type="dxa"/>
           </w:tcPr>
           <w:p>
             <w:pPr>
@@ -6194,20 +6192,21 @@
         </w:trPr>
         <w:tc>
           <w:tcPr>
-            <w:tcW w:w="3264" w:type="dxa"/>
-          </w:tcPr>
-          <w:p>
-            <w:pPr>
-              <w:spacing w:after="40"/>
-            </w:pPr>
-            <w:r>
+            <w:tcW w:w="426" w:type="dxa"/>
+          </w:tcPr>
+          <w:p>
+            <w:pPr>
+              <w:spacing w:after="40"/>
+            </w:pPr>
+            <w:r>
+              <w:lastRenderedPageBreak/>
               <w:t>17</w:t>
             </w:r>
           </w:p>
         </w:tc>
         <w:tc>
           <w:tcPr>
-            <w:tcW w:w="3264" w:type="dxa"/>
+            <w:tcW w:w="6102" w:type="dxa"/>
           </w:tcPr>
           <w:p>
             <w:pPr>
@@ -6272,7 +6271,7 @@
         </w:trPr>
         <w:tc>
           <w:tcPr>
-            <w:tcW w:w="3264" w:type="dxa"/>
+            <w:tcW w:w="426" w:type="dxa"/>
           </w:tcPr>
           <w:p>
             <w:pPr>
@@ -6285,7 +6284,7 @@
         </w:tc>
         <w:tc>
           <w:tcPr>
-            <w:tcW w:w="3264" w:type="dxa"/>
+            <w:tcW w:w="6102" w:type="dxa"/>
           </w:tcPr>
           <w:p>
             <w:pPr>
@@ -6337,7 +6336,7 @@
         </w:trPr>
         <w:tc>
           <w:tcPr>
-            <w:tcW w:w="3264" w:type="dxa"/>
+            <w:tcW w:w="426" w:type="dxa"/>
           </w:tcPr>
           <w:p>
             <w:pPr>
@@ -6350,7 +6349,7 @@
         </w:tc>
         <w:tc>
           <w:tcPr>
-            <w:tcW w:w="3264" w:type="dxa"/>
+            <w:tcW w:w="6102" w:type="dxa"/>
           </w:tcPr>
           <w:p>
             <w:pPr>
@@ -6396,7 +6395,7 @@
         </w:trPr>
         <w:tc>
           <w:tcPr>
-            <w:tcW w:w="3264" w:type="dxa"/>
+            <w:tcW w:w="426" w:type="dxa"/>
           </w:tcPr>
           <w:p>
             <w:pPr>
@@ -6409,7 +6408,7 @@
         </w:tc>
         <w:tc>
           <w:tcPr>
-            <w:tcW w:w="3264" w:type="dxa"/>
+            <w:tcW w:w="6102" w:type="dxa"/>
           </w:tcPr>
           <w:p>
             <w:pPr>
@@ -6466,7 +6465,7 @@
         </w:trPr>
         <w:tc>
           <w:tcPr>
-            <w:tcW w:w="3264" w:type="dxa"/>
+            <w:tcW w:w="426" w:type="dxa"/>
           </w:tcPr>
           <w:p>
             <w:pPr>
@@ -6479,7 +6478,7 @@
         </w:tc>
         <w:tc>
           <w:tcPr>
-            <w:tcW w:w="3264" w:type="dxa"/>
+            <w:tcW w:w="6102" w:type="dxa"/>
           </w:tcPr>
           <w:p>
             <w:pPr>
@@ -6809,6 +6808,7 @@
         <w:rPr>
           <w:color w:val="55657A"/>
         </w:rPr>
+        <w:lastRenderedPageBreak/>
         <w:t xml:space="preserve">The distinction matters because the leave-loss refusal is explicit: coverage applies </w:t>
       </w:r>
       <w:r>
@@ -6971,14 +6971,7 @@
         <w:rPr>
           <w:sz w:val="19"/>
         </w:rPr>
-        <w:t xml:space="preserve"> A small maintained mapping of project number to revenue model and leave-loss flag. </w:t>
-      </w:r>
-      <w:r>
-        <w:rPr>
-          <w:sz w:val="19"/>
-        </w:rPr>
-        <w:lastRenderedPageBreak/>
-        <w:t xml:space="preserve">Works, but it is a second place to keep current, and a project whose commercial basis changes in Fusion will not change here. </w:t>
+        <w:t xml:space="preserve"> A small maintained mapping of project number to revenue model and leave-loss flag. Works, but it is a second place to keep current, and a project whose commercial basis changes in Fusion will not change here. </w:t>
       </w:r>
       <w:r>
         <w:rPr>
@@ -7047,6 +7040,7 @@
         <w:pStyle w:val="Heading3"/>
       </w:pPr>
       <w:r>
+        <w:lastRenderedPageBreak/>
         <w:t>Flow 1 — inbound: what is read, and what it feeds</w:t>
       </w:r>
     </w:p>

--- a/doc/O2C_Time_Scope_and_Integration.docx
+++ b/doc/O2C_Time_Scope_and_Integration.docx
@@ -74,10 +74,7 @@
         <w:t>All reference data read live from Fusion</w:t>
       </w:r>
       <w:r>
-        <w:t xml:space="preserve"> at page load — project, POET, task, allocation, rate, work schedule, shift pattern, calendar and absence (</w:t>
-      </w:r>
-      <w:r>
-        <w:t>2).</w:t>
+        <w:t xml:space="preserve"> at page load — project, POET, task, allocation, rate, work schedule, shift pattern, calendar and absence (2).</w:t>
       </w:r>
     </w:p>
     <w:p>
@@ -105,10 +102,7 @@
         <w:t>Prepopulation</w:t>
       </w:r>
       <w:r>
-        <w:t xml:space="preserve"> from allocation percentage and from approved absences (</w:t>
-      </w:r>
-      <w:r>
-        <w:t>3.1).</w:t>
+        <w:t xml:space="preserve"> from allocation percentage and from approved absences (3.1).</w:t>
       </w:r>
     </w:p>
     <w:p>
@@ -122,10 +116,7 @@
         <w:t>Approval</w:t>
       </w:r>
       <w:r>
-        <w:t xml:space="preserve"> — day, week and project-month, with reason and remarks on reject</w:t>
-      </w:r>
-      <w:r>
-        <w:t>ion, and an undo for a decision taken by mistake.</w:t>
+        <w:t xml:space="preserve"> — day, week and project-month, with reason and remarks on rejection, and an undo for a decision taken by mistake.</w:t>
       </w:r>
     </w:p>
     <w:p>
@@ -263,10 +254,7 @@
       </w:r>
       <w:proofErr w:type="spellEnd"/>
       <w:r>
-        <w:t xml:space="preserve"> (</w:t>
-      </w:r>
-      <w:r>
-        <w:t>4).</w:t>
+        <w:t xml:space="preserve"> (4).</w:t>
       </w:r>
     </w:p>
     <w:p>
@@ -885,8 +873,6 @@
             </w:r>
             <w:r>
               <w:br/>
-            </w:r>
-            <w:r>
               <w:t>expenditure organization from the person’s assignment</w:t>
             </w:r>
           </w:p>
@@ -1169,8 +1155,6 @@
             </w:r>
             <w:r>
               <w:br/>
-            </w:r>
-            <w:r>
               <w:t xml:space="preserve">BIP </w:t>
             </w:r>
             <w:r>
@@ -1267,8 +1251,6 @@
             </w:r>
             <w:r>
               <w:br/>
-            </w:r>
-            <w:r>
               <w:t xml:space="preserve">BIP </w:t>
             </w:r>
             <w:r>
@@ -1340,8 +1322,6 @@
             </w:r>
             <w:r>
               <w:br/>
-            </w:r>
-            <w:r>
               <w:t>for the person, for the dates on screen</w:t>
             </w:r>
           </w:p>
@@ -1363,8 +1343,6 @@
             </w:r>
             <w:r>
               <w:br/>
-            </w:r>
-            <w:r>
               <w:t>filtered by person and by the date range being viewed</w:t>
             </w:r>
           </w:p>
@@ -4116,11 +4094,6 @@
           <w:sz w:val="19"/>
         </w:rPr>
         <w:br/>
-      </w:r>
-      <w:r>
-        <w:rPr>
-          <w:sz w:val="19"/>
-        </w:rPr>
         <w:t xml:space="preserve"> Worth knowing before the structure is agreed — the interface behind </w:t>
       </w:r>
       <w:r>
@@ -4225,11 +4198,6 @@
           <w:sz w:val="19"/>
         </w:rPr>
         <w:br/>
-      </w:r>
-      <w:r>
-        <w:rPr>
-          <w:sz w:val="19"/>
-        </w:rPr>
         <w:t xml:space="preserve"> Which raises the question to settle </w:t>
       </w:r>
       <w:r>
@@ -6630,8 +6598,6 @@
             </w:r>
             <w:r>
               <w:br/>
-            </w:r>
-            <w:r>
               <w:t>Time &amp; Material</w:t>
             </w:r>
           </w:p>
@@ -6683,8 +6649,6 @@
             </w:r>
             <w:r>
               <w:br/>
-            </w:r>
-            <w:r>
               <w:t>Fixed Capacity</w:t>
             </w:r>
           </w:p>
@@ -6903,11 +6867,6 @@
           <w:sz w:val="19"/>
         </w:rPr>
         <w:br/>
-      </w:r>
-      <w:r>
-        <w:rPr>
-          <w:sz w:val="19"/>
-        </w:rPr>
         <w:t xml:space="preserve"> So data cannot be “prepared for each revenue model” until we decide where the value lives. Two options: </w:t>
       </w:r>
       <w:r>
@@ -6984,11 +6943,6 @@
           <w:sz w:val="19"/>
         </w:rPr>
         <w:br/>
-      </w:r>
-      <w:r>
-        <w:rPr>
-          <w:sz w:val="19"/>
-        </w:rPr>
         <w:t xml:space="preserve"> Until one is chosen, </w:t>
       </w:r>
       <w:r>
@@ -7617,6 +7571,9 @@
             <w:r>
               <w:t>Rate schedule</w:t>
             </w:r>
+            <w:r>
+              <w:t>s</w:t>
+            </w:r>
           </w:p>
         </w:tc>
         <w:tc>
@@ -9141,8 +9098,6 @@
             </w:r>
             <w:r>
               <w:br/>
-            </w:r>
-            <w:r>
               <w:t>in our schema; accrual pulls</w:t>
             </w:r>
           </w:p>

--- a/doc/O2C_Time_Scope_and_Integration.docx
+++ b/doc/O2C_Time_Scope_and_Integration.docx
@@ -2510,8 +2510,15 @@
             <w:r>
               <w:rPr>
                 <w:b/>
-              </w:rPr>
-              <w:t>Overridden and approved</w:t>
+                <w:color w:val="EE0000"/>
+              </w:rPr>
+              <w:t xml:space="preserve">Overridden </w:t>
+            </w:r>
+            <w:r>
+              <w:rPr>
+                <w:b/>
+              </w:rPr>
+              <w:t>and approved</w:t>
             </w:r>
           </w:p>
         </w:tc>
@@ -2530,7 +2537,70 @@
         </w:tc>
       </w:tr>
     </w:tbl>
-    <w:p/>
+    <w:p>
+      <w:r>
+        <w:br/>
+      </w:r>
+      <w:r>
+        <w:rPr>
+          <w:b/>
+          <w:color w:val="EE0000"/>
+        </w:rPr>
+        <w:t>Overridden</w:t>
+      </w:r>
+      <w:r>
+        <w:rPr>
+          <w:b/>
+          <w:color w:val="EE0000"/>
+        </w:rPr>
+        <w:t xml:space="preserve"> </w:t>
+      </w:r>
+      <w:r>
+        <w:rPr>
+          <w:b/>
+          <w:color w:val="EE0000"/>
+        </w:rPr>
+        <w:t xml:space="preserve">– is flag and approved is status </w:t>
+      </w:r>
+      <w:r>
+        <w:rPr>
+          <w:b/>
+          <w:color w:val="EE0000"/>
+        </w:rPr>
+        <w:t>–</w:t>
+      </w:r>
+      <w:r>
+        <w:rPr>
+          <w:b/>
+          <w:color w:val="EE0000"/>
+        </w:rPr>
+        <w:t xml:space="preserve"> check</w:t>
+      </w:r>
+      <w:r>
+        <w:rPr>
+          <w:b/>
+          <w:color w:val="EE0000"/>
+        </w:rPr>
+        <w:br/>
+        <w:t xml:space="preserve">Revoke or withdraw is missing either should be a flag or </w:t>
+      </w:r>
+      <w:proofErr w:type="spellStart"/>
+      <w:r>
+        <w:rPr>
+          <w:b/>
+          <w:color w:val="EE0000"/>
+        </w:rPr>
+        <w:t>status</w:t>
+      </w:r>
+      <w:r>
+        <w:rPr>
+          <w:b/>
+          <w:color w:val="EE0000"/>
+        </w:rPr>
+        <w:t>s</w:t>
+      </w:r>
+      <w:proofErr w:type="spellEnd"/>
+    </w:p>
     <w:p>
       <w:r>
         <w:rPr>
@@ -2990,11 +3060,11 @@
               <w:t>Submitted</w:t>
             </w:r>
             <w:r>
-              <w:t>. Never cleared: revoking or resubmitting does not un-</w:t>
+              <w:t xml:space="preserve">. Never </w:t>
             </w:r>
             <w:r>
               <w:lastRenderedPageBreak/>
-              <w:t>happen it.</w:t>
+              <w:t>cleared: revoking or resubmitting does not un-happen it.</w:t>
             </w:r>
           </w:p>
         </w:tc>
@@ -3080,7 +3150,33 @@
               <w:rPr>
                 <w:b/>
               </w:rPr>
-              <w:t>Overridden &amp; approved</w:t>
+              <w:t xml:space="preserve">Overridden </w:t>
+            </w:r>
+            <w:r>
+              <w:rPr>
+                <w:b/>
+              </w:rPr>
+              <w:t>(</w:t>
+            </w:r>
+            <w:r>
+              <w:rPr>
+                <w:b/>
+                <w:color w:val="EE0000"/>
+              </w:rPr>
+              <w:t xml:space="preserve">Keep only overridden which is flag and status is </w:t>
+            </w:r>
+            <w:r>
+              <w:rPr>
+                <w:b/>
+                <w:color w:val="EE0000"/>
+              </w:rPr>
+              <w:t>approved or rejected</w:t>
+            </w:r>
+            <w:r>
+              <w:rPr>
+                <w:b/>
+              </w:rPr>
+              <w:t>)</w:t>
             </w:r>
           </w:p>
         </w:tc>
@@ -3617,7 +3713,11 @@
               <w:spacing w:after="40"/>
             </w:pPr>
             <w:r>
-              <w:t>the decision trail — one row per event: Submit · Resubmit · Approve · Reject · Override · AdvanceApprove · Confirm · Default · Release · Revoke, with actor, granularity and timestamp</w:t>
+              <w:t xml:space="preserve">the decision trail — one row per event: Submit · Resubmit · Approve · Reject · Override · AdvanceApprove · Confirm · Default · Release · </w:t>
+            </w:r>
+            <w:r>
+              <w:lastRenderedPageBreak/>
+              <w:t>Revoke, with actor, granularity and timestamp</w:t>
             </w:r>
           </w:p>
         </w:tc>
@@ -3639,6 +3739,7 @@
                 <w:rFonts w:ascii="Consolas" w:hAnsi="Consolas"/>
                 <w:sz w:val="18"/>
               </w:rPr>
+              <w:lastRenderedPageBreak/>
               <w:t>OC_TS_AUDIT</w:t>
             </w:r>
           </w:p>
@@ -3652,11 +3753,7 @@
               <w:spacing w:after="40"/>
             </w:pPr>
             <w:r>
-              <w:t xml:space="preserve">value changes with the before-image — Override · </w:t>
-            </w:r>
-            <w:r>
-              <w:lastRenderedPageBreak/>
-              <w:t>Adjustment · Reversal · ManagerEdit · Import · DefaultCorrection</w:t>
+              <w:t>value changes with the before-image — Override · Adjustment · Reversal · ManagerEdit · Import · DefaultCorrection</w:t>
             </w:r>
           </w:p>
         </w:tc>
@@ -3678,7 +3775,6 @@
                 <w:rFonts w:ascii="Consolas" w:hAnsi="Consolas"/>
                 <w:sz w:val="18"/>
               </w:rPr>
-              <w:lastRenderedPageBreak/>
               <w:t>OC_TS_MONTH_CONFIRM</w:t>
             </w:r>
           </w:p>
@@ -4224,7 +4320,14 @@
         <w:rPr>
           <w:sz w:val="19"/>
         </w:rPr>
-        <w:t xml:space="preserve"> If accrual pulls everything from one place, then </w:t>
+        <w:t xml:space="preserve"> If accrual pulls </w:t>
+      </w:r>
+      <w:r>
+        <w:rPr>
+          <w:sz w:val="19"/>
+        </w:rPr>
+        <w:lastRenderedPageBreak/>
+        <w:t xml:space="preserve">everything from one place, then </w:t>
       </w:r>
       <w:r>
         <w:rPr>
@@ -4250,14 +4353,7 @@
         <w:rPr>
           <w:sz w:val="19"/>
         </w:rPr>
-        <w:t xml:space="preserve"> are tracking the same hand-off and should collapse into one column. If they stay separate, the split needs to be deliberate — for example summary against one and </w:t>
-      </w:r>
-      <w:r>
-        <w:rPr>
-          <w:sz w:val="19"/>
-        </w:rPr>
-        <w:lastRenderedPageBreak/>
-        <w:t xml:space="preserve">detail against the other — rather than an accident of the push having been replaced. Two pull interfaces for one consumer, filled by the same confirm step, is the shape most likely to drift apart. </w:t>
+        <w:t xml:space="preserve"> are tracking the same hand-off and should collapse into one column. If they stay separate, the split needs to be deliberate — for example summary against one and detail against the other — rather than an accident of the push having been replaced. Two pull interfaces for one consumer, filled by the same confirm step, is the shape most likely to drift apart. </w:t>
       </w:r>
     </w:p>
     <w:p>

--- a/doc/O2C_Time_Scope_and_Integration.docx
+++ b/doc/O2C_Time_Scope_and_Integration.docx
@@ -74,7 +74,10 @@
         <w:t>All reference data read live from Fusion</w:t>
       </w:r>
       <w:r>
-        <w:t xml:space="preserve"> at page load — project, POET, task, allocation, rate, work schedule, shift pattern, calendar and absence (2).</w:t>
+        <w:t xml:space="preserve"> at page load — project, POET, task, allocation, rate, work schedule, shift pattern, calendar and absence (</w:t>
+      </w:r>
+      <w:r>
+        <w:t>2).</w:t>
       </w:r>
     </w:p>
     <w:p>
@@ -102,7 +105,10 @@
         <w:t>Prepopulation</w:t>
       </w:r>
       <w:r>
-        <w:t xml:space="preserve"> from allocation percentage and from approved absences (3.1).</w:t>
+        <w:t xml:space="preserve"> from allocation percentage and from approved absences (</w:t>
+      </w:r>
+      <w:r>
+        <w:t>3.1).</w:t>
       </w:r>
     </w:p>
     <w:p>
@@ -116,7 +122,10 @@
         <w:t>Approval</w:t>
       </w:r>
       <w:r>
-        <w:t xml:space="preserve"> — day, week and project-month, with reason and remarks on rejection, and an undo for a decision taken by mistake.</w:t>
+        <w:t xml:space="preserve"> — day, week and project-month, with reason and remarks on reject</w:t>
+      </w:r>
+      <w:r>
+        <w:t>ion, and an undo for a decision taken by mistake.</w:t>
       </w:r>
     </w:p>
     <w:p>
@@ -254,7 +263,10 @@
       </w:r>
       <w:proofErr w:type="spellEnd"/>
       <w:r>
-        <w:t xml:space="preserve"> (4).</w:t>
+        <w:t xml:space="preserve"> (</w:t>
+      </w:r>
+      <w:r>
+        <w:t>4).</w:t>
       </w:r>
     </w:p>
     <w:p>
@@ -873,6 +885,8 @@
             </w:r>
             <w:r>
               <w:br/>
+            </w:r>
+            <w:r>
               <w:t>expenditure organization from the person’s assignment</w:t>
             </w:r>
           </w:p>
@@ -1155,6 +1169,8 @@
             </w:r>
             <w:r>
               <w:br/>
+            </w:r>
+            <w:r>
               <w:t xml:space="preserve">BIP </w:t>
             </w:r>
             <w:r>
@@ -1251,6 +1267,8 @@
             </w:r>
             <w:r>
               <w:br/>
+            </w:r>
+            <w:r>
               <w:t xml:space="preserve">BIP </w:t>
             </w:r>
             <w:r>
@@ -1322,6 +1340,8 @@
             </w:r>
             <w:r>
               <w:br/>
+            </w:r>
+            <w:r>
               <w:t>for the person, for the dates on screen</w:t>
             </w:r>
           </w:p>
@@ -1343,6 +1363,8 @@
             </w:r>
             <w:r>
               <w:br/>
+            </w:r>
+            <w:r>
               <w:t>filtered by person and by the date range being viewed</w:t>
             </w:r>
           </w:p>
@@ -4131,8 +4153,15 @@
             <w:r>
               <w:rPr>
                 <w:b/>
-              </w:rPr>
-              <w:t>On hold.</w:t>
+                <w:color w:val="EE0000"/>
+              </w:rPr>
+              <w:t>On hold</w:t>
+            </w:r>
+            <w:r>
+              <w:rPr>
+                <w:b/>
+              </w:rPr>
+              <w:t>.</w:t>
             </w:r>
             <w:r>
               <w:t xml:space="preserve"> Nothing is sent and the column stays </w:t>
@@ -4190,6 +4219,11 @@
           <w:sz w:val="19"/>
         </w:rPr>
         <w:br/>
+      </w:r>
+      <w:r>
+        <w:rPr>
+          <w:sz w:val="19"/>
+        </w:rPr>
         <w:t xml:space="preserve"> Worth knowing before the structure is agreed — the interface behind </w:t>
       </w:r>
       <w:r>
@@ -4294,6 +4328,11 @@
           <w:sz w:val="19"/>
         </w:rPr>
         <w:br/>
+      </w:r>
+      <w:r>
+        <w:rPr>
+          <w:sz w:val="19"/>
+        </w:rPr>
         <w:t xml:space="preserve"> Which raises the question to settle </w:t>
       </w:r>
       <w:r>
@@ -6694,6 +6733,8 @@
             </w:r>
             <w:r>
               <w:br/>
+            </w:r>
+            <w:r>
               <w:t>Time &amp; Material</w:t>
             </w:r>
           </w:p>
@@ -6745,6 +6786,8 @@
             </w:r>
             <w:r>
               <w:br/>
+            </w:r>
+            <w:r>
               <w:t>Fixed Capacity</w:t>
             </w:r>
           </w:p>
@@ -6963,6 +7006,11 @@
           <w:sz w:val="19"/>
         </w:rPr>
         <w:br/>
+      </w:r>
+      <w:r>
+        <w:rPr>
+          <w:sz w:val="19"/>
+        </w:rPr>
         <w:t xml:space="preserve"> So data cannot be “prepared for each revenue model” until we decide where the value lives. Two options: </w:t>
       </w:r>
       <w:r>
@@ -7039,6 +7087,11 @@
           <w:sz w:val="19"/>
         </w:rPr>
         <w:br/>
+      </w:r>
+      <w:r>
+        <w:rPr>
+          <w:sz w:val="19"/>
+        </w:rPr>
         <w:t xml:space="preserve"> Until one is chosen, </w:t>
       </w:r>
       <w:r>
@@ -9194,6 +9247,8 @@
             </w:r>
             <w:r>
               <w:br/>
+            </w:r>
+            <w:r>
               <w:t>in our schema; accrual pulls</w:t>
             </w:r>
           </w:p>

--- a/doc/O2C_Time_Scope_and_Integration.docx
+++ b/doc/O2C_Time_Scope_and_Integration.docx
@@ -74,10 +74,7 @@
         <w:t>All reference data read live from Fusion</w:t>
       </w:r>
       <w:r>
-        <w:t xml:space="preserve"> at page load — project, POET, task, allocation, rate, work schedule, shift pattern, calendar and absence (</w:t>
-      </w:r>
-      <w:r>
-        <w:t>2).</w:t>
+        <w:t xml:space="preserve"> at page load — project, POET, task, allocation, rate, work schedule, shift pattern, calendar and absence (2).</w:t>
       </w:r>
     </w:p>
     <w:p>
@@ -105,10 +102,7 @@
         <w:t>Prepopulation</w:t>
       </w:r>
       <w:r>
-        <w:t xml:space="preserve"> from allocation percentage and from approved absences (</w:t>
-      </w:r>
-      <w:r>
-        <w:t>3.1).</w:t>
+        <w:t xml:space="preserve"> from allocation percentage and from approved absences (3.1).</w:t>
       </w:r>
     </w:p>
     <w:p>
@@ -122,10 +116,7 @@
         <w:t>Approval</w:t>
       </w:r>
       <w:r>
-        <w:t xml:space="preserve"> — day, week and project-month, with reason and remarks on reject</w:t>
-      </w:r>
-      <w:r>
-        <w:t>ion, and an undo for a decision taken by mistake.</w:t>
+        <w:t xml:space="preserve"> — day, week and project-month, with reason and remarks on rejection, and an undo for a decision taken by mistake.</w:t>
       </w:r>
     </w:p>
     <w:p>
@@ -263,10 +254,7 @@
       </w:r>
       <w:proofErr w:type="spellEnd"/>
       <w:r>
-        <w:t xml:space="preserve"> (</w:t>
-      </w:r>
-      <w:r>
-        <w:t>4).</w:t>
+        <w:t xml:space="preserve"> (4).</w:t>
       </w:r>
     </w:p>
     <w:p>
@@ -885,8 +873,6 @@
             </w:r>
             <w:r>
               <w:br/>
-            </w:r>
-            <w:r>
               <w:t>expenditure organization from the person’s assignment</w:t>
             </w:r>
           </w:p>
@@ -1169,8 +1155,6 @@
             </w:r>
             <w:r>
               <w:br/>
-            </w:r>
-            <w:r>
               <w:t xml:space="preserve">BIP </w:t>
             </w:r>
             <w:r>
@@ -1267,8 +1251,6 @@
             </w:r>
             <w:r>
               <w:br/>
-            </w:r>
-            <w:r>
               <w:t xml:space="preserve">BIP </w:t>
             </w:r>
             <w:r>
@@ -1340,8 +1322,6 @@
             </w:r>
             <w:r>
               <w:br/>
-            </w:r>
-            <w:r>
               <w:t>for the person, for the dates on screen</w:t>
             </w:r>
           </w:p>
@@ -1363,8 +1343,6 @@
             </w:r>
             <w:r>
               <w:br/>
-            </w:r>
-            <w:r>
               <w:t>filtered by person and by the date range being viewed</w:t>
             </w:r>
           </w:p>
@@ -2604,24 +2582,8 @@
           <w:color w:val="EE0000"/>
         </w:rPr>
         <w:br/>
-        <w:t xml:space="preserve">Revoke or withdraw is missing either should be a flag or </w:t>
-      </w:r>
-      <w:proofErr w:type="spellStart"/>
-      <w:r>
-        <w:rPr>
-          <w:b/>
-          <w:color w:val="EE0000"/>
-        </w:rPr>
-        <w:t>status</w:t>
-      </w:r>
-      <w:r>
-        <w:rPr>
-          <w:b/>
-          <w:color w:val="EE0000"/>
-        </w:rPr>
-        <w:t>s</w:t>
-      </w:r>
-      <w:proofErr w:type="spellEnd"/>
+        <w:t>Revoke or withdraw is missing either should be a flag or status</w:t>
+      </w:r>
     </w:p>
     <w:p>
       <w:r>
@@ -4219,11 +4181,6 @@
           <w:sz w:val="19"/>
         </w:rPr>
         <w:br/>
-      </w:r>
-      <w:r>
-        <w:rPr>
-          <w:sz w:val="19"/>
-        </w:rPr>
         <w:t xml:space="preserve"> Worth knowing before the structure is agreed — the interface behind </w:t>
       </w:r>
       <w:r>
@@ -4328,11 +4285,6 @@
           <w:sz w:val="19"/>
         </w:rPr>
         <w:br/>
-      </w:r>
-      <w:r>
-        <w:rPr>
-          <w:sz w:val="19"/>
-        </w:rPr>
         <w:t xml:space="preserve"> Which raises the question to settle </w:t>
       </w:r>
       <w:r>
@@ -6733,8 +6685,6 @@
             </w:r>
             <w:r>
               <w:br/>
-            </w:r>
-            <w:r>
               <w:t>Time &amp; Material</w:t>
             </w:r>
           </w:p>
@@ -6786,8 +6736,6 @@
             </w:r>
             <w:r>
               <w:br/>
-            </w:r>
-            <w:r>
               <w:t>Fixed Capacity</w:t>
             </w:r>
           </w:p>
@@ -7006,11 +6954,6 @@
           <w:sz w:val="19"/>
         </w:rPr>
         <w:br/>
-      </w:r>
-      <w:r>
-        <w:rPr>
-          <w:sz w:val="19"/>
-        </w:rPr>
         <w:t xml:space="preserve"> So data cannot be “prepared for each revenue model” until we decide where the value lives. Two options: </w:t>
       </w:r>
       <w:r>
@@ -7087,11 +7030,6 @@
           <w:sz w:val="19"/>
         </w:rPr>
         <w:br/>
-      </w:r>
-      <w:r>
-        <w:rPr>
-          <w:sz w:val="19"/>
-        </w:rPr>
         <w:t xml:space="preserve"> Until one is chosen, </w:t>
       </w:r>
       <w:r>
@@ -9247,8 +9185,6 @@
             </w:r>
             <w:r>
               <w:br/>
-            </w:r>
-            <w:r>
               <w:t>in our schema; accrual pulls</w:t>
             </w:r>
           </w:p>

--- a/doc/O2C_Time_Scope_and_Integration.docx
+++ b/doc/O2C_Time_Scope_and_Integration.docx
@@ -8739,6 +8739,254 @@
                 <w:color w:val="C0392B"/>
               </w:rPr>
               <w:t>functional + accrual team</w:t>
+            </w:r>
+          </w:p>
+        </w:tc>
+      </w:tr>
+      <w:tr>
+        <w:tc>
+          <w:tcPr>
+            <w:tcW w:type="dxa" w:w="3264"/>
+          </w:tcPr>
+          <w:p>
+            <w:pPr>
+              <w:spacing w:after="40"/>
+            </w:pPr>
+            <w:r/>
+            <w:r>
+              <w:rPr>
+                <w:b w:val="0"/>
+                <w:i w:val="0"/>
+              </w:rPr>
+              <w:t>24</w:t>
+            </w:r>
+          </w:p>
+        </w:tc>
+        <w:tc>
+          <w:tcPr>
+            <w:tcW w:type="dxa" w:w="3264"/>
+          </w:tcPr>
+          <w:p>
+            <w:pPr>
+              <w:spacing w:after="40"/>
+            </w:pPr>
+            <w:r/>
+            <w:r>
+              <w:rPr>
+                <w:b/>
+                <w:i w:val="0"/>
+                <w:color w:val="C0392B"/>
+              </w:rPr>
+              <w:t>Which month a retro adjustment accrues to</w:t>
+            </w:r>
+            <w:r>
+              <w:rPr>
+                <w:b w:val="0"/>
+                <w:i w:val="0"/>
+                <w:color w:val="C0392B"/>
+              </w:rPr>
+              <w:t xml:space="preserve"> — the module records the posting period on the adjustment and never puts it on the interface row, so the consumer must infer it from the action date. Add an explicit accrual period to the staging structure (§8.3).</w:t>
+            </w:r>
+          </w:p>
+        </w:tc>
+        <w:tc>
+          <w:tcPr>
+            <w:tcW w:type="dxa" w:w="3264"/>
+          </w:tcPr>
+          <w:p>
+            <w:pPr>
+              <w:spacing w:after="40"/>
+            </w:pPr>
+            <w:r/>
+            <w:r>
+              <w:rPr>
+                <w:b w:val="0"/>
+                <w:i w:val="0"/>
+                <w:color w:val="C0392B"/>
+              </w:rPr>
+              <w:t>functional + accrual team</w:t>
+            </w:r>
+          </w:p>
+        </w:tc>
+      </w:tr>
+      <w:tr>
+        <w:tc>
+          <w:tcPr>
+            <w:tcW w:type="dxa" w:w="3264"/>
+          </w:tcPr>
+          <w:p>
+            <w:pPr>
+              <w:spacing w:after="40"/>
+            </w:pPr>
+            <w:r/>
+            <w:r>
+              <w:rPr>
+                <w:b w:val="0"/>
+                <w:i w:val="0"/>
+              </w:rPr>
+              <w:t>25</w:t>
+            </w:r>
+          </w:p>
+        </w:tc>
+        <w:tc>
+          <w:tcPr>
+            <w:tcW w:type="dxa" w:w="3264"/>
+          </w:tcPr>
+          <w:p>
+            <w:pPr>
+              <w:spacing w:after="40"/>
+            </w:pPr>
+            <w:r/>
+            <w:r>
+              <w:rPr>
+                <w:b/>
+                <w:i w:val="0"/>
+                <w:color w:val="C0392B"/>
+              </w:rPr>
+              <w:t>The staging row must carry the status of the hours</w:t>
+            </w:r>
+            <w:r>
+              <w:rPr>
+                <w:b w:val="0"/>
+                <w:i w:val="0"/>
+                <w:color w:val="C0392B"/>
+              </w:rPr>
+              <w:t xml:space="preserve"> — without it accrual cannot tell provisional from final, and cannot true up once approval arrives (§8.3).</w:t>
+            </w:r>
+          </w:p>
+        </w:tc>
+        <w:tc>
+          <w:tcPr>
+            <w:tcW w:type="dxa" w:w="3264"/>
+          </w:tcPr>
+          <w:p>
+            <w:pPr>
+              <w:spacing w:after="40"/>
+            </w:pPr>
+            <w:r/>
+            <w:r>
+              <w:rPr>
+                <w:b w:val="0"/>
+                <w:i w:val="0"/>
+                <w:color w:val="C0392B"/>
+              </w:rPr>
+              <w:t>build</w:t>
+            </w:r>
+          </w:p>
+        </w:tc>
+      </w:tr>
+      <w:tr>
+        <w:tc>
+          <w:tcPr>
+            <w:tcW w:type="dxa" w:w="3264"/>
+          </w:tcPr>
+          <w:p>
+            <w:pPr>
+              <w:spacing w:after="40"/>
+            </w:pPr>
+            <w:r/>
+            <w:r>
+              <w:rPr>
+                <w:b w:val="0"/>
+                <w:i w:val="0"/>
+              </w:rPr>
+              <w:t>26</w:t>
+            </w:r>
+          </w:p>
+        </w:tc>
+        <w:tc>
+          <w:tcPr>
+            <w:tcW w:type="dxa" w:w="3264"/>
+          </w:tcPr>
+          <w:p>
+            <w:pPr>
+              <w:spacing w:after="40"/>
+            </w:pPr>
+            <w:r/>
+            <w:r>
+              <w:rPr>
+                <w:b w:val="0"/>
+                <w:i w:val="0"/>
+                <w:color w:val="C0392B"/>
+              </w:rPr>
+              <w:t>Re-confirming a month marks the confirmation pending again while rows the consumer already took are still marked processed (§8.3).</w:t>
+            </w:r>
+          </w:p>
+        </w:tc>
+        <w:tc>
+          <w:tcPr>
+            <w:tcW w:type="dxa" w:w="3264"/>
+          </w:tcPr>
+          <w:p>
+            <w:pPr>
+              <w:spacing w:after="40"/>
+            </w:pPr>
+            <w:r/>
+            <w:r>
+              <w:rPr>
+                <w:b w:val="0"/>
+                <w:i w:val="0"/>
+                <w:color w:val="C0392B"/>
+              </w:rPr>
+              <w:t>build — minor</w:t>
+            </w:r>
+          </w:p>
+        </w:tc>
+      </w:tr>
+      <w:tr>
+        <w:tc>
+          <w:tcPr>
+            <w:tcW w:type="dxa" w:w="3264"/>
+          </w:tcPr>
+          <w:p>
+            <w:pPr>
+              <w:spacing w:after="40"/>
+            </w:pPr>
+            <w:r/>
+            <w:r>
+              <w:rPr>
+                <w:b w:val="0"/>
+                <w:i w:val="0"/>
+              </w:rPr>
+              <w:t>27</w:t>
+            </w:r>
+          </w:p>
+        </w:tc>
+        <w:tc>
+          <w:tcPr>
+            <w:tcW w:type="dxa" w:w="3264"/>
+          </w:tcPr>
+          <w:p>
+            <w:pPr>
+              <w:spacing w:after="40"/>
+            </w:pPr>
+            <w:r/>
+            <w:r>
+              <w:rPr>
+                <w:b w:val="0"/>
+                <w:i w:val="0"/>
+                <w:color w:val="C0392B"/>
+              </w:rPr>
+              <w:t>Nothing enforces that a post-accrual change goes through an adjustment. The duplicate guard tests existence, not value, so a direct change after accrual would never reach the consumer (§8.3).</w:t>
+            </w:r>
+          </w:p>
+        </w:tc>
+        <w:tc>
+          <w:tcPr>
+            <w:tcW w:type="dxa" w:w="3264"/>
+          </w:tcPr>
+          <w:p>
+            <w:pPr>
+              <w:spacing w:after="40"/>
+            </w:pPr>
+            <w:r/>
+            <w:r>
+              <w:rPr>
+                <w:b w:val="0"/>
+                <w:i w:val="0"/>
+                <w:color w:val="C0392B"/>
+              </w:rPr>
+              <w:t>build</w:t>
             </w:r>
           </w:p>
         </w:tc>
@@ -9433,7 +9681,7 @@
         <w:pStyle w:val="Heading3"/>
       </w:pPr>
       <w:r>
-        <w:t>Lifecycle — status and the flags each event raises</w:t>
+        <w:t>Actors — who does what, and which flag it raises</w:t>
       </w:r>
     </w:p>
     <w:p>
@@ -9443,7 +9691,7 @@
           <w:i w:val="0"/>
           <w:color w:val="55657A"/>
         </w:rPr>
-        <w:t>One set of six statuses for everything — there is no separate scheme for a day, a week or a month. Flags are shown against the event that raises them, because a flag is what an event leaves behind, not a place the record sits. Every transition is listed in 7.2.</w:t>
+        <w:t>The same lifecycle by actor rather than by state, including the cut-off jobs that act with no actor at all. Every action carries the flag it raises.</w:t>
       </w:r>
     </w:p>
     <w:p>
@@ -9453,7 +9701,7 @@
       <w:r>
         <w:drawing>
           <wp:inline xmlns:a="http://schemas.openxmlformats.org/drawingml/2006/main" xmlns:pic="http://schemas.openxmlformats.org/drawingml/2006/picture">
-            <wp:extent cx="5760720" cy="6710908"/>
+            <wp:extent cx="5760720" cy="5396537"/>
             <wp:docPr id="2" name="Picture 2"/>
             <wp:cNvGraphicFramePr>
               <a:graphicFrameLocks noChangeAspect="1"/>
@@ -9474,7 +9722,7 @@
                   <pic:spPr>
                     <a:xfrm>
                       <a:off x="0" y="0"/>
-                      <a:ext cx="5760720" cy="6710908"/>
+                      <a:ext cx="5760720" cy="5396537"/>
                     </a:xfrm>
                     <a:prstGeom prst="rect"/>
                   </pic:spPr>
@@ -9496,121 +9744,7 @@
           <w:color w:val="55657A"/>
           <w:sz w:val="17"/>
         </w:rPr>
-        <w:t>Lifecycle — the six statuses, with the flag each event raises shown on the edge.</w:t>
-      </w:r>
-    </w:p>
-    <w:p>
-      <w:r>
-        <w:rPr>
-          <w:b/>
-          <w:i w:val="0"/>
-          <w:color w:val="55657A"/>
-        </w:rPr>
-        <w:t>The flags each event raises:</w:t>
-      </w:r>
-      <w:r>
-        <w:rPr>
-          <w:b w:val="0"/>
-          <w:i w:val="0"/>
-          <w:color w:val="55657A"/>
-        </w:rPr>
-        <w:t xml:space="preserve"> submitting late raises </w:t>
-      </w:r>
-      <w:r>
-        <w:rPr>
-          <w:b w:val="0"/>
-          <w:i/>
-          <w:color w:val="55657A"/>
-        </w:rPr>
-        <w:t>Late submission</w:t>
-      </w:r>
-      <w:r>
-        <w:rPr>
-          <w:b w:val="0"/>
-          <w:i w:val="0"/>
-          <w:color w:val="55657A"/>
-        </w:rPr>
-        <w:t xml:space="preserve">; a cut-off raises </w:t>
-      </w:r>
-      <w:r>
-        <w:rPr>
-          <w:b w:val="0"/>
-          <w:i/>
-          <w:color w:val="55657A"/>
-        </w:rPr>
-        <w:t>Defaulted</w:t>
-      </w:r>
-      <w:r>
-        <w:rPr>
-          <w:b w:val="0"/>
-          <w:i w:val="0"/>
-          <w:color w:val="55657A"/>
-        </w:rPr>
-        <w:t xml:space="preserve"> and, if it was the submitter’s deadline, locks further edits; overriding raises </w:t>
-      </w:r>
-      <w:r>
-        <w:rPr>
-          <w:b w:val="0"/>
-          <w:i/>
-          <w:color w:val="55657A"/>
-        </w:rPr>
-        <w:t>Overridden &amp; approved</w:t>
-      </w:r>
-      <w:r>
-        <w:rPr>
-          <w:b w:val="0"/>
-          <w:i w:val="0"/>
-          <w:color w:val="55657A"/>
-        </w:rPr>
-        <w:t xml:space="preserve">; closing ahead of the cut-off raises </w:t>
-      </w:r>
-      <w:r>
-        <w:rPr>
-          <w:b w:val="0"/>
-          <w:i/>
-          <w:color w:val="55657A"/>
-        </w:rPr>
-        <w:t>Advance closure</w:t>
-      </w:r>
-      <w:r>
-        <w:rPr>
-          <w:b w:val="0"/>
-          <w:i w:val="0"/>
-          <w:color w:val="55657A"/>
-        </w:rPr>
-        <w:t xml:space="preserve">. </w:t>
-      </w:r>
-      <w:r>
-        <w:rPr>
-          <w:b w:val="0"/>
-          <w:i/>
-          <w:color w:val="55657A"/>
-        </w:rPr>
-        <w:t>Reversal</w:t>
-      </w:r>
-      <w:r>
-        <w:rPr>
-          <w:b w:val="0"/>
-          <w:i w:val="0"/>
-          <w:color w:val="55657A"/>
-        </w:rPr>
-        <w:t xml:space="preserve"> and </w:t>
-      </w:r>
-      <w:r>
-        <w:rPr>
-          <w:b w:val="0"/>
-          <w:i/>
-          <w:color w:val="55657A"/>
-        </w:rPr>
-        <w:t>Adjustment</w:t>
-      </w:r>
-      <w:r>
-        <w:rPr>
-          <w:b w:val="0"/>
-          <w:i w:val="0"/>
-          <w:color w:val="55657A"/>
-        </w:rPr>
-        <w:t xml:space="preserve"> are derived from the entries rather than raised by a transition. Detail in 3.3.</w:t>
+        <w:t>Actors — employee, manager, the cut-off jobs, and the retro-adjustment path, with the flag each action raises.</w:t>
       </w:r>
     </w:p>
     <w:p>
@@ -9618,7 +9752,17 @@
         <w:pStyle w:val="Heading3"/>
       </w:pPr>
       <w:r>
-        <w:t>Flow 2 — outbound: what leaves, at which grain, in which order</w:t>
+        <w:t>Lifecycle — status and the flags each event raises</w:t>
+      </w:r>
+    </w:p>
+    <w:p>
+      <w:r>
+        <w:rPr>
+          <w:b w:val="0"/>
+          <w:i w:val="0"/>
+          <w:color w:val="55657A"/>
+        </w:rPr>
+        <w:t>One set of six statuses for everything — there is no separate scheme for a day, a week or a month. Flags are shown against the event that raises them, because a flag is what an event leaves behind, not a place the record sits. Every transition is listed in 7.2.</w:t>
       </w:r>
     </w:p>
     <w:p>
@@ -9628,7 +9772,7 @@
       <w:r>
         <w:drawing>
           <wp:inline xmlns:a="http://schemas.openxmlformats.org/drawingml/2006/main" xmlns:pic="http://schemas.openxmlformats.org/drawingml/2006/picture">
-            <wp:extent cx="5760720" cy="5462752"/>
+            <wp:extent cx="5760720" cy="6710908"/>
             <wp:docPr id="3" name="Picture 3"/>
             <wp:cNvGraphicFramePr>
               <a:graphicFrameLocks noChangeAspect="1"/>
@@ -9649,6 +9793,181 @@
                   <pic:spPr>
                     <a:xfrm>
                       <a:off x="0" y="0"/>
+                      <a:ext cx="5760720" cy="6710908"/>
+                    </a:xfrm>
+                    <a:prstGeom prst="rect"/>
+                  </pic:spPr>
+                </pic:pic>
+              </a:graphicData>
+            </a:graphic>
+          </wp:inline>
+        </w:drawing>
+      </w:r>
+    </w:p>
+    <w:p>
+      <w:pPr>
+        <w:jc w:val="center"/>
+      </w:pPr>
+      <w:r>
+        <w:rPr>
+          <w:b w:val="0"/>
+          <w:i/>
+          <w:color w:val="55657A"/>
+          <w:sz w:val="17"/>
+        </w:rPr>
+        <w:t>Lifecycle — the six statuses, with the flag each event raises shown on the edge.</w:t>
+      </w:r>
+    </w:p>
+    <w:p>
+      <w:r>
+        <w:rPr>
+          <w:b/>
+          <w:i w:val="0"/>
+          <w:color w:val="55657A"/>
+        </w:rPr>
+        <w:t>The flags each event raises:</w:t>
+      </w:r>
+      <w:r>
+        <w:rPr>
+          <w:b w:val="0"/>
+          <w:i w:val="0"/>
+          <w:color w:val="55657A"/>
+        </w:rPr>
+        <w:t xml:space="preserve"> submitting late raises </w:t>
+      </w:r>
+      <w:r>
+        <w:rPr>
+          <w:b w:val="0"/>
+          <w:i/>
+          <w:color w:val="55657A"/>
+        </w:rPr>
+        <w:t>Late submission</w:t>
+      </w:r>
+      <w:r>
+        <w:rPr>
+          <w:b w:val="0"/>
+          <w:i w:val="0"/>
+          <w:color w:val="55657A"/>
+        </w:rPr>
+        <w:t xml:space="preserve">; a cut-off raises </w:t>
+      </w:r>
+      <w:r>
+        <w:rPr>
+          <w:b w:val="0"/>
+          <w:i/>
+          <w:color w:val="55657A"/>
+        </w:rPr>
+        <w:t>Defaulted</w:t>
+      </w:r>
+      <w:r>
+        <w:rPr>
+          <w:b w:val="0"/>
+          <w:i w:val="0"/>
+          <w:color w:val="55657A"/>
+        </w:rPr>
+        <w:t xml:space="preserve"> and, if it was the submitter’s deadline, locks further edits; overriding raises </w:t>
+      </w:r>
+      <w:r>
+        <w:rPr>
+          <w:b w:val="0"/>
+          <w:i/>
+          <w:color w:val="55657A"/>
+        </w:rPr>
+        <w:t>Overridden &amp; approved</w:t>
+      </w:r>
+      <w:r>
+        <w:rPr>
+          <w:b w:val="0"/>
+          <w:i w:val="0"/>
+          <w:color w:val="55657A"/>
+        </w:rPr>
+        <w:t xml:space="preserve">; closing ahead of the cut-off raises </w:t>
+      </w:r>
+      <w:r>
+        <w:rPr>
+          <w:b w:val="0"/>
+          <w:i/>
+          <w:color w:val="55657A"/>
+        </w:rPr>
+        <w:t>Advance closure</w:t>
+      </w:r>
+      <w:r>
+        <w:rPr>
+          <w:b w:val="0"/>
+          <w:i w:val="0"/>
+          <w:color w:val="55657A"/>
+        </w:rPr>
+        <w:t xml:space="preserve">. </w:t>
+      </w:r>
+      <w:r>
+        <w:rPr>
+          <w:b w:val="0"/>
+          <w:i/>
+          <w:color w:val="55657A"/>
+        </w:rPr>
+        <w:t>Reversal</w:t>
+      </w:r>
+      <w:r>
+        <w:rPr>
+          <w:b w:val="0"/>
+          <w:i w:val="0"/>
+          <w:color w:val="55657A"/>
+        </w:rPr>
+        <w:t xml:space="preserve"> and </w:t>
+      </w:r>
+      <w:r>
+        <w:rPr>
+          <w:b w:val="0"/>
+          <w:i/>
+          <w:color w:val="55657A"/>
+        </w:rPr>
+        <w:t>Adjustment</w:t>
+      </w:r>
+      <w:r>
+        <w:rPr>
+          <w:b w:val="0"/>
+          <w:i w:val="0"/>
+          <w:color w:val="55657A"/>
+        </w:rPr>
+        <w:t xml:space="preserve"> are derived from the entries rather than raised by a transition. Detail in 3.3.</w:t>
+      </w:r>
+    </w:p>
+    <w:p>
+      <w:pPr>
+        <w:pStyle w:val="Heading3"/>
+      </w:pPr>
+      <w:r>
+        <w:t>Flow 2 — outbound: what leaves, at which grain, in which order</w:t>
+      </w:r>
+    </w:p>
+    <w:p>
+      <w:pPr>
+        <w:jc w:val="center"/>
+      </w:pPr>
+      <w:r>
+        <w:drawing>
+          <wp:inline xmlns:a="http://schemas.openxmlformats.org/drawingml/2006/main" xmlns:pic="http://schemas.openxmlformats.org/drawingml/2006/picture">
+            <wp:extent cx="5760720" cy="5462752"/>
+            <wp:docPr id="4" name="Picture 4"/>
+            <wp:cNvGraphicFramePr>
+              <a:graphicFrameLocks noChangeAspect="1"/>
+            </wp:cNvGraphicFramePr>
+            <a:graphic>
+              <a:graphicData uri="http://schemas.openxmlformats.org/drawingml/2006/picture">
+                <pic:pic>
+                  <pic:nvPicPr>
+                    <pic:cNvPr id="0" name="image.png"/>
+                    <pic:cNvPicPr/>
+                  </pic:nvPicPr>
+                  <pic:blipFill>
+                    <a:blip r:embed="rId12"/>
+                    <a:stretch>
+                      <a:fillRect/>
+                    </a:stretch>
+                  </pic:blipFill>
+                  <pic:spPr>
+                    <a:xfrm>
+                      <a:off x="0" y="0"/>
                       <a:ext cx="5760720" cy="5462752"/>
                     </a:xfrm>
                     <a:prstGeom prst="rect"/>
@@ -12231,6 +12550,2636 @@
         <w:t xml:space="preserve"> week currently blocks confirmation, because RULE-020 requires every week to be approved. Advance closure is the stated exception — open item 11.</w:t>
       </w:r>
     </w:p>
+    <w:p>
+      <w:pPr>
+        <w:pStyle w:val="Heading1"/>
+      </w:pPr>
+      <w:r>
+        <w:t>Flags — the rule behind each, and how downstream identifies it</w:t>
+      </w:r>
+    </w:p>
+    <w:p>
+      <w:r>
+        <w:rPr>
+          <w:b w:val="0"/>
+          <w:i w:val="0"/>
+          <w:color w:val="55657A"/>
+        </w:rPr>
+        <w:t xml:space="preserve">Every flag is set by one specific event, and every flag reaches the consumer through one specific column. This section states both, and then answers the harder question underneath: for a retro adjustment, </w:t>
+      </w:r>
+      <w:r>
+        <w:rPr>
+          <w:b w:val="0"/>
+          <w:i/>
+          <w:color w:val="55657A"/>
+        </w:rPr>
+        <w:t>which month’s accrual does it belong to</w:t>
+      </w:r>
+      <w:r>
+        <w:rPr>
+          <w:b w:val="0"/>
+          <w:i w:val="0"/>
+          <w:color w:val="55657A"/>
+        </w:rPr>
+        <w:t>, and what stops it being taken twice.</w:t>
+      </w:r>
+    </w:p>
+    <w:p>
+      <w:pPr>
+        <w:pStyle w:val="Heading2"/>
+      </w:pPr>
+      <w:r>
+        <w:t>8.1 What sets each flag</w:t>
+      </w:r>
+    </w:p>
+    <w:tbl>
+      <w:tblPr>
+        <w:tblStyle w:val="TableGrid"/>
+        <w:tblW w:type="auto" w:w="0"/>
+        <w:jc w:val="center"/>
+        <w:tblLook w:firstColumn="1" w:firstRow="1" w:lastColumn="0" w:lastRow="0" w:noHBand="0" w:noVBand="1" w:val="04A0"/>
+      </w:tblPr>
+      <w:tblGrid>
+        <w:gridCol w:w="2448"/>
+        <w:gridCol w:w="2448"/>
+        <w:gridCol w:w="2448"/>
+        <w:gridCol w:w="2448"/>
+      </w:tblGrid>
+      <w:tr>
+        <w:tc>
+          <w:tcPr>
+            <w:tcW w:type="dxa" w:w="2448"/>
+            <w:shd w:val="clear" w:fill="F1F3F6"/>
+          </w:tcPr>
+          <w:p>
+            <w:pPr>
+              <w:spacing w:after="40"/>
+            </w:pPr>
+            <w:r/>
+            <w:r>
+              <w:rPr>
+                <w:b/>
+                <w:i w:val="0"/>
+              </w:rPr>
+              <w:t>Flag</w:t>
+            </w:r>
+          </w:p>
+        </w:tc>
+        <w:tc>
+          <w:tcPr>
+            <w:tcW w:type="dxa" w:w="2448"/>
+            <w:shd w:val="clear" w:fill="F1F3F6"/>
+          </w:tcPr>
+          <w:p>
+            <w:pPr>
+              <w:spacing w:after="40"/>
+            </w:pPr>
+            <w:r/>
+            <w:r>
+              <w:rPr>
+                <w:b/>
+                <w:i w:val="0"/>
+              </w:rPr>
+              <w:t>The rule that raises it</w:t>
+            </w:r>
+          </w:p>
+        </w:tc>
+        <w:tc>
+          <w:tcPr>
+            <w:tcW w:type="dxa" w:w="2448"/>
+            <w:shd w:val="clear" w:fill="F1F3F6"/>
+          </w:tcPr>
+          <w:p>
+            <w:pPr>
+              <w:spacing w:after="40"/>
+            </w:pPr>
+            <w:r/>
+            <w:r>
+              <w:rPr>
+                <w:b/>
+                <w:i w:val="0"/>
+              </w:rPr>
+              <w:t>Raised by</w:t>
+            </w:r>
+          </w:p>
+        </w:tc>
+        <w:tc>
+          <w:tcPr>
+            <w:tcW w:type="dxa" w:w="2448"/>
+            <w:shd w:val="clear" w:fill="F1F3F6"/>
+          </w:tcPr>
+          <w:p>
+            <w:pPr>
+              <w:spacing w:after="40"/>
+            </w:pPr>
+            <w:r/>
+            <w:r>
+              <w:rPr>
+                <w:b/>
+                <w:i w:val="0"/>
+              </w:rPr>
+              <w:t>Cleared</w:t>
+            </w:r>
+          </w:p>
+        </w:tc>
+      </w:tr>
+      <w:tr>
+        <w:tc>
+          <w:tcPr>
+            <w:tcW w:type="dxa" w:w="2448"/>
+          </w:tcPr>
+          <w:p>
+            <w:pPr>
+              <w:spacing w:after="40"/>
+            </w:pPr>
+            <w:r/>
+            <w:r>
+              <w:rPr>
+                <w:b/>
+                <w:i w:val="0"/>
+              </w:rPr>
+              <w:t>Defaulted</w:t>
+            </w:r>
+          </w:p>
+        </w:tc>
+        <w:tc>
+          <w:tcPr>
+            <w:tcW w:type="dxa" w:w="2448"/>
+          </w:tcPr>
+          <w:p>
+            <w:pPr>
+              <w:spacing w:after="40"/>
+            </w:pPr>
+            <w:r/>
+            <w:r>
+              <w:rPr>
+                <w:b w:val="0"/>
+                <w:i w:val="0"/>
+              </w:rPr>
+              <w:t xml:space="preserve">A cut-off passed with the work not done. </w:t>
+            </w:r>
+            <w:r>
+              <w:rPr>
+                <w:rFonts w:ascii="Consolas" w:hAnsi="Consolas"/>
+                <w:b w:val="0"/>
+                <w:i w:val="0"/>
+                <w:sz w:val="18"/>
+              </w:rPr>
+              <w:t>DEFAULTED_BY</w:t>
+            </w:r>
+            <w:r>
+              <w:rPr>
+                <w:b w:val="0"/>
+                <w:i w:val="0"/>
+              </w:rPr>
+              <w:t xml:space="preserve"> says whose: </w:t>
+            </w:r>
+            <w:r>
+              <w:rPr>
+                <w:rFonts w:ascii="Consolas" w:hAnsi="Consolas"/>
+                <w:b w:val="0"/>
+                <w:i w:val="0"/>
+                <w:sz w:val="18"/>
+              </w:rPr>
+              <w:t>EMPLOYEE</w:t>
+            </w:r>
+            <w:r>
+              <w:rPr>
+                <w:b w:val="0"/>
+                <w:i w:val="0"/>
+              </w:rPr>
+              <w:t xml:space="preserve"> means nothing was submitted by the weekly cut-off, and the record is </w:t>
+            </w:r>
+            <w:r>
+              <w:rPr>
+                <w:b/>
+                <w:i w:val="0"/>
+              </w:rPr>
+              <w:t>locked</w:t>
+            </w:r>
+            <w:r>
+              <w:rPr>
+                <w:b w:val="0"/>
+                <w:i w:val="0"/>
+              </w:rPr>
+              <w:t xml:space="preserve">; </w:t>
+            </w:r>
+            <w:r>
+              <w:rPr>
+                <w:rFonts w:ascii="Consolas" w:hAnsi="Consolas"/>
+                <w:b w:val="0"/>
+                <w:i w:val="0"/>
+                <w:sz w:val="18"/>
+              </w:rPr>
+              <w:t>MANAGER</w:t>
+            </w:r>
+            <w:r>
+              <w:rPr>
+                <w:b w:val="0"/>
+                <w:i w:val="0"/>
+              </w:rPr>
+              <w:t xml:space="preserve"> means nothing was decided by the delivery cut-off, and it is </w:t>
+            </w:r>
+            <w:r>
+              <w:rPr>
+                <w:b/>
+                <w:i w:val="0"/>
+              </w:rPr>
+              <w:t>not</w:t>
+            </w:r>
+            <w:r>
+              <w:rPr>
+                <w:b w:val="0"/>
+                <w:i w:val="0"/>
+              </w:rPr>
+              <w:t xml:space="preserve"> locked.</w:t>
+            </w:r>
+          </w:p>
+        </w:tc>
+        <w:tc>
+          <w:tcPr>
+            <w:tcW w:type="dxa" w:w="2448"/>
+          </w:tcPr>
+          <w:p>
+            <w:pPr>
+              <w:spacing w:after="40"/>
+            </w:pPr>
+            <w:r/>
+            <w:r>
+              <w:rPr>
+                <w:b w:val="0"/>
+                <w:i w:val="0"/>
+              </w:rPr>
+              <w:t>the two cut-off jobs, never a person</w:t>
+            </w:r>
+          </w:p>
+        </w:tc>
+        <w:tc>
+          <w:tcPr>
+            <w:tcW w:type="dxa" w:w="2448"/>
+          </w:tcPr>
+          <w:p>
+            <w:pPr>
+              <w:spacing w:after="40"/>
+            </w:pPr>
+            <w:r/>
+            <w:r>
+              <w:rPr>
+                <w:b w:val="0"/>
+                <w:i w:val="0"/>
+              </w:rPr>
+              <w:t>never — survives a later approval</w:t>
+            </w:r>
+          </w:p>
+        </w:tc>
+      </w:tr>
+      <w:tr>
+        <w:tc>
+          <w:tcPr>
+            <w:tcW w:type="dxa" w:w="2448"/>
+          </w:tcPr>
+          <w:p>
+            <w:pPr>
+              <w:spacing w:after="40"/>
+            </w:pPr>
+            <w:r/>
+            <w:r>
+              <w:rPr>
+                <w:b/>
+                <w:i w:val="0"/>
+              </w:rPr>
+              <w:t>Late submission</w:t>
+            </w:r>
+          </w:p>
+        </w:tc>
+        <w:tc>
+          <w:tcPr>
+            <w:tcW w:type="dxa" w:w="2448"/>
+          </w:tcPr>
+          <w:p>
+            <w:pPr>
+              <w:spacing w:after="40"/>
+            </w:pPr>
+            <w:r/>
+            <w:r>
+              <w:rPr>
+                <w:b w:val="0"/>
+                <w:i w:val="0"/>
+              </w:rPr>
+              <w:t>Submitted after the weekly cut-off. Evaluated at the moment of submission against that week’s cut-off date.</w:t>
+            </w:r>
+          </w:p>
+        </w:tc>
+        <w:tc>
+          <w:tcPr>
+            <w:tcW w:type="dxa" w:w="2448"/>
+          </w:tcPr>
+          <w:p>
+            <w:pPr>
+              <w:spacing w:after="40"/>
+            </w:pPr>
+            <w:r/>
+            <w:r>
+              <w:rPr>
+                <w:b w:val="0"/>
+                <w:i w:val="0"/>
+              </w:rPr>
+              <w:t>submit / resubmit</w:t>
+            </w:r>
+          </w:p>
+        </w:tc>
+        <w:tc>
+          <w:tcPr>
+            <w:tcW w:type="dxa" w:w="2448"/>
+          </w:tcPr>
+          <w:p>
+            <w:pPr>
+              <w:spacing w:after="40"/>
+            </w:pPr>
+            <w:r/>
+            <w:r>
+              <w:rPr>
+                <w:b w:val="0"/>
+                <w:i w:val="0"/>
+              </w:rPr>
+              <w:t>never — withdrawing or resubmitting does not un-happen it</w:t>
+            </w:r>
+          </w:p>
+        </w:tc>
+      </w:tr>
+      <w:tr>
+        <w:tc>
+          <w:tcPr>
+            <w:tcW w:type="dxa" w:w="2448"/>
+          </w:tcPr>
+          <w:p>
+            <w:pPr>
+              <w:spacing w:after="40"/>
+            </w:pPr>
+            <w:r/>
+            <w:r>
+              <w:rPr>
+                <w:b/>
+                <w:i w:val="0"/>
+              </w:rPr>
+              <w:t>Advance closure</w:t>
+            </w:r>
+          </w:p>
+        </w:tc>
+        <w:tc>
+          <w:tcPr>
+            <w:tcW w:type="dxa" w:w="2448"/>
+          </w:tcPr>
+          <w:p>
+            <w:pPr>
+              <w:spacing w:after="40"/>
+            </w:pPr>
+            <w:r/>
+            <w:r>
+              <w:rPr>
+                <w:b w:val="0"/>
+                <w:i w:val="0"/>
+              </w:rPr>
+              <w:t>A month was approved and closed ahead of its cut-off. Defaulted hours inside it are then treated as approved — the stated exception to the all-approved rule.</w:t>
+            </w:r>
+          </w:p>
+        </w:tc>
+        <w:tc>
+          <w:tcPr>
+            <w:tcW w:type="dxa" w:w="2448"/>
+          </w:tcPr>
+          <w:p>
+            <w:pPr>
+              <w:spacing w:after="40"/>
+            </w:pPr>
+            <w:r/>
+            <w:r>
+              <w:rPr>
+                <w:b w:val="0"/>
+                <w:i w:val="0"/>
+              </w:rPr>
+              <w:t>advance approval</w:t>
+            </w:r>
+          </w:p>
+        </w:tc>
+        <w:tc>
+          <w:tcPr>
+            <w:tcW w:type="dxa" w:w="2448"/>
+          </w:tcPr>
+          <w:p>
+            <w:pPr>
+              <w:spacing w:after="40"/>
+            </w:pPr>
+            <w:r/>
+            <w:r>
+              <w:rPr>
+                <w:b w:val="0"/>
+                <w:i w:val="0"/>
+              </w:rPr>
+              <w:t>never</w:t>
+            </w:r>
+          </w:p>
+        </w:tc>
+      </w:tr>
+      <w:tr>
+        <w:tc>
+          <w:tcPr>
+            <w:tcW w:type="dxa" w:w="2448"/>
+          </w:tcPr>
+          <w:p>
+            <w:pPr>
+              <w:spacing w:after="40"/>
+            </w:pPr>
+            <w:r/>
+            <w:r>
+              <w:rPr>
+                <w:b/>
+                <w:i w:val="0"/>
+              </w:rPr>
+              <w:t>Overridden</w:t>
+            </w:r>
+          </w:p>
+        </w:tc>
+        <w:tc>
+          <w:tcPr>
+            <w:tcW w:type="dxa" w:w="2448"/>
+          </w:tcPr>
+          <w:p>
+            <w:pPr>
+              <w:spacing w:after="40"/>
+            </w:pPr>
+            <w:r/>
+            <w:r>
+              <w:rPr>
+                <w:b w:val="0"/>
+                <w:i w:val="0"/>
+              </w:rPr>
+              <w:t>An approver changed the hours before accepting them. The employee’s original value is written to the audit trail first, so the change is always reconstructable.</w:t>
+            </w:r>
+          </w:p>
+        </w:tc>
+        <w:tc>
+          <w:tcPr>
+            <w:tcW w:type="dxa" w:w="2448"/>
+          </w:tcPr>
+          <w:p>
+            <w:pPr>
+              <w:spacing w:after="40"/>
+            </w:pPr>
+            <w:r/>
+            <w:r>
+              <w:rPr>
+                <w:b w:val="0"/>
+                <w:i w:val="0"/>
+              </w:rPr>
+              <w:t>manager override</w:t>
+            </w:r>
+          </w:p>
+        </w:tc>
+        <w:tc>
+          <w:tcPr>
+            <w:tcW w:type="dxa" w:w="2448"/>
+          </w:tcPr>
+          <w:p>
+            <w:pPr>
+              <w:spacing w:after="40"/>
+            </w:pPr>
+            <w:r/>
+            <w:r>
+              <w:rPr>
+                <w:b w:val="0"/>
+                <w:i w:val="0"/>
+              </w:rPr>
+              <w:t>never</w:t>
+            </w:r>
+          </w:p>
+        </w:tc>
+      </w:tr>
+      <w:tr>
+        <w:tc>
+          <w:tcPr>
+            <w:tcW w:type="dxa" w:w="2448"/>
+          </w:tcPr>
+          <w:p>
+            <w:pPr>
+              <w:spacing w:after="40"/>
+            </w:pPr>
+            <w:r/>
+            <w:r>
+              <w:rPr>
+                <w:b/>
+                <w:i w:val="0"/>
+                <w:color w:val="C0392B"/>
+              </w:rPr>
+              <w:t>Revoked</w:t>
+            </w:r>
+          </w:p>
+        </w:tc>
+        <w:tc>
+          <w:tcPr>
+            <w:tcW w:type="dxa" w:w="2448"/>
+          </w:tcPr>
+          <w:p>
+            <w:pPr>
+              <w:spacing w:after="40"/>
+            </w:pPr>
+            <w:r/>
+            <w:r>
+              <w:rPr>
+                <w:b w:val="0"/>
+                <w:i w:val="0"/>
+                <w:color w:val="C0392B"/>
+              </w:rPr>
+              <w:t>The record went backwards: the submitter withdrew it, or an approver undid their own decision. Not a status, because it returns to a status it already had.</w:t>
+            </w:r>
+          </w:p>
+        </w:tc>
+        <w:tc>
+          <w:tcPr>
+            <w:tcW w:type="dxa" w:w="2448"/>
+          </w:tcPr>
+          <w:p>
+            <w:pPr>
+              <w:spacing w:after="40"/>
+            </w:pPr>
+            <w:r/>
+            <w:r>
+              <w:rPr>
+                <w:b w:val="0"/>
+                <w:i w:val="0"/>
+                <w:color w:val="C0392B"/>
+              </w:rPr>
+              <w:t>withdraw / undo decision</w:t>
+            </w:r>
+          </w:p>
+        </w:tc>
+        <w:tc>
+          <w:tcPr>
+            <w:tcW w:type="dxa" w:w="2448"/>
+          </w:tcPr>
+          <w:p>
+            <w:pPr>
+              <w:spacing w:after="40"/>
+            </w:pPr>
+            <w:r/>
+            <w:r>
+              <w:rPr>
+                <w:b w:val="0"/>
+                <w:i w:val="0"/>
+                <w:color w:val="C0392B"/>
+              </w:rPr>
+              <w:t>never</w:t>
+            </w:r>
+          </w:p>
+        </w:tc>
+      </w:tr>
+      <w:tr>
+        <w:tc>
+          <w:tcPr>
+            <w:tcW w:type="dxa" w:w="2448"/>
+          </w:tcPr>
+          <w:p>
+            <w:pPr>
+              <w:spacing w:after="40"/>
+            </w:pPr>
+            <w:r/>
+            <w:r>
+              <w:rPr>
+                <w:b/>
+                <w:i w:val="0"/>
+              </w:rPr>
+              <w:t>Reversal</w:t>
+            </w:r>
+          </w:p>
+        </w:tc>
+        <w:tc>
+          <w:tcPr>
+            <w:tcW w:type="dxa" w:w="2448"/>
+          </w:tcPr>
+          <w:p>
+            <w:pPr>
+              <w:spacing w:after="40"/>
+            </w:pPr>
+            <w:r/>
+            <w:r>
+              <w:rPr>
+                <w:b/>
+                <w:i w:val="0"/>
+              </w:rPr>
+              <w:t>Derived, not set.</w:t>
+            </w:r>
+            <w:r>
+              <w:rPr>
+                <w:b w:val="0"/>
+                <w:i w:val="0"/>
+              </w:rPr>
+              <w:t xml:space="preserve"> True when the record contains a negative entry. It is a consequence of the data, so it cannot drift from it.</w:t>
+            </w:r>
+          </w:p>
+        </w:tc>
+        <w:tc>
+          <w:tcPr>
+            <w:tcW w:type="dxa" w:w="2448"/>
+          </w:tcPr>
+          <w:p>
+            <w:pPr>
+              <w:spacing w:after="40"/>
+            </w:pPr>
+            <w:r/>
+            <w:r>
+              <w:rPr>
+                <w:b w:val="0"/>
+                <w:i w:val="0"/>
+              </w:rPr>
+              <w:t>recomputed from the entries</w:t>
+            </w:r>
+          </w:p>
+        </w:tc>
+        <w:tc>
+          <w:tcPr>
+            <w:tcW w:type="dxa" w:w="2448"/>
+          </w:tcPr>
+          <w:p>
+            <w:pPr>
+              <w:spacing w:after="40"/>
+            </w:pPr>
+            <w:r/>
+            <w:r>
+              <w:rPr>
+                <w:b w:val="0"/>
+                <w:i w:val="0"/>
+              </w:rPr>
+              <w:t>follows the entries</w:t>
+            </w:r>
+          </w:p>
+        </w:tc>
+      </w:tr>
+      <w:tr>
+        <w:tc>
+          <w:tcPr>
+            <w:tcW w:type="dxa" w:w="2448"/>
+          </w:tcPr>
+          <w:p>
+            <w:pPr>
+              <w:spacing w:after="40"/>
+            </w:pPr>
+            <w:r/>
+            <w:r>
+              <w:rPr>
+                <w:b/>
+                <w:i w:val="0"/>
+              </w:rPr>
+              <w:t>Adjustment</w:t>
+            </w:r>
+          </w:p>
+        </w:tc>
+        <w:tc>
+          <w:tcPr>
+            <w:tcW w:type="dxa" w:w="2448"/>
+          </w:tcPr>
+          <w:p>
+            <w:pPr>
+              <w:spacing w:after="40"/>
+            </w:pPr>
+            <w:r/>
+            <w:r>
+              <w:rPr>
+                <w:b/>
+                <w:i w:val="0"/>
+              </w:rPr>
+              <w:t>Derived, not set.</w:t>
+            </w:r>
+            <w:r>
+              <w:rPr>
+                <w:b w:val="0"/>
+                <w:i w:val="0"/>
+              </w:rPr>
+              <w:t xml:space="preserve"> True when the record contains a retro adjustment entry.</w:t>
+            </w:r>
+          </w:p>
+        </w:tc>
+        <w:tc>
+          <w:tcPr>
+            <w:tcW w:type="dxa" w:w="2448"/>
+          </w:tcPr>
+          <w:p>
+            <w:pPr>
+              <w:spacing w:after="40"/>
+            </w:pPr>
+            <w:r/>
+            <w:r>
+              <w:rPr>
+                <w:b w:val="0"/>
+                <w:i w:val="0"/>
+              </w:rPr>
+              <w:t>recomputed from the entries</w:t>
+            </w:r>
+          </w:p>
+        </w:tc>
+        <w:tc>
+          <w:tcPr>
+            <w:tcW w:type="dxa" w:w="2448"/>
+          </w:tcPr>
+          <w:p>
+            <w:pPr>
+              <w:spacing w:after="40"/>
+            </w:pPr>
+            <w:r/>
+            <w:r>
+              <w:rPr>
+                <w:b w:val="0"/>
+                <w:i w:val="0"/>
+              </w:rPr>
+              <w:t>follows the entries</w:t>
+            </w:r>
+          </w:p>
+        </w:tc>
+      </w:tr>
+    </w:tbl>
+    <w:p/>
+    <w:p>
+      <w:pPr>
+        <w:pStyle w:val="Heading2"/>
+      </w:pPr>
+      <w:r>
+        <w:t>8.2 How the flag reaches the consumer</w:t>
+      </w:r>
+    </w:p>
+    <w:p>
+      <w:r>
+        <w:rPr>
+          <w:b w:val="0"/>
+          <w:i w:val="0"/>
+        </w:rPr>
+        <w:t xml:space="preserve">Each interface row carries </w:t>
+      </w:r>
+      <w:r>
+        <w:rPr>
+          <w:b/>
+          <w:i w:val="0"/>
+        </w:rPr>
+        <w:t>one</w:t>
+      </w:r>
+      <w:r>
+        <w:rPr>
+          <w:b w:val="0"/>
+          <w:i w:val="0"/>
+        </w:rPr>
+        <w:t xml:space="preserve"> flag, not a set, because the consumer needs a single answer to “what kind of row is this”. Where several apply, the most specific wins:</w:t>
+      </w:r>
+    </w:p>
+    <w:p>
+      <w:r>
+        <w:rPr>
+          <w:rFonts w:ascii="Consolas" w:hAnsi="Consolas"/>
+          <w:b w:val="0"/>
+          <w:i w:val="0"/>
+          <w:color w:val="55657A"/>
+          <w:sz w:val="18"/>
+        </w:rPr>
+        <w:t>Reversal</w:t>
+      </w:r>
+      <w:r>
+        <w:rPr>
+          <w:b w:val="0"/>
+          <w:i w:val="0"/>
+          <w:color w:val="55657A"/>
+        </w:rPr>
+        <w:t xml:space="preserve"> → </w:t>
+      </w:r>
+      <w:r>
+        <w:rPr>
+          <w:rFonts w:ascii="Consolas" w:hAnsi="Consolas"/>
+          <w:b w:val="0"/>
+          <w:i w:val="0"/>
+          <w:color w:val="55657A"/>
+          <w:sz w:val="18"/>
+        </w:rPr>
+        <w:t>Adjustment</w:t>
+      </w:r>
+      <w:r>
+        <w:rPr>
+          <w:b w:val="0"/>
+          <w:i w:val="0"/>
+          <w:color w:val="55657A"/>
+        </w:rPr>
+        <w:t xml:space="preserve"> → </w:t>
+      </w:r>
+      <w:r>
+        <w:rPr>
+          <w:rFonts w:ascii="Consolas" w:hAnsi="Consolas"/>
+          <w:b w:val="0"/>
+          <w:i w:val="0"/>
+          <w:color w:val="55657A"/>
+          <w:sz w:val="18"/>
+        </w:rPr>
+        <w:t>Advance closure</w:t>
+      </w:r>
+      <w:r>
+        <w:rPr>
+          <w:b w:val="0"/>
+          <w:i w:val="0"/>
+          <w:color w:val="55657A"/>
+        </w:rPr>
+        <w:t xml:space="preserve"> → </w:t>
+      </w:r>
+      <w:r>
+        <w:rPr>
+          <w:rFonts w:ascii="Consolas" w:hAnsi="Consolas"/>
+          <w:b w:val="0"/>
+          <w:i w:val="0"/>
+          <w:color w:val="55657A"/>
+          <w:sz w:val="18"/>
+        </w:rPr>
+        <w:t>Overridden</w:t>
+      </w:r>
+      <w:r>
+        <w:rPr>
+          <w:b w:val="0"/>
+          <w:i w:val="0"/>
+          <w:color w:val="55657A"/>
+        </w:rPr>
+        <w:t xml:space="preserve"> → </w:t>
+      </w:r>
+      <w:r>
+        <w:rPr>
+          <w:rFonts w:ascii="Consolas" w:hAnsi="Consolas"/>
+          <w:b w:val="0"/>
+          <w:i w:val="0"/>
+          <w:color w:val="55657A"/>
+          <w:sz w:val="18"/>
+        </w:rPr>
+        <w:t>Defaulted</w:t>
+      </w:r>
+      <w:r>
+        <w:rPr>
+          <w:b w:val="0"/>
+          <w:i w:val="0"/>
+          <w:color w:val="55657A"/>
+        </w:rPr>
+        <w:t xml:space="preserve"> → </w:t>
+      </w:r>
+      <w:r>
+        <w:rPr>
+          <w:rFonts w:ascii="Consolas" w:hAnsi="Consolas"/>
+          <w:b w:val="0"/>
+          <w:i w:val="0"/>
+          <w:color w:val="55657A"/>
+          <w:sz w:val="18"/>
+        </w:rPr>
+        <w:t>Late submission</w:t>
+      </w:r>
+      <w:r>
+        <w:rPr>
+          <w:b w:val="0"/>
+          <w:i w:val="0"/>
+          <w:color w:val="55657A"/>
+        </w:rPr>
+        <w:t xml:space="preserve"> → none.</w:t>
+      </w:r>
+    </w:p>
+    <w:p>
+      <w:r>
+        <w:rPr>
+          <w:b w:val="0"/>
+          <w:i w:val="0"/>
+        </w:rPr>
+        <w:t>The first two come from the row’s own entry type, so an adjustment row is always labelled as one regardless of what else is true of the week around it. The rest are week-level facts about how the hours came to be there.</w:t>
+      </w:r>
+    </w:p>
+    <w:tbl>
+      <w:tblPr>
+        <w:tblStyle w:val="TableGrid"/>
+        <w:tblW w:type="auto" w:w="0"/>
+        <w:jc w:val="center"/>
+        <w:tblLook w:firstColumn="1" w:firstRow="1" w:lastColumn="0" w:lastRow="0" w:noHBand="0" w:noVBand="1" w:val="04A0"/>
+      </w:tblPr>
+      <w:tblGrid>
+        <w:gridCol w:w="4896"/>
+        <w:gridCol w:w="4896"/>
+      </w:tblGrid>
+      <w:tr>
+        <w:tc>
+          <w:tcPr>
+            <w:tcW w:type="dxa" w:w="4896"/>
+            <w:shd w:val="clear" w:fill="F1F3F6"/>
+          </w:tcPr>
+          <w:p>
+            <w:pPr>
+              <w:spacing w:after="40"/>
+            </w:pPr>
+            <w:r/>
+            <w:r>
+              <w:rPr>
+                <w:b/>
+                <w:i w:val="0"/>
+              </w:rPr>
+              <w:t>Column on the interface row</w:t>
+            </w:r>
+          </w:p>
+        </w:tc>
+        <w:tc>
+          <w:tcPr>
+            <w:tcW w:type="dxa" w:w="4896"/>
+            <w:shd w:val="clear" w:fill="F1F3F6"/>
+          </w:tcPr>
+          <w:p>
+            <w:pPr>
+              <w:spacing w:after="40"/>
+            </w:pPr>
+            <w:r/>
+            <w:r>
+              <w:rPr>
+                <w:b/>
+                <w:i w:val="0"/>
+              </w:rPr>
+              <w:t>What the consumer does with it</w:t>
+            </w:r>
+          </w:p>
+        </w:tc>
+      </w:tr>
+      <w:tr>
+        <w:tc>
+          <w:tcPr>
+            <w:tcW w:type="dxa" w:w="4896"/>
+          </w:tcPr>
+          <w:p>
+            <w:pPr>
+              <w:spacing w:after="40"/>
+            </w:pPr>
+            <w:r/>
+            <w:r>
+              <w:rPr>
+                <w:rFonts w:ascii="Consolas" w:hAnsi="Consolas"/>
+                <w:b w:val="0"/>
+                <w:i w:val="0"/>
+                <w:sz w:val="18"/>
+              </w:rPr>
+              <w:t>FLAG</w:t>
+            </w:r>
+          </w:p>
+        </w:tc>
+        <w:tc>
+          <w:tcPr>
+            <w:tcW w:type="dxa" w:w="4896"/>
+          </w:tcPr>
+          <w:p>
+            <w:pPr>
+              <w:spacing w:after="40"/>
+            </w:pPr>
+            <w:r/>
+            <w:r>
+              <w:rPr>
+                <w:b w:val="0"/>
+                <w:i w:val="0"/>
+              </w:rPr>
+              <w:t>the single most-specific label, per the order above</w:t>
+            </w:r>
+          </w:p>
+        </w:tc>
+      </w:tr>
+      <w:tr>
+        <w:tc>
+          <w:tcPr>
+            <w:tcW w:type="dxa" w:w="4896"/>
+          </w:tcPr>
+          <w:p>
+            <w:pPr>
+              <w:spacing w:after="40"/>
+            </w:pPr>
+            <w:r/>
+            <w:r>
+              <w:rPr>
+                <w:rFonts w:ascii="Consolas" w:hAnsi="Consolas"/>
+                <w:b w:val="0"/>
+                <w:i w:val="0"/>
+                <w:sz w:val="18"/>
+              </w:rPr>
+              <w:t>ENTRY_TYPE</w:t>
+            </w:r>
+          </w:p>
+        </w:tc>
+        <w:tc>
+          <w:tcPr>
+            <w:tcW w:type="dxa" w:w="4896"/>
+          </w:tcPr>
+          <w:p>
+            <w:pPr>
+              <w:spacing w:after="40"/>
+            </w:pPr>
+            <w:r/>
+            <w:r>
+              <w:rPr>
+                <w:rFonts w:ascii="Consolas" w:hAnsi="Consolas"/>
+                <w:b w:val="0"/>
+                <w:i w:val="0"/>
+                <w:sz w:val="18"/>
+              </w:rPr>
+              <w:t>Actual</w:t>
+            </w:r>
+            <w:r>
+              <w:rPr>
+                <w:b w:val="0"/>
+                <w:i w:val="0"/>
+              </w:rPr>
+              <w:t xml:space="preserve"> · </w:t>
+            </w:r>
+            <w:r>
+              <w:rPr>
+                <w:rFonts w:ascii="Consolas" w:hAnsi="Consolas"/>
+                <w:b w:val="0"/>
+                <w:i w:val="0"/>
+                <w:sz w:val="18"/>
+              </w:rPr>
+              <w:t>Default</w:t>
+            </w:r>
+            <w:r>
+              <w:rPr>
+                <w:b w:val="0"/>
+                <w:i w:val="0"/>
+              </w:rPr>
+              <w:t xml:space="preserve"> · </w:t>
+            </w:r>
+            <w:r>
+              <w:rPr>
+                <w:rFonts w:ascii="Consolas" w:hAnsi="Consolas"/>
+                <w:b w:val="0"/>
+                <w:i w:val="0"/>
+                <w:sz w:val="18"/>
+              </w:rPr>
+              <w:t>Reversal</w:t>
+            </w:r>
+            <w:r>
+              <w:rPr>
+                <w:b w:val="0"/>
+                <w:i w:val="0"/>
+              </w:rPr>
+              <w:t xml:space="preserve"> · </w:t>
+            </w:r>
+            <w:r>
+              <w:rPr>
+                <w:rFonts w:ascii="Consolas" w:hAnsi="Consolas"/>
+                <w:b w:val="0"/>
+                <w:i w:val="0"/>
+                <w:sz w:val="18"/>
+              </w:rPr>
+              <w:t>Adjustment</w:t>
+            </w:r>
+            <w:r>
+              <w:rPr>
+                <w:b w:val="0"/>
+                <w:i w:val="0"/>
+              </w:rPr>
+              <w:t xml:space="preserve"> — the machine-readable form; </w:t>
+            </w:r>
+            <w:r>
+              <w:rPr>
+                <w:rFonts w:ascii="Consolas" w:hAnsi="Consolas"/>
+                <w:b w:val="0"/>
+                <w:i w:val="0"/>
+                <w:sz w:val="18"/>
+              </w:rPr>
+              <w:t>FLAG</w:t>
+            </w:r>
+            <w:r>
+              <w:rPr>
+                <w:b w:val="0"/>
+                <w:i w:val="0"/>
+              </w:rPr>
+              <w:t xml:space="preserve"> is the human one</w:t>
+            </w:r>
+          </w:p>
+        </w:tc>
+      </w:tr>
+      <w:tr>
+        <w:tc>
+          <w:tcPr>
+            <w:tcW w:type="dxa" w:w="4896"/>
+          </w:tcPr>
+          <w:p>
+            <w:pPr>
+              <w:spacing w:after="40"/>
+            </w:pPr>
+            <w:r/>
+            <w:r>
+              <w:rPr>
+                <w:rFonts w:ascii="Consolas" w:hAnsi="Consolas"/>
+                <w:b w:val="0"/>
+                <w:i w:val="0"/>
+                <w:sz w:val="18"/>
+              </w:rPr>
+              <w:t>WORK_DATE</w:t>
+            </w:r>
+          </w:p>
+        </w:tc>
+        <w:tc>
+          <w:tcPr>
+            <w:tcW w:type="dxa" w:w="4896"/>
+          </w:tcPr>
+          <w:p>
+            <w:pPr>
+              <w:spacing w:after="40"/>
+            </w:pPr>
+            <w:r/>
+            <w:r>
+              <w:rPr>
+                <w:b w:val="0"/>
+                <w:i w:val="0"/>
+              </w:rPr>
+              <w:t xml:space="preserve">the day the work happened. </w:t>
+            </w:r>
+            <w:r>
+              <w:rPr>
+                <w:b/>
+                <w:i w:val="0"/>
+              </w:rPr>
+              <w:t>Day-wise, never rolled up</w:t>
+            </w:r>
+          </w:p>
+        </w:tc>
+      </w:tr>
+      <w:tr>
+        <w:tc>
+          <w:tcPr>
+            <w:tcW w:type="dxa" w:w="4896"/>
+          </w:tcPr>
+          <w:p>
+            <w:pPr>
+              <w:spacing w:after="40"/>
+            </w:pPr>
+            <w:r/>
+            <w:r>
+              <w:rPr>
+                <w:rFonts w:ascii="Consolas" w:hAnsi="Consolas"/>
+                <w:b w:val="0"/>
+                <w:i w:val="0"/>
+                <w:sz w:val="18"/>
+              </w:rPr>
+              <w:t>PERIOD</w:t>
+            </w:r>
+            <w:r>
+              <w:rPr>
+                <w:b w:val="0"/>
+                <w:i w:val="0"/>
+              </w:rPr>
+              <w:t xml:space="preserve"> / </w:t>
+            </w:r>
+            <w:r>
+              <w:rPr>
+                <w:rFonts w:ascii="Consolas" w:hAnsi="Consolas"/>
+                <w:b w:val="0"/>
+                <w:i w:val="0"/>
+                <w:sz w:val="18"/>
+              </w:rPr>
+              <w:t>_YEAR</w:t>
+            </w:r>
+            <w:r>
+              <w:rPr>
+                <w:b w:val="0"/>
+                <w:i w:val="0"/>
+              </w:rPr>
+              <w:t xml:space="preserve"> / </w:t>
+            </w:r>
+            <w:r>
+              <w:rPr>
+                <w:rFonts w:ascii="Consolas" w:hAnsi="Consolas"/>
+                <w:b w:val="0"/>
+                <w:i w:val="0"/>
+                <w:sz w:val="18"/>
+              </w:rPr>
+              <w:t>_MONTH</w:t>
+            </w:r>
+          </w:p>
+        </w:tc>
+        <w:tc>
+          <w:tcPr>
+            <w:tcW w:type="dxa" w:w="4896"/>
+          </w:tcPr>
+          <w:p>
+            <w:pPr>
+              <w:spacing w:after="40"/>
+            </w:pPr>
+            <w:r/>
+            <w:r>
+              <w:rPr>
+                <w:b w:val="0"/>
+                <w:i w:val="0"/>
+              </w:rPr>
+              <w:t>the month the work belongs to</w:t>
+            </w:r>
+          </w:p>
+        </w:tc>
+      </w:tr>
+      <w:tr>
+        <w:tc>
+          <w:tcPr>
+            <w:tcW w:type="dxa" w:w="4896"/>
+          </w:tcPr>
+          <w:p>
+            <w:pPr>
+              <w:spacing w:after="40"/>
+            </w:pPr>
+            <w:r/>
+            <w:r>
+              <w:rPr>
+                <w:rFonts w:ascii="Consolas" w:hAnsi="Consolas"/>
+                <w:b w:val="0"/>
+                <w:i w:val="0"/>
+                <w:sz w:val="18"/>
+              </w:rPr>
+              <w:t>ACTION_DATE</w:t>
+            </w:r>
+          </w:p>
+        </w:tc>
+        <w:tc>
+          <w:tcPr>
+            <w:tcW w:type="dxa" w:w="4896"/>
+          </w:tcPr>
+          <w:p>
+            <w:pPr>
+              <w:spacing w:after="40"/>
+            </w:pPr>
+            <w:r/>
+            <w:r>
+              <w:rPr>
+                <w:b w:val="0"/>
+                <w:i w:val="0"/>
+              </w:rPr>
+              <w:t xml:space="preserve">the day the decision was taken — for an adjustment this is </w:t>
+            </w:r>
+            <w:r>
+              <w:rPr>
+                <w:b w:val="0"/>
+                <w:i/>
+              </w:rPr>
+              <w:t>later</w:t>
+            </w:r>
+            <w:r>
+              <w:rPr>
+                <w:b w:val="0"/>
+                <w:i w:val="0"/>
+              </w:rPr>
+              <w:t xml:space="preserve"> than the work date, and that difference is the whole question in 8.3</w:t>
+            </w:r>
+          </w:p>
+        </w:tc>
+      </w:tr>
+      <w:tr>
+        <w:tc>
+          <w:tcPr>
+            <w:tcW w:type="dxa" w:w="4896"/>
+          </w:tcPr>
+          <w:p>
+            <w:pPr>
+              <w:spacing w:after="40"/>
+            </w:pPr>
+            <w:r/>
+            <w:r>
+              <w:rPr>
+                <w:rFonts w:ascii="Consolas" w:hAnsi="Consolas"/>
+                <w:b w:val="0"/>
+                <w:i w:val="0"/>
+                <w:sz w:val="18"/>
+              </w:rPr>
+              <w:t>SOURCE_TS_ID</w:t>
+            </w:r>
+            <w:r>
+              <w:rPr>
+                <w:b w:val="0"/>
+                <w:i w:val="0"/>
+              </w:rPr>
+              <w:t xml:space="preserve"> / </w:t>
+            </w:r>
+            <w:r>
+              <w:rPr>
+                <w:rFonts w:ascii="Consolas" w:hAnsi="Consolas"/>
+                <w:b w:val="0"/>
+                <w:i w:val="0"/>
+                <w:sz w:val="18"/>
+              </w:rPr>
+              <w:t>SOURCE_ADJ_ID</w:t>
+            </w:r>
+          </w:p>
+        </w:tc>
+        <w:tc>
+          <w:tcPr>
+            <w:tcW w:type="dxa" w:w="4896"/>
+          </w:tcPr>
+          <w:p>
+            <w:pPr>
+              <w:spacing w:after="40"/>
+            </w:pPr>
+            <w:r/>
+            <w:r>
+              <w:rPr>
+                <w:b w:val="0"/>
+                <w:i w:val="0"/>
+              </w:rPr>
+              <w:t>traces the row back to the exact entry and adjustment that produced it</w:t>
+            </w:r>
+          </w:p>
+        </w:tc>
+      </w:tr>
+      <w:tr>
+        <w:tc>
+          <w:tcPr>
+            <w:tcW w:type="dxa" w:w="4896"/>
+          </w:tcPr>
+          <w:p>
+            <w:pPr>
+              <w:spacing w:after="40"/>
+            </w:pPr>
+            <w:r/>
+            <w:r>
+              <w:rPr>
+                <w:rFonts w:ascii="Consolas" w:hAnsi="Consolas"/>
+                <w:b w:val="0"/>
+                <w:i w:val="0"/>
+                <w:sz w:val="18"/>
+              </w:rPr>
+              <w:t>BATCH_ID</w:t>
+            </w:r>
+          </w:p>
+        </w:tc>
+        <w:tc>
+          <w:tcPr>
+            <w:tcW w:type="dxa" w:w="4896"/>
+          </w:tcPr>
+          <w:p>
+            <w:pPr>
+              <w:spacing w:after="40"/>
+            </w:pPr>
+            <w:r/>
+            <w:r>
+              <w:rPr>
+                <w:b w:val="0"/>
+                <w:i w:val="0"/>
+              </w:rPr>
+              <w:t>groups everything one run posted, so a batch can be claimed in one acknowledgement</w:t>
+            </w:r>
+          </w:p>
+        </w:tc>
+      </w:tr>
+      <w:tr>
+        <w:tc>
+          <w:tcPr>
+            <w:tcW w:type="dxa" w:w="4896"/>
+          </w:tcPr>
+          <w:p>
+            <w:pPr>
+              <w:spacing w:after="40"/>
+            </w:pPr>
+            <w:r/>
+            <w:r>
+              <w:rPr>
+                <w:rFonts w:ascii="Consolas" w:hAnsi="Consolas"/>
+                <w:b w:val="0"/>
+                <w:i w:val="0"/>
+                <w:sz w:val="18"/>
+              </w:rPr>
+              <w:t>PROCESSED_FLAG</w:t>
+            </w:r>
+            <w:r>
+              <w:rPr>
+                <w:b w:val="0"/>
+                <w:i w:val="0"/>
+              </w:rPr>
+              <w:t xml:space="preserve"> / </w:t>
+            </w:r>
+            <w:r>
+              <w:rPr>
+                <w:rFonts w:ascii="Consolas" w:hAnsi="Consolas"/>
+                <w:b w:val="0"/>
+                <w:i w:val="0"/>
+                <w:sz w:val="18"/>
+              </w:rPr>
+              <w:t>PULLED_ON</w:t>
+            </w:r>
+            <w:r>
+              <w:rPr>
+                <w:b w:val="0"/>
+                <w:i w:val="0"/>
+              </w:rPr>
+              <w:t xml:space="preserve"> / </w:t>
+            </w:r>
+            <w:r>
+              <w:rPr>
+                <w:rFonts w:ascii="Consolas" w:hAnsi="Consolas"/>
+                <w:b w:val="0"/>
+                <w:i w:val="0"/>
+                <w:sz w:val="18"/>
+              </w:rPr>
+              <w:t>PULLED_BY</w:t>
+            </w:r>
+          </w:p>
+        </w:tc>
+        <w:tc>
+          <w:tcPr>
+            <w:tcW w:type="dxa" w:w="4896"/>
+          </w:tcPr>
+          <w:p>
+            <w:pPr>
+              <w:spacing w:after="40"/>
+            </w:pPr>
+            <w:r/>
+            <w:r>
+              <w:rPr>
+                <w:b/>
+                <w:i w:val="0"/>
+              </w:rPr>
+              <w:t>consumer-owned.</w:t>
+            </w:r>
+            <w:r>
+              <w:rPr>
+                <w:b w:val="0"/>
+                <w:i w:val="0"/>
+              </w:rPr>
+              <w:t xml:space="preserve"> We write them never; the consumer marks what it has taken</w:t>
+            </w:r>
+          </w:p>
+        </w:tc>
+      </w:tr>
+    </w:tbl>
+    <w:p/>
+    <w:p>
+      <w:pPr>
+        <w:pStyle w:val="Heading2"/>
+      </w:pPr>
+      <w:r>
+        <w:t>8.3 The adjustment question — which month, and never twice</w:t>
+      </w:r>
+    </w:p>
+    <w:p>
+      <w:pPr>
+        <w:pStyle w:val="Heading3"/>
+      </w:pPr>
+      <w:r>
+        <w:t>The scenario</w:t>
+      </w:r>
+    </w:p>
+    <w:p>
+      <w:r>
+        <w:rPr>
+          <w:b w:val="0"/>
+          <w:i w:val="0"/>
+        </w:rPr>
+        <w:t xml:space="preserve">A day in </w:t>
+      </w:r>
+      <w:r>
+        <w:rPr>
+          <w:b/>
+          <w:i w:val="0"/>
+        </w:rPr>
+        <w:t>July</w:t>
+      </w:r>
+      <w:r>
+        <w:rPr>
+          <w:b w:val="0"/>
+          <w:i w:val="0"/>
+        </w:rPr>
+        <w:t xml:space="preserve"> was booked to the wrong task. July is confirmed and accrued. In </w:t>
+      </w:r>
+      <w:r>
+        <w:rPr>
+          <w:b/>
+          <w:i w:val="0"/>
+        </w:rPr>
+        <w:t>August</w:t>
+      </w:r>
+      <w:r>
+        <w:rPr>
+          <w:b w:val="0"/>
+          <w:i w:val="0"/>
+        </w:rPr>
+        <w:t xml:space="preserve">, inside the backdating window, the correction is raised and approved. It produces a matched pair on the </w:t>
+      </w:r>
+      <w:r>
+        <w:rPr>
+          <w:b w:val="0"/>
+          <w:i/>
+        </w:rPr>
+        <w:t>original July day</w:t>
+      </w:r>
+      <w:r>
+        <w:rPr>
+          <w:b w:val="0"/>
+          <w:i w:val="0"/>
+        </w:rPr>
+        <w:t xml:space="preserve">: a </w:t>
+      </w:r>
+      <w:r>
+        <w:rPr>
+          <w:b/>
+          <w:i w:val="0"/>
+        </w:rPr>
+        <w:t>Reversal(−)</w:t>
+      </w:r>
+      <w:r>
+        <w:rPr>
+          <w:b w:val="0"/>
+          <w:i w:val="0"/>
+        </w:rPr>
+        <w:t xml:space="preserve"> of what was booked, and an </w:t>
+      </w:r>
+      <w:r>
+        <w:rPr>
+          <w:b/>
+          <w:i w:val="0"/>
+        </w:rPr>
+        <w:t>Adjustment(+)</w:t>
+      </w:r>
+      <w:r>
+        <w:rPr>
+          <w:b w:val="0"/>
+          <w:i w:val="0"/>
+        </w:rPr>
+        <w:t xml:space="preserve"> of what should have been.</w:t>
+      </w:r>
+    </w:p>
+    <w:p>
+      <w:pPr>
+        <w:pStyle w:val="Heading3"/>
+      </w:pPr>
+      <w:r>
+        <w:t>What is already handled</w:t>
+      </w:r>
+    </w:p>
+    <w:tbl>
+      <w:tblPr>
+        <w:tblStyle w:val="TableGrid"/>
+        <w:tblW w:type="auto" w:w="0"/>
+        <w:jc w:val="center"/>
+        <w:tblLook w:firstColumn="1" w:firstRow="1" w:lastColumn="0" w:lastRow="0" w:noHBand="0" w:noVBand="1" w:val="04A0"/>
+      </w:tblPr>
+      <w:tblGrid>
+        <w:gridCol w:w="4896"/>
+        <w:gridCol w:w="4896"/>
+      </w:tblGrid>
+      <w:tr>
+        <w:tc>
+          <w:tcPr>
+            <w:tcW w:type="dxa" w:w="4896"/>
+            <w:shd w:val="clear" w:fill="F1F3F6"/>
+          </w:tcPr>
+          <w:p>
+            <w:pPr>
+              <w:spacing w:after="40"/>
+            </w:pPr>
+            <w:r/>
+            <w:r>
+              <w:rPr>
+                <w:b/>
+                <w:i w:val="0"/>
+              </w:rPr>
+              <w:t>Concern</w:t>
+            </w:r>
+          </w:p>
+        </w:tc>
+        <w:tc>
+          <w:tcPr>
+            <w:tcW w:type="dxa" w:w="4896"/>
+            <w:shd w:val="clear" w:fill="F1F3F6"/>
+          </w:tcPr>
+          <w:p>
+            <w:pPr>
+              <w:spacing w:after="40"/>
+            </w:pPr>
+            <w:r/>
+            <w:r>
+              <w:rPr>
+                <w:b/>
+                <w:i w:val="0"/>
+              </w:rPr>
+              <w:t>Mechanism</w:t>
+            </w:r>
+          </w:p>
+        </w:tc>
+      </w:tr>
+      <w:tr>
+        <w:tc>
+          <w:tcPr>
+            <w:tcW w:type="dxa" w:w="4896"/>
+          </w:tcPr>
+          <w:p>
+            <w:pPr>
+              <w:spacing w:after="40"/>
+            </w:pPr>
+            <w:r/>
+            <w:r>
+              <w:rPr>
+                <w:b/>
+                <w:i w:val="0"/>
+              </w:rPr>
+              <w:t>Are the two halves matched?</w:t>
+            </w:r>
+          </w:p>
+        </w:tc>
+        <w:tc>
+          <w:tcPr>
+            <w:tcW w:type="dxa" w:w="4896"/>
+          </w:tcPr>
+          <w:p>
+            <w:pPr>
+              <w:spacing w:after="40"/>
+            </w:pPr>
+            <w:r/>
+            <w:r>
+              <w:rPr>
+                <w:b w:val="0"/>
+                <w:i w:val="0"/>
+              </w:rPr>
+              <w:t xml:space="preserve">Both carry the same </w:t>
+            </w:r>
+            <w:r>
+              <w:rPr>
+                <w:rFonts w:ascii="Consolas" w:hAnsi="Consolas"/>
+                <w:b w:val="0"/>
+                <w:i w:val="0"/>
+                <w:sz w:val="18"/>
+              </w:rPr>
+              <w:t>SOURCE_ADJ_ID</w:t>
+            </w:r>
+            <w:r>
+              <w:rPr>
+                <w:b w:val="0"/>
+                <w:i w:val="0"/>
+              </w:rPr>
+              <w:t xml:space="preserve">. Hours are </w:t>
+            </w:r>
+            <w:r>
+              <w:rPr>
+                <w:b/>
+                <w:i w:val="0"/>
+              </w:rPr>
+              <w:t>signed</w:t>
+            </w:r>
+            <w:r>
+              <w:rPr>
+                <w:b w:val="0"/>
+                <w:i w:val="0"/>
+              </w:rPr>
+              <w:t xml:space="preserve"> — negative for the reversal, positive for the re-entry, enforced by a constraint on the interface — so the consumer sums and gets the net position with no sign logic and no pairing logic.</w:t>
+            </w:r>
+          </w:p>
+        </w:tc>
+      </w:tr>
+      <w:tr>
+        <w:tc>
+          <w:tcPr>
+            <w:tcW w:type="dxa" w:w="4896"/>
+          </w:tcPr>
+          <w:p>
+            <w:pPr>
+              <w:spacing w:after="40"/>
+            </w:pPr>
+            <w:r/>
+            <w:r>
+              <w:rPr>
+                <w:b/>
+                <w:i w:val="0"/>
+              </w:rPr>
+              <w:t>Day-level fidelity is kept</w:t>
+            </w:r>
+          </w:p>
+        </w:tc>
+        <w:tc>
+          <w:tcPr>
+            <w:tcW w:type="dxa" w:w="4896"/>
+          </w:tcPr>
+          <w:p>
+            <w:pPr>
+              <w:spacing w:after="40"/>
+            </w:pPr>
+            <w:r/>
+            <w:r>
+              <w:rPr>
+                <w:b w:val="0"/>
+                <w:i w:val="0"/>
+              </w:rPr>
+              <w:t>The pair is written on the original work date, not on the correction date, so July’s day-level picture stays truthful.</w:t>
+            </w:r>
+          </w:p>
+        </w:tc>
+      </w:tr>
+      <w:tr>
+        <w:tc>
+          <w:tcPr>
+            <w:tcW w:type="dxa" w:w="4896"/>
+          </w:tcPr>
+          <w:p>
+            <w:pPr>
+              <w:spacing w:after="40"/>
+            </w:pPr>
+            <w:r/>
+            <w:r>
+              <w:rPr>
+                <w:b/>
+                <w:i w:val="0"/>
+              </w:rPr>
+              <w:t>Can it be posted twice by us?</w:t>
+            </w:r>
+          </w:p>
+        </w:tc>
+        <w:tc>
+          <w:tcPr>
+            <w:tcW w:type="dxa" w:w="4896"/>
+          </w:tcPr>
+          <w:p>
+            <w:pPr>
+              <w:spacing w:after="40"/>
+            </w:pPr>
+            <w:r/>
+            <w:r>
+              <w:rPr>
+                <w:b/>
+                <w:i w:val="0"/>
+              </w:rPr>
+              <w:t>No.</w:t>
+            </w:r>
+            <w:r>
+              <w:rPr>
+                <w:b w:val="0"/>
+                <w:i w:val="0"/>
+              </w:rPr>
+              <w:t xml:space="preserve"> Both the confirmation and the top-up guard on the same three columns — </w:t>
+            </w:r>
+            <w:r>
+              <w:rPr>
+                <w:rFonts w:ascii="Consolas" w:hAnsi="Consolas"/>
+                <w:b w:val="0"/>
+                <w:i w:val="0"/>
+                <w:sz w:val="18"/>
+              </w:rPr>
+              <w:t>(CONFIRM_ID, SOURCE_TS_ID, ENTRY_TYPE)</w:t>
+            </w:r>
+            <w:r>
+              <w:rPr>
+                <w:b w:val="0"/>
+                <w:i w:val="0"/>
+              </w:rPr>
+              <w:t>. Running either again writes nothing. And because re-confirming a month reuses the same confirmation rather than creating a second one, a reopened-and-reconfirmed month cannot duplicate its rows either.</w:t>
+            </w:r>
+          </w:p>
+        </w:tc>
+      </w:tr>
+      <w:tr>
+        <w:tc>
+          <w:tcPr>
+            <w:tcW w:type="dxa" w:w="4896"/>
+          </w:tcPr>
+          <w:p>
+            <w:pPr>
+              <w:spacing w:after="40"/>
+            </w:pPr>
+            <w:r/>
+            <w:r>
+              <w:rPr>
+                <w:b/>
+                <w:i w:val="0"/>
+              </w:rPr>
+              <w:t>Why a top-up run exists at all</w:t>
+            </w:r>
+          </w:p>
+        </w:tc>
+        <w:tc>
+          <w:tcPr>
+            <w:tcW w:type="dxa" w:w="4896"/>
+          </w:tcPr>
+          <w:p>
+            <w:pPr>
+              <w:spacing w:after="40"/>
+            </w:pPr>
+            <w:r/>
+            <w:r>
+              <w:rPr>
+                <w:b w:val="0"/>
+                <w:i w:val="0"/>
+              </w:rPr>
+              <w:t xml:space="preserve">The confirmation had already run when the adjustment was approved, so nothing would otherwise have carried these rows across — they would never have reached accrual. The top-up posts </w:t>
+            </w:r>
+            <w:r>
+              <w:rPr>
+                <w:b w:val="0"/>
+                <w:i/>
+              </w:rPr>
+              <w:t>only</w:t>
+            </w:r>
+            <w:r>
+              <w:rPr>
+                <w:b w:val="0"/>
+                <w:i w:val="0"/>
+              </w:rPr>
+              <w:t xml:space="preserve"> reversal and adjustment rows, deliberately: an ordinary entry that was not approved at confirmation must not slip in without the gate.</w:t>
+            </w:r>
+          </w:p>
+        </w:tc>
+      </w:tr>
+    </w:tbl>
+    <w:p/>
+    <w:p>
+      <w:pPr>
+        <w:spacing w:before="120" w:after="160"/>
+        <w:ind w:left="288"/>
+        <w:pBdr>
+          <w:left w:val="single" w:sz="18" w:space="8" w:color="D9A53C"/>
+        </w:pBdr>
+      </w:pPr>
+      <w:r>
+        <w:rPr>
+          <w:b w:val="0"/>
+          <w:i w:val="0"/>
+          <w:sz w:val="19"/>
+        </w:rPr>
+        <w:t>The gap, and it is the exact thing you asked about</w:t>
+      </w:r>
+      <w:r>
+        <w:rPr>
+          <w:b/>
+          <w:i w:val="0"/>
+          <w:sz w:val="19"/>
+        </w:rPr>
+        <w:t>The module knows which month an adjustment should post into, and does not tell the consumer.</w:t>
+      </w:r>
+      <w:r>
+        <w:rPr>
+          <w:b w:val="0"/>
+          <w:i w:val="0"/>
+          <w:sz w:val="19"/>
+        </w:rPr>
+        <w:t>Every adjustment records two periods: the month being corrected, and the month it should post into — the open one at the time of approval. That distinction is captured the moment the adjustment is raised.</w:t>
+      </w:r>
+      <w:r>
+        <w:rPr>
+          <w:b/>
+          <w:i w:val="0"/>
+          <w:sz w:val="19"/>
+        </w:rPr>
+        <w:t>The interface row does not carry it.</w:t>
+      </w:r>
+      <w:r>
+        <w:rPr>
+          <w:b w:val="0"/>
+          <w:i w:val="0"/>
+          <w:sz w:val="19"/>
+        </w:rPr>
+        <w:t xml:space="preserve"> The row that reaches accrual says </w:t>
+      </w:r>
+      <w:r>
+        <w:rPr>
+          <w:rFonts w:ascii="Consolas" w:hAnsi="Consolas"/>
+          <w:b w:val="0"/>
+          <w:i w:val="0"/>
+          <w:sz w:val="19"/>
+        </w:rPr>
+        <w:t>PERIOD = JUL-2026</w:t>
+      </w:r>
+      <w:r>
+        <w:rPr>
+          <w:b w:val="0"/>
+          <w:i w:val="0"/>
+          <w:sz w:val="19"/>
+        </w:rPr>
+        <w:t xml:space="preserve"> — the month being corrected — with an </w:t>
+      </w:r>
+      <w:r>
+        <w:rPr>
+          <w:rFonts w:ascii="Consolas" w:hAnsi="Consolas"/>
+          <w:b w:val="0"/>
+          <w:i w:val="0"/>
+          <w:sz w:val="19"/>
+        </w:rPr>
+        <w:t>ACTION_DATE</w:t>
+      </w:r>
+      <w:r>
+        <w:rPr>
+          <w:b w:val="0"/>
+          <w:i w:val="0"/>
+          <w:sz w:val="19"/>
+        </w:rPr>
+        <w:t xml:space="preserve"> in August. The posting period is never written to the interface at all. So the consumer is left to infer the accrual month from </w:t>
+      </w:r>
+      <w:r>
+        <w:rPr>
+          <w:rFonts w:ascii="Consolas" w:hAnsi="Consolas"/>
+          <w:b w:val="0"/>
+          <w:i w:val="0"/>
+          <w:sz w:val="19"/>
+        </w:rPr>
+        <w:t>ACTION_DATE</w:t>
+      </w:r>
+      <w:r>
+        <w:rPr>
+          <w:b w:val="0"/>
+          <w:i w:val="0"/>
+          <w:sz w:val="19"/>
+        </w:rPr>
+        <w:t>, and nothing in the contract says that is what it should do.</w:t>
+      </w:r>
+      <w:r>
+        <w:rPr>
+          <w:b w:val="0"/>
+          <w:i w:val="0"/>
+          <w:sz w:val="19"/>
+        </w:rPr>
+        <w:t>Both readings are defensible from the row as it stands, and they give different numbers:</w:t>
+      </w:r>
+      <w:r>
+        <w:rPr>
+          <w:b/>
+          <w:i w:val="0"/>
+          <w:sz w:val="19"/>
+        </w:rPr>
+        <w:t>Accrue to July</w:t>
+      </w:r>
+      <w:r>
+        <w:rPr>
+          <w:b w:val="0"/>
+          <w:i w:val="0"/>
+          <w:sz w:val="19"/>
+        </w:rPr>
+        <w:t xml:space="preserve"> — the month whose cost is wrong. Correct in principle; impossible in practice once July’s accrual is closed.</w:t>
+      </w:r>
+      <w:r>
+        <w:rPr>
+          <w:b/>
+          <w:i w:val="0"/>
+          <w:sz w:val="19"/>
+        </w:rPr>
+        <w:t>Accrue to August</w:t>
+      </w:r>
+      <w:r>
+        <w:rPr>
+          <w:b w:val="0"/>
+          <w:i w:val="0"/>
+          <w:sz w:val="19"/>
+        </w:rPr>
+        <w:t xml:space="preserve"> — the month the decision landed in. This is what the design intends, and what a closed prior period forces.</w:t>
+      </w:r>
+      <w:r>
+        <w:rPr>
+          <w:b/>
+          <w:i w:val="0"/>
+          <w:sz w:val="19"/>
+        </w:rPr>
+        <w:t>Recommendation:</w:t>
+      </w:r>
+      <w:r>
+        <w:rPr>
+          <w:b w:val="0"/>
+          <w:i w:val="0"/>
+          <w:sz w:val="19"/>
+        </w:rPr>
+        <w:t xml:space="preserve"> add an explicit </w:t>
+      </w:r>
+      <w:r>
+        <w:rPr>
+          <w:rFonts w:ascii="Consolas" w:hAnsi="Consolas"/>
+          <w:b w:val="0"/>
+          <w:i w:val="0"/>
+          <w:sz w:val="19"/>
+        </w:rPr>
+        <w:t>ACCRUAL_PERIOD</w:t>
+      </w:r>
+      <w:r>
+        <w:rPr>
+          <w:b w:val="0"/>
+          <w:i w:val="0"/>
+          <w:sz w:val="19"/>
+        </w:rPr>
+        <w:t xml:space="preserve"> to the staging structure the accrual side is defining, populated from the posting period the adjustment already records. Keep </w:t>
+      </w:r>
+      <w:r>
+        <w:rPr>
+          <w:rFonts w:ascii="Consolas" w:hAnsi="Consolas"/>
+          <w:b w:val="0"/>
+          <w:i w:val="0"/>
+          <w:sz w:val="19"/>
+        </w:rPr>
+        <w:t>PERIOD</w:t>
+      </w:r>
+      <w:r>
+        <w:rPr>
+          <w:b w:val="0"/>
+          <w:i w:val="0"/>
+          <w:sz w:val="19"/>
+        </w:rPr>
+        <w:t xml:space="preserve"> as the month being corrected and </w:t>
+      </w:r>
+      <w:r>
+        <w:rPr>
+          <w:rFonts w:ascii="Consolas" w:hAnsi="Consolas"/>
+          <w:b w:val="0"/>
+          <w:i w:val="0"/>
+          <w:sz w:val="19"/>
+        </w:rPr>
+        <w:t>WORK_DATE</w:t>
+      </w:r>
+      <w:r>
+        <w:rPr>
+          <w:b w:val="0"/>
+          <w:i w:val="0"/>
+          <w:sz w:val="19"/>
+        </w:rPr>
+        <w:t xml:space="preserve"> as the day, so the consumer can both post to the right month </w:t>
+      </w:r>
+      <w:r>
+        <w:rPr>
+          <w:b w:val="0"/>
+          <w:i/>
+          <w:sz w:val="19"/>
+        </w:rPr>
+        <w:t>and</w:t>
+      </w:r>
+      <w:r>
+        <w:rPr>
+          <w:b w:val="0"/>
+          <w:i w:val="0"/>
+          <w:sz w:val="19"/>
+        </w:rPr>
+        <w:t xml:space="preserve"> disclose which month it relates to. Deriving one from </w:t>
+      </w:r>
+      <w:r>
+        <w:rPr>
+          <w:rFonts w:ascii="Consolas" w:hAnsi="Consolas"/>
+          <w:b w:val="0"/>
+          <w:i w:val="0"/>
+          <w:sz w:val="19"/>
+        </w:rPr>
+        <w:t>ACTION_DATE</w:t>
+      </w:r>
+      <w:r>
+        <w:rPr>
+          <w:b w:val="0"/>
+          <w:i w:val="0"/>
+          <w:sz w:val="19"/>
+        </w:rPr>
+        <w:t xml:space="preserve"> works until an adjustment is approved on the first of a month, or the periods are not calendar months — at which point it quietly breaks.</w:t>
+      </w:r>
+      <w:r>
+        <w:rPr>
+          <w:b w:val="0"/>
+          <w:i w:val="0"/>
+          <w:sz w:val="19"/>
+        </w:rPr>
+        <w:t>This is open item 24, and it should be settled while the accrual structure is still being defined rather than after.</w:t>
+      </w:r>
+    </w:p>
+    <w:p>
+      <w:pPr>
+        <w:spacing w:before="120" w:after="160"/>
+        <w:ind w:left="288"/>
+        <w:pBdr>
+          <w:left w:val="single" w:sz="18" w:space="8" w:color="D9A53C"/>
+        </w:pBdr>
+      </w:pPr>
+      <w:r>
+        <w:rPr>
+          <w:b w:val="0"/>
+          <w:i w:val="0"/>
+          <w:sz w:val="19"/>
+        </w:rPr>
+        <w:t>One consequence of the no-approval decision</w:t>
+      </w:r>
+      <w:r>
+        <w:rPr>
+          <w:b w:val="0"/>
+          <w:i w:val="0"/>
+          <w:sz w:val="19"/>
+        </w:rPr>
+        <w:t xml:space="preserve">Today’s decision — accrual does not wait for manager approval — </w:t>
+      </w:r>
+      <w:r>
+        <w:rPr>
+          <w:b/>
+          <w:i w:val="0"/>
+          <w:sz w:val="19"/>
+        </w:rPr>
+        <w:t>contradicts what the confirmation step currently does</w:t>
+      </w:r>
+      <w:r>
+        <w:rPr>
+          <w:b w:val="0"/>
+          <w:i w:val="0"/>
+          <w:sz w:val="19"/>
+        </w:rPr>
+        <w:t>. It filters to approved days only, and posts nothing else. So the decision is not yet implemented; the filter has to be relaxed and the row must carry the status of the hours it reports, or accrual cannot tell a provisional figure from a final one and can never true up. Open items 23 and 25.</w:t>
+      </w:r>
+    </w:p>
+    <w:p>
+      <w:pPr>
+        <w:pStyle w:val="Heading3"/>
+      </w:pPr>
+      <w:r>
+        <w:t>Scenarios worth confirming, because the answer is not in the code</w:t>
+      </w:r>
+    </w:p>
+    <w:tbl>
+      <w:tblPr>
+        <w:tblStyle w:val="TableGrid"/>
+        <w:tblW w:type="auto" w:w="0"/>
+        <w:jc w:val="center"/>
+        <w:tblLook w:firstColumn="1" w:firstRow="1" w:lastColumn="0" w:lastRow="0" w:noHBand="0" w:noVBand="1" w:val="04A0"/>
+      </w:tblPr>
+      <w:tblGrid>
+        <w:gridCol w:w="3264"/>
+        <w:gridCol w:w="3264"/>
+        <w:gridCol w:w="3264"/>
+      </w:tblGrid>
+      <w:tr>
+        <w:tc>
+          <w:tcPr>
+            <w:tcW w:type="dxa" w:w="3264"/>
+            <w:shd w:val="clear" w:fill="F1F3F6"/>
+          </w:tcPr>
+          <w:p>
+            <w:pPr>
+              <w:spacing w:after="40"/>
+            </w:pPr>
+            <w:r/>
+            <w:r>
+              <w:rPr>
+                <w:b/>
+                <w:i w:val="0"/>
+              </w:rPr>
+              <w:t>Scenario</w:t>
+            </w:r>
+          </w:p>
+        </w:tc>
+        <w:tc>
+          <w:tcPr>
+            <w:tcW w:type="dxa" w:w="3264"/>
+            <w:shd w:val="clear" w:fill="F1F3F6"/>
+          </w:tcPr>
+          <w:p>
+            <w:pPr>
+              <w:spacing w:after="40"/>
+            </w:pPr>
+            <w:r/>
+            <w:r>
+              <w:rPr>
+                <w:b/>
+                <w:i w:val="0"/>
+              </w:rPr>
+              <w:t>What happens today</w:t>
+            </w:r>
+          </w:p>
+        </w:tc>
+        <w:tc>
+          <w:tcPr>
+            <w:tcW w:type="dxa" w:w="3264"/>
+            <w:shd w:val="clear" w:fill="F1F3F6"/>
+          </w:tcPr>
+          <w:p>
+            <w:pPr>
+              <w:spacing w:after="40"/>
+            </w:pPr>
+            <w:r/>
+            <w:r>
+              <w:rPr>
+                <w:b/>
+                <w:i w:val="0"/>
+              </w:rPr>
+              <w:t>Needs a decision?</w:t>
+            </w:r>
+          </w:p>
+        </w:tc>
+      </w:tr>
+      <w:tr>
+        <w:tc>
+          <w:tcPr>
+            <w:tcW w:type="dxa" w:w="3264"/>
+          </w:tcPr>
+          <w:p>
+            <w:pPr>
+              <w:spacing w:after="40"/>
+            </w:pPr>
+            <w:r/>
+            <w:r>
+              <w:rPr>
+                <w:b w:val="0"/>
+                <w:i w:val="0"/>
+              </w:rPr>
+              <w:t xml:space="preserve">Adjustment approved </w:t>
+            </w:r>
+            <w:r>
+              <w:rPr>
+                <w:b w:val="0"/>
+                <w:i/>
+              </w:rPr>
+              <w:t>before</w:t>
+            </w:r>
+            <w:r>
+              <w:rPr>
+                <w:b w:val="0"/>
+                <w:i w:val="0"/>
+              </w:rPr>
+              <w:t xml:space="preserve"> its month is confirmed</w:t>
+            </w:r>
+          </w:p>
+        </w:tc>
+        <w:tc>
+          <w:tcPr>
+            <w:tcW w:type="dxa" w:w="3264"/>
+          </w:tcPr>
+          <w:p>
+            <w:pPr>
+              <w:spacing w:after="40"/>
+            </w:pPr>
+            <w:r/>
+            <w:r>
+              <w:rPr>
+                <w:b w:val="0"/>
+                <w:i w:val="0"/>
+              </w:rPr>
+              <w:t>The confirmation picks it up in the normal sweep — no top-up needed, one row, correct month.</w:t>
+            </w:r>
+          </w:p>
+        </w:tc>
+        <w:tc>
+          <w:tcPr>
+            <w:tcW w:type="dxa" w:w="3264"/>
+          </w:tcPr>
+          <w:p>
+            <w:pPr>
+              <w:spacing w:after="40"/>
+            </w:pPr>
+            <w:r/>
+            <w:r>
+              <w:rPr>
+                <w:b w:val="0"/>
+                <w:i w:val="0"/>
+              </w:rPr>
+              <w:t>no</w:t>
+            </w:r>
+          </w:p>
+        </w:tc>
+      </w:tr>
+      <w:tr>
+        <w:tc>
+          <w:tcPr>
+            <w:tcW w:type="dxa" w:w="3264"/>
+          </w:tcPr>
+          <w:p>
+            <w:pPr>
+              <w:spacing w:after="40"/>
+            </w:pPr>
+            <w:r/>
+            <w:r>
+              <w:rPr>
+                <w:b w:val="0"/>
+                <w:i w:val="0"/>
+              </w:rPr>
+              <w:t xml:space="preserve">Adjustment approved </w:t>
+            </w:r>
+            <w:r>
+              <w:rPr>
+                <w:b w:val="0"/>
+                <w:i/>
+              </w:rPr>
+              <w:t>after</w:t>
+            </w:r>
+            <w:r>
+              <w:rPr>
+                <w:b w:val="0"/>
+                <w:i w:val="0"/>
+              </w:rPr>
+              <w:t xml:space="preserve"> confirmation</w:t>
+            </w:r>
+          </w:p>
+        </w:tc>
+        <w:tc>
+          <w:tcPr>
+            <w:tcW w:type="dxa" w:w="3264"/>
+          </w:tcPr>
+          <w:p>
+            <w:pPr>
+              <w:spacing w:after="40"/>
+            </w:pPr>
+            <w:r/>
+            <w:r>
+              <w:rPr>
+                <w:b w:val="0"/>
+                <w:i w:val="0"/>
+              </w:rPr>
+              <w:t>Top-up posts the pair. Accrual month ambiguous — see above.</w:t>
+            </w:r>
+          </w:p>
+        </w:tc>
+        <w:tc>
+          <w:tcPr>
+            <w:tcW w:type="dxa" w:w="3264"/>
+          </w:tcPr>
+          <w:p>
+            <w:pPr>
+              <w:spacing w:after="40"/>
+            </w:pPr>
+            <w:r/>
+            <w:r>
+              <w:rPr>
+                <w:b/>
+                <w:i w:val="0"/>
+              </w:rPr>
+              <w:t>yes — item 24</w:t>
+            </w:r>
+          </w:p>
+        </w:tc>
+      </w:tr>
+      <w:tr>
+        <w:tc>
+          <w:tcPr>
+            <w:tcW w:type="dxa" w:w="3264"/>
+          </w:tcPr>
+          <w:p>
+            <w:pPr>
+              <w:spacing w:after="40"/>
+            </w:pPr>
+            <w:r/>
+            <w:r>
+              <w:rPr>
+                <w:b w:val="0"/>
+                <w:i w:val="0"/>
+              </w:rPr>
+              <w:t>Two adjustments to the same day</w:t>
+            </w:r>
+          </w:p>
+        </w:tc>
+        <w:tc>
+          <w:tcPr>
+            <w:tcW w:type="dxa" w:w="3264"/>
+          </w:tcPr>
+          <w:p>
+            <w:pPr>
+              <w:spacing w:after="40"/>
+            </w:pPr>
+            <w:r/>
+            <w:r>
+              <w:rPr>
+                <w:b w:val="0"/>
+                <w:i w:val="0"/>
+              </w:rPr>
+              <w:t>Each is a separate pair with its own identifier; the guard is per entry and per type, so both post and both net.</w:t>
+            </w:r>
+          </w:p>
+        </w:tc>
+        <w:tc>
+          <w:tcPr>
+            <w:tcW w:type="dxa" w:w="3264"/>
+          </w:tcPr>
+          <w:p>
+            <w:pPr>
+              <w:spacing w:after="40"/>
+            </w:pPr>
+            <w:r/>
+            <w:r>
+              <w:rPr>
+                <w:b w:val="0"/>
+                <w:i w:val="0"/>
+              </w:rPr>
+              <w:t>no</w:t>
+            </w:r>
+          </w:p>
+        </w:tc>
+      </w:tr>
+      <w:tr>
+        <w:tc>
+          <w:tcPr>
+            <w:tcW w:type="dxa" w:w="3264"/>
+          </w:tcPr>
+          <w:p>
+            <w:pPr>
+              <w:spacing w:after="40"/>
+            </w:pPr>
+            <w:r/>
+            <w:r>
+              <w:rPr>
+                <w:b w:val="0"/>
+                <w:i w:val="0"/>
+              </w:rPr>
+              <w:t>An adjustment that only moves the task, not the hours</w:t>
+            </w:r>
+          </w:p>
+        </w:tc>
+        <w:tc>
+          <w:tcPr>
+            <w:tcW w:type="dxa" w:w="3264"/>
+          </w:tcPr>
+          <w:p>
+            <w:pPr>
+              <w:spacing w:after="40"/>
+            </w:pPr>
+            <w:r/>
+            <w:r>
+              <w:rPr>
+                <w:b w:val="0"/>
+                <w:i w:val="0"/>
+              </w:rPr>
+              <w:t>Reversal and re-entry are equal and opposite, so the net is zero — but both rows still post, which is what lets the consumer see the task moved.</w:t>
+            </w:r>
+          </w:p>
+        </w:tc>
+        <w:tc>
+          <w:tcPr>
+            <w:tcW w:type="dxa" w:w="3264"/>
+          </w:tcPr>
+          <w:p>
+            <w:pPr>
+              <w:spacing w:after="40"/>
+            </w:pPr>
+            <w:r/>
+            <w:r>
+              <w:rPr>
+                <w:b w:val="0"/>
+                <w:i w:val="0"/>
+              </w:rPr>
+              <w:t>no</w:t>
+            </w:r>
+          </w:p>
+        </w:tc>
+      </w:tr>
+      <w:tr>
+        <w:tc>
+          <w:tcPr>
+            <w:tcW w:type="dxa" w:w="3264"/>
+          </w:tcPr>
+          <w:p>
+            <w:pPr>
+              <w:spacing w:after="40"/>
+            </w:pPr>
+            <w:r/>
+            <w:r>
+              <w:rPr>
+                <w:b w:val="0"/>
+                <w:i w:val="0"/>
+              </w:rPr>
+              <w:t>Month reopened and re-confirmed</w:t>
+            </w:r>
+          </w:p>
+        </w:tc>
+        <w:tc>
+          <w:tcPr>
+            <w:tcW w:type="dxa" w:w="3264"/>
+          </w:tcPr>
+          <w:p>
+            <w:pPr>
+              <w:spacing w:after="40"/>
+            </w:pPr>
+            <w:r/>
+            <w:r>
+              <w:rPr>
+                <w:b w:val="0"/>
+                <w:i w:val="0"/>
+              </w:rPr>
+              <w:t>Same confirmation reused, so no duplicate rows. But the confirmation is marked pending again while rows the consumer already took are still marked processed.</w:t>
+            </w:r>
+          </w:p>
+        </w:tc>
+        <w:tc>
+          <w:tcPr>
+            <w:tcW w:type="dxa" w:w="3264"/>
+          </w:tcPr>
+          <w:p>
+            <w:pPr>
+              <w:spacing w:after="40"/>
+            </w:pPr>
+            <w:r/>
+            <w:r>
+              <w:rPr>
+                <w:b/>
+                <w:i w:val="0"/>
+              </w:rPr>
+              <w:t>yes — minor, item 26</w:t>
+            </w:r>
+          </w:p>
+        </w:tc>
+      </w:tr>
+      <w:tr>
+        <w:tc>
+          <w:tcPr>
+            <w:tcW w:type="dxa" w:w="3264"/>
+          </w:tcPr>
+          <w:p>
+            <w:pPr>
+              <w:spacing w:after="40"/>
+            </w:pPr>
+            <w:r/>
+            <w:r>
+              <w:rPr>
+                <w:b w:val="0"/>
+                <w:i w:val="0"/>
+              </w:rPr>
+              <w:t>Hours change after being accrued, without an adjustment</w:t>
+            </w:r>
+          </w:p>
+        </w:tc>
+        <w:tc>
+          <w:tcPr>
+            <w:tcW w:type="dxa" w:w="3264"/>
+          </w:tcPr>
+          <w:p>
+            <w:pPr>
+              <w:spacing w:after="40"/>
+            </w:pPr>
+            <w:r/>
+            <w:r>
+              <w:rPr>
+                <w:b w:val="0"/>
+                <w:i w:val="0"/>
+              </w:rPr>
+              <w:t xml:space="preserve">Nothing reaches accrual. The guard tests whether a row </w:t>
+            </w:r>
+            <w:r>
+              <w:rPr>
+                <w:b w:val="0"/>
+                <w:i/>
+              </w:rPr>
+              <w:t>exists</w:t>
+            </w:r>
+            <w:r>
+              <w:rPr>
+                <w:b w:val="0"/>
+                <w:i w:val="0"/>
+              </w:rPr>
+              <w:t>, not whether its value still matches. Retro changes are supposed to go through an adjustment, which is why this holds — but nothing enforces it.</w:t>
+            </w:r>
+          </w:p>
+        </w:tc>
+        <w:tc>
+          <w:tcPr>
+            <w:tcW w:type="dxa" w:w="3264"/>
+          </w:tcPr>
+          <w:p>
+            <w:pPr>
+              <w:spacing w:after="40"/>
+            </w:pPr>
+            <w:r/>
+            <w:r>
+              <w:rPr>
+                <w:b/>
+                <w:i w:val="0"/>
+              </w:rPr>
+              <w:t>yes — item 27</w:t>
+            </w:r>
+          </w:p>
+        </w:tc>
+      </w:tr>
+      <w:tr>
+        <w:tc>
+          <w:tcPr>
+            <w:tcW w:type="dxa" w:w="3264"/>
+          </w:tcPr>
+          <w:p>
+            <w:pPr>
+              <w:spacing w:after="40"/>
+            </w:pPr>
+            <w:r/>
+            <w:r>
+              <w:rPr>
+                <w:b w:val="0"/>
+                <w:i w:val="0"/>
+              </w:rPr>
+              <w:t>Leave rows</w:t>
+            </w:r>
+          </w:p>
+        </w:tc>
+        <w:tc>
+          <w:tcPr>
+            <w:tcW w:type="dxa" w:w="3264"/>
+          </w:tcPr>
+          <w:p>
+            <w:pPr>
+              <w:spacing w:after="40"/>
+            </w:pPr>
+            <w:r/>
+            <w:r>
+              <w:rPr>
+                <w:b w:val="0"/>
+                <w:i w:val="0"/>
+              </w:rPr>
+              <w:t>Carried to accrual with their hours, excluded from the Project Costing post so absence is not double-counted.</w:t>
+            </w:r>
+          </w:p>
+        </w:tc>
+        <w:tc>
+          <w:tcPr>
+            <w:tcW w:type="dxa" w:w="3264"/>
+          </w:tcPr>
+          <w:p>
+            <w:pPr>
+              <w:spacing w:after="40"/>
+            </w:pPr>
+            <w:r/>
+            <w:r>
+              <w:rPr>
+                <w:b w:val="0"/>
+                <w:i w:val="0"/>
+              </w:rPr>
+              <w:t>no</w:t>
+            </w:r>
+          </w:p>
+        </w:tc>
+      </w:tr>
+    </w:tbl>
+    <w:p/>
     <w:p/>
     <w:p>
       <w:r>

--- a/doc/O2C_Time_Scope_and_Integration.docx
+++ b/doc/O2C_Time_Scope_and_Integration.docx
@@ -9701,7 +9701,7 @@
       <w:r>
         <w:drawing>
           <wp:inline xmlns:a="http://schemas.openxmlformats.org/drawingml/2006/main" xmlns:pic="http://schemas.openxmlformats.org/drawingml/2006/picture">
-            <wp:extent cx="5760720" cy="5396537"/>
+            <wp:extent cx="5760720" cy="6436115"/>
             <wp:docPr id="2" name="Picture 2"/>
             <wp:cNvGraphicFramePr>
               <a:graphicFrameLocks noChangeAspect="1"/>
@@ -9722,7 +9722,7 @@
                   <pic:spPr>
                     <a:xfrm>
                       <a:off x="0" y="0"/>
-                      <a:ext cx="5760720" cy="5396537"/>
+                      <a:ext cx="5760720" cy="6436115"/>
                     </a:xfrm>
                     <a:prstGeom prst="rect"/>
                   </pic:spPr>
@@ -9744,7 +9744,25 @@
           <w:color w:val="55657A"/>
           <w:sz w:val="17"/>
         </w:rPr>
-        <w:t>Actors — employee, manager, the cut-off jobs, and the retro-adjustment path, with the flag each action raises.</w:t>
+        <w:t xml:space="preserve">Actors — statuses on the arrows, flags in brackets. </w:t>
+      </w:r>
+      <w:r>
+        <w:rPr>
+          <w:b/>
+          <w:i/>
+          <w:color w:val="55657A"/>
+          <w:sz w:val="17"/>
+        </w:rPr>
+        <w:t>Defaulted has an origin on both sides:</w:t>
+      </w:r>
+      <w:r>
+        <w:rPr>
+          <w:b w:val="0"/>
+          <w:i/>
+          <w:color w:val="55657A"/>
+          <w:sz w:val="17"/>
+        </w:rPr>
+        <w:t xml:space="preserve"> the employee who never submitted, and the submitted week nobody decided. The two thick arrows are the normal run and carry no flag.</w:t>
       </w:r>
     </w:p>
     <w:p>
